--- a/FASE 2/Evidencias Proyecto/Documentacion/Spring backlogs/Sprint Backlog 02 Persistencia de datos perfil y sesiones.docx
+++ b/FASE 2/Evidencias Proyecto/Documentacion/Spring backlogs/Sprint Backlog 02 Persistencia de datos perfil y sesiones.docx
@@ -4,16 +4,16 @@
   <w:body>
     <w:p>
       <w:pPr>
-        <w:pStyle w:val="Ttulo"/>
-        <w:rPr>
-          <w:rFonts w:ascii="Calibri" w:hAnsi="Calibri" w:cs="Calibri"/>
-        </w:rPr>
-      </w:pPr>
-      <w:r>
-        <w:rPr>
-          <w:rFonts w:ascii="Calibri" w:hAnsi="Calibri" w:cs="Calibri"/>
-        </w:rPr>
-        <w:t>Sprint Backlog 02 – Persistencia de datos, perfil y sesiones de uso</w:t>
+        <w:pStyle w:val="Title"/>
+        <w:rPr>
+          <w:rFonts w:ascii="Calibri" w:hAnsi="Calibri" w:cs="Calibri"/>
+        </w:rPr>
+      </w:pPr>
+      <w:r>
+        <w:rPr>
+          <w:rFonts w:ascii="Calibri" w:hAnsi="Calibri" w:cs="Calibri"/>
+        </w:rPr>
+        <w:t>Sprint Backlog 02 – Servidor, cuentas y persistencia de datos</w:t>
       </w:r>
     </w:p>
     <w:p>
@@ -216,7 +216,21 @@
           <w:rFonts w:ascii="Calibri" w:hAnsi="Calibri" w:cs="Calibri"/>
         </w:rPr>
         <w:tab/>
-        <w:t>Docente: Maria Cobo</w:t>
+        <w:t xml:space="preserve">Docente: </w:t>
+      </w:r>
+      <w:proofErr w:type="spellStart"/>
+      <w:r>
+        <w:rPr>
+          <w:rFonts w:ascii="Calibri" w:hAnsi="Calibri" w:cs="Calibri"/>
+        </w:rPr>
+        <w:t>Maria</w:t>
+      </w:r>
+      <w:proofErr w:type="spellEnd"/>
+      <w:r>
+        <w:rPr>
+          <w:rFonts w:ascii="Calibri" w:hAnsi="Calibri" w:cs="Calibri"/>
+        </w:rPr>
+        <w:t xml:space="preserve"> Cobo</w:t>
       </w:r>
     </w:p>
     <w:p>
@@ -275,7 +289,7 @@
       <w:sdtContent>
         <w:p>
           <w:pPr>
-            <w:pStyle w:val="TtuloTDC"/>
+            <w:pStyle w:val="TOCHeading"/>
           </w:pPr>
           <w:r>
             <w:t>Contents</w:t>
@@ -283,7 +297,7 @@
         </w:p>
         <w:p>
           <w:pPr>
-            <w:pStyle w:val="TDC1"/>
+            <w:pStyle w:val="TOC1"/>
             <w:tabs>
               <w:tab w:val="right" w:leader="dot" w:pos="8828"/>
             </w:tabs>
@@ -305,7 +319,7 @@
           <w:hyperlink w:anchor="_Toc241875781" w:history="1">
             <w:r>
               <w:rPr>
-                <w:rStyle w:val="Hipervnculo"/>
+                <w:rStyle w:val="Hyperlink"/>
                 <w:rFonts w:ascii="Calibri" w:hAnsi="Calibri" w:cs="Calibri"/>
                 <w:noProof/>
               </w:rPr>
@@ -363,7 +377,7 @@
         </w:p>
         <w:p>
           <w:pPr>
-            <w:pStyle w:val="TDC1"/>
+            <w:pStyle w:val="TOC1"/>
             <w:tabs>
               <w:tab w:val="right" w:leader="dot" w:pos="8828"/>
             </w:tabs>
@@ -376,7 +390,7 @@
           <w:hyperlink w:anchor="_Toc241875782" w:history="1">
             <w:r>
               <w:rPr>
-                <w:rStyle w:val="Hipervnculo"/>
+                <w:rStyle w:val="Hyperlink"/>
                 <w:rFonts w:ascii="Calibri" w:hAnsi="Calibri" w:cs="Calibri"/>
                 <w:noProof/>
               </w:rPr>
@@ -434,7 +448,7 @@
         </w:p>
         <w:p>
           <w:pPr>
-            <w:pStyle w:val="TDC1"/>
+            <w:pStyle w:val="TOC1"/>
             <w:tabs>
               <w:tab w:val="right" w:leader="dot" w:pos="8828"/>
             </w:tabs>
@@ -447,7 +461,7 @@
           <w:hyperlink w:anchor="_Toc241875783" w:history="1">
             <w:r>
               <w:rPr>
-                <w:rStyle w:val="Hipervnculo"/>
+                <w:rStyle w:val="Hyperlink"/>
                 <w:rFonts w:ascii="Calibri" w:hAnsi="Calibri" w:cs="Calibri"/>
                 <w:noProof/>
               </w:rPr>
@@ -505,7 +519,7 @@
         </w:p>
         <w:p>
           <w:pPr>
-            <w:pStyle w:val="TDC1"/>
+            <w:pStyle w:val="TOC1"/>
             <w:tabs>
               <w:tab w:val="right" w:leader="dot" w:pos="8828"/>
             </w:tabs>
@@ -518,7 +532,7 @@
           <w:hyperlink w:anchor="_Toc241875784" w:history="1">
             <w:r>
               <w:rPr>
-                <w:rStyle w:val="Hipervnculo"/>
+                <w:rStyle w:val="Hyperlink"/>
                 <w:rFonts w:ascii="Calibri" w:hAnsi="Calibri" w:cs="Calibri"/>
                 <w:noProof/>
               </w:rPr>
@@ -576,7 +590,7 @@
         </w:p>
         <w:p>
           <w:pPr>
-            <w:pStyle w:val="TDC1"/>
+            <w:pStyle w:val="TOC1"/>
             <w:tabs>
               <w:tab w:val="right" w:leader="dot" w:pos="8828"/>
             </w:tabs>
@@ -589,7 +603,7 @@
           <w:hyperlink w:anchor="_Toc241875785" w:history="1">
             <w:r>
               <w:rPr>
-                <w:rStyle w:val="Hipervnculo"/>
+                <w:rStyle w:val="Hyperlink"/>
                 <w:rFonts w:ascii="Calibri" w:hAnsi="Calibri" w:cs="Calibri"/>
                 <w:noProof/>
               </w:rPr>
@@ -647,7 +661,7 @@
         </w:p>
         <w:p>
           <w:pPr>
-            <w:pStyle w:val="TDC2"/>
+            <w:pStyle w:val="TOC2"/>
             <w:tabs>
               <w:tab w:val="right" w:leader="dot" w:pos="8828"/>
             </w:tabs>
@@ -660,11 +674,11 @@
           <w:hyperlink w:anchor="_Toc241875786" w:history="1">
             <w:r>
               <w:rPr>
-                <w:rStyle w:val="Hipervnculo"/>
+                <w:rStyle w:val="Hyperlink"/>
                 <w:rFonts w:ascii="Calibri" w:hAnsi="Calibri" w:cs="Calibri"/>
                 <w:noProof/>
               </w:rPr>
-              <w:t>PB-32 – Implementar base de datos local</w:t>
+              <w:t>PB-32 – Implementar base de datos</w:t>
             </w:r>
             <w:r>
               <w:rPr>
@@ -718,7 +732,7 @@
         </w:p>
         <w:p>
           <w:pPr>
-            <w:pStyle w:val="TDC2"/>
+            <w:pStyle w:val="TOC2"/>
             <w:tabs>
               <w:tab w:val="right" w:leader="dot" w:pos="8828"/>
             </w:tabs>
@@ -731,11 +745,11 @@
           <w:hyperlink w:anchor="_Toc241875787" w:history="1">
             <w:r>
               <w:rPr>
-                <w:rStyle w:val="Hipervnculo"/>
+                <w:rStyle w:val="Hyperlink"/>
                 <w:rFonts w:ascii="Calibri" w:hAnsi="Calibri" w:cs="Calibri"/>
                 <w:noProof/>
               </w:rPr>
-              <w:t>PB-33 – Registrar perfil de usuario</w:t>
+              <w:t>PB-33 – Crear cuenta de usuario</w:t>
             </w:r>
             <w:r>
               <w:rPr>
@@ -789,7 +803,7 @@
         </w:p>
         <w:p>
           <w:pPr>
-            <w:pStyle w:val="TDC2"/>
+            <w:pStyle w:val="TOC2"/>
             <w:tabs>
               <w:tab w:val="right" w:leader="dot" w:pos="8828"/>
             </w:tabs>
@@ -802,7 +816,7 @@
           <w:hyperlink w:anchor="_Toc241875788" w:history="1">
             <w:r>
               <w:rPr>
-                <w:rStyle w:val="Hipervnculo"/>
+                <w:rStyle w:val="Hyperlink"/>
                 <w:rFonts w:ascii="Calibri" w:hAnsi="Calibri" w:cs="Calibri"/>
                 <w:noProof/>
               </w:rPr>
@@ -860,7 +874,7 @@
         </w:p>
         <w:p>
           <w:pPr>
-            <w:pStyle w:val="TDC2"/>
+            <w:pStyle w:val="TOC2"/>
             <w:tabs>
               <w:tab w:val="right" w:leader="dot" w:pos="8828"/>
             </w:tabs>
@@ -873,7 +887,7 @@
           <w:hyperlink w:anchor="_Toc241875789" w:history="1">
             <w:r>
               <w:rPr>
-                <w:rStyle w:val="Hipervnculo"/>
+                <w:rStyle w:val="Hyperlink"/>
                 <w:rFonts w:ascii="Calibri" w:hAnsi="Calibri" w:cs="Calibri"/>
                 <w:noProof/>
               </w:rPr>
@@ -931,7 +945,7 @@
         </w:p>
         <w:p>
           <w:pPr>
-            <w:pStyle w:val="TDC1"/>
+            <w:pStyle w:val="TOC1"/>
             <w:tabs>
               <w:tab w:val="right" w:leader="dot" w:pos="8828"/>
             </w:tabs>
@@ -944,7 +958,7 @@
           <w:hyperlink w:anchor="_Toc241875790" w:history="1">
             <w:r>
               <w:rPr>
-                <w:rStyle w:val="Hipervnculo"/>
+                <w:rStyle w:val="Hyperlink"/>
                 <w:rFonts w:ascii="Calibri" w:hAnsi="Calibri" w:cs="Calibri"/>
                 <w:noProof/>
               </w:rPr>
@@ -1002,7 +1016,7 @@
         </w:p>
         <w:p>
           <w:pPr>
-            <w:pStyle w:val="TDC1"/>
+            <w:pStyle w:val="TOC1"/>
             <w:tabs>
               <w:tab w:val="right" w:leader="dot" w:pos="8828"/>
             </w:tabs>
@@ -1015,7 +1029,7 @@
           <w:hyperlink w:anchor="_Toc241875791" w:history="1">
             <w:r>
               <w:rPr>
-                <w:rStyle w:val="Hipervnculo"/>
+                <w:rStyle w:val="Hyperlink"/>
                 <w:rFonts w:ascii="Calibri" w:hAnsi="Calibri" w:cs="Calibri"/>
                 <w:noProof/>
               </w:rPr>
@@ -1073,7 +1087,7 @@
         </w:p>
         <w:p>
           <w:pPr>
-            <w:pStyle w:val="TDC1"/>
+            <w:pStyle w:val="TOC1"/>
             <w:tabs>
               <w:tab w:val="right" w:leader="dot" w:pos="8828"/>
             </w:tabs>
@@ -1086,7 +1100,7 @@
           <w:hyperlink w:anchor="_Toc241875792" w:history="1">
             <w:r>
               <w:rPr>
-                <w:rStyle w:val="Hipervnculo"/>
+                <w:rStyle w:val="Hyperlink"/>
                 <w:rFonts w:ascii="Calibri" w:hAnsi="Calibri" w:cs="Calibri"/>
                 <w:noProof/>
               </w:rPr>
@@ -1144,7 +1158,7 @@
         </w:p>
         <w:p>
           <w:pPr>
-            <w:pStyle w:val="TDC1"/>
+            <w:pStyle w:val="TOC1"/>
             <w:tabs>
               <w:tab w:val="right" w:leader="dot" w:pos="8828"/>
             </w:tabs>
@@ -1157,7 +1171,7 @@
           <w:hyperlink w:anchor="_Toc241875793" w:history="1">
             <w:r>
               <w:rPr>
-                <w:rStyle w:val="Hipervnculo"/>
+                <w:rStyle w:val="Hyperlink"/>
                 <w:rFonts w:ascii="Calibri" w:hAnsi="Calibri" w:cs="Calibri"/>
                 <w:noProof/>
               </w:rPr>
@@ -1215,7 +1229,7 @@
         </w:p>
         <w:p>
           <w:pPr>
-            <w:pStyle w:val="TDC1"/>
+            <w:pStyle w:val="TOC1"/>
             <w:tabs>
               <w:tab w:val="right" w:leader="dot" w:pos="8828"/>
             </w:tabs>
@@ -1228,7 +1242,7 @@
           <w:hyperlink w:anchor="_Toc241875794" w:history="1">
             <w:r>
               <w:rPr>
-                <w:rStyle w:val="Hipervnculo"/>
+                <w:rStyle w:val="Hyperlink"/>
                 <w:rFonts w:ascii="Calibri" w:hAnsi="Calibri" w:cs="Calibri"/>
                 <w:noProof/>
               </w:rPr>
@@ -1286,7 +1300,7 @@
         </w:p>
         <w:p>
           <w:pPr>
-            <w:pStyle w:val="TDC1"/>
+            <w:pStyle w:val="TOC1"/>
             <w:tabs>
               <w:tab w:val="right" w:leader="dot" w:pos="8828"/>
             </w:tabs>
@@ -1299,7 +1313,7 @@
           <w:hyperlink w:anchor="_Toc241875795" w:history="1">
             <w:r>
               <w:rPr>
-                <w:rStyle w:val="Hipervnculo"/>
+                <w:rStyle w:val="Hyperlink"/>
                 <w:rFonts w:ascii="Calibri" w:hAnsi="Calibri" w:cs="Calibri"/>
                 <w:noProof/>
               </w:rPr>
@@ -1357,7 +1371,7 @@
         </w:p>
         <w:p>
           <w:pPr>
-            <w:pStyle w:val="TDC1"/>
+            <w:pStyle w:val="TOC1"/>
             <w:tabs>
               <w:tab w:val="right" w:leader="dot" w:pos="8828"/>
             </w:tabs>
@@ -1370,7 +1384,7 @@
           <w:hyperlink w:anchor="_Toc241875796" w:history="1">
             <w:r>
               <w:rPr>
-                <w:rStyle w:val="Hipervnculo"/>
+                <w:rStyle w:val="Hyperlink"/>
                 <w:rFonts w:ascii="Calibri" w:hAnsi="Calibri" w:cs="Calibri"/>
                 <w:noProof/>
               </w:rPr>
@@ -1428,7 +1442,7 @@
         </w:p>
         <w:p>
           <w:pPr>
-            <w:pStyle w:val="TDC1"/>
+            <w:pStyle w:val="TOC1"/>
             <w:tabs>
               <w:tab w:val="right" w:leader="dot" w:pos="8828"/>
             </w:tabs>
@@ -1441,7 +1455,7 @@
           <w:hyperlink w:anchor="_Toc241875797" w:history="1">
             <w:r>
               <w:rPr>
-                <w:rStyle w:val="Hipervnculo"/>
+                <w:rStyle w:val="Hyperlink"/>
                 <w:rFonts w:ascii="Calibri" w:hAnsi="Calibri" w:cs="Calibri"/>
                 <w:noProof/>
               </w:rPr>
@@ -1499,7 +1513,7 @@
         </w:p>
         <w:p>
           <w:pPr>
-            <w:pStyle w:val="TDC1"/>
+            <w:pStyle w:val="TOC1"/>
             <w:tabs>
               <w:tab w:val="right" w:leader="dot" w:pos="8828"/>
             </w:tabs>
@@ -1512,7 +1526,7 @@
           <w:hyperlink w:anchor="_Toc241875798" w:history="1">
             <w:r>
               <w:rPr>
-                <w:rStyle w:val="Hipervnculo"/>
+                <w:rStyle w:val="Hyperlink"/>
                 <w:rFonts w:ascii="Calibri" w:hAnsi="Calibri" w:cs="Calibri"/>
                 <w:noProof/>
               </w:rPr>
@@ -1570,7 +1584,7 @@
         </w:p>
         <w:p>
           <w:pPr>
-            <w:pStyle w:val="TDC1"/>
+            <w:pStyle w:val="TOC1"/>
             <w:tabs>
               <w:tab w:val="right" w:leader="dot" w:pos="8828"/>
             </w:tabs>
@@ -1583,7 +1597,7 @@
           <w:hyperlink w:anchor="_Toc241875799" w:history="1">
             <w:r>
               <w:rPr>
-                <w:rStyle w:val="Hipervnculo"/>
+                <w:rStyle w:val="Hyperlink"/>
                 <w:rFonts w:ascii="Calibri" w:hAnsi="Calibri" w:cs="Calibri"/>
                 <w:noProof/>
               </w:rPr>
@@ -1656,7 +1670,7 @@
     </w:p>
     <w:p>
       <w:pPr>
-        <w:pStyle w:val="Ttulo1"/>
+        <w:pStyle w:val="Heading1"/>
         <w:jc w:val="both"/>
         <w:rPr>
           <w:rFonts w:ascii="Calibri" w:hAnsi="Calibri" w:cs="Calibri"/>
@@ -1690,6 +1704,7 @@
         </w:rPr>
         <w:t xml:space="preserve">Proyecto: </w:t>
       </w:r>
+      <w:proofErr w:type="spellStart"/>
       <w:r>
         <w:rPr>
           <w:rFonts w:ascii="Calibri" w:hAnsi="Calibri" w:cs="Calibri"/>
@@ -1698,6 +1713,7 @@
         </w:rPr>
         <w:t>ErgoSense</w:t>
       </w:r>
+      <w:proofErr w:type="spellEnd"/>
       <w:r>
         <w:br/>
       </w:r>
@@ -1780,11 +1796,12 @@
           <w:sz w:val="20"/>
           <w:szCs w:val="20"/>
         </w:rPr>
-        <w:t>Persistencia de datos, perfil y sesiones de uso</w:t>
+        <w:t>Servidor, cuentas y persistencia de datos</w:t>
       </w:r>
       <w:r>
         <w:br/>
       </w:r>
+      <w:proofErr w:type="spellStart"/>
       <w:r>
         <w:rPr>
           <w:rFonts w:ascii="Calibri" w:hAnsi="Calibri" w:cs="Calibri"/>
@@ -1793,30 +1810,63 @@
           <w:sz w:val="20"/>
           <w:szCs w:val="20"/>
         </w:rPr>
-        <w:t xml:space="preserve">Product Backlog Items asociados: </w:t>
-      </w:r>
-      <w:r>
-        <w:rPr>
-          <w:rFonts w:ascii="Calibri" w:hAnsi="Calibri" w:cs="Calibri"/>
-          <w:sz w:val="20"/>
-          <w:szCs w:val="20"/>
-        </w:rPr>
-        <w:t>PB-32, PB-33, PB-34 y PB-35</w:t>
-      </w:r>
-    </w:p>
-    <w:p>
-      <w:pPr>
-        <w:jc w:val="both"/>
-        <w:rPr>
-          <w:rFonts w:ascii="Calibri" w:hAnsi="Calibri" w:cs="Calibri"/>
-          <w:sz w:val="20"/>
-          <w:szCs w:val="20"/>
-        </w:rPr>
-      </w:pPr>
-    </w:p>
-    <w:p>
-      <w:pPr>
-        <w:pStyle w:val="Ttulo1"/>
+        <w:t>Product</w:t>
+      </w:r>
+      <w:proofErr w:type="spellEnd"/>
+      <w:r>
+        <w:rPr>
+          <w:rFonts w:ascii="Calibri" w:hAnsi="Calibri" w:cs="Calibri"/>
+          <w:b/>
+          <w:bCs/>
+          <w:sz w:val="20"/>
+          <w:szCs w:val="20"/>
+        </w:rPr>
+        <w:t xml:space="preserve"> Backlog </w:t>
+      </w:r>
+      <w:proofErr w:type="spellStart"/>
+      <w:r>
+        <w:rPr>
+          <w:rFonts w:ascii="Calibri" w:hAnsi="Calibri" w:cs="Calibri"/>
+          <w:b/>
+          <w:bCs/>
+          <w:sz w:val="20"/>
+          <w:szCs w:val="20"/>
+        </w:rPr>
+        <w:t>Items</w:t>
+      </w:r>
+      <w:proofErr w:type="spellEnd"/>
+      <w:r>
+        <w:rPr>
+          <w:rFonts w:ascii="Calibri" w:hAnsi="Calibri" w:cs="Calibri"/>
+          <w:b/>
+          <w:bCs/>
+          <w:sz w:val="20"/>
+          <w:szCs w:val="20"/>
+        </w:rPr>
+        <w:t xml:space="preserve"> asociados: </w:t>
+      </w:r>
+      <w:r>
+        <w:rPr>
+          <w:rFonts w:ascii="Calibri" w:hAnsi="Calibri" w:cs="Calibri"/>
+          <w:sz w:val="20"/>
+          <w:szCs w:val="20"/>
+        </w:rPr>
+        <w:t>PB-32, PB-33, PB-34, PB-35, PB-48 y PB-49</w:t>
+      </w:r>
+    </w:p>
+    <w:p>
+      <w:pPr>
+        <w:jc w:val="both"/>
+        <w:rPr>
+          <w:rFonts w:ascii="Calibri" w:hAnsi="Calibri" w:cs="Calibri"/>
+          <w:sz w:val="20"/>
+          <w:szCs w:val="20"/>
+        </w:rPr>
+      </w:pPr>
+    </w:p>
+    <w:p>
+      <w:pPr>
+        <w:pStyle w:val="Heading1"/>
         <w:jc w:val="both"/>
         <w:rPr>
           <w:rFonts w:ascii="Calibri" w:hAnsi="Calibri" w:cs="Calibri"/>
@@ -1846,61 +1896,262 @@
           <w:sz w:val="20"/>
           <w:szCs w:val="20"/>
         </w:rPr>
-        <w:t>Con el monitoreo de actividad disponible, el segundo Sprint tiene como propósito incorporar la capa de persistencia de ErgoSense. Hasta este punto, la información generada por la aplicación existe solo mientras se encuentra en ejecución: al cerrarla, se pierde el registro del uso realizado.</w:t>
-      </w:r>
-    </w:p>
-    <w:p>
-      <w:pPr>
-        <w:jc w:val="both"/>
-        <w:rPr>
-          <w:rFonts w:ascii="Calibri" w:hAnsi="Calibri" w:cs="Calibri"/>
-          <w:sz w:val="20"/>
-          <w:szCs w:val="20"/>
-        </w:rPr>
-      </w:pPr>
-      <w:r>
-        <w:rPr>
-          <w:rFonts w:ascii="Calibri" w:hAnsi="Calibri" w:cs="Calibri"/>
-          <w:sz w:val="20"/>
-          <w:szCs w:val="20"/>
-        </w:rPr>
-        <w:t>Para resolverlo, se implementará una base de datos local según el modelo de datos definido en el Product Backlog, se registrará el perfil local del usuario con su configuración por defecto y se almacenarán las sesiones de uso y las pausas detectadas por inactividad.</w:t>
-      </w:r>
-    </w:p>
-    <w:p>
-      <w:pPr>
-        <w:jc w:val="both"/>
-        <w:rPr>
-          <w:rFonts w:ascii="Calibri" w:hAnsi="Calibri" w:cs="Calibri"/>
-          <w:sz w:val="20"/>
-          <w:szCs w:val="20"/>
-        </w:rPr>
-      </w:pPr>
-      <w:r>
-        <w:rPr>
-          <w:rFonts w:ascii="Calibri" w:hAnsi="Calibri" w:cs="Calibri"/>
-          <w:sz w:val="20"/>
-          <w:szCs w:val="20"/>
-        </w:rPr>
-        <w:t>La base de datos se creará completa desde este Sprint, incluyendo las tablas que la configuración y las macros utilizarán más adelante. De esta forma, los Sprints siguientes podrán apoyarse en una estructura estable, sin necesidad de modificar el modelo cada vez que se incorpora una funcionalidad.</w:t>
-      </w:r>
-    </w:p>
-    <w:p>
-      <w:pPr>
-        <w:jc w:val="both"/>
-        <w:rPr>
-          <w:rFonts w:ascii="Calibri" w:hAnsi="Calibri" w:cs="Calibri"/>
-          <w:sz w:val="20"/>
-          <w:szCs w:val="20"/>
-        </w:rPr>
-      </w:pPr>
-      <w:r>
-        <w:rPr>
-          <w:rFonts w:ascii="Calibri" w:hAnsi="Calibri" w:cs="Calibri"/>
-          <w:sz w:val="20"/>
-          <w:szCs w:val="20"/>
-        </w:rPr>
-        <w:t>El modelo considera las tablas users, settings, usage_sessions, breaks, macros, macro_triggers, macro_actions y applications. La siguiente figura muestra sus campos y relaciones:</w:t>
+        <w:t xml:space="preserve">Con el monitoreo de actividad disponible, el segundo Sprint tiene como propósito incorporar la capa de persistencia de </w:t>
+      </w:r>
+      <w:proofErr w:type="spellStart"/>
+      <w:r>
+        <w:rPr>
+          <w:rFonts w:ascii="Calibri" w:hAnsi="Calibri" w:cs="Calibri"/>
+          <w:sz w:val="20"/>
+          <w:szCs w:val="20"/>
+        </w:rPr>
+        <w:t>ErgoSense</w:t>
+      </w:r>
+      <w:proofErr w:type="spellEnd"/>
+      <w:r>
+        <w:rPr>
+          <w:rFonts w:ascii="Calibri" w:hAnsi="Calibri" w:cs="Calibri"/>
+          <w:sz w:val="20"/>
+          <w:szCs w:val="20"/>
+        </w:rPr>
+        <w:t>. Hasta este punto, la información generada por la aplicación existe solo mientras se encuentra en ejecución: al cerrarla, se pierde el registro del uso realizado.</w:t>
+      </w:r>
+    </w:p>
+    <w:p>
+      <w:pPr>
+        <w:jc w:val="both"/>
+        <w:rPr>
+          <w:rFonts w:ascii="Calibri" w:hAnsi="Calibri" w:cs="Calibri"/>
+          <w:sz w:val="20"/>
+          <w:szCs w:val="20"/>
+        </w:rPr>
+      </w:pPr>
+      <w:r>
+        <w:rPr>
+          <w:rFonts w:ascii="Calibri" w:hAnsi="Calibri" w:cs="Calibri"/>
+          <w:sz w:val="20"/>
+          <w:szCs w:val="20"/>
+        </w:rPr>
+        <w:t xml:space="preserve">Para resolverlo, el equipo desarrollará el servidor de </w:t>
+      </w:r>
+      <w:proofErr w:type="spellStart"/>
+      <w:r>
+        <w:rPr>
+          <w:rFonts w:ascii="Calibri" w:hAnsi="Calibri" w:cs="Calibri"/>
+          <w:sz w:val="20"/>
+          <w:szCs w:val="20"/>
+        </w:rPr>
+        <w:t>ErgoSense</w:t>
+      </w:r>
+      <w:proofErr w:type="spellEnd"/>
+      <w:r>
+        <w:rPr>
+          <w:rFonts w:ascii="Calibri" w:hAnsi="Calibri" w:cs="Calibri"/>
+          <w:sz w:val="20"/>
+          <w:szCs w:val="20"/>
+        </w:rPr>
+        <w:t xml:space="preserve">, compuesto por una API REST y una base de datos PostgreSQL ejecutadas en contenedores Docker, según el modelo de datos definido en el </w:t>
+      </w:r>
+      <w:proofErr w:type="spellStart"/>
+      <w:r>
+        <w:rPr>
+          <w:rFonts w:ascii="Calibri" w:hAnsi="Calibri" w:cs="Calibri"/>
+          <w:sz w:val="20"/>
+          <w:szCs w:val="20"/>
+        </w:rPr>
+        <w:t>Product</w:t>
+      </w:r>
+      <w:proofErr w:type="spellEnd"/>
+      <w:r>
+        <w:rPr>
+          <w:rFonts w:ascii="Calibri" w:hAnsi="Calibri" w:cs="Calibri"/>
+          <w:sz w:val="20"/>
+          <w:szCs w:val="20"/>
+        </w:rPr>
+        <w:t xml:space="preserve"> Backlog. Sobre este servidor se implementarán las cuentas de usuario, con su configuración por defecto, el inicio y cierre de sesión, y el almacenamiento de las sesiones de uso y las pausas detectadas por inactividad.</w:t>
+      </w:r>
+    </w:p>
+    <w:p>
+      <w:pPr>
+        <w:jc w:val="both"/>
+        <w:rPr>
+          <w:rFonts w:ascii="Calibri" w:hAnsi="Calibri" w:cs="Calibri"/>
+          <w:sz w:val="20"/>
+          <w:szCs w:val="20"/>
+        </w:rPr>
+      </w:pPr>
+      <w:r>
+        <w:rPr>
+          <w:rFonts w:ascii="Calibri" w:hAnsi="Calibri" w:cs="Calibri"/>
+          <w:sz w:val="20"/>
+          <w:szCs w:val="20"/>
+        </w:rPr>
+        <w:t xml:space="preserve">La base de datos se creará completa desde este Sprint, incluyendo las tablas que la configuración y las macros utilizarán más adelante. De esta forma, los </w:t>
+      </w:r>
+      <w:proofErr w:type="spellStart"/>
+      <w:r>
+        <w:rPr>
+          <w:rFonts w:ascii="Calibri" w:hAnsi="Calibri" w:cs="Calibri"/>
+          <w:sz w:val="20"/>
+          <w:szCs w:val="20"/>
+        </w:rPr>
+        <w:t>Sprints</w:t>
+      </w:r>
+      <w:proofErr w:type="spellEnd"/>
+      <w:r>
+        <w:rPr>
+          <w:rFonts w:ascii="Calibri" w:hAnsi="Calibri" w:cs="Calibri"/>
+          <w:sz w:val="20"/>
+          <w:szCs w:val="20"/>
+        </w:rPr>
+        <w:t xml:space="preserve"> siguientes podrán apoyarse en una estructura estable, sin necesidad de modificar el modelo cada vez que se incorpora una funcionalidad.</w:t>
+      </w:r>
+    </w:p>
+    <w:p>
+      <w:pPr>
+        <w:jc w:val="both"/>
+        <w:rPr>
+          <w:rFonts w:ascii="Calibri" w:hAnsi="Calibri" w:cs="Calibri"/>
+          <w:sz w:val="20"/>
+          <w:szCs w:val="20"/>
+        </w:rPr>
+      </w:pPr>
+      <w:r>
+        <w:rPr>
+          <w:rFonts w:ascii="Calibri" w:hAnsi="Calibri" w:cs="Calibri"/>
+          <w:sz w:val="20"/>
+          <w:szCs w:val="20"/>
+          <w:lang w:val="en-US"/>
+        </w:rPr>
+        <w:t xml:space="preserve">El </w:t>
+      </w:r>
+      <w:proofErr w:type="spellStart"/>
+      <w:r>
+        <w:rPr>
+          <w:rFonts w:ascii="Calibri" w:hAnsi="Calibri" w:cs="Calibri"/>
+          <w:sz w:val="20"/>
+          <w:szCs w:val="20"/>
+          <w:lang w:val="en-US"/>
+        </w:rPr>
+        <w:t>modelo</w:t>
+      </w:r>
+      <w:proofErr w:type="spellEnd"/>
+      <w:r>
+        <w:rPr>
+          <w:rFonts w:ascii="Calibri" w:hAnsi="Calibri" w:cs="Calibri"/>
+          <w:sz w:val="20"/>
+          <w:szCs w:val="20"/>
+          <w:lang w:val="en-US"/>
+        </w:rPr>
+        <w:t xml:space="preserve"> </w:t>
+      </w:r>
+      <w:proofErr w:type="spellStart"/>
+      <w:r>
+        <w:rPr>
+          <w:rFonts w:ascii="Calibri" w:hAnsi="Calibri" w:cs="Calibri"/>
+          <w:sz w:val="20"/>
+          <w:szCs w:val="20"/>
+          <w:lang w:val="en-US"/>
+        </w:rPr>
+        <w:t>considera</w:t>
+      </w:r>
+      <w:proofErr w:type="spellEnd"/>
+      <w:r>
+        <w:rPr>
+          <w:rFonts w:ascii="Calibri" w:hAnsi="Calibri" w:cs="Calibri"/>
+          <w:sz w:val="20"/>
+          <w:szCs w:val="20"/>
+          <w:lang w:val="en-US"/>
+        </w:rPr>
+        <w:t xml:space="preserve"> las </w:t>
+      </w:r>
+      <w:proofErr w:type="spellStart"/>
+      <w:r>
+        <w:rPr>
+          <w:rFonts w:ascii="Calibri" w:hAnsi="Calibri" w:cs="Calibri"/>
+          <w:sz w:val="20"/>
+          <w:szCs w:val="20"/>
+          <w:lang w:val="en-US"/>
+        </w:rPr>
+        <w:t>tablas</w:t>
+      </w:r>
+      <w:proofErr w:type="spellEnd"/>
+      <w:r>
+        <w:rPr>
+          <w:rFonts w:ascii="Calibri" w:hAnsi="Calibri" w:cs="Calibri"/>
+          <w:sz w:val="20"/>
+          <w:szCs w:val="20"/>
+          <w:lang w:val="en-US"/>
+        </w:rPr>
+        <w:t xml:space="preserve"> users, settings, </w:t>
+      </w:r>
+      <w:proofErr w:type="spellStart"/>
+      <w:r>
+        <w:rPr>
+          <w:rFonts w:ascii="Calibri" w:hAnsi="Calibri" w:cs="Calibri"/>
+          <w:sz w:val="20"/>
+          <w:szCs w:val="20"/>
+          <w:lang w:val="en-US"/>
+        </w:rPr>
+        <w:t>usage_sessions</w:t>
+      </w:r>
+      <w:proofErr w:type="spellEnd"/>
+      <w:r>
+        <w:rPr>
+          <w:rFonts w:ascii="Calibri" w:hAnsi="Calibri" w:cs="Calibri"/>
+          <w:sz w:val="20"/>
+          <w:szCs w:val="20"/>
+          <w:lang w:val="en-US"/>
+        </w:rPr>
+        <w:t xml:space="preserve">, breaks, macros, </w:t>
+      </w:r>
+      <w:proofErr w:type="spellStart"/>
+      <w:r>
+        <w:rPr>
+          <w:rFonts w:ascii="Calibri" w:hAnsi="Calibri" w:cs="Calibri"/>
+          <w:sz w:val="20"/>
+          <w:szCs w:val="20"/>
+          <w:lang w:val="en-US"/>
+        </w:rPr>
+        <w:t>macro_triggers</w:t>
+      </w:r>
+      <w:proofErr w:type="spellEnd"/>
+      <w:r>
+        <w:rPr>
+          <w:rFonts w:ascii="Calibri" w:hAnsi="Calibri" w:cs="Calibri"/>
+          <w:sz w:val="20"/>
+          <w:szCs w:val="20"/>
+          <w:lang w:val="en-US"/>
+        </w:rPr>
+        <w:t xml:space="preserve">, </w:t>
+      </w:r>
+      <w:proofErr w:type="spellStart"/>
+      <w:r>
+        <w:rPr>
+          <w:rFonts w:ascii="Calibri" w:hAnsi="Calibri" w:cs="Calibri"/>
+          <w:sz w:val="20"/>
+          <w:szCs w:val="20"/>
+          <w:lang w:val="en-US"/>
+        </w:rPr>
+        <w:t>macro_actions</w:t>
+      </w:r>
+      <w:proofErr w:type="spellEnd"/>
+      <w:r>
+        <w:rPr>
+          <w:rFonts w:ascii="Calibri" w:hAnsi="Calibri" w:cs="Calibri"/>
+          <w:sz w:val="20"/>
+          <w:szCs w:val="20"/>
+          <w:lang w:val="en-US"/>
+        </w:rPr>
+        <w:t xml:space="preserve"> y applications. </w:t>
+      </w:r>
+      <w:r>
+        <w:rPr>
+          <w:rFonts w:ascii="Calibri" w:hAnsi="Calibri" w:cs="Calibri"/>
+          <w:sz w:val="20"/>
+          <w:szCs w:val="20"/>
+        </w:rPr>
+        <w:t>La siguiente figura muestra sus campos y relaciones:</w:t>
       </w:r>
     </w:p>
     <w:p>
@@ -1913,32 +2164,47 @@
           <w:noProof/>
         </w:rPr>
         <w:drawing>
-          <wp:inline distT="0" distB="0" distL="0" distR="0" wp14:anchorId="5FB66907" wp14:editId="73E82694">
-            <wp:extent cx="4937760" cy="3065626"/>
+          <wp:inline distT="0" distB="0" distL="0" distR="0" wp14:anchorId="51866663" wp14:editId="6200155F">
+            <wp:extent cx="5600700" cy="2362200"/>
             <wp:effectExtent l="0" t="0" r="0" b="0"/>
-            <wp:docPr id="100" name="BaseDeDatos.png"/>
-            <wp:cNvGraphicFramePr/>
+            <wp:docPr id="1054770424" name="Picture 1"/>
+            <wp:cNvGraphicFramePr>
+              <a:graphicFrameLocks xmlns:a="http://schemas.openxmlformats.org/drawingml/2006/main" noChangeAspect="1"/>
+            </wp:cNvGraphicFramePr>
             <a:graphic xmlns:a="http://schemas.openxmlformats.org/drawingml/2006/main">
               <a:graphicData uri="http://schemas.openxmlformats.org/drawingml/2006/picture">
                 <pic:pic xmlns:pic="http://schemas.openxmlformats.org/drawingml/2006/picture">
                   <pic:nvPicPr>
-                    <pic:cNvPr id="100" name="BaseDeDatos.png"/>
-                    <pic:cNvPicPr/>
+                    <pic:cNvPr id="0" name="Picture 1"/>
+                    <pic:cNvPicPr>
+                      <a:picLocks noChangeAspect="1" noChangeArrowheads="1"/>
+                    </pic:cNvPicPr>
                   </pic:nvPicPr>
                   <pic:blipFill>
-                    <a:blip r:embed="rId8"/>
+                    <a:blip r:embed="rId8" cstate="print">
+                      <a:extLst>
+                        <a:ext uri="{28A0092B-C50C-407E-A947-70E740481C1C}">
+                          <a14:useLocalDpi xmlns:a14="http://schemas.microsoft.com/office/drawing/2010/main" val="0"/>
+                        </a:ext>
+                      </a:extLst>
+                    </a:blip>
+                    <a:srcRect/>
                     <a:stretch>
                       <a:fillRect/>
                     </a:stretch>
                   </pic:blipFill>
-                  <pic:spPr>
+                  <pic:spPr bwMode="auto">
                     <a:xfrm>
                       <a:off x="0" y="0"/>
-                      <a:ext cx="4937760" cy="3065626"/>
+                      <a:ext cx="5600700" cy="2362200"/>
                     </a:xfrm>
                     <a:prstGeom prst="rect">
                       <a:avLst/>
                     </a:prstGeom>
+                    <a:noFill/>
+                    <a:ln>
+                      <a:noFill/>
+                    </a:ln>
                   </pic:spPr>
                 </pic:pic>
               </a:graphicData>
@@ -1962,22 +2228,40 @@
           <w:sz w:val="20"/>
           <w:szCs w:val="20"/>
         </w:rPr>
-        <w:t>Figura 1. Modelo de datos de ErgoSense.</w:t>
-      </w:r>
-    </w:p>
-    <w:p>
-      <w:pPr>
-        <w:jc w:val="both"/>
-        <w:rPr>
-          <w:rFonts w:ascii="Calibri" w:hAnsi="Calibri" w:cs="Calibri"/>
-          <w:sz w:val="20"/>
-          <w:szCs w:val="20"/>
-        </w:rPr>
-      </w:pPr>
-    </w:p>
-    <w:p>
-      <w:pPr>
-        <w:pStyle w:val="Ttulo1"/>
+        <w:t xml:space="preserve">Figura 1. Modelo de datos de </w:t>
+      </w:r>
+      <w:proofErr w:type="spellStart"/>
+      <w:r>
+        <w:rPr>
+          <w:rFonts w:ascii="Calibri" w:hAnsi="Calibri" w:cs="Calibri"/>
+          <w:sz w:val="20"/>
+          <w:szCs w:val="20"/>
+        </w:rPr>
+        <w:t>ErgoSense</w:t>
+      </w:r>
+      <w:proofErr w:type="spellEnd"/>
+      <w:r>
+        <w:rPr>
+          <w:rFonts w:ascii="Calibri" w:hAnsi="Calibri" w:cs="Calibri"/>
+          <w:sz w:val="20"/>
+          <w:szCs w:val="20"/>
+        </w:rPr>
+        <w:t>.</w:t>
+      </w:r>
+    </w:p>
+    <w:p>
+      <w:pPr>
+        <w:jc w:val="both"/>
+        <w:rPr>
+          <w:rFonts w:ascii="Calibri" w:hAnsi="Calibri" w:cs="Calibri"/>
+          <w:sz w:val="20"/>
+          <w:szCs w:val="20"/>
+        </w:rPr>
+      </w:pPr>
+    </w:p>
+    <w:p>
+      <w:pPr>
+        <w:pStyle w:val="Heading1"/>
         <w:jc w:val="both"/>
         <w:rPr>
           <w:rFonts w:ascii="Calibri" w:hAnsi="Calibri" w:cs="Calibri"/>
@@ -1988,9 +2272,18 @@
         <w:rPr>
           <w:rFonts w:ascii="Calibri" w:hAnsi="Calibri" w:cs="Calibri"/>
         </w:rPr>
-        <w:t>3. Sprint Goal</w:t>
+        <w:lastRenderedPageBreak/>
+        <w:t xml:space="preserve">3. Sprint </w:t>
+      </w:r>
+      <w:proofErr w:type="spellStart"/>
+      <w:r>
+        <w:rPr>
+          <w:rFonts w:ascii="Calibri" w:hAnsi="Calibri" w:cs="Calibri"/>
+        </w:rPr>
+        <w:t>Goal</w:t>
       </w:r>
       <w:bookmarkEnd w:id="2"/>
+      <w:proofErr w:type="spellEnd"/>
     </w:p>
     <w:p>
       <w:pPr>
@@ -2009,51 +2302,105 @@
           <w:sz w:val="20"/>
           <w:szCs w:val="20"/>
         </w:rPr>
-        <w:t>Disponer de una base de datos local operativa que registre el perfil del usuario con su configuración por defecto y almacene las sesiones de uso y las pausas por inactividad generadas a partir del monitoreo, conservando la información al cerrar y volver a abrir la aplicación.</w:t>
-      </w:r>
-    </w:p>
-    <w:p>
-      <w:pPr>
-        <w:jc w:val="both"/>
-        <w:rPr>
-          <w:rFonts w:ascii="Calibri" w:hAnsi="Calibri" w:cs="Calibri"/>
-          <w:sz w:val="20"/>
-          <w:szCs w:val="20"/>
-        </w:rPr>
-      </w:pPr>
-      <w:r>
-        <w:rPr>
-          <w:rFonts w:ascii="Calibri" w:hAnsi="Calibri" w:cs="Calibri"/>
-          <w:sz w:val="20"/>
-          <w:szCs w:val="20"/>
-        </w:rPr>
-        <w:t>Con este incremento, ErgoSense dejará de depender únicamente de la información en memoria y contará con la base necesaria para la configuración, las macros y la integración de los Sprints siguientes.</w:t>
-      </w:r>
-    </w:p>
-    <w:p>
-      <w:pPr>
-        <w:jc w:val="both"/>
-        <w:rPr>
-          <w:rFonts w:ascii="Calibri" w:hAnsi="Calibri" w:cs="Calibri"/>
-          <w:sz w:val="20"/>
-          <w:szCs w:val="20"/>
-        </w:rPr>
-      </w:pPr>
-    </w:p>
-    <w:p>
-      <w:pPr>
-        <w:pStyle w:val="Ttulo1"/>
-        <w:jc w:val="both"/>
-        <w:rPr>
-          <w:rFonts w:ascii="Calibri" w:hAnsi="Calibri" w:cs="Calibri"/>
+        <w:t>Disponer de un servidor propio operativo, con API REST y base de datos PostgreSQL en Docker, que permita crear una cuenta, iniciar sesión con ella y almacenar la configuración por defecto, las sesiones de uso y las pausas por inactividad generadas a partir del monitoreo, conservando la información al cerrar y volver a abrir la aplicación desde cualquier computador.</w:t>
+      </w:r>
+    </w:p>
+    <w:p>
+      <w:pPr>
+        <w:jc w:val="both"/>
+        <w:rPr>
+          <w:rFonts w:ascii="Calibri" w:hAnsi="Calibri" w:cs="Calibri"/>
+          <w:sz w:val="20"/>
+          <w:szCs w:val="20"/>
+        </w:rPr>
+      </w:pPr>
+      <w:r>
+        <w:rPr>
+          <w:rFonts w:ascii="Calibri" w:hAnsi="Calibri" w:cs="Calibri"/>
+          <w:sz w:val="20"/>
+          <w:szCs w:val="20"/>
+        </w:rPr>
+        <w:t xml:space="preserve">Con este incremento, </w:t>
+      </w:r>
+      <w:proofErr w:type="spellStart"/>
+      <w:r>
+        <w:rPr>
+          <w:rFonts w:ascii="Calibri" w:hAnsi="Calibri" w:cs="Calibri"/>
+          <w:sz w:val="20"/>
+          <w:szCs w:val="20"/>
+        </w:rPr>
+        <w:t>ErgoSense</w:t>
+      </w:r>
+      <w:proofErr w:type="spellEnd"/>
+      <w:r>
+        <w:rPr>
+          <w:rFonts w:ascii="Calibri" w:hAnsi="Calibri" w:cs="Calibri"/>
+          <w:sz w:val="20"/>
+          <w:szCs w:val="20"/>
+        </w:rPr>
+        <w:t xml:space="preserve"> dejará de depender únicamente de la información en memoria y contará con la base necesaria para la configuración, las macros y la integración de los </w:t>
+      </w:r>
+      <w:proofErr w:type="spellStart"/>
+      <w:r>
+        <w:rPr>
+          <w:rFonts w:ascii="Calibri" w:hAnsi="Calibri" w:cs="Calibri"/>
+          <w:sz w:val="20"/>
+          <w:szCs w:val="20"/>
+        </w:rPr>
+        <w:t>Sprints</w:t>
+      </w:r>
+      <w:proofErr w:type="spellEnd"/>
+      <w:r>
+        <w:rPr>
+          <w:rFonts w:ascii="Calibri" w:hAnsi="Calibri" w:cs="Calibri"/>
+          <w:sz w:val="20"/>
+          <w:szCs w:val="20"/>
+        </w:rPr>
+        <w:t xml:space="preserve"> siguientes.</w:t>
+      </w:r>
+    </w:p>
+    <w:p>
+      <w:pPr>
+        <w:jc w:val="both"/>
+        <w:rPr>
+          <w:rFonts w:ascii="Calibri" w:hAnsi="Calibri" w:cs="Calibri"/>
+          <w:sz w:val="20"/>
+          <w:szCs w:val="20"/>
+        </w:rPr>
+      </w:pPr>
+    </w:p>
+    <w:p>
+      <w:pPr>
+        <w:pStyle w:val="Heading1"/>
+        <w:jc w:val="both"/>
+        <w:rPr>
+          <w:rFonts w:ascii="Calibri" w:hAnsi="Calibri" w:cs="Calibri"/>
+          <w:lang w:val="en-US"/>
         </w:rPr>
       </w:pPr>
       <w:bookmarkStart w:id="3" w:name="_Toc241875784"/>
       <w:r>
         <w:rPr>
           <w:rFonts w:ascii="Calibri" w:hAnsi="Calibri" w:cs="Calibri"/>
-        </w:rPr>
-        <w:t>4. Alcance del Sprint</w:t>
+          <w:lang w:val="en-US"/>
+        </w:rPr>
+        <w:t xml:space="preserve">4. </w:t>
+      </w:r>
+      <w:proofErr w:type="spellStart"/>
+      <w:r>
+        <w:rPr>
+          <w:rFonts w:ascii="Calibri" w:hAnsi="Calibri" w:cs="Calibri"/>
+          <w:lang w:val="en-US"/>
+        </w:rPr>
+        <w:t>Alcance</w:t>
+      </w:r>
+      <w:proofErr w:type="spellEnd"/>
+      <w:r>
+        <w:rPr>
+          <w:rFonts w:ascii="Calibri" w:hAnsi="Calibri" w:cs="Calibri"/>
+          <w:lang w:val="en-US"/>
+        </w:rPr>
+        <w:t xml:space="preserve"> del Sprint</w:t>
       </w:r>
       <w:bookmarkEnd w:id="3"/>
     </w:p>
@@ -2065,6 +2412,7 @@
           <w:rFonts w:ascii="Calibri" w:hAnsi="Calibri" w:cs="Calibri"/>
           <w:sz w:val="20"/>
           <w:szCs w:val="20"/>
+          <w:lang w:val="en-US"/>
         </w:rPr>
       </w:pPr>
       <w:r>
@@ -2074,9 +2422,23 @@
           <w:bCs/>
           <w:sz w:val="20"/>
           <w:szCs w:val="20"/>
-        </w:rPr>
-        <w:t>Product Backlog Items incluidos</w:t>
-      </w:r>
+          <w:lang w:val="en-US"/>
+        </w:rPr>
+        <w:t xml:space="preserve">Product Backlog Items </w:t>
+      </w:r>
+      <w:proofErr w:type="spellStart"/>
+      <w:r>
+        <w:rPr>
+          <w:rFonts w:ascii="Calibri" w:hAnsi="Calibri" w:cs="Calibri"/>
+          <w:b/>
+          <w:bCs/>
+          <w:sz w:val="20"/>
+          <w:szCs w:val="20"/>
+          <w:lang w:val="en-US"/>
+        </w:rPr>
+        <w:t>incluidos</w:t>
+      </w:r>
+      <w:proofErr w:type="spellEnd"/>
     </w:p>
     <w:p>
       <w:pPr>
@@ -2094,7 +2456,25 @@
           <w:sz w:val="20"/>
           <w:szCs w:val="20"/>
         </w:rPr>
-        <w:t>Durante este Sprint se trabajarán los siguientes elementos del Product Backlog:</w:t>
+        <w:t xml:space="preserve">Durante este Sprint se trabajarán los siguientes elementos del </w:t>
+      </w:r>
+      <w:proofErr w:type="spellStart"/>
+      <w:r>
+        <w:rPr>
+          <w:rFonts w:ascii="Calibri" w:hAnsi="Calibri" w:cs="Calibri"/>
+          <w:sz w:val="20"/>
+          <w:szCs w:val="20"/>
+        </w:rPr>
+        <w:t>Product</w:t>
+      </w:r>
+      <w:proofErr w:type="spellEnd"/>
+      <w:r>
+        <w:rPr>
+          <w:rFonts w:ascii="Calibri" w:hAnsi="Calibri" w:cs="Calibri"/>
+          <w:sz w:val="20"/>
+          <w:szCs w:val="20"/>
+        </w:rPr>
+        <w:t xml:space="preserve"> Backlog:</w:t>
       </w:r>
     </w:p>
     <w:tbl>
@@ -2303,7 +2683,7 @@
                 <w:sz w:val="20"/>
                 <w:szCs w:val="20"/>
               </w:rPr>
-              <w:t>Implementar base de datos local</w:t>
+              <w:t>Implementar base de datos</w:t>
             </w:r>
           </w:p>
         </w:tc>
@@ -2380,7 +2760,7 @@
                 <w:sz w:val="20"/>
                 <w:szCs w:val="20"/>
               </w:rPr>
-              <w:t>Persistencia de datos</w:t>
+              <w:t>Cuentas y servidor</w:t>
             </w:r>
           </w:p>
         </w:tc>
@@ -2404,7 +2784,7 @@
                 <w:sz w:val="20"/>
                 <w:szCs w:val="20"/>
               </w:rPr>
-              <w:t>Registrar perfil de usuario</w:t>
+              <w:t>Crear cuenta de usuario</w:t>
             </w:r>
           </w:p>
         </w:tc>
@@ -2631,6 +3011,218 @@
           </w:p>
         </w:tc>
       </w:tr>
+      <w:tr>
+        <w:trPr>
+          <w:cantSplit/>
+        </w:trPr>
+        <w:tc>
+          <w:tcPr>
+            <w:tcW w:w="1000" w:type="dxa"/>
+          </w:tcPr>
+          <w:p>
+            <w:pPr>
+              <w:keepNext/>
+              <w:spacing w:after="40"/>
+              <w:rPr>
+                <w:rFonts w:ascii="Calibri" w:hAnsi="Calibri" w:cs="Calibri"/>
+                <w:sz w:val="20"/>
+                <w:szCs w:val="20"/>
+              </w:rPr>
+            </w:pPr>
+            <w:r>
+              <w:rPr>
+                <w:rFonts w:ascii="Calibri" w:hAnsi="Calibri" w:cs="Calibri"/>
+                <w:sz w:val="20"/>
+                <w:szCs w:val="20"/>
+              </w:rPr>
+              <w:t>PB-48</w:t>
+            </w:r>
+          </w:p>
+        </w:tc>
+        <w:tc>
+          <w:tcPr>
+            <w:tcW w:w="2300" w:type="dxa"/>
+          </w:tcPr>
+          <w:p>
+            <w:pPr>
+              <w:keepNext/>
+              <w:spacing w:after="40"/>
+              <w:rPr>
+                <w:rFonts w:ascii="Calibri" w:hAnsi="Calibri" w:cs="Calibri"/>
+                <w:sz w:val="20"/>
+                <w:szCs w:val="20"/>
+              </w:rPr>
+            </w:pPr>
+            <w:r>
+              <w:rPr>
+                <w:rFonts w:ascii="Calibri" w:hAnsi="Calibri" w:cs="Calibri"/>
+                <w:sz w:val="20"/>
+                <w:szCs w:val="20"/>
+              </w:rPr>
+              <w:t>Cuentas y servidor</w:t>
+            </w:r>
+          </w:p>
+        </w:tc>
+        <w:tc>
+          <w:tcPr>
+            <w:tcW w:w="4238" w:type="dxa"/>
+          </w:tcPr>
+          <w:p>
+            <w:pPr>
+              <w:keepNext/>
+              <w:spacing w:after="40"/>
+              <w:rPr>
+                <w:rFonts w:ascii="Calibri" w:hAnsi="Calibri" w:cs="Calibri"/>
+                <w:sz w:val="20"/>
+                <w:szCs w:val="20"/>
+              </w:rPr>
+            </w:pPr>
+            <w:r>
+              <w:rPr>
+                <w:rFonts w:ascii="Calibri" w:hAnsi="Calibri" w:cs="Calibri"/>
+                <w:sz w:val="20"/>
+                <w:szCs w:val="20"/>
+              </w:rPr>
+              <w:t>Iniciar y cerrar sesión</w:t>
+            </w:r>
+          </w:p>
+        </w:tc>
+        <w:tc>
+          <w:tcPr>
+            <w:tcW w:w="1300" w:type="dxa"/>
+          </w:tcPr>
+          <w:p>
+            <w:pPr>
+              <w:keepNext/>
+              <w:spacing w:after="40"/>
+              <w:rPr>
+                <w:rFonts w:ascii="Calibri" w:hAnsi="Calibri" w:cs="Calibri"/>
+                <w:sz w:val="20"/>
+                <w:szCs w:val="20"/>
+              </w:rPr>
+            </w:pPr>
+            <w:r>
+              <w:rPr>
+                <w:rFonts w:ascii="Calibri" w:hAnsi="Calibri" w:cs="Calibri"/>
+                <w:sz w:val="20"/>
+                <w:szCs w:val="20"/>
+              </w:rPr>
+              <w:t>Alta</w:t>
+            </w:r>
+          </w:p>
+        </w:tc>
+      </w:tr>
+      <w:tr>
+        <w:trPr>
+          <w:cantSplit/>
+        </w:trPr>
+        <w:tc>
+          <w:tcPr>
+            <w:tcW w:w="1000" w:type="dxa"/>
+          </w:tcPr>
+          <w:p>
+            <w:pPr>
+              <w:keepNext/>
+              <w:spacing w:after="40"/>
+              <w:rPr>
+                <w:rFonts w:ascii="Calibri" w:hAnsi="Calibri" w:cs="Calibri"/>
+                <w:sz w:val="20"/>
+                <w:szCs w:val="20"/>
+              </w:rPr>
+            </w:pPr>
+            <w:r>
+              <w:rPr>
+                <w:rFonts w:ascii="Calibri" w:hAnsi="Calibri" w:cs="Calibri"/>
+                <w:sz w:val="20"/>
+                <w:szCs w:val="20"/>
+              </w:rPr>
+              <w:t>PB-49</w:t>
+            </w:r>
+          </w:p>
+        </w:tc>
+        <w:tc>
+          <w:tcPr>
+            <w:tcW w:w="2300" w:type="dxa"/>
+          </w:tcPr>
+          <w:p>
+            <w:pPr>
+              <w:keepNext/>
+              <w:spacing w:after="40"/>
+              <w:rPr>
+                <w:rFonts w:ascii="Calibri" w:hAnsi="Calibri" w:cs="Calibri"/>
+                <w:sz w:val="20"/>
+                <w:szCs w:val="20"/>
+              </w:rPr>
+            </w:pPr>
+            <w:r>
+              <w:rPr>
+                <w:rFonts w:ascii="Calibri" w:hAnsi="Calibri" w:cs="Calibri"/>
+                <w:sz w:val="20"/>
+                <w:szCs w:val="20"/>
+              </w:rPr>
+              <w:t>Cuentas y servidor</w:t>
+            </w:r>
+          </w:p>
+        </w:tc>
+        <w:tc>
+          <w:tcPr>
+            <w:tcW w:w="4238" w:type="dxa"/>
+          </w:tcPr>
+          <w:p>
+            <w:pPr>
+              <w:keepNext/>
+              <w:spacing w:after="40"/>
+              <w:rPr>
+                <w:rFonts w:ascii="Calibri" w:hAnsi="Calibri" w:cs="Calibri"/>
+                <w:sz w:val="20"/>
+                <w:szCs w:val="20"/>
+              </w:rPr>
+            </w:pPr>
+            <w:r>
+              <w:rPr>
+                <w:rFonts w:ascii="Calibri" w:hAnsi="Calibri" w:cs="Calibri"/>
+                <w:sz w:val="20"/>
+                <w:szCs w:val="20"/>
+              </w:rPr>
+              <w:t xml:space="preserve">Implementar servidor de </w:t>
+            </w:r>
+            <w:proofErr w:type="spellStart"/>
+            <w:r>
+              <w:rPr>
+                <w:rFonts w:ascii="Calibri" w:hAnsi="Calibri" w:cs="Calibri"/>
+                <w:sz w:val="20"/>
+                <w:szCs w:val="20"/>
+              </w:rPr>
+              <w:t>ErgoSense</w:t>
+            </w:r>
+            <w:proofErr w:type="spellEnd"/>
+          </w:p>
+        </w:tc>
+        <w:tc>
+          <w:tcPr>
+            <w:tcW w:w="1300" w:type="dxa"/>
+          </w:tcPr>
+          <w:p>
+            <w:pPr>
+              <w:keepNext/>
+              <w:spacing w:after="40"/>
+              <w:rPr>
+                <w:rFonts w:ascii="Calibri" w:hAnsi="Calibri" w:cs="Calibri"/>
+                <w:sz w:val="20"/>
+                <w:szCs w:val="20"/>
+              </w:rPr>
+            </w:pPr>
+            <w:r>
+              <w:rPr>
+                <w:rFonts w:ascii="Calibri" w:hAnsi="Calibri" w:cs="Calibri"/>
+                <w:sz w:val="20"/>
+                <w:szCs w:val="20"/>
+              </w:rPr>
+              <w:t>Alta</w:t>
+            </w:r>
+          </w:p>
+        </w:tc>
+      </w:tr>
     </w:tbl>
     <w:p>
       <w:pPr>
@@ -2682,7 +3274,25 @@
           <w:sz w:val="20"/>
           <w:szCs w:val="20"/>
         </w:rPr>
-        <w:t>Creación de la base de datos local con las ocho tablas del modelo, sus relaciones, restricciones y valores por defecto.</w:t>
+        <w:t xml:space="preserve">Servidor de </w:t>
+      </w:r>
+      <w:proofErr w:type="spellStart"/>
+      <w:r>
+        <w:rPr>
+          <w:rFonts w:ascii="Calibri" w:hAnsi="Calibri" w:cs="Calibri"/>
+          <w:sz w:val="20"/>
+          <w:szCs w:val="20"/>
+        </w:rPr>
+        <w:t>ErgoSense</w:t>
+      </w:r>
+      <w:proofErr w:type="spellEnd"/>
+      <w:r>
+        <w:rPr>
+          <w:rFonts w:ascii="Calibri" w:hAnsi="Calibri" w:cs="Calibri"/>
+          <w:sz w:val="20"/>
+          <w:szCs w:val="20"/>
+        </w:rPr>
+        <w:t xml:space="preserve"> con API REST y base de datos PostgreSQL con las ocho tablas del modelo, ejecutados en contenedores Docker.</w:t>
       </w:r>
     </w:p>
     <w:p>
@@ -2704,7 +3314,7 @@
           <w:sz w:val="20"/>
           <w:szCs w:val="20"/>
         </w:rPr>
-        <w:t>Registro del perfil local del usuario, identificado por su nombre.</w:t>
+        <w:t>Creación de cuentas de usuario con nombre, correo electrónico y contraseña almacenada como hash.</w:t>
       </w:r>
     </w:p>
     <w:p>
@@ -2775,242 +3385,6 @@
     </w:p>
     <w:p>
       <w:pPr>
-        <w:keepNext/>
-        <w:jc w:val="both"/>
-        <w:rPr>
-          <w:rFonts w:ascii="Calibri" w:hAnsi="Calibri" w:cs="Calibri"/>
-          <w:sz w:val="20"/>
-          <w:szCs w:val="20"/>
-        </w:rPr>
-      </w:pPr>
-      <w:r>
-        <w:rPr>
-          <w:rFonts w:ascii="Calibri" w:hAnsi="Calibri" w:cs="Calibri"/>
-          <w:b/>
-          <w:bCs/>
-          <w:sz w:val="20"/>
-          <w:szCs w:val="20"/>
-        </w:rPr>
-        <w:t>Límites del Sprint</w:t>
-      </w:r>
-    </w:p>
-    <w:p>
-      <w:pPr>
-        <w:jc w:val="both"/>
-        <w:rPr>
-          <w:rFonts w:ascii="Calibri" w:hAnsi="Calibri" w:cs="Calibri"/>
-          <w:sz w:val="20"/>
-          <w:szCs w:val="20"/>
-        </w:rPr>
-      </w:pPr>
-      <w:r>
-        <w:rPr>
-          <w:rFonts w:ascii="Calibri" w:hAnsi="Calibri" w:cs="Calibri"/>
-          <w:sz w:val="20"/>
-          <w:szCs w:val="20"/>
-        </w:rPr>
-        <w:t>Aunque la estructura de la base de datos quedará preparada para todas las tablas del modelo, en este Sprint no se implementará la gestión de macros, activadores, acciones ni aplicaciones registradas. Dichas tablas se utilizarán a partir del Sprint 05.</w:t>
-      </w:r>
-    </w:p>
-    <w:p>
-      <w:pPr>
-        <w:jc w:val="both"/>
-        <w:rPr>
-          <w:rFonts w:ascii="Calibri" w:hAnsi="Calibri" w:cs="Calibri"/>
-          <w:sz w:val="20"/>
-          <w:szCs w:val="20"/>
-        </w:rPr>
-      </w:pPr>
-      <w:r>
-        <w:rPr>
-          <w:rFonts w:ascii="Calibri" w:hAnsi="Calibri" w:cs="Calibri"/>
-          <w:sz w:val="20"/>
-          <w:szCs w:val="20"/>
-        </w:rPr>
-        <w:t>El perfil es local: no corresponde a una cuenta en línea, no utiliza contraseña y no requiere autenticación ni conexión a servicios externos.</w:t>
-      </w:r>
-    </w:p>
-    <w:p>
-      <w:pPr>
-        <w:jc w:val="both"/>
-        <w:rPr>
-          <w:rFonts w:ascii="Calibri" w:hAnsi="Calibri" w:cs="Calibri"/>
-          <w:sz w:val="20"/>
-          <w:szCs w:val="20"/>
-        </w:rPr>
-      </w:pPr>
-      <w:r>
-        <w:rPr>
-          <w:rFonts w:ascii="Calibri" w:hAnsi="Calibri" w:cs="Calibri"/>
-          <w:sz w:val="20"/>
-          <w:szCs w:val="20"/>
-        </w:rPr>
-        <w:t>Es importante distinguir dos mecanismos diferentes. El aviso de uso prolongado se genera a los 60 minutos de actividad y corresponde al Sprint 01. La pausa por inactividad, en cambio, se registra cuando no existe actividad durante el tiempo configurado, cuyo valor por defecto es de 15 minutos. Este Sprint trabaja solo con el segundo mecanismo y no modifica el aviso de 60 minutos.</w:t>
-      </w:r>
-    </w:p>
-    <w:p>
-      <w:pPr>
-        <w:jc w:val="both"/>
-        <w:rPr>
-          <w:rFonts w:ascii="Calibri" w:hAnsi="Calibri" w:cs="Calibri"/>
-          <w:sz w:val="20"/>
-          <w:szCs w:val="20"/>
-        </w:rPr>
-      </w:pPr>
-    </w:p>
-    <w:p>
-      <w:pPr>
-        <w:pStyle w:val="Ttulo1"/>
-        <w:jc w:val="both"/>
-        <w:rPr>
-          <w:rFonts w:ascii="Calibri" w:hAnsi="Calibri" w:cs="Calibri"/>
-        </w:rPr>
-      </w:pPr>
-      <w:bookmarkStart w:id="4" w:name="_Toc241875785"/>
-      <w:r>
-        <w:rPr>
-          <w:rFonts w:ascii="Calibri" w:hAnsi="Calibri" w:cs="Calibri"/>
-        </w:rPr>
-        <w:t>5. Product Backlog Items seleccionados</w:t>
-      </w:r>
-      <w:bookmarkEnd w:id="4"/>
-    </w:p>
-    <w:p>
-      <w:pPr>
-        <w:pStyle w:val="Ttulo2"/>
-        <w:jc w:val="both"/>
-        <w:rPr>
-          <w:rFonts w:ascii="Calibri" w:hAnsi="Calibri" w:cs="Calibri"/>
-        </w:rPr>
-      </w:pPr>
-      <w:bookmarkStart w:id="5" w:name="_Toc241875786"/>
-      <w:r>
-        <w:rPr>
-          <w:rFonts w:ascii="Calibri" w:hAnsi="Calibri" w:cs="Calibri"/>
-        </w:rPr>
-        <w:t>PB-32 – Implementar base de datos local</w:t>
-      </w:r>
-      <w:bookmarkEnd w:id="5"/>
-    </w:p>
-    <w:p>
-      <w:pPr>
-        <w:keepNext/>
-        <w:jc w:val="both"/>
-        <w:rPr>
-          <w:rFonts w:ascii="Calibri" w:hAnsi="Calibri" w:cs="Calibri"/>
-          <w:sz w:val="20"/>
-          <w:szCs w:val="20"/>
-        </w:rPr>
-      </w:pPr>
-      <w:r>
-        <w:rPr>
-          <w:rFonts w:ascii="Calibri" w:hAnsi="Calibri" w:cs="Calibri"/>
-          <w:b/>
-          <w:bCs/>
-          <w:sz w:val="20"/>
-          <w:szCs w:val="20"/>
-        </w:rPr>
-        <w:t>Descripción</w:t>
-      </w:r>
-    </w:p>
-    <w:p>
-      <w:pPr>
-        <w:jc w:val="both"/>
-        <w:rPr>
-          <w:rFonts w:ascii="Calibri" w:hAnsi="Calibri" w:cs="Calibri"/>
-          <w:sz w:val="20"/>
-          <w:szCs w:val="20"/>
-        </w:rPr>
-      </w:pPr>
-      <w:r>
-        <w:rPr>
-          <w:rFonts w:ascii="Calibri" w:hAnsi="Calibri" w:cs="Calibri"/>
-          <w:sz w:val="20"/>
-          <w:szCs w:val="20"/>
-        </w:rPr>
-        <w:t>El sistema deberá contar con una base de datos local que almacene la información de ErgoSense según el modelo de datos definido en el Product Backlog.</w:t>
-      </w:r>
-    </w:p>
-    <w:p>
-      <w:pPr>
-        <w:jc w:val="both"/>
-        <w:rPr>
-          <w:rFonts w:ascii="Calibri" w:hAnsi="Calibri" w:cs="Calibri"/>
-          <w:sz w:val="20"/>
-          <w:szCs w:val="20"/>
-        </w:rPr>
-      </w:pPr>
-      <w:r>
-        <w:rPr>
-          <w:rFonts w:ascii="Calibri" w:hAnsi="Calibri" w:cs="Calibri"/>
-          <w:sz w:val="20"/>
-          <w:szCs w:val="20"/>
-        </w:rPr>
-        <w:t>La base de datos funcionará en el equipo del usuario, sin requerir cuentas, autenticación ni conexión a servicios externos.</w:t>
-      </w:r>
-    </w:p>
-    <w:p>
-      <w:pPr>
-        <w:keepNext/>
-        <w:jc w:val="both"/>
-        <w:rPr>
-          <w:rFonts w:ascii="Calibri" w:hAnsi="Calibri" w:cs="Calibri"/>
-          <w:sz w:val="20"/>
-          <w:szCs w:val="20"/>
-        </w:rPr>
-      </w:pPr>
-      <w:r>
-        <w:rPr>
-          <w:rFonts w:ascii="Calibri" w:hAnsi="Calibri" w:cs="Calibri"/>
-          <w:b/>
-          <w:bCs/>
-          <w:sz w:val="20"/>
-          <w:szCs w:val="20"/>
-        </w:rPr>
-        <w:t>Resultado esperado</w:t>
-      </w:r>
-    </w:p>
-    <w:p>
-      <w:pPr>
-        <w:jc w:val="both"/>
-        <w:rPr>
-          <w:rFonts w:ascii="Calibri" w:hAnsi="Calibri" w:cs="Calibri"/>
-          <w:sz w:val="20"/>
-          <w:szCs w:val="20"/>
-        </w:rPr>
-      </w:pPr>
-      <w:r>
-        <w:rPr>
-          <w:rFonts w:ascii="Calibri" w:hAnsi="Calibri" w:cs="Calibri"/>
-          <w:sz w:val="20"/>
-          <w:szCs w:val="20"/>
-        </w:rPr>
-        <w:t>Al iniciar la aplicación por primera vez se creará la base de datos con las ocho tablas del modelo, sus claves primarias, claves foráneas, restricciones y valores por defecto. En los inicios posteriores, la aplicación utilizará la base de datos existente sin volver a crearla.</w:t>
-      </w:r>
-    </w:p>
-    <w:p>
-      <w:pPr>
-        <w:keepNext/>
-        <w:jc w:val="both"/>
-        <w:rPr>
-          <w:rFonts w:ascii="Calibri" w:hAnsi="Calibri" w:cs="Calibri"/>
-          <w:sz w:val="20"/>
-          <w:szCs w:val="20"/>
-        </w:rPr>
-      </w:pPr>
-      <w:r>
-        <w:rPr>
-          <w:rFonts w:ascii="Calibri" w:hAnsi="Calibri" w:cs="Calibri"/>
-          <w:b/>
-          <w:bCs/>
-          <w:sz w:val="20"/>
-          <w:szCs w:val="20"/>
-        </w:rPr>
-        <w:t>Criterios de aceptación</w:t>
-      </w:r>
-    </w:p>
-    <w:p>
-      <w:pPr>
         <w:numPr>
           <w:ilvl w:val="0"/>
           <w:numId w:val="1"/>
@@ -3028,7 +3402,308 @@
           <w:sz w:val="20"/>
           <w:szCs w:val="20"/>
         </w:rPr>
-        <w:t>Al iniciar la aplicación por primera vez se crean las tablas y relaciones definidas, y la información almacenada se conserva al cerrar y volver a abrir la aplicación.</w:t>
+        <w:t>Inicio y cierre de sesión mediante un token de acceso, desde cualquier computador.</w:t>
+      </w:r>
+    </w:p>
+    <w:p>
+      <w:pPr>
+        <w:keepNext/>
+        <w:jc w:val="both"/>
+        <w:rPr>
+          <w:rFonts w:ascii="Calibri" w:hAnsi="Calibri" w:cs="Calibri"/>
+          <w:sz w:val="20"/>
+          <w:szCs w:val="20"/>
+        </w:rPr>
+      </w:pPr>
+      <w:r>
+        <w:rPr>
+          <w:rFonts w:ascii="Calibri" w:hAnsi="Calibri" w:cs="Calibri"/>
+          <w:b/>
+          <w:bCs/>
+          <w:sz w:val="20"/>
+          <w:szCs w:val="20"/>
+        </w:rPr>
+        <w:t>Límites del Sprint</w:t>
+      </w:r>
+    </w:p>
+    <w:p>
+      <w:pPr>
+        <w:jc w:val="both"/>
+        <w:rPr>
+          <w:rFonts w:ascii="Calibri" w:hAnsi="Calibri" w:cs="Calibri"/>
+          <w:sz w:val="20"/>
+          <w:szCs w:val="20"/>
+        </w:rPr>
+      </w:pPr>
+      <w:r>
+        <w:rPr>
+          <w:rFonts w:ascii="Calibri" w:hAnsi="Calibri" w:cs="Calibri"/>
+          <w:sz w:val="20"/>
+          <w:szCs w:val="20"/>
+        </w:rPr>
+        <w:t>Aunque la estructura de la base de datos quedará preparada para todas las tablas del modelo, en este Sprint no se implementará la gestión de macros, activadores, acciones ni aplicaciones registradas. Dichas tablas se utilizarán a partir del Sprint 05.</w:t>
+      </w:r>
+    </w:p>
+    <w:p>
+      <w:pPr>
+        <w:jc w:val="both"/>
+        <w:rPr>
+          <w:rFonts w:ascii="Calibri" w:hAnsi="Calibri" w:cs="Calibri"/>
+          <w:sz w:val="20"/>
+          <w:szCs w:val="20"/>
+        </w:rPr>
+      </w:pPr>
+      <w:r>
+        <w:rPr>
+          <w:rFonts w:ascii="Calibri" w:hAnsi="Calibri" w:cs="Calibri"/>
+          <w:sz w:val="20"/>
+          <w:szCs w:val="20"/>
+        </w:rPr>
+        <w:lastRenderedPageBreak/>
+        <w:t>La aplicación de escritorio no accede directamente a la base de datos: toda la información se envía y consulta a través de la API, que identifica al usuario mediante un token de sesión. El servidor es desarrollado por el equipo y no utiliza servicios en la nube ni de autenticación de terceros. La aplicación requiere conexión con el servidor para iniciar sesión y almacenar su información; la gestión de las pérdidas de conexión se abordará en el Sprint 05.</w:t>
+      </w:r>
+    </w:p>
+    <w:p>
+      <w:pPr>
+        <w:jc w:val="both"/>
+        <w:rPr>
+          <w:rFonts w:ascii="Calibri" w:hAnsi="Calibri" w:cs="Calibri"/>
+          <w:sz w:val="20"/>
+          <w:szCs w:val="20"/>
+        </w:rPr>
+      </w:pPr>
+      <w:r>
+        <w:rPr>
+          <w:rFonts w:ascii="Calibri" w:hAnsi="Calibri" w:cs="Calibri"/>
+          <w:sz w:val="20"/>
+          <w:szCs w:val="20"/>
+        </w:rPr>
+        <w:t>Es importante distinguir dos mecanismos diferentes. El aviso de uso prolongado se genera a los 60 minutos de actividad y corresponde al Sprint 01. La pausa por inactividad, en cambio, se registra cuando no existe actividad durante el tiempo configurado, cuyo valor por defecto es de 10 minutos. Este Sprint trabaja con el segundo mecanismo, que se relaciona con el primero en un punto: cuando se registra una pausa por inactividad, el período de aviso de 60 minutos se reinicia al retomar la actividad, ya que el usuario efectivamente descansó. Las inactividades menores al tiempo configurado no reinician el período.</w:t>
+      </w:r>
+    </w:p>
+    <w:p>
+      <w:pPr>
+        <w:jc w:val="both"/>
+        <w:rPr>
+          <w:rFonts w:ascii="Calibri" w:hAnsi="Calibri" w:cs="Calibri"/>
+          <w:sz w:val="20"/>
+          <w:szCs w:val="20"/>
+        </w:rPr>
+      </w:pPr>
+    </w:p>
+    <w:p>
+      <w:pPr>
+        <w:pStyle w:val="Heading1"/>
+        <w:jc w:val="both"/>
+        <w:rPr>
+          <w:rFonts w:ascii="Calibri" w:hAnsi="Calibri" w:cs="Calibri"/>
+        </w:rPr>
+      </w:pPr>
+      <w:bookmarkStart w:id="4" w:name="_Toc241875785"/>
+      <w:r>
+        <w:rPr>
+          <w:rFonts w:ascii="Calibri" w:hAnsi="Calibri" w:cs="Calibri"/>
+        </w:rPr>
+        <w:t xml:space="preserve">5. </w:t>
+      </w:r>
+      <w:proofErr w:type="spellStart"/>
+      <w:r>
+        <w:rPr>
+          <w:rFonts w:ascii="Calibri" w:hAnsi="Calibri" w:cs="Calibri"/>
+        </w:rPr>
+        <w:t>Product</w:t>
+      </w:r>
+      <w:proofErr w:type="spellEnd"/>
+      <w:r>
+        <w:rPr>
+          <w:rFonts w:ascii="Calibri" w:hAnsi="Calibri" w:cs="Calibri"/>
+        </w:rPr>
+        <w:t xml:space="preserve"> Backlog </w:t>
+      </w:r>
+      <w:proofErr w:type="spellStart"/>
+      <w:r>
+        <w:rPr>
+          <w:rFonts w:ascii="Calibri" w:hAnsi="Calibri" w:cs="Calibri"/>
+        </w:rPr>
+        <w:t>Items</w:t>
+      </w:r>
+      <w:proofErr w:type="spellEnd"/>
+      <w:r>
+        <w:rPr>
+          <w:rFonts w:ascii="Calibri" w:hAnsi="Calibri" w:cs="Calibri"/>
+        </w:rPr>
+        <w:t xml:space="preserve"> seleccionados</w:t>
+      </w:r>
+      <w:bookmarkEnd w:id="4"/>
+    </w:p>
+    <w:p>
+      <w:pPr>
+        <w:pStyle w:val="Heading2"/>
+        <w:jc w:val="both"/>
+        <w:rPr>
+          <w:rFonts w:ascii="Calibri" w:hAnsi="Calibri" w:cs="Calibri"/>
+        </w:rPr>
+      </w:pPr>
+      <w:bookmarkStart w:id="5" w:name="_Toc241875786"/>
+      <w:r>
+        <w:rPr>
+          <w:rFonts w:ascii="Calibri" w:hAnsi="Calibri" w:cs="Calibri"/>
+        </w:rPr>
+        <w:t>PB-32 – Implementar base de datos</w:t>
+      </w:r>
+      <w:bookmarkEnd w:id="5"/>
+    </w:p>
+    <w:p>
+      <w:pPr>
+        <w:keepNext/>
+        <w:jc w:val="both"/>
+        <w:rPr>
+          <w:rFonts w:ascii="Calibri" w:hAnsi="Calibri" w:cs="Calibri"/>
+          <w:sz w:val="20"/>
+          <w:szCs w:val="20"/>
+        </w:rPr>
+      </w:pPr>
+      <w:r>
+        <w:rPr>
+          <w:rFonts w:ascii="Calibri" w:hAnsi="Calibri" w:cs="Calibri"/>
+          <w:b/>
+          <w:bCs/>
+          <w:sz w:val="20"/>
+          <w:szCs w:val="20"/>
+        </w:rPr>
+        <w:t>Descripción</w:t>
+      </w:r>
+    </w:p>
+    <w:p>
+      <w:pPr>
+        <w:jc w:val="both"/>
+        <w:rPr>
+          <w:rFonts w:ascii="Calibri" w:hAnsi="Calibri" w:cs="Calibri"/>
+          <w:sz w:val="20"/>
+          <w:szCs w:val="20"/>
+        </w:rPr>
+      </w:pPr>
+      <w:r>
+        <w:rPr>
+          <w:rFonts w:ascii="Calibri" w:hAnsi="Calibri" w:cs="Calibri"/>
+          <w:sz w:val="20"/>
+          <w:szCs w:val="20"/>
+        </w:rPr>
+        <w:t xml:space="preserve">El sistema deberá contar con una base de datos PostgreSQL, alojada en el servidor de </w:t>
+      </w:r>
+      <w:proofErr w:type="spellStart"/>
+      <w:r>
+        <w:rPr>
+          <w:rFonts w:ascii="Calibri" w:hAnsi="Calibri" w:cs="Calibri"/>
+          <w:sz w:val="20"/>
+          <w:szCs w:val="20"/>
+        </w:rPr>
+        <w:t>ErgoSense</w:t>
+      </w:r>
+      <w:proofErr w:type="spellEnd"/>
+      <w:r>
+        <w:rPr>
+          <w:rFonts w:ascii="Calibri" w:hAnsi="Calibri" w:cs="Calibri"/>
+          <w:sz w:val="20"/>
+          <w:szCs w:val="20"/>
+        </w:rPr>
+        <w:t xml:space="preserve">, que almacene la información según el modelo de datos definido en el </w:t>
+      </w:r>
+      <w:proofErr w:type="spellStart"/>
+      <w:r>
+        <w:rPr>
+          <w:rFonts w:ascii="Calibri" w:hAnsi="Calibri" w:cs="Calibri"/>
+          <w:sz w:val="20"/>
+          <w:szCs w:val="20"/>
+        </w:rPr>
+        <w:t>Product</w:t>
+      </w:r>
+      <w:proofErr w:type="spellEnd"/>
+      <w:r>
+        <w:rPr>
+          <w:rFonts w:ascii="Calibri" w:hAnsi="Calibri" w:cs="Calibri"/>
+          <w:sz w:val="20"/>
+          <w:szCs w:val="20"/>
+        </w:rPr>
+        <w:t xml:space="preserve"> Backlog.</w:t>
+      </w:r>
+    </w:p>
+    <w:p>
+      <w:pPr>
+        <w:jc w:val="both"/>
+        <w:rPr>
+          <w:rFonts w:ascii="Calibri" w:hAnsi="Calibri" w:cs="Calibri"/>
+          <w:sz w:val="20"/>
+          <w:szCs w:val="20"/>
+        </w:rPr>
+      </w:pPr>
+      <w:r>
+        <w:rPr>
+          <w:rFonts w:ascii="Calibri" w:hAnsi="Calibri" w:cs="Calibri"/>
+          <w:sz w:val="20"/>
+          <w:szCs w:val="20"/>
+        </w:rPr>
+        <w:t>La base de datos se ejecutará en un contenedor Docker junto con la API, y solo será accesible a través de ella.</w:t>
+      </w:r>
+    </w:p>
+    <w:p>
+      <w:pPr>
+        <w:keepNext/>
+        <w:jc w:val="both"/>
+        <w:rPr>
+          <w:rFonts w:ascii="Calibri" w:hAnsi="Calibri" w:cs="Calibri"/>
+          <w:sz w:val="20"/>
+          <w:szCs w:val="20"/>
+        </w:rPr>
+      </w:pPr>
+      <w:r>
+        <w:rPr>
+          <w:rFonts w:ascii="Calibri" w:hAnsi="Calibri" w:cs="Calibri"/>
+          <w:b/>
+          <w:bCs/>
+          <w:sz w:val="20"/>
+          <w:szCs w:val="20"/>
+        </w:rPr>
+        <w:t>Resultado esperado</w:t>
+      </w:r>
+    </w:p>
+    <w:p>
+      <w:pPr>
+        <w:jc w:val="both"/>
+        <w:rPr>
+          <w:rFonts w:ascii="Calibri" w:hAnsi="Calibri" w:cs="Calibri"/>
+          <w:sz w:val="20"/>
+          <w:szCs w:val="20"/>
+        </w:rPr>
+      </w:pPr>
+      <w:r>
+        <w:rPr>
+          <w:rFonts w:ascii="Calibri" w:hAnsi="Calibri" w:cs="Calibri"/>
+          <w:sz w:val="20"/>
+          <w:szCs w:val="20"/>
+        </w:rPr>
+        <w:t>Al levantar el servidor por primera vez se creará la base de datos con las ocho tablas del modelo, sus claves primarias, claves foráneas, restricciones y valores por defecto. En los inicios posteriores, el servidor utilizará la base de datos existente sin volver a crearla.</w:t>
+      </w:r>
+    </w:p>
+    <w:p>
+      <w:pPr>
+        <w:keepNext/>
+        <w:jc w:val="both"/>
+        <w:rPr>
+          <w:rFonts w:ascii="Calibri" w:hAnsi="Calibri" w:cs="Calibri"/>
+          <w:sz w:val="20"/>
+          <w:szCs w:val="20"/>
+        </w:rPr>
+      </w:pPr>
+      <w:r>
+        <w:rPr>
+          <w:rFonts w:ascii="Calibri" w:hAnsi="Calibri" w:cs="Calibri"/>
+          <w:b/>
+          <w:bCs/>
+          <w:sz w:val="20"/>
+          <w:szCs w:val="20"/>
+        </w:rPr>
+        <w:t>Criterios de aceptación</w:t>
       </w:r>
     </w:p>
     <w:p>
@@ -3050,7 +3725,7 @@
           <w:sz w:val="20"/>
           <w:szCs w:val="20"/>
         </w:rPr>
-        <w:t>Se crean las tablas users, settings, usage_sessions, breaks, macros, macro_triggers, macro_actions y applications.</w:t>
+        <w:t>Al levantar el servidor por primera vez se crean las tablas y relaciones definidas, y la información almacenada se conserva al reiniciar el servidor y la aplicación.</w:t>
       </w:r>
     </w:p>
     <w:p>
@@ -3064,15 +3739,137 @@
           <w:rFonts w:ascii="Calibri" w:hAnsi="Calibri" w:cs="Calibri"/>
           <w:sz w:val="20"/>
           <w:szCs w:val="20"/>
-        </w:rPr>
-      </w:pPr>
-      <w:r>
-        <w:rPr>
-          <w:rFonts w:ascii="Calibri" w:hAnsi="Calibri" w:cs="Calibri"/>
-          <w:sz w:val="20"/>
-          <w:szCs w:val="20"/>
-        </w:rPr>
-        <w:t>Las claves foráneas relacionan las tablas según el modelo de datos.</w:t>
+          <w:lang w:val="en-US"/>
+        </w:rPr>
+      </w:pPr>
+      <w:r>
+        <w:rPr>
+          <w:rFonts w:ascii="Calibri" w:hAnsi="Calibri" w:cs="Calibri"/>
+          <w:sz w:val="20"/>
+          <w:szCs w:val="20"/>
+          <w:lang w:val="en-US"/>
+        </w:rPr>
+        <w:t xml:space="preserve">Se </w:t>
+      </w:r>
+      <w:proofErr w:type="spellStart"/>
+      <w:r>
+        <w:rPr>
+          <w:rFonts w:ascii="Calibri" w:hAnsi="Calibri" w:cs="Calibri"/>
+          <w:sz w:val="20"/>
+          <w:szCs w:val="20"/>
+          <w:lang w:val="en-US"/>
+        </w:rPr>
+        <w:t>crean</w:t>
+      </w:r>
+      <w:proofErr w:type="spellEnd"/>
+      <w:r>
+        <w:rPr>
+          <w:rFonts w:ascii="Calibri" w:hAnsi="Calibri" w:cs="Calibri"/>
+          <w:sz w:val="20"/>
+          <w:szCs w:val="20"/>
+          <w:lang w:val="en-US"/>
+        </w:rPr>
+        <w:t xml:space="preserve"> las </w:t>
+      </w:r>
+      <w:proofErr w:type="spellStart"/>
+      <w:r>
+        <w:rPr>
+          <w:rFonts w:ascii="Calibri" w:hAnsi="Calibri" w:cs="Calibri"/>
+          <w:sz w:val="20"/>
+          <w:szCs w:val="20"/>
+          <w:lang w:val="en-US"/>
+        </w:rPr>
+        <w:t>tablas</w:t>
+      </w:r>
+      <w:proofErr w:type="spellEnd"/>
+      <w:r>
+        <w:rPr>
+          <w:rFonts w:ascii="Calibri" w:hAnsi="Calibri" w:cs="Calibri"/>
+          <w:sz w:val="20"/>
+          <w:szCs w:val="20"/>
+          <w:lang w:val="en-US"/>
+        </w:rPr>
+        <w:t xml:space="preserve"> users, settings, </w:t>
+      </w:r>
+      <w:proofErr w:type="spellStart"/>
+      <w:r>
+        <w:rPr>
+          <w:rFonts w:ascii="Calibri" w:hAnsi="Calibri" w:cs="Calibri"/>
+          <w:sz w:val="20"/>
+          <w:szCs w:val="20"/>
+          <w:lang w:val="en-US"/>
+        </w:rPr>
+        <w:t>usage_sessions</w:t>
+      </w:r>
+      <w:proofErr w:type="spellEnd"/>
+      <w:r>
+        <w:rPr>
+          <w:rFonts w:ascii="Calibri" w:hAnsi="Calibri" w:cs="Calibri"/>
+          <w:sz w:val="20"/>
+          <w:szCs w:val="20"/>
+          <w:lang w:val="en-US"/>
+        </w:rPr>
+        <w:t xml:space="preserve">, </w:t>
+      </w:r>
+      <w:proofErr w:type="gramStart"/>
+      <w:r>
+        <w:rPr>
+          <w:rFonts w:ascii="Calibri" w:hAnsi="Calibri" w:cs="Calibri"/>
+          <w:sz w:val="20"/>
+          <w:szCs w:val="20"/>
+          <w:lang w:val="en-US"/>
+        </w:rPr>
+        <w:t>breaks, macros</w:t>
+      </w:r>
+      <w:proofErr w:type="gramEnd"/>
+      <w:r>
+        <w:rPr>
+          <w:rFonts w:ascii="Calibri" w:hAnsi="Calibri" w:cs="Calibri"/>
+          <w:sz w:val="20"/>
+          <w:szCs w:val="20"/>
+          <w:lang w:val="en-US"/>
+        </w:rPr>
+        <w:t xml:space="preserve">, </w:t>
+      </w:r>
+      <w:proofErr w:type="spellStart"/>
+      <w:r>
+        <w:rPr>
+          <w:rFonts w:ascii="Calibri" w:hAnsi="Calibri" w:cs="Calibri"/>
+          <w:sz w:val="20"/>
+          <w:szCs w:val="20"/>
+          <w:lang w:val="en-US"/>
+        </w:rPr>
+        <w:t>macro_triggers</w:t>
+      </w:r>
+      <w:proofErr w:type="spellEnd"/>
+      <w:r>
+        <w:rPr>
+          <w:rFonts w:ascii="Calibri" w:hAnsi="Calibri" w:cs="Calibri"/>
+          <w:sz w:val="20"/>
+          <w:szCs w:val="20"/>
+          <w:lang w:val="en-US"/>
+        </w:rPr>
+        <w:t xml:space="preserve">, </w:t>
+      </w:r>
+      <w:proofErr w:type="spellStart"/>
+      <w:r>
+        <w:rPr>
+          <w:rFonts w:ascii="Calibri" w:hAnsi="Calibri" w:cs="Calibri"/>
+          <w:sz w:val="20"/>
+          <w:szCs w:val="20"/>
+          <w:lang w:val="en-US"/>
+        </w:rPr>
+        <w:t>macro_actions</w:t>
+      </w:r>
+      <w:proofErr w:type="spellEnd"/>
+      <w:r>
+        <w:rPr>
+          <w:rFonts w:ascii="Calibri" w:hAnsi="Calibri" w:cs="Calibri"/>
+          <w:sz w:val="20"/>
+          <w:szCs w:val="20"/>
+          <w:lang w:val="en-US"/>
+        </w:rPr>
+        <w:t xml:space="preserve"> y applications.</w:t>
       </w:r>
     </w:p>
     <w:p>
@@ -3094,7 +3891,7 @@
           <w:sz w:val="20"/>
           <w:szCs w:val="20"/>
         </w:rPr>
-        <w:t>La restricción de unicidad sobre settings.user_id asegura una única configuración por usuario.</w:t>
+        <w:t>Las claves foráneas relacionan las tablas según el modelo de datos.</w:t>
       </w:r>
     </w:p>
     <w:p>
@@ -3116,7 +3913,25 @@
           <w:sz w:val="20"/>
           <w:szCs w:val="20"/>
         </w:rPr>
-        <w:t>Los valores por defecto definidos en el modelo se aplican al crear nuevos registros.</w:t>
+        <w:t xml:space="preserve">La restricción de unicidad sobre </w:t>
+      </w:r>
+      <w:proofErr w:type="spellStart"/>
+      <w:r>
+        <w:rPr>
+          <w:rFonts w:ascii="Calibri" w:hAnsi="Calibri" w:cs="Calibri"/>
+          <w:sz w:val="20"/>
+          <w:szCs w:val="20"/>
+        </w:rPr>
+        <w:t>settings.user_id</w:t>
+      </w:r>
+      <w:proofErr w:type="spellEnd"/>
+      <w:r>
+        <w:rPr>
+          <w:rFonts w:ascii="Calibri" w:hAnsi="Calibri" w:cs="Calibri"/>
+          <w:sz w:val="20"/>
+          <w:szCs w:val="20"/>
+        </w:rPr>
+        <w:t xml:space="preserve"> asegura una única configuración por usuario.</w:t>
       </w:r>
     </w:p>
     <w:p>
@@ -3138,141 +3953,7 @@
           <w:sz w:val="20"/>
           <w:szCs w:val="20"/>
         </w:rPr>
-        <w:t>Si la base de datos ya existe, no se crea nuevamente ni se pierde la información almacenada.</w:t>
-      </w:r>
-    </w:p>
-    <w:p>
-      <w:pPr>
-        <w:pStyle w:val="Ttulo2"/>
-        <w:jc w:val="both"/>
-        <w:rPr>
-          <w:rFonts w:ascii="Calibri" w:hAnsi="Calibri" w:cs="Calibri"/>
-        </w:rPr>
-      </w:pPr>
-      <w:bookmarkStart w:id="6" w:name="_Toc241875787"/>
-      <w:r>
-        <w:rPr>
-          <w:rFonts w:ascii="Calibri" w:hAnsi="Calibri" w:cs="Calibri"/>
-        </w:rPr>
-        <w:t>PB-33 – Registrar perfil de usuario</w:t>
-      </w:r>
-      <w:bookmarkEnd w:id="6"/>
-    </w:p>
-    <w:p>
-      <w:pPr>
-        <w:keepNext/>
-        <w:jc w:val="both"/>
-        <w:rPr>
-          <w:rFonts w:ascii="Calibri" w:hAnsi="Calibri" w:cs="Calibri"/>
-          <w:sz w:val="20"/>
-          <w:szCs w:val="20"/>
-        </w:rPr>
-      </w:pPr>
-      <w:r>
-        <w:rPr>
-          <w:rFonts w:ascii="Calibri" w:hAnsi="Calibri" w:cs="Calibri"/>
-          <w:b/>
-          <w:bCs/>
-          <w:sz w:val="20"/>
-          <w:szCs w:val="20"/>
-        </w:rPr>
-        <w:t>Descripción</w:t>
-      </w:r>
-    </w:p>
-    <w:p>
-      <w:pPr>
-        <w:jc w:val="both"/>
-        <w:rPr>
-          <w:rFonts w:ascii="Calibri" w:hAnsi="Calibri" w:cs="Calibri"/>
-          <w:sz w:val="20"/>
-          <w:szCs w:val="20"/>
-        </w:rPr>
-      </w:pPr>
-      <w:r>
-        <w:rPr>
-          <w:rFonts w:ascii="Calibri" w:hAnsi="Calibri" w:cs="Calibri"/>
-          <w:sz w:val="20"/>
-          <w:szCs w:val="20"/>
-        </w:rPr>
-        <w:t>El sistema deberá registrar un perfil local de usuario identificado por su nombre, al cual se asocian su configuración, sesiones de uso, macros y aplicaciones.</w:t>
-      </w:r>
-    </w:p>
-    <w:p>
-      <w:pPr>
-        <w:jc w:val="both"/>
-        <w:rPr>
-          <w:rFonts w:ascii="Calibri" w:hAnsi="Calibri" w:cs="Calibri"/>
-          <w:sz w:val="20"/>
-          <w:szCs w:val="20"/>
-        </w:rPr>
-      </w:pPr>
-      <w:r>
-        <w:rPr>
-          <w:rFonts w:ascii="Calibri" w:hAnsi="Calibri" w:cs="Calibri"/>
-          <w:sz w:val="20"/>
-          <w:szCs w:val="20"/>
-        </w:rPr>
-        <w:t>Al registrar el perfil, el sistema creará también su configuración inicial.</w:t>
-      </w:r>
-    </w:p>
-    <w:p>
-      <w:pPr>
-        <w:keepNext/>
-        <w:jc w:val="both"/>
-        <w:rPr>
-          <w:rFonts w:ascii="Calibri" w:hAnsi="Calibri" w:cs="Calibri"/>
-          <w:sz w:val="20"/>
-          <w:szCs w:val="20"/>
-        </w:rPr>
-      </w:pPr>
-      <w:r>
-        <w:rPr>
-          <w:rFonts w:ascii="Calibri" w:hAnsi="Calibri" w:cs="Calibri"/>
-          <w:b/>
-          <w:bCs/>
-          <w:sz w:val="20"/>
-          <w:szCs w:val="20"/>
-        </w:rPr>
-        <w:t>Resultado esperado</w:t>
-      </w:r>
-    </w:p>
-    <w:p>
-      <w:pPr>
-        <w:jc w:val="both"/>
-        <w:rPr>
-          <w:rFonts w:ascii="Calibri" w:hAnsi="Calibri" w:cs="Calibri"/>
-          <w:sz w:val="20"/>
-          <w:szCs w:val="20"/>
-        </w:rPr>
-      </w:pPr>
-      <w:r>
-        <w:rPr>
-          <w:rFonts w:ascii="Calibri" w:hAnsi="Calibri" w:cs="Calibri"/>
-          <w:sz w:val="20"/>
-          <w:szCs w:val="20"/>
-        </w:rPr>
-        <w:t>La aplicación contará con un perfil almacenado en la tabla users y con su configuración inicial en la tabla settings.</w:t>
-      </w:r>
-    </w:p>
-    <w:p>
-      <w:pPr>
-        <w:keepNext/>
-        <w:jc w:val="both"/>
-        <w:rPr>
-          <w:rFonts w:ascii="Calibri" w:hAnsi="Calibri" w:cs="Calibri"/>
-          <w:sz w:val="20"/>
-          <w:szCs w:val="20"/>
-        </w:rPr>
-      </w:pPr>
-      <w:r>
-        <w:rPr>
-          <w:rFonts w:ascii="Calibri" w:hAnsi="Calibri" w:cs="Calibri"/>
-          <w:b/>
-          <w:bCs/>
-          <w:sz w:val="20"/>
-          <w:szCs w:val="20"/>
-        </w:rPr>
-        <w:t>Criterios de aceptación</w:t>
+        <w:t>Los valores por defecto definidos en el modelo se aplican al crear nuevos registros.</w:t>
       </w:r>
     </w:p>
     <w:p>
@@ -3294,7 +3975,196 @@
           <w:sz w:val="20"/>
           <w:szCs w:val="20"/>
         </w:rPr>
-        <w:t>Al registrar el perfil se almacenan su nombre y fecha de creación, y se genera su configuración con los valores por defecto.</w:t>
+        <w:t>Si la base de datos ya existe, no se crea nuevamente ni se pierde la información almacenada.</w:t>
+      </w:r>
+    </w:p>
+    <w:p>
+      <w:pPr>
+        <w:pStyle w:val="Heading2"/>
+        <w:jc w:val="both"/>
+        <w:rPr>
+          <w:rFonts w:ascii="Calibri" w:hAnsi="Calibri" w:cs="Calibri"/>
+        </w:rPr>
+      </w:pPr>
+      <w:bookmarkStart w:id="6" w:name="_Toc241875787"/>
+      <w:r>
+        <w:rPr>
+          <w:rFonts w:ascii="Calibri" w:hAnsi="Calibri" w:cs="Calibri"/>
+        </w:rPr>
+        <w:lastRenderedPageBreak/>
+        <w:t>PB-33 – Crear cuenta de usuario</w:t>
+      </w:r>
+      <w:bookmarkEnd w:id="6"/>
+    </w:p>
+    <w:p>
+      <w:pPr>
+        <w:keepNext/>
+        <w:jc w:val="both"/>
+        <w:rPr>
+          <w:rFonts w:ascii="Calibri" w:hAnsi="Calibri" w:cs="Calibri"/>
+          <w:sz w:val="20"/>
+          <w:szCs w:val="20"/>
+        </w:rPr>
+      </w:pPr>
+      <w:r>
+        <w:rPr>
+          <w:rFonts w:ascii="Calibri" w:hAnsi="Calibri" w:cs="Calibri"/>
+          <w:b/>
+          <w:bCs/>
+          <w:sz w:val="20"/>
+          <w:szCs w:val="20"/>
+        </w:rPr>
+        <w:t>Descripción</w:t>
+      </w:r>
+    </w:p>
+    <w:p>
+      <w:pPr>
+        <w:jc w:val="both"/>
+        <w:rPr>
+          <w:rFonts w:ascii="Calibri" w:hAnsi="Calibri" w:cs="Calibri"/>
+          <w:sz w:val="20"/>
+          <w:szCs w:val="20"/>
+        </w:rPr>
+      </w:pPr>
+      <w:r>
+        <w:rPr>
+          <w:rFonts w:ascii="Calibri" w:hAnsi="Calibri" w:cs="Calibri"/>
+          <w:sz w:val="20"/>
+          <w:szCs w:val="20"/>
+        </w:rPr>
+        <w:t xml:space="preserve">El usuario deberá poder crear una cuenta indicando su nombre, correo electrónico y contraseña. La cuenta se registrará en el servidor de </w:t>
+      </w:r>
+      <w:proofErr w:type="spellStart"/>
+      <w:r>
+        <w:rPr>
+          <w:rFonts w:ascii="Calibri" w:hAnsi="Calibri" w:cs="Calibri"/>
+          <w:sz w:val="20"/>
+          <w:szCs w:val="20"/>
+        </w:rPr>
+        <w:t>ErgoSense</w:t>
+      </w:r>
+      <w:proofErr w:type="spellEnd"/>
+      <w:r>
+        <w:rPr>
+          <w:rFonts w:ascii="Calibri" w:hAnsi="Calibri" w:cs="Calibri"/>
+          <w:sz w:val="20"/>
+          <w:szCs w:val="20"/>
+        </w:rPr>
+        <w:t xml:space="preserve"> y a ella se asociarán su configuración, sesiones de uso, macros y aplicaciones.</w:t>
+      </w:r>
+    </w:p>
+    <w:p>
+      <w:pPr>
+        <w:jc w:val="both"/>
+        <w:rPr>
+          <w:rFonts w:ascii="Calibri" w:hAnsi="Calibri" w:cs="Calibri"/>
+          <w:sz w:val="20"/>
+          <w:szCs w:val="20"/>
+        </w:rPr>
+      </w:pPr>
+      <w:r>
+        <w:rPr>
+          <w:rFonts w:ascii="Calibri" w:hAnsi="Calibri" w:cs="Calibri"/>
+          <w:sz w:val="20"/>
+          <w:szCs w:val="20"/>
+        </w:rPr>
+        <w:t>Al crear la cuenta, el sistema creará también su configuración inicial.</w:t>
+      </w:r>
+    </w:p>
+    <w:p>
+      <w:pPr>
+        <w:keepNext/>
+        <w:jc w:val="both"/>
+        <w:rPr>
+          <w:rFonts w:ascii="Calibri" w:hAnsi="Calibri" w:cs="Calibri"/>
+          <w:sz w:val="20"/>
+          <w:szCs w:val="20"/>
+        </w:rPr>
+      </w:pPr>
+      <w:r>
+        <w:rPr>
+          <w:rFonts w:ascii="Calibri" w:hAnsi="Calibri" w:cs="Calibri"/>
+          <w:b/>
+          <w:bCs/>
+          <w:sz w:val="20"/>
+          <w:szCs w:val="20"/>
+        </w:rPr>
+        <w:t>Resultado esperado</w:t>
+      </w:r>
+    </w:p>
+    <w:p>
+      <w:pPr>
+        <w:jc w:val="both"/>
+        <w:rPr>
+          <w:rFonts w:ascii="Calibri" w:hAnsi="Calibri" w:cs="Calibri"/>
+          <w:sz w:val="20"/>
+          <w:szCs w:val="20"/>
+        </w:rPr>
+      </w:pPr>
+      <w:r>
+        <w:rPr>
+          <w:rFonts w:ascii="Calibri" w:hAnsi="Calibri" w:cs="Calibri"/>
+          <w:sz w:val="20"/>
+          <w:szCs w:val="20"/>
+        </w:rPr>
+        <w:t xml:space="preserve">El usuario podrá crear su cuenta desde una ventana básica de registro, y esta quedará almacenada en la tabla </w:t>
+      </w:r>
+      <w:proofErr w:type="spellStart"/>
+      <w:r>
+        <w:rPr>
+          <w:rFonts w:ascii="Calibri" w:hAnsi="Calibri" w:cs="Calibri"/>
+          <w:sz w:val="20"/>
+          <w:szCs w:val="20"/>
+        </w:rPr>
+        <w:t>users</w:t>
+      </w:r>
+      <w:proofErr w:type="spellEnd"/>
+      <w:r>
+        <w:rPr>
+          <w:rFonts w:ascii="Calibri" w:hAnsi="Calibri" w:cs="Calibri"/>
+          <w:sz w:val="20"/>
+          <w:szCs w:val="20"/>
+        </w:rPr>
+        <w:t xml:space="preserve">, con su configuración inicial en la tabla </w:t>
+      </w:r>
+      <w:proofErr w:type="spellStart"/>
+      <w:r>
+        <w:rPr>
+          <w:rFonts w:ascii="Calibri" w:hAnsi="Calibri" w:cs="Calibri"/>
+          <w:sz w:val="20"/>
+          <w:szCs w:val="20"/>
+        </w:rPr>
+        <w:t>settings</w:t>
+      </w:r>
+      <w:proofErr w:type="spellEnd"/>
+      <w:r>
+        <w:rPr>
+          <w:rFonts w:ascii="Calibri" w:hAnsi="Calibri" w:cs="Calibri"/>
+          <w:sz w:val="20"/>
+          <w:szCs w:val="20"/>
+        </w:rPr>
+        <w:t>.</w:t>
+      </w:r>
+    </w:p>
+    <w:p>
+      <w:pPr>
+        <w:keepNext/>
+        <w:jc w:val="both"/>
+        <w:rPr>
+          <w:rFonts w:ascii="Calibri" w:hAnsi="Calibri" w:cs="Calibri"/>
+          <w:sz w:val="20"/>
+          <w:szCs w:val="20"/>
+        </w:rPr>
+      </w:pPr>
+      <w:r>
+        <w:rPr>
+          <w:rFonts w:ascii="Calibri" w:hAnsi="Calibri" w:cs="Calibri"/>
+          <w:b/>
+          <w:bCs/>
+          <w:sz w:val="20"/>
+          <w:szCs w:val="20"/>
+        </w:rPr>
+        <w:t>Criterios de aceptación</w:t>
       </w:r>
     </w:p>
     <w:p>
@@ -3316,7 +4186,7 @@
           <w:sz w:val="20"/>
           <w:szCs w:val="20"/>
         </w:rPr>
-        <w:t>El nombre del usuario es obligatorio para registrar el perfil.</w:t>
+        <w:t>Al crear la cuenta se almacenan su nombre, correo electrónico y fecha de creación, y se genera su configuración con los valores por defecto.</w:t>
       </w:r>
     </w:p>
     <w:p>
@@ -3338,7 +4208,7 @@
           <w:sz w:val="20"/>
           <w:szCs w:val="20"/>
         </w:rPr>
-        <w:t>La configuración inicial considera 15 minutos como tiempo de inactividad para registrar pausas y el control por voz y por gestos activados.</w:t>
+        <w:t>El nombre, el correo electrónico y la contraseña son obligatorios, y no se permite registrar un correo ya utilizado.</w:t>
       </w:r>
     </w:p>
     <w:p>
@@ -3360,7 +4230,7 @@
           <w:sz w:val="20"/>
           <w:szCs w:val="20"/>
         </w:rPr>
-        <w:t>Al volver a abrir la aplicación se utiliza el perfil ya registrado.</w:t>
+        <w:t>La configuración inicial considera 10 minutos como tiempo de inactividad para registrar pausas y el control por voz y por gestos activados.</w:t>
       </w:r>
     </w:p>
     <w:p>
@@ -3382,141 +4252,7 @@
           <w:sz w:val="20"/>
           <w:szCs w:val="20"/>
         </w:rPr>
-        <w:t>El registro del perfil no solicita contraseña ni datos de una cuenta en línea.</w:t>
-      </w:r>
-    </w:p>
-    <w:p>
-      <w:pPr>
-        <w:pStyle w:val="Ttulo2"/>
-        <w:jc w:val="both"/>
-        <w:rPr>
-          <w:rFonts w:ascii="Calibri" w:hAnsi="Calibri" w:cs="Calibri"/>
-        </w:rPr>
-      </w:pPr>
-      <w:bookmarkStart w:id="7" w:name="_Toc241875788"/>
-      <w:r>
-        <w:rPr>
-          <w:rFonts w:ascii="Calibri" w:hAnsi="Calibri" w:cs="Calibri"/>
-        </w:rPr>
-        <w:t>PB-34 – Registrar sesiones de uso</w:t>
-      </w:r>
-      <w:bookmarkEnd w:id="7"/>
-    </w:p>
-    <w:p>
-      <w:pPr>
-        <w:keepNext/>
-        <w:jc w:val="both"/>
-        <w:rPr>
-          <w:rFonts w:ascii="Calibri" w:hAnsi="Calibri" w:cs="Calibri"/>
-          <w:sz w:val="20"/>
-          <w:szCs w:val="20"/>
-        </w:rPr>
-      </w:pPr>
-      <w:r>
-        <w:rPr>
-          <w:rFonts w:ascii="Calibri" w:hAnsi="Calibri" w:cs="Calibri"/>
-          <w:b/>
-          <w:bCs/>
-          <w:sz w:val="20"/>
-          <w:szCs w:val="20"/>
-        </w:rPr>
-        <w:t>Descripción</w:t>
-      </w:r>
-    </w:p>
-    <w:p>
-      <w:pPr>
-        <w:jc w:val="both"/>
-        <w:rPr>
-          <w:rFonts w:ascii="Calibri" w:hAnsi="Calibri" w:cs="Calibri"/>
-          <w:sz w:val="20"/>
-          <w:szCs w:val="20"/>
-        </w:rPr>
-      </w:pPr>
-      <w:r>
-        <w:rPr>
-          <w:rFonts w:ascii="Calibri" w:hAnsi="Calibri" w:cs="Calibri"/>
-          <w:sz w:val="20"/>
-          <w:szCs w:val="20"/>
-        </w:rPr>
-        <w:t>El sistema deberá registrar cada sesión de uso del computador, almacenando su fecha y hora de inicio y de término.</w:t>
-      </w:r>
-    </w:p>
-    <w:p>
-      <w:pPr>
-        <w:jc w:val="both"/>
-        <w:rPr>
-          <w:rFonts w:ascii="Calibri" w:hAnsi="Calibri" w:cs="Calibri"/>
-          <w:sz w:val="20"/>
-          <w:szCs w:val="20"/>
-        </w:rPr>
-      </w:pPr>
-      <w:r>
-        <w:rPr>
-          <w:rFonts w:ascii="Calibri" w:hAnsi="Calibri" w:cs="Calibri"/>
-          <w:sz w:val="20"/>
-          <w:szCs w:val="20"/>
-        </w:rPr>
-        <w:t>Cada sesión quedará asociada al perfil del usuario.</w:t>
-      </w:r>
-    </w:p>
-    <w:p>
-      <w:pPr>
-        <w:keepNext/>
-        <w:jc w:val="both"/>
-        <w:rPr>
-          <w:rFonts w:ascii="Calibri" w:hAnsi="Calibri" w:cs="Calibri"/>
-          <w:sz w:val="20"/>
-          <w:szCs w:val="20"/>
-        </w:rPr>
-      </w:pPr>
-      <w:r>
-        <w:rPr>
-          <w:rFonts w:ascii="Calibri" w:hAnsi="Calibri" w:cs="Calibri"/>
-          <w:b/>
-          <w:bCs/>
-          <w:sz w:val="20"/>
-          <w:szCs w:val="20"/>
-        </w:rPr>
-        <w:t>Resultado esperado</w:t>
-      </w:r>
-    </w:p>
-    <w:p>
-      <w:pPr>
-        <w:jc w:val="both"/>
-        <w:rPr>
-          <w:rFonts w:ascii="Calibri" w:hAnsi="Calibri" w:cs="Calibri"/>
-          <w:sz w:val="20"/>
-          <w:szCs w:val="20"/>
-        </w:rPr>
-      </w:pPr>
-      <w:r>
-        <w:rPr>
-          <w:rFonts w:ascii="Calibri" w:hAnsi="Calibri" w:cs="Calibri"/>
-          <w:sz w:val="20"/>
-          <w:szCs w:val="20"/>
-        </w:rPr>
-        <w:t>Cada vez que se inicie el monitoreo se creará un registro en usage_sessions, que se completará con su hora de término al finalizar el monitoreo o cerrar la aplicación.</w:t>
-      </w:r>
-    </w:p>
-    <w:p>
-      <w:pPr>
-        <w:keepNext/>
-        <w:jc w:val="both"/>
-        <w:rPr>
-          <w:rFonts w:ascii="Calibri" w:hAnsi="Calibri" w:cs="Calibri"/>
-          <w:sz w:val="20"/>
-          <w:szCs w:val="20"/>
-        </w:rPr>
-      </w:pPr>
-      <w:r>
-        <w:rPr>
-          <w:rFonts w:ascii="Calibri" w:hAnsi="Calibri" w:cs="Calibri"/>
-          <w:b/>
-          <w:bCs/>
-          <w:sz w:val="20"/>
-          <w:szCs w:val="20"/>
-        </w:rPr>
-        <w:t>Criterios de aceptación</w:t>
+        <w:t>La contraseña se almacena solo como hash y nunca en texto plano.</w:t>
       </w:r>
     </w:p>
     <w:p>
@@ -3538,7 +4274,159 @@
           <w:sz w:val="20"/>
           <w:szCs w:val="20"/>
         </w:rPr>
-        <w:t>Al iniciar el monitoreo se crea una sesión con su hora de inicio y, al finalizarlo o cerrar la aplicación, se registra su hora de término.</w:t>
+        <w:t>Se informa al usuario si los datos son inválidos o si no existe conexión con el servidor.</w:t>
+      </w:r>
+    </w:p>
+    <w:p>
+      <w:pPr>
+        <w:pStyle w:val="Heading2"/>
+        <w:jc w:val="both"/>
+        <w:rPr>
+          <w:rFonts w:ascii="Calibri" w:hAnsi="Calibri" w:cs="Calibri"/>
+        </w:rPr>
+      </w:pPr>
+      <w:bookmarkStart w:id="7" w:name="_Toc241875788"/>
+      <w:r>
+        <w:rPr>
+          <w:rFonts w:ascii="Calibri" w:hAnsi="Calibri" w:cs="Calibri"/>
+        </w:rPr>
+        <w:t>PB-34 – Registrar sesiones de uso</w:t>
+      </w:r>
+      <w:bookmarkEnd w:id="7"/>
+    </w:p>
+    <w:p>
+      <w:pPr>
+        <w:keepNext/>
+        <w:jc w:val="both"/>
+        <w:rPr>
+          <w:rFonts w:ascii="Calibri" w:hAnsi="Calibri" w:cs="Calibri"/>
+          <w:sz w:val="20"/>
+          <w:szCs w:val="20"/>
+        </w:rPr>
+      </w:pPr>
+      <w:r>
+        <w:rPr>
+          <w:rFonts w:ascii="Calibri" w:hAnsi="Calibri" w:cs="Calibri"/>
+          <w:b/>
+          <w:bCs/>
+          <w:sz w:val="20"/>
+          <w:szCs w:val="20"/>
+        </w:rPr>
+        <w:t>Descripción</w:t>
+      </w:r>
+    </w:p>
+    <w:p>
+      <w:pPr>
+        <w:jc w:val="both"/>
+        <w:rPr>
+          <w:rFonts w:ascii="Calibri" w:hAnsi="Calibri" w:cs="Calibri"/>
+          <w:sz w:val="20"/>
+          <w:szCs w:val="20"/>
+        </w:rPr>
+      </w:pPr>
+      <w:r>
+        <w:rPr>
+          <w:rFonts w:ascii="Calibri" w:hAnsi="Calibri" w:cs="Calibri"/>
+          <w:sz w:val="20"/>
+          <w:szCs w:val="20"/>
+        </w:rPr>
+        <w:t>El sistema deberá registrar cada sesión de uso del computador, almacenando su fecha y hora de inicio y de término.</w:t>
+      </w:r>
+    </w:p>
+    <w:p>
+      <w:pPr>
+        <w:jc w:val="both"/>
+        <w:rPr>
+          <w:rFonts w:ascii="Calibri" w:hAnsi="Calibri" w:cs="Calibri"/>
+          <w:sz w:val="20"/>
+          <w:szCs w:val="20"/>
+        </w:rPr>
+      </w:pPr>
+      <w:r>
+        <w:rPr>
+          <w:rFonts w:ascii="Calibri" w:hAnsi="Calibri" w:cs="Calibri"/>
+          <w:sz w:val="20"/>
+          <w:szCs w:val="20"/>
+        </w:rPr>
+        <w:t>Cada sesión quedará asociada a la cuenta del usuario.</w:t>
+      </w:r>
+    </w:p>
+    <w:p>
+      <w:pPr>
+        <w:keepNext/>
+        <w:jc w:val="both"/>
+        <w:rPr>
+          <w:rFonts w:ascii="Calibri" w:hAnsi="Calibri" w:cs="Calibri"/>
+          <w:sz w:val="20"/>
+          <w:szCs w:val="20"/>
+        </w:rPr>
+      </w:pPr>
+      <w:r>
+        <w:rPr>
+          <w:rFonts w:ascii="Calibri" w:hAnsi="Calibri" w:cs="Calibri"/>
+          <w:b/>
+          <w:bCs/>
+          <w:sz w:val="20"/>
+          <w:szCs w:val="20"/>
+        </w:rPr>
+        <w:t>Resultado esperado</w:t>
+      </w:r>
+    </w:p>
+    <w:p>
+      <w:pPr>
+        <w:jc w:val="both"/>
+        <w:rPr>
+          <w:rFonts w:ascii="Calibri" w:hAnsi="Calibri" w:cs="Calibri"/>
+          <w:sz w:val="20"/>
+          <w:szCs w:val="20"/>
+        </w:rPr>
+      </w:pPr>
+      <w:r>
+        <w:rPr>
+          <w:rFonts w:ascii="Calibri" w:hAnsi="Calibri" w:cs="Calibri"/>
+          <w:sz w:val="20"/>
+          <w:szCs w:val="20"/>
+        </w:rPr>
+        <w:t xml:space="preserve">Cada vez que se inicie el monitoreo se creará un registro en </w:t>
+      </w:r>
+      <w:proofErr w:type="spellStart"/>
+      <w:r>
+        <w:rPr>
+          <w:rFonts w:ascii="Calibri" w:hAnsi="Calibri" w:cs="Calibri"/>
+          <w:sz w:val="20"/>
+          <w:szCs w:val="20"/>
+        </w:rPr>
+        <w:t>usage_sessions</w:t>
+      </w:r>
+      <w:proofErr w:type="spellEnd"/>
+      <w:r>
+        <w:rPr>
+          <w:rFonts w:ascii="Calibri" w:hAnsi="Calibri" w:cs="Calibri"/>
+          <w:sz w:val="20"/>
+          <w:szCs w:val="20"/>
+        </w:rPr>
+        <w:t>, que se completará con su hora de término al finalizar el monitoreo o cerrar la aplicación.</w:t>
+      </w:r>
+    </w:p>
+    <w:p>
+      <w:pPr>
+        <w:keepNext/>
+        <w:jc w:val="both"/>
+        <w:rPr>
+          <w:rFonts w:ascii="Calibri" w:hAnsi="Calibri" w:cs="Calibri"/>
+          <w:sz w:val="20"/>
+          <w:szCs w:val="20"/>
+        </w:rPr>
+      </w:pPr>
+      <w:r>
+        <w:rPr>
+          <w:rFonts w:ascii="Calibri" w:hAnsi="Calibri" w:cs="Calibri"/>
+          <w:b/>
+          <w:bCs/>
+          <w:sz w:val="20"/>
+          <w:szCs w:val="20"/>
+        </w:rPr>
+        <w:t>Criterios de aceptación</w:t>
       </w:r>
     </w:p>
     <w:p>
@@ -3560,7 +4448,7 @@
           <w:sz w:val="20"/>
           <w:szCs w:val="20"/>
         </w:rPr>
-        <w:t>Cada sesión queda asociada al usuario mediante user_id.</w:t>
+        <w:t>Al iniciar el monitoreo se crea una sesión con su hora de inicio y, al finalizarlo o cerrar la aplicación, se registra su hora de término.</w:t>
       </w:r>
     </w:p>
     <w:p>
@@ -3582,7 +4470,25 @@
           <w:sz w:val="20"/>
           <w:szCs w:val="20"/>
         </w:rPr>
-        <w:t>Existe una sola sesión en curso a la vez.</w:t>
+        <w:t xml:space="preserve">Cada sesión queda asociada al usuario mediante </w:t>
+      </w:r>
+      <w:proofErr w:type="spellStart"/>
+      <w:r>
+        <w:rPr>
+          <w:rFonts w:ascii="Calibri" w:hAnsi="Calibri" w:cs="Calibri"/>
+          <w:sz w:val="20"/>
+          <w:szCs w:val="20"/>
+        </w:rPr>
+        <w:t>user_id</w:t>
+      </w:r>
+      <w:proofErr w:type="spellEnd"/>
+      <w:r>
+        <w:rPr>
+          <w:rFonts w:ascii="Calibri" w:hAnsi="Calibri" w:cs="Calibri"/>
+          <w:sz w:val="20"/>
+          <w:szCs w:val="20"/>
+        </w:rPr>
+        <w:t>.</w:t>
       </w:r>
     </w:p>
     <w:p>
@@ -3604,141 +4510,7 @@
           <w:sz w:val="20"/>
           <w:szCs w:val="20"/>
         </w:rPr>
-        <w:t>La sesión en curso puede ser utilizada para asociarle las pausas registradas.</w:t>
-      </w:r>
-    </w:p>
-    <w:p>
-      <w:pPr>
-        <w:pStyle w:val="Ttulo2"/>
-        <w:jc w:val="both"/>
-        <w:rPr>
-          <w:rFonts w:ascii="Calibri" w:hAnsi="Calibri" w:cs="Calibri"/>
-        </w:rPr>
-      </w:pPr>
-      <w:bookmarkStart w:id="8" w:name="_Toc241875789"/>
-      <w:r>
-        <w:rPr>
-          <w:rFonts w:ascii="Calibri" w:hAnsi="Calibri" w:cs="Calibri"/>
-        </w:rPr>
-        <w:t>PB-35 – Registrar pausas por inactividad</w:t>
-      </w:r>
-      <w:bookmarkEnd w:id="8"/>
-    </w:p>
-    <w:p>
-      <w:pPr>
-        <w:keepNext/>
-        <w:jc w:val="both"/>
-        <w:rPr>
-          <w:rFonts w:ascii="Calibri" w:hAnsi="Calibri" w:cs="Calibri"/>
-          <w:sz w:val="20"/>
-          <w:szCs w:val="20"/>
-        </w:rPr>
-      </w:pPr>
-      <w:r>
-        <w:rPr>
-          <w:rFonts w:ascii="Calibri" w:hAnsi="Calibri" w:cs="Calibri"/>
-          <w:b/>
-          <w:bCs/>
-          <w:sz w:val="20"/>
-          <w:szCs w:val="20"/>
-        </w:rPr>
-        <w:t>Descripción</w:t>
-      </w:r>
-    </w:p>
-    <w:p>
-      <w:pPr>
-        <w:jc w:val="both"/>
-        <w:rPr>
-          <w:rFonts w:ascii="Calibri" w:hAnsi="Calibri" w:cs="Calibri"/>
-          <w:sz w:val="20"/>
-          <w:szCs w:val="20"/>
-        </w:rPr>
-      </w:pPr>
-      <w:r>
-        <w:rPr>
-          <w:rFonts w:ascii="Calibri" w:hAnsi="Calibri" w:cs="Calibri"/>
-          <w:sz w:val="20"/>
-          <w:szCs w:val="20"/>
-        </w:rPr>
-        <w:t>El sistema deberá registrar una pausa cuando el usuario no presente actividad durante el tiempo de inactividad configurado (15 minutos por defecto), asociándola a la sesión de uso en curso.</w:t>
-      </w:r>
-    </w:p>
-    <w:p>
-      <w:pPr>
-        <w:jc w:val="both"/>
-        <w:rPr>
-          <w:rFonts w:ascii="Calibri" w:hAnsi="Calibri" w:cs="Calibri"/>
-          <w:sz w:val="20"/>
-          <w:szCs w:val="20"/>
-        </w:rPr>
-      </w:pPr>
-      <w:r>
-        <w:rPr>
-          <w:rFonts w:ascii="Calibri" w:hAnsi="Calibri" w:cs="Calibri"/>
-          <w:sz w:val="20"/>
-          <w:szCs w:val="20"/>
-        </w:rPr>
-        <w:t>Este mecanismo es independiente del aviso de uso prolongado de 60 minutos.</w:t>
-      </w:r>
-    </w:p>
-    <w:p>
-      <w:pPr>
-        <w:keepNext/>
-        <w:jc w:val="both"/>
-        <w:rPr>
-          <w:rFonts w:ascii="Calibri" w:hAnsi="Calibri" w:cs="Calibri"/>
-          <w:sz w:val="20"/>
-          <w:szCs w:val="20"/>
-        </w:rPr>
-      </w:pPr>
-      <w:r>
-        <w:rPr>
-          <w:rFonts w:ascii="Calibri" w:hAnsi="Calibri" w:cs="Calibri"/>
-          <w:b/>
-          <w:bCs/>
-          <w:sz w:val="20"/>
-          <w:szCs w:val="20"/>
-        </w:rPr>
-        <w:t>Resultado esperado</w:t>
-      </w:r>
-    </w:p>
-    <w:p>
-      <w:pPr>
-        <w:jc w:val="both"/>
-        <w:rPr>
-          <w:rFonts w:ascii="Calibri" w:hAnsi="Calibri" w:cs="Calibri"/>
-          <w:sz w:val="20"/>
-          <w:szCs w:val="20"/>
-        </w:rPr>
-      </w:pPr>
-      <w:r>
-        <w:rPr>
-          <w:rFonts w:ascii="Calibri" w:hAnsi="Calibri" w:cs="Calibri"/>
-          <w:sz w:val="20"/>
-          <w:szCs w:val="20"/>
-        </w:rPr>
-        <w:t>Cuando el usuario deje de interactuar con el teclado y el mouse durante el tiempo configurado, ErgoSense registrará una pausa en la tabla breaks, asociada a la sesión en curso, con su hora de inicio y, al retomar la actividad, con su hora de término.</w:t>
-      </w:r>
-    </w:p>
-    <w:p>
-      <w:pPr>
-        <w:keepNext/>
-        <w:jc w:val="both"/>
-        <w:rPr>
-          <w:rFonts w:ascii="Calibri" w:hAnsi="Calibri" w:cs="Calibri"/>
-          <w:sz w:val="20"/>
-          <w:szCs w:val="20"/>
-        </w:rPr>
-      </w:pPr>
-      <w:r>
-        <w:rPr>
-          <w:rFonts w:ascii="Calibri" w:hAnsi="Calibri" w:cs="Calibri"/>
-          <w:b/>
-          <w:bCs/>
-          <w:sz w:val="20"/>
-          <w:szCs w:val="20"/>
-        </w:rPr>
-        <w:t>Criterios de aceptación</w:t>
+        <w:t>Existe una sola sesión en curso a la vez.</w:t>
       </w:r>
     </w:p>
     <w:p>
@@ -3760,7 +4532,196 @@
           <w:sz w:val="20"/>
           <w:szCs w:val="20"/>
         </w:rPr>
-        <w:t>Al superar el tiempo de inactividad configurado se registra la pausa con su hora de inicio y, al retomar la actividad, se registra su hora de término.</w:t>
+        <w:t>La sesión en curso puede ser utilizada para asociarle las pausas registradas.</w:t>
+      </w:r>
+    </w:p>
+    <w:p>
+      <w:pPr>
+        <w:pStyle w:val="Heading2"/>
+        <w:jc w:val="both"/>
+        <w:rPr>
+          <w:rFonts w:ascii="Calibri" w:hAnsi="Calibri" w:cs="Calibri"/>
+        </w:rPr>
+      </w:pPr>
+      <w:bookmarkStart w:id="8" w:name="_Toc241875789"/>
+      <w:r>
+        <w:rPr>
+          <w:rFonts w:ascii="Calibri" w:hAnsi="Calibri" w:cs="Calibri"/>
+        </w:rPr>
+        <w:lastRenderedPageBreak/>
+        <w:t>PB-35 – Registrar pausas por inactividad</w:t>
+      </w:r>
+      <w:bookmarkEnd w:id="8"/>
+    </w:p>
+    <w:p>
+      <w:pPr>
+        <w:keepNext/>
+        <w:jc w:val="both"/>
+        <w:rPr>
+          <w:rFonts w:ascii="Calibri" w:hAnsi="Calibri" w:cs="Calibri"/>
+          <w:sz w:val="20"/>
+          <w:szCs w:val="20"/>
+        </w:rPr>
+      </w:pPr>
+      <w:r>
+        <w:rPr>
+          <w:rFonts w:ascii="Calibri" w:hAnsi="Calibri" w:cs="Calibri"/>
+          <w:b/>
+          <w:bCs/>
+          <w:sz w:val="20"/>
+          <w:szCs w:val="20"/>
+        </w:rPr>
+        <w:t>Descripción</w:t>
+      </w:r>
+    </w:p>
+    <w:p>
+      <w:pPr>
+        <w:jc w:val="both"/>
+        <w:rPr>
+          <w:rFonts w:ascii="Calibri" w:hAnsi="Calibri" w:cs="Calibri"/>
+          <w:sz w:val="20"/>
+          <w:szCs w:val="20"/>
+        </w:rPr>
+      </w:pPr>
+      <w:r>
+        <w:rPr>
+          <w:rFonts w:ascii="Calibri" w:hAnsi="Calibri" w:cs="Calibri"/>
+          <w:sz w:val="20"/>
+          <w:szCs w:val="20"/>
+        </w:rPr>
+        <w:t>El sistema deberá registrar una pausa cuando el usuario no presente actividad durante el tiempo de inactividad configurado (10 minutos por defecto), asociándola a la sesión de uso en curso.</w:t>
+      </w:r>
+    </w:p>
+    <w:p>
+      <w:pPr>
+        <w:jc w:val="both"/>
+        <w:rPr>
+          <w:rFonts w:ascii="Calibri" w:hAnsi="Calibri" w:cs="Calibri"/>
+          <w:sz w:val="20"/>
+          <w:szCs w:val="20"/>
+        </w:rPr>
+      </w:pPr>
+      <w:r>
+        <w:rPr>
+          <w:rFonts w:ascii="Calibri" w:hAnsi="Calibri" w:cs="Calibri"/>
+          <w:sz w:val="20"/>
+          <w:szCs w:val="20"/>
+        </w:rPr>
+        <w:t>Este mecanismo es distinto del aviso de uso prolongado de 60 minutos, pero se relaciona con él: al retomar la actividad después de una pausa registrada, el período de aviso se reinicia.</w:t>
+      </w:r>
+    </w:p>
+    <w:p>
+      <w:pPr>
+        <w:keepNext/>
+        <w:jc w:val="both"/>
+        <w:rPr>
+          <w:rFonts w:ascii="Calibri" w:hAnsi="Calibri" w:cs="Calibri"/>
+          <w:sz w:val="20"/>
+          <w:szCs w:val="20"/>
+        </w:rPr>
+      </w:pPr>
+      <w:r>
+        <w:rPr>
+          <w:rFonts w:ascii="Calibri" w:hAnsi="Calibri" w:cs="Calibri"/>
+          <w:b/>
+          <w:bCs/>
+          <w:sz w:val="20"/>
+          <w:szCs w:val="20"/>
+        </w:rPr>
+        <w:t>Resultado esperado</w:t>
+      </w:r>
+    </w:p>
+    <w:p>
+      <w:pPr>
+        <w:jc w:val="both"/>
+        <w:rPr>
+          <w:rFonts w:ascii="Calibri" w:hAnsi="Calibri" w:cs="Calibri"/>
+          <w:sz w:val="20"/>
+          <w:szCs w:val="20"/>
+        </w:rPr>
+      </w:pPr>
+      <w:r>
+        <w:rPr>
+          <w:rFonts w:ascii="Calibri" w:hAnsi="Calibri" w:cs="Calibri"/>
+          <w:sz w:val="20"/>
+          <w:szCs w:val="20"/>
+        </w:rPr>
+        <w:t xml:space="preserve">Cuando el usuario deje de interactuar con el teclado y el </w:t>
+      </w:r>
+      <w:proofErr w:type="gramStart"/>
+      <w:r>
+        <w:rPr>
+          <w:rFonts w:ascii="Calibri" w:hAnsi="Calibri" w:cs="Calibri"/>
+          <w:sz w:val="20"/>
+          <w:szCs w:val="20"/>
+        </w:rPr>
+        <w:t>mouse</w:t>
+      </w:r>
+      <w:proofErr w:type="gramEnd"/>
+      <w:r>
+        <w:rPr>
+          <w:rFonts w:ascii="Calibri" w:hAnsi="Calibri" w:cs="Calibri"/>
+          <w:sz w:val="20"/>
+          <w:szCs w:val="20"/>
+        </w:rPr>
+        <w:t xml:space="preserve"> durante el tiempo configurado, </w:t>
+      </w:r>
+      <w:proofErr w:type="spellStart"/>
+      <w:r>
+        <w:rPr>
+          <w:rFonts w:ascii="Calibri" w:hAnsi="Calibri" w:cs="Calibri"/>
+          <w:sz w:val="20"/>
+          <w:szCs w:val="20"/>
+        </w:rPr>
+        <w:t>ErgoSense</w:t>
+      </w:r>
+      <w:proofErr w:type="spellEnd"/>
+      <w:r>
+        <w:rPr>
+          <w:rFonts w:ascii="Calibri" w:hAnsi="Calibri" w:cs="Calibri"/>
+          <w:sz w:val="20"/>
+          <w:szCs w:val="20"/>
+        </w:rPr>
+        <w:t xml:space="preserve"> registrará una pausa en la tabla </w:t>
+      </w:r>
+      <w:proofErr w:type="spellStart"/>
+      <w:r>
+        <w:rPr>
+          <w:rFonts w:ascii="Calibri" w:hAnsi="Calibri" w:cs="Calibri"/>
+          <w:sz w:val="20"/>
+          <w:szCs w:val="20"/>
+        </w:rPr>
+        <w:t>breaks</w:t>
+      </w:r>
+      <w:proofErr w:type="spellEnd"/>
+      <w:r>
+        <w:rPr>
+          <w:rFonts w:ascii="Calibri" w:hAnsi="Calibri" w:cs="Calibri"/>
+          <w:sz w:val="20"/>
+          <w:szCs w:val="20"/>
+        </w:rPr>
+        <w:t>, asociada a la sesión en curso, con su hora de inicio y, al retomar la actividad, con su hora de término.</w:t>
+      </w:r>
+    </w:p>
+    <w:p>
+      <w:pPr>
+        <w:keepNext/>
+        <w:jc w:val="both"/>
+        <w:rPr>
+          <w:rFonts w:ascii="Calibri" w:hAnsi="Calibri" w:cs="Calibri"/>
+          <w:sz w:val="20"/>
+          <w:szCs w:val="20"/>
+        </w:rPr>
+      </w:pPr>
+      <w:r>
+        <w:rPr>
+          <w:rFonts w:ascii="Calibri" w:hAnsi="Calibri" w:cs="Calibri"/>
+          <w:b/>
+          <w:bCs/>
+          <w:sz w:val="20"/>
+          <w:szCs w:val="20"/>
+        </w:rPr>
+        <w:t>Criterios de aceptación</w:t>
       </w:r>
     </w:p>
     <w:p>
@@ -3782,7 +4743,7 @@
           <w:sz w:val="20"/>
           <w:szCs w:val="20"/>
         </w:rPr>
-        <w:t>El tiempo de inactividad se obtiene de la configuración del usuario (inactivity_break_minutes), cuyo valor por defecto es de 15 minutos.</w:t>
+        <w:t>Al superar el tiempo de inactividad configurado se registra la pausa con su hora de inicio y, al retomar la actividad, se registra su hora de término.</w:t>
       </w:r>
     </w:p>
     <w:p>
@@ -3804,7 +4765,25 @@
           <w:sz w:val="20"/>
           <w:szCs w:val="20"/>
         </w:rPr>
-        <w:t>La pausa queda asociada a la sesión de uso en curso.</w:t>
+        <w:t>El tiempo de inactividad se obtiene de la configuración del usuario (</w:t>
+      </w:r>
+      <w:proofErr w:type="spellStart"/>
+      <w:r>
+        <w:rPr>
+          <w:rFonts w:ascii="Calibri" w:hAnsi="Calibri" w:cs="Calibri"/>
+          <w:sz w:val="20"/>
+          <w:szCs w:val="20"/>
+        </w:rPr>
+        <w:t>inactivity_break_minutes</w:t>
+      </w:r>
+      <w:proofErr w:type="spellEnd"/>
+      <w:r>
+        <w:rPr>
+          <w:rFonts w:ascii="Calibri" w:hAnsi="Calibri" w:cs="Calibri"/>
+          <w:sz w:val="20"/>
+          <w:szCs w:val="20"/>
+        </w:rPr>
+        <w:t>), cuyo valor por defecto es de 10 minutos.</w:t>
       </w:r>
     </w:p>
     <w:p>
@@ -3826,7 +4805,7 @@
           <w:sz w:val="20"/>
           <w:szCs w:val="20"/>
         </w:rPr>
-        <w:t>Los períodos sin actividad menores al tiempo configurado no se registran como pausa.</w:t>
+        <w:t>La pausa queda asociada a la sesión de uso en curso.</w:t>
       </w:r>
     </w:p>
     <w:p>
@@ -3848,22 +4827,537 @@
           <w:sz w:val="20"/>
           <w:szCs w:val="20"/>
         </w:rPr>
-        <w:t>El registro de pausas no modifica el período de aviso de 60 minutos.</w:t>
-      </w:r>
-    </w:p>
-    <w:p>
-      <w:pPr>
-        <w:jc w:val="both"/>
-        <w:rPr>
-          <w:rFonts w:ascii="Calibri" w:hAnsi="Calibri" w:cs="Calibri"/>
-          <w:sz w:val="20"/>
-          <w:szCs w:val="20"/>
-        </w:rPr>
-      </w:pPr>
-    </w:p>
-    <w:p>
-      <w:pPr>
-        <w:pStyle w:val="Ttulo1"/>
+        <w:t>Los períodos sin actividad menores al tiempo configurado no se registran como pausa ni reinician el período de aviso.</w:t>
+      </w:r>
+    </w:p>
+    <w:p>
+      <w:pPr>
+        <w:numPr>
+          <w:ilvl w:val="0"/>
+          <w:numId w:val="1"/>
+        </w:numPr>
+        <w:jc w:val="both"/>
+        <w:rPr>
+          <w:rFonts w:ascii="Calibri" w:hAnsi="Calibri" w:cs="Calibri"/>
+          <w:sz w:val="20"/>
+          <w:szCs w:val="20"/>
+        </w:rPr>
+      </w:pPr>
+      <w:r>
+        <w:rPr>
+          <w:rFonts w:ascii="Calibri" w:hAnsi="Calibri" w:cs="Calibri"/>
+          <w:sz w:val="20"/>
+          <w:szCs w:val="20"/>
+        </w:rPr>
+        <w:t>Al retomar la actividad después de una pausa registrada, el período de aviso de 60 minutos comienza nuevamente desde cero.</w:t>
+      </w:r>
+    </w:p>
+    <w:p>
+      <w:pPr>
+        <w:pStyle w:val="Heading2"/>
+        <w:jc w:val="both"/>
+        <w:rPr>
+          <w:rFonts w:ascii="Calibri" w:hAnsi="Calibri" w:cs="Calibri"/>
+        </w:rPr>
+      </w:pPr>
+      <w:r>
+        <w:rPr>
+          <w:rFonts w:ascii="Calibri" w:hAnsi="Calibri" w:cs="Calibri"/>
+        </w:rPr>
+        <w:t>PB-48 – Iniciar y cerrar sesión</w:t>
+      </w:r>
+    </w:p>
+    <w:p>
+      <w:pPr>
+        <w:keepNext/>
+        <w:jc w:val="both"/>
+        <w:rPr>
+          <w:rFonts w:ascii="Calibri" w:hAnsi="Calibri" w:cs="Calibri"/>
+          <w:sz w:val="20"/>
+          <w:szCs w:val="20"/>
+        </w:rPr>
+      </w:pPr>
+      <w:r>
+        <w:rPr>
+          <w:rFonts w:ascii="Calibri" w:hAnsi="Calibri" w:cs="Calibri"/>
+          <w:b/>
+          <w:bCs/>
+          <w:sz w:val="20"/>
+          <w:szCs w:val="20"/>
+        </w:rPr>
+        <w:t>Descripción</w:t>
+      </w:r>
+    </w:p>
+    <w:p>
+      <w:pPr>
+        <w:jc w:val="both"/>
+        <w:rPr>
+          <w:rFonts w:ascii="Calibri" w:hAnsi="Calibri" w:cs="Calibri"/>
+          <w:sz w:val="20"/>
+          <w:szCs w:val="20"/>
+        </w:rPr>
+      </w:pPr>
+      <w:r>
+        <w:rPr>
+          <w:rFonts w:ascii="Calibri" w:hAnsi="Calibri" w:cs="Calibri"/>
+          <w:sz w:val="20"/>
+          <w:szCs w:val="20"/>
+        </w:rPr>
+        <w:t>El usuario deberá poder iniciar sesión con su correo electrónico y contraseña en cualquier computador, y cerrar sesión cuando lo desee.</w:t>
+      </w:r>
+    </w:p>
+    <w:p>
+      <w:pPr>
+        <w:keepNext/>
+        <w:jc w:val="both"/>
+        <w:rPr>
+          <w:rFonts w:ascii="Calibri" w:hAnsi="Calibri" w:cs="Calibri"/>
+          <w:sz w:val="20"/>
+          <w:szCs w:val="20"/>
+        </w:rPr>
+      </w:pPr>
+      <w:r>
+        <w:rPr>
+          <w:rFonts w:ascii="Calibri" w:hAnsi="Calibri" w:cs="Calibri"/>
+          <w:b/>
+          <w:bCs/>
+          <w:sz w:val="20"/>
+          <w:szCs w:val="20"/>
+        </w:rPr>
+        <w:t>Resultado esperado</w:t>
+      </w:r>
+    </w:p>
+    <w:p>
+      <w:pPr>
+        <w:jc w:val="both"/>
+        <w:rPr>
+          <w:rFonts w:ascii="Calibri" w:hAnsi="Calibri" w:cs="Calibri"/>
+          <w:sz w:val="20"/>
+          <w:szCs w:val="20"/>
+        </w:rPr>
+      </w:pPr>
+      <w:r>
+        <w:rPr>
+          <w:rFonts w:ascii="Calibri" w:hAnsi="Calibri" w:cs="Calibri"/>
+          <w:sz w:val="20"/>
+          <w:szCs w:val="20"/>
+        </w:rPr>
+        <w:t>Al iniciar sesión, el servidor entregará un token de acceso con el que la aplicación consultará y almacenará la información de la cuenta, cualquiera sea el computador utilizado.</w:t>
+      </w:r>
+    </w:p>
+    <w:p>
+      <w:pPr>
+        <w:keepNext/>
+        <w:jc w:val="both"/>
+        <w:rPr>
+          <w:rFonts w:ascii="Calibri" w:hAnsi="Calibri" w:cs="Calibri"/>
+          <w:sz w:val="20"/>
+          <w:szCs w:val="20"/>
+        </w:rPr>
+      </w:pPr>
+      <w:r>
+        <w:rPr>
+          <w:rFonts w:ascii="Calibri" w:hAnsi="Calibri" w:cs="Calibri"/>
+          <w:b/>
+          <w:bCs/>
+          <w:sz w:val="20"/>
+          <w:szCs w:val="20"/>
+        </w:rPr>
+        <w:t>Criterios de aceptación</w:t>
+      </w:r>
+    </w:p>
+    <w:p>
+      <w:pPr>
+        <w:numPr>
+          <w:ilvl w:val="0"/>
+          <w:numId w:val="1"/>
+        </w:numPr>
+        <w:jc w:val="both"/>
+        <w:rPr>
+          <w:rFonts w:ascii="Calibri" w:hAnsi="Calibri" w:cs="Calibri"/>
+          <w:sz w:val="20"/>
+          <w:szCs w:val="20"/>
+        </w:rPr>
+      </w:pPr>
+      <w:r>
+        <w:rPr>
+          <w:rFonts w:ascii="Calibri" w:hAnsi="Calibri" w:cs="Calibri"/>
+          <w:sz w:val="20"/>
+          <w:szCs w:val="20"/>
+        </w:rPr>
+        <w:t>Con credenciales válidas se inicia sesión y se carga la configuración de la cuenta.</w:t>
+      </w:r>
+    </w:p>
+    <w:p>
+      <w:pPr>
+        <w:numPr>
+          <w:ilvl w:val="0"/>
+          <w:numId w:val="1"/>
+        </w:numPr>
+        <w:jc w:val="both"/>
+        <w:rPr>
+          <w:rFonts w:ascii="Calibri" w:hAnsi="Calibri" w:cs="Calibri"/>
+          <w:sz w:val="20"/>
+          <w:szCs w:val="20"/>
+        </w:rPr>
+      </w:pPr>
+      <w:r>
+        <w:rPr>
+          <w:rFonts w:ascii="Calibri" w:hAnsi="Calibri" w:cs="Calibri"/>
+          <w:sz w:val="20"/>
+          <w:szCs w:val="20"/>
+        </w:rPr>
+        <w:t>Con credenciales inválidas se informa el error y no se inicia sesión.</w:t>
+      </w:r>
+    </w:p>
+    <w:p>
+      <w:pPr>
+        <w:numPr>
+          <w:ilvl w:val="0"/>
+          <w:numId w:val="1"/>
+        </w:numPr>
+        <w:jc w:val="both"/>
+        <w:rPr>
+          <w:rFonts w:ascii="Calibri" w:hAnsi="Calibri" w:cs="Calibri"/>
+          <w:sz w:val="20"/>
+          <w:szCs w:val="20"/>
+        </w:rPr>
+      </w:pPr>
+      <w:r>
+        <w:rPr>
+          <w:rFonts w:ascii="Calibri" w:hAnsi="Calibri" w:cs="Calibri"/>
+          <w:sz w:val="20"/>
+          <w:szCs w:val="20"/>
+        </w:rPr>
+        <w:t>Al iniciar sesión en otro computador se accede a la misma información de la cuenta.</w:t>
+      </w:r>
+    </w:p>
+    <w:p>
+      <w:pPr>
+        <w:numPr>
+          <w:ilvl w:val="0"/>
+          <w:numId w:val="1"/>
+        </w:numPr>
+        <w:jc w:val="both"/>
+        <w:rPr>
+          <w:rFonts w:ascii="Calibri" w:hAnsi="Calibri" w:cs="Calibri"/>
+          <w:sz w:val="20"/>
+          <w:szCs w:val="20"/>
+        </w:rPr>
+      </w:pPr>
+      <w:r>
+        <w:rPr>
+          <w:rFonts w:ascii="Calibri" w:hAnsi="Calibri" w:cs="Calibri"/>
+          <w:sz w:val="20"/>
+          <w:szCs w:val="20"/>
+        </w:rPr>
+        <w:t>La sesión se mantiene al reiniciar la aplicación sin guardar la contraseña en el equipo; el token se almacena de forma protegida.</w:t>
+      </w:r>
+    </w:p>
+    <w:p>
+      <w:pPr>
+        <w:numPr>
+          <w:ilvl w:val="0"/>
+          <w:numId w:val="1"/>
+        </w:numPr>
+        <w:jc w:val="both"/>
+        <w:rPr>
+          <w:rFonts w:ascii="Calibri" w:hAnsi="Calibri" w:cs="Calibri"/>
+          <w:sz w:val="20"/>
+          <w:szCs w:val="20"/>
+        </w:rPr>
+      </w:pPr>
+      <w:r>
+        <w:rPr>
+          <w:rFonts w:ascii="Calibri" w:hAnsi="Calibri" w:cs="Calibri"/>
+          <w:sz w:val="20"/>
+          <w:szCs w:val="20"/>
+        </w:rPr>
+        <w:lastRenderedPageBreak/>
+        <w:t>Al cerrar sesión se elimina el token almacenado en el equipo.</w:t>
+      </w:r>
+    </w:p>
+    <w:p>
+      <w:pPr>
+        <w:pStyle w:val="Heading2"/>
+        <w:jc w:val="both"/>
+        <w:rPr>
+          <w:rFonts w:ascii="Calibri" w:hAnsi="Calibri" w:cs="Calibri"/>
+        </w:rPr>
+      </w:pPr>
+      <w:r>
+        <w:rPr>
+          <w:rFonts w:ascii="Calibri" w:hAnsi="Calibri" w:cs="Calibri"/>
+        </w:rPr>
+        <w:t xml:space="preserve">PB-49 – Implementar servidor de </w:t>
+      </w:r>
+      <w:proofErr w:type="spellStart"/>
+      <w:r>
+        <w:rPr>
+          <w:rFonts w:ascii="Calibri" w:hAnsi="Calibri" w:cs="Calibri"/>
+        </w:rPr>
+        <w:t>ErgoSense</w:t>
+      </w:r>
+      <w:proofErr w:type="spellEnd"/>
+    </w:p>
+    <w:p>
+      <w:pPr>
+        <w:keepNext/>
+        <w:jc w:val="both"/>
+        <w:rPr>
+          <w:rFonts w:ascii="Calibri" w:hAnsi="Calibri" w:cs="Calibri"/>
+          <w:sz w:val="20"/>
+          <w:szCs w:val="20"/>
+        </w:rPr>
+      </w:pPr>
+      <w:r>
+        <w:rPr>
+          <w:rFonts w:ascii="Calibri" w:hAnsi="Calibri" w:cs="Calibri"/>
+          <w:b/>
+          <w:bCs/>
+          <w:sz w:val="20"/>
+          <w:szCs w:val="20"/>
+        </w:rPr>
+        <w:t>Descripción</w:t>
+      </w:r>
+    </w:p>
+    <w:p>
+      <w:pPr>
+        <w:jc w:val="both"/>
+        <w:rPr>
+          <w:rFonts w:ascii="Calibri" w:hAnsi="Calibri" w:cs="Calibri"/>
+          <w:sz w:val="20"/>
+          <w:szCs w:val="20"/>
+        </w:rPr>
+      </w:pPr>
+      <w:r>
+        <w:rPr>
+          <w:rFonts w:ascii="Calibri" w:hAnsi="Calibri" w:cs="Calibri"/>
+          <w:sz w:val="20"/>
+          <w:szCs w:val="20"/>
+        </w:rPr>
+        <w:t xml:space="preserve">Se deberá desarrollar el servidor de </w:t>
+      </w:r>
+      <w:proofErr w:type="spellStart"/>
+      <w:r>
+        <w:rPr>
+          <w:rFonts w:ascii="Calibri" w:hAnsi="Calibri" w:cs="Calibri"/>
+          <w:sz w:val="20"/>
+          <w:szCs w:val="20"/>
+        </w:rPr>
+        <w:t>ErgoSense</w:t>
+      </w:r>
+      <w:proofErr w:type="spellEnd"/>
+      <w:r>
+        <w:rPr>
+          <w:rFonts w:ascii="Calibri" w:hAnsi="Calibri" w:cs="Calibri"/>
+          <w:sz w:val="20"/>
+          <w:szCs w:val="20"/>
+        </w:rPr>
+        <w:t>, compuesto por una API REST propia y la base de datos PostgreSQL, ambos ejecutados en contenedores Docker. La aplicación de escritorio almacenará y consultará toda su información a través de la API.</w:t>
+      </w:r>
+    </w:p>
+    <w:p>
+      <w:pPr>
+        <w:keepNext/>
+        <w:jc w:val="both"/>
+        <w:rPr>
+          <w:rFonts w:ascii="Calibri" w:hAnsi="Calibri" w:cs="Calibri"/>
+          <w:sz w:val="20"/>
+          <w:szCs w:val="20"/>
+        </w:rPr>
+      </w:pPr>
+      <w:r>
+        <w:rPr>
+          <w:rFonts w:ascii="Calibri" w:hAnsi="Calibri" w:cs="Calibri"/>
+          <w:b/>
+          <w:bCs/>
+          <w:sz w:val="20"/>
+          <w:szCs w:val="20"/>
+        </w:rPr>
+        <w:t>Resultado esperado</w:t>
+      </w:r>
+    </w:p>
+    <w:p>
+      <w:pPr>
+        <w:jc w:val="both"/>
+        <w:rPr>
+          <w:rFonts w:ascii="Calibri" w:hAnsi="Calibri" w:cs="Calibri"/>
+          <w:sz w:val="20"/>
+          <w:szCs w:val="20"/>
+        </w:rPr>
+      </w:pPr>
+      <w:r>
+        <w:rPr>
+          <w:rFonts w:ascii="Calibri" w:hAnsi="Calibri" w:cs="Calibri"/>
+          <w:sz w:val="20"/>
+          <w:szCs w:val="20"/>
+        </w:rPr>
+        <w:t xml:space="preserve">El servidor podrá levantarse mediante Docker y expondrá los servicios de registro, inicio de sesión y almacenamiento de la información de </w:t>
+      </w:r>
+      <w:proofErr w:type="spellStart"/>
+      <w:r>
+        <w:rPr>
+          <w:rFonts w:ascii="Calibri" w:hAnsi="Calibri" w:cs="Calibri"/>
+          <w:sz w:val="20"/>
+          <w:szCs w:val="20"/>
+        </w:rPr>
+        <w:t>ErgoSense</w:t>
+      </w:r>
+      <w:proofErr w:type="spellEnd"/>
+      <w:r>
+        <w:rPr>
+          <w:rFonts w:ascii="Calibri" w:hAnsi="Calibri" w:cs="Calibri"/>
+          <w:sz w:val="20"/>
+          <w:szCs w:val="20"/>
+        </w:rPr>
+        <w:t>.</w:t>
+      </w:r>
+    </w:p>
+    <w:p>
+      <w:pPr>
+        <w:keepNext/>
+        <w:jc w:val="both"/>
+        <w:rPr>
+          <w:rFonts w:ascii="Calibri" w:hAnsi="Calibri" w:cs="Calibri"/>
+          <w:sz w:val="20"/>
+          <w:szCs w:val="20"/>
+        </w:rPr>
+      </w:pPr>
+      <w:r>
+        <w:rPr>
+          <w:rFonts w:ascii="Calibri" w:hAnsi="Calibri" w:cs="Calibri"/>
+          <w:b/>
+          <w:bCs/>
+          <w:sz w:val="20"/>
+          <w:szCs w:val="20"/>
+        </w:rPr>
+        <w:t>Criterios de aceptación</w:t>
+      </w:r>
+    </w:p>
+    <w:p>
+      <w:pPr>
+        <w:numPr>
+          <w:ilvl w:val="0"/>
+          <w:numId w:val="1"/>
+        </w:numPr>
+        <w:jc w:val="both"/>
+        <w:rPr>
+          <w:rFonts w:ascii="Calibri" w:hAnsi="Calibri" w:cs="Calibri"/>
+          <w:sz w:val="20"/>
+          <w:szCs w:val="20"/>
+        </w:rPr>
+      </w:pPr>
+      <w:r>
+        <w:rPr>
+          <w:rFonts w:ascii="Calibri" w:hAnsi="Calibri" w:cs="Calibri"/>
+          <w:sz w:val="20"/>
+          <w:szCs w:val="20"/>
+        </w:rPr>
+        <w:t>El servidor y su base de datos se levantan mediante Docker con un único comando.</w:t>
+      </w:r>
+    </w:p>
+    <w:p>
+      <w:pPr>
+        <w:numPr>
+          <w:ilvl w:val="0"/>
+          <w:numId w:val="1"/>
+        </w:numPr>
+        <w:jc w:val="both"/>
+        <w:rPr>
+          <w:rFonts w:ascii="Calibri" w:hAnsi="Calibri" w:cs="Calibri"/>
+          <w:sz w:val="20"/>
+          <w:szCs w:val="20"/>
+        </w:rPr>
+      </w:pPr>
+      <w:r>
+        <w:rPr>
+          <w:rFonts w:ascii="Calibri" w:hAnsi="Calibri" w:cs="Calibri"/>
+          <w:sz w:val="20"/>
+          <w:szCs w:val="20"/>
+        </w:rPr>
+        <w:t>La aplicación no accede directamente a la base de datos, sino solo a través de la API.</w:t>
+      </w:r>
+    </w:p>
+    <w:p>
+      <w:pPr>
+        <w:numPr>
+          <w:ilvl w:val="0"/>
+          <w:numId w:val="1"/>
+        </w:numPr>
+        <w:jc w:val="both"/>
+        <w:rPr>
+          <w:rFonts w:ascii="Calibri" w:hAnsi="Calibri" w:cs="Calibri"/>
+          <w:sz w:val="20"/>
+          <w:szCs w:val="20"/>
+        </w:rPr>
+      </w:pPr>
+      <w:r>
+        <w:rPr>
+          <w:rFonts w:ascii="Calibri" w:hAnsi="Calibri" w:cs="Calibri"/>
+          <w:sz w:val="20"/>
+          <w:szCs w:val="20"/>
+        </w:rPr>
+        <w:t>La API rechaza las solicitudes sin un token válido o con un token vencido.</w:t>
+      </w:r>
+    </w:p>
+    <w:p>
+      <w:pPr>
+        <w:numPr>
+          <w:ilvl w:val="0"/>
+          <w:numId w:val="1"/>
+        </w:numPr>
+        <w:jc w:val="both"/>
+        <w:rPr>
+          <w:rFonts w:ascii="Calibri" w:hAnsi="Calibri" w:cs="Calibri"/>
+          <w:sz w:val="20"/>
+          <w:szCs w:val="20"/>
+        </w:rPr>
+      </w:pPr>
+      <w:r>
+        <w:rPr>
+          <w:rFonts w:ascii="Calibri" w:hAnsi="Calibri" w:cs="Calibri"/>
+          <w:sz w:val="20"/>
+          <w:szCs w:val="20"/>
+        </w:rPr>
+        <w:t>Cada usuario solo puede consultar y modificar sus propios datos.</w:t>
+      </w:r>
+    </w:p>
+    <w:p>
+      <w:pPr>
+        <w:numPr>
+          <w:ilvl w:val="0"/>
+          <w:numId w:val="1"/>
+        </w:numPr>
+        <w:jc w:val="both"/>
+        <w:rPr>
+          <w:rFonts w:ascii="Calibri" w:hAnsi="Calibri" w:cs="Calibri"/>
+          <w:sz w:val="20"/>
+          <w:szCs w:val="20"/>
+        </w:rPr>
+      </w:pPr>
+      <w:r>
+        <w:rPr>
+          <w:rFonts w:ascii="Calibri" w:hAnsi="Calibri" w:cs="Calibri"/>
+          <w:sz w:val="20"/>
+          <w:szCs w:val="20"/>
+        </w:rPr>
+        <w:t>Las credenciales de conexión a la base de datos no se incluyen en el código fuente.</w:t>
+      </w:r>
+    </w:p>
+    <w:p>
+      <w:pPr>
+        <w:jc w:val="both"/>
+        <w:rPr>
+          <w:rFonts w:ascii="Calibri" w:hAnsi="Calibri" w:cs="Calibri"/>
+          <w:sz w:val="20"/>
+          <w:szCs w:val="20"/>
+        </w:rPr>
+      </w:pPr>
+    </w:p>
+    <w:p>
+      <w:pPr>
+        <w:pStyle w:val="Heading1"/>
         <w:jc w:val="both"/>
         <w:rPr>
           <w:rFonts w:ascii="Calibri" w:hAnsi="Calibri" w:cs="Calibri"/>
@@ -3894,7 +5388,43 @@
           <w:sz w:val="20"/>
           <w:szCs w:val="20"/>
         </w:rPr>
-        <w:t>Los Product Backlog Items seleccionados se descomponen en las siguientes tareas:</w:t>
+        <w:t xml:space="preserve">Los </w:t>
+      </w:r>
+      <w:proofErr w:type="spellStart"/>
+      <w:r>
+        <w:rPr>
+          <w:rFonts w:ascii="Calibri" w:hAnsi="Calibri" w:cs="Calibri"/>
+          <w:sz w:val="20"/>
+          <w:szCs w:val="20"/>
+        </w:rPr>
+        <w:t>Product</w:t>
+      </w:r>
+      <w:proofErr w:type="spellEnd"/>
+      <w:r>
+        <w:rPr>
+          <w:rFonts w:ascii="Calibri" w:hAnsi="Calibri" w:cs="Calibri"/>
+          <w:sz w:val="20"/>
+          <w:szCs w:val="20"/>
+        </w:rPr>
+        <w:t xml:space="preserve"> Backlog </w:t>
+      </w:r>
+      <w:proofErr w:type="spellStart"/>
+      <w:r>
+        <w:rPr>
+          <w:rFonts w:ascii="Calibri" w:hAnsi="Calibri" w:cs="Calibri"/>
+          <w:sz w:val="20"/>
+          <w:szCs w:val="20"/>
+        </w:rPr>
+        <w:t>Items</w:t>
+      </w:r>
+      <w:proofErr w:type="spellEnd"/>
+      <w:r>
+        <w:rPr>
+          <w:rFonts w:ascii="Calibri" w:hAnsi="Calibri" w:cs="Calibri"/>
+          <w:sz w:val="20"/>
+          <w:szCs w:val="20"/>
+        </w:rPr>
+        <w:t xml:space="preserve"> seleccionados se descomponen en las siguientes tareas:</w:t>
       </w:r>
     </w:p>
     <w:tbl>
@@ -4146,7 +5676,25 @@
                 <w:sz w:val="20"/>
                 <w:szCs w:val="20"/>
               </w:rPr>
-              <w:t>Revisar las tablas, campos, restricciones y relaciones definidas en el Product Backlog.</w:t>
+              <w:t xml:space="preserve">Revisar las tablas, campos, restricciones y relaciones definidas en el </w:t>
+            </w:r>
+            <w:proofErr w:type="spellStart"/>
+            <w:r>
+              <w:rPr>
+                <w:rFonts w:ascii="Calibri" w:hAnsi="Calibri" w:cs="Calibri"/>
+                <w:sz w:val="20"/>
+                <w:szCs w:val="20"/>
+              </w:rPr>
+              <w:t>Product</w:t>
+            </w:r>
+            <w:proofErr w:type="spellEnd"/>
+            <w:r>
+              <w:rPr>
+                <w:rFonts w:ascii="Calibri" w:hAnsi="Calibri" w:cs="Calibri"/>
+                <w:sz w:val="20"/>
+                <w:szCs w:val="20"/>
+              </w:rPr>
+              <w:t xml:space="preserve"> Backlog.</w:t>
             </w:r>
           </w:p>
         </w:tc>
@@ -4243,7 +5791,7 @@
                 <w:sz w:val="20"/>
                 <w:szCs w:val="20"/>
               </w:rPr>
-              <w:t>Definir ubicación de la base de datos</w:t>
+              <w:t>Preparar el contenedor de la base de datos</w:t>
             </w:r>
           </w:p>
         </w:tc>
@@ -4266,7 +5814,25 @@
                 <w:sz w:val="20"/>
                 <w:szCs w:val="20"/>
               </w:rPr>
-              <w:t>Establecer dónde se almacenará la base de datos local dentro del equipo del usuario.</w:t>
+              <w:t xml:space="preserve">Configurar PostgreSQL en un contenedor Docker para el servidor de </w:t>
+            </w:r>
+            <w:proofErr w:type="spellStart"/>
+            <w:r>
+              <w:rPr>
+                <w:rFonts w:ascii="Calibri" w:hAnsi="Calibri" w:cs="Calibri"/>
+                <w:sz w:val="20"/>
+                <w:szCs w:val="20"/>
+              </w:rPr>
+              <w:t>ErgoSense</w:t>
+            </w:r>
+            <w:proofErr w:type="spellEnd"/>
+            <w:r>
+              <w:rPr>
+                <w:rFonts w:ascii="Calibri" w:hAnsi="Calibri" w:cs="Calibri"/>
+                <w:sz w:val="20"/>
+                <w:szCs w:val="20"/>
+              </w:rPr>
+              <w:t>.</w:t>
             </w:r>
           </w:p>
         </w:tc>
@@ -4386,7 +5952,43 @@
                 <w:sz w:val="20"/>
                 <w:szCs w:val="20"/>
               </w:rPr>
-              <w:t>Implementar users y settings con sus restricciones y valores por defecto.</w:t>
+              <w:t xml:space="preserve">Implementar </w:t>
+            </w:r>
+            <w:proofErr w:type="spellStart"/>
+            <w:r>
+              <w:rPr>
+                <w:rFonts w:ascii="Calibri" w:hAnsi="Calibri" w:cs="Calibri"/>
+                <w:sz w:val="20"/>
+                <w:szCs w:val="20"/>
+              </w:rPr>
+              <w:t>users</w:t>
+            </w:r>
+            <w:proofErr w:type="spellEnd"/>
+            <w:r>
+              <w:rPr>
+                <w:rFonts w:ascii="Calibri" w:hAnsi="Calibri" w:cs="Calibri"/>
+                <w:sz w:val="20"/>
+                <w:szCs w:val="20"/>
+              </w:rPr>
+              <w:t xml:space="preserve"> y </w:t>
+            </w:r>
+            <w:proofErr w:type="spellStart"/>
+            <w:r>
+              <w:rPr>
+                <w:rFonts w:ascii="Calibri" w:hAnsi="Calibri" w:cs="Calibri"/>
+                <w:sz w:val="20"/>
+                <w:szCs w:val="20"/>
+              </w:rPr>
+              <w:t>settings</w:t>
+            </w:r>
+            <w:proofErr w:type="spellEnd"/>
+            <w:r>
+              <w:rPr>
+                <w:rFonts w:ascii="Calibri" w:hAnsi="Calibri" w:cs="Calibri"/>
+                <w:sz w:val="20"/>
+                <w:szCs w:val="20"/>
+              </w:rPr>
+              <w:t xml:space="preserve"> con sus restricciones y valores por defecto.</w:t>
             </w:r>
           </w:p>
         </w:tc>
@@ -4506,7 +6108,43 @@
                 <w:sz w:val="20"/>
                 <w:szCs w:val="20"/>
               </w:rPr>
-              <w:t>Implementar usage_sessions y breaks con sus claves foráneas.</w:t>
+              <w:t xml:space="preserve">Implementar </w:t>
+            </w:r>
+            <w:proofErr w:type="spellStart"/>
+            <w:r>
+              <w:rPr>
+                <w:rFonts w:ascii="Calibri" w:hAnsi="Calibri" w:cs="Calibri"/>
+                <w:sz w:val="20"/>
+                <w:szCs w:val="20"/>
+              </w:rPr>
+              <w:t>usage_sessions</w:t>
+            </w:r>
+            <w:proofErr w:type="spellEnd"/>
+            <w:r>
+              <w:rPr>
+                <w:rFonts w:ascii="Calibri" w:hAnsi="Calibri" w:cs="Calibri"/>
+                <w:sz w:val="20"/>
+                <w:szCs w:val="20"/>
+              </w:rPr>
+              <w:t xml:space="preserve"> y </w:t>
+            </w:r>
+            <w:proofErr w:type="spellStart"/>
+            <w:r>
+              <w:rPr>
+                <w:rFonts w:ascii="Calibri" w:hAnsi="Calibri" w:cs="Calibri"/>
+                <w:sz w:val="20"/>
+                <w:szCs w:val="20"/>
+              </w:rPr>
+              <w:t>breaks</w:t>
+            </w:r>
+            <w:proofErr w:type="spellEnd"/>
+            <w:r>
+              <w:rPr>
+                <w:rFonts w:ascii="Calibri" w:hAnsi="Calibri" w:cs="Calibri"/>
+                <w:sz w:val="20"/>
+                <w:szCs w:val="20"/>
+              </w:rPr>
+              <w:t xml:space="preserve"> con sus claves foráneas.</w:t>
             </w:r>
           </w:p>
         </w:tc>
@@ -4626,7 +6264,61 @@
                 <w:sz w:val="20"/>
                 <w:szCs w:val="20"/>
               </w:rPr>
-              <w:t>Implementar macros, macro_triggers, macro_actions y applications para dejar el modelo completo.</w:t>
+              <w:t xml:space="preserve">Implementar macros, </w:t>
+            </w:r>
+            <w:proofErr w:type="spellStart"/>
+            <w:r>
+              <w:rPr>
+                <w:rFonts w:ascii="Calibri" w:hAnsi="Calibri" w:cs="Calibri"/>
+                <w:sz w:val="20"/>
+                <w:szCs w:val="20"/>
+              </w:rPr>
+              <w:t>macro_triggers</w:t>
+            </w:r>
+            <w:proofErr w:type="spellEnd"/>
+            <w:r>
+              <w:rPr>
+                <w:rFonts w:ascii="Calibri" w:hAnsi="Calibri" w:cs="Calibri"/>
+                <w:sz w:val="20"/>
+                <w:szCs w:val="20"/>
+              </w:rPr>
+              <w:t xml:space="preserve">, </w:t>
+            </w:r>
+            <w:proofErr w:type="spellStart"/>
+            <w:r>
+              <w:rPr>
+                <w:rFonts w:ascii="Calibri" w:hAnsi="Calibri" w:cs="Calibri"/>
+                <w:sz w:val="20"/>
+                <w:szCs w:val="20"/>
+              </w:rPr>
+              <w:t>macro_actions</w:t>
+            </w:r>
+            <w:proofErr w:type="spellEnd"/>
+            <w:r>
+              <w:rPr>
+                <w:rFonts w:ascii="Calibri" w:hAnsi="Calibri" w:cs="Calibri"/>
+                <w:sz w:val="20"/>
+                <w:szCs w:val="20"/>
+              </w:rPr>
+              <w:t xml:space="preserve"> y </w:t>
+            </w:r>
+            <w:proofErr w:type="spellStart"/>
+            <w:r>
+              <w:rPr>
+                <w:rFonts w:ascii="Calibri" w:hAnsi="Calibri" w:cs="Calibri"/>
+                <w:sz w:val="20"/>
+                <w:szCs w:val="20"/>
+              </w:rPr>
+              <w:t>applications</w:t>
+            </w:r>
+            <w:proofErr w:type="spellEnd"/>
+            <w:r>
+              <w:rPr>
+                <w:rFonts w:ascii="Calibri" w:hAnsi="Calibri" w:cs="Calibri"/>
+                <w:sz w:val="20"/>
+                <w:szCs w:val="20"/>
+              </w:rPr>
+              <w:t xml:space="preserve"> para dejar el modelo completo.</w:t>
             </w:r>
           </w:p>
         </w:tc>
@@ -4677,6 +6369,7 @@
                 <w:sz w:val="20"/>
                 <w:szCs w:val="20"/>
               </w:rPr>
+              <w:lastRenderedPageBreak/>
               <w:t>SB02-T06</w:t>
             </w:r>
           </w:p>
@@ -4866,7 +6559,25 @@
                 <w:sz w:val="20"/>
                 <w:szCs w:val="20"/>
               </w:rPr>
-              <w:t>Desarrollar las operaciones de lectura y escritura que utilizarán los módulos de ErgoSense.</w:t>
+              <w:t xml:space="preserve">Desarrollar las operaciones de lectura y escritura que expondrá la API para los módulos de </w:t>
+            </w:r>
+            <w:proofErr w:type="spellStart"/>
+            <w:r>
+              <w:rPr>
+                <w:rFonts w:ascii="Calibri" w:hAnsi="Calibri" w:cs="Calibri"/>
+                <w:sz w:val="20"/>
+                <w:szCs w:val="20"/>
+              </w:rPr>
+              <w:t>ErgoSense</w:t>
+            </w:r>
+            <w:proofErr w:type="spellEnd"/>
+            <w:r>
+              <w:rPr>
+                <w:rFonts w:ascii="Calibri" w:hAnsi="Calibri" w:cs="Calibri"/>
+                <w:sz w:val="20"/>
+                <w:szCs w:val="20"/>
+              </w:rPr>
+              <w:t>.</w:t>
             </w:r>
           </w:p>
         </w:tc>
@@ -5083,7 +6794,7 @@
                 <w:sz w:val="20"/>
                 <w:szCs w:val="20"/>
               </w:rPr>
-              <w:t>Implementar registro del perfil</w:t>
+              <w:t>Implementar registro de cuenta</w:t>
             </w:r>
           </w:p>
         </w:tc>
@@ -5106,7 +6817,7 @@
                 <w:sz w:val="20"/>
                 <w:szCs w:val="20"/>
               </w:rPr>
-              <w:t>Solicitar el nombre del usuario y almacenarlo junto con su fecha de creación.</w:t>
+              <w:t>Registrar la cuenta con nombre, correo y contraseña almacenada como hash, validando que el correo sea único.</w:t>
             </w:r>
           </w:p>
         </w:tc>
@@ -5226,7 +6937,7 @@
                 <w:sz w:val="20"/>
                 <w:szCs w:val="20"/>
               </w:rPr>
-              <w:t>Crear la configuración asociada al perfil con 15 minutos de inactividad y voz y gestos activados.</w:t>
+              <w:t>Crear la configuración asociada a la cuenta con 10 minutos de inactividad y voz y gestos activados.</w:t>
             </w:r>
           </w:p>
         </w:tc>
@@ -5323,7 +7034,7 @@
                 <w:sz w:val="20"/>
                 <w:szCs w:val="20"/>
               </w:rPr>
-              <w:t>Cargar perfil existente</w:t>
+              <w:t>Crear ventana de registro</w:t>
             </w:r>
           </w:p>
         </w:tc>
@@ -5346,7 +7057,7 @@
                 <w:sz w:val="20"/>
                 <w:szCs w:val="20"/>
               </w:rPr>
-              <w:t>Recuperar el perfil registrado al iniciar nuevamente la aplicación.</w:t>
+              <w:t>Desarrollar una ventana básica para ingresar nombre, correo electrónico y contraseña.</w:t>
             </w:r>
           </w:p>
         </w:tc>
@@ -5443,7 +7154,7 @@
                 <w:sz w:val="20"/>
                 <w:szCs w:val="20"/>
               </w:rPr>
-              <w:t>Validar perfil y configuración</w:t>
+              <w:t>Validar cuenta y configuración</w:t>
             </w:r>
           </w:p>
         </w:tc>
@@ -5466,7 +7177,7 @@
                 <w:sz w:val="20"/>
                 <w:szCs w:val="20"/>
               </w:rPr>
-              <w:t>Comprobar el registro del perfil y que exista una única configuración por usuario.</w:t>
+              <w:t>Comprobar el registro de la cuenta, el rechazo de correos duplicados y que exista una única configuración por usuario.</w:t>
             </w:r>
           </w:p>
         </w:tc>
@@ -6066,7 +7777,25 @@
                 <w:sz w:val="20"/>
                 <w:szCs w:val="20"/>
               </w:rPr>
-              <w:t>Utilizar la actividad de teclado y mouse del Sprint 01 para identificar períodos sin interacción.</w:t>
+              <w:t xml:space="preserve">Utilizar la actividad de teclado y </w:t>
+            </w:r>
+            <w:proofErr w:type="gramStart"/>
+            <w:r>
+              <w:rPr>
+                <w:rFonts w:ascii="Calibri" w:hAnsi="Calibri" w:cs="Calibri"/>
+                <w:sz w:val="20"/>
+                <w:szCs w:val="20"/>
+              </w:rPr>
+              <w:t>mouse</w:t>
+            </w:r>
+            <w:proofErr w:type="gramEnd"/>
+            <w:r>
+              <w:rPr>
+                <w:rFonts w:ascii="Calibri" w:hAnsi="Calibri" w:cs="Calibri"/>
+                <w:sz w:val="20"/>
+                <w:szCs w:val="20"/>
+              </w:rPr>
+              <w:t xml:space="preserve"> del Sprint 01 para identificar períodos sin interacción.</w:t>
             </w:r>
           </w:p>
         </w:tc>
@@ -6186,7 +7915,25 @@
                 <w:sz w:val="20"/>
                 <w:szCs w:val="20"/>
               </w:rPr>
-              <w:t>Leer inactivity_break_minutes desde la configuración para determinar cuándo existe una pausa.</w:t>
+              <w:t xml:space="preserve">Leer </w:t>
+            </w:r>
+            <w:proofErr w:type="spellStart"/>
+            <w:r>
+              <w:rPr>
+                <w:rFonts w:ascii="Calibri" w:hAnsi="Calibri" w:cs="Calibri"/>
+                <w:sz w:val="20"/>
+                <w:szCs w:val="20"/>
+              </w:rPr>
+              <w:t>inactivity_break_minutes</w:t>
+            </w:r>
+            <w:proofErr w:type="spellEnd"/>
+            <w:r>
+              <w:rPr>
+                <w:rFonts w:ascii="Calibri" w:hAnsi="Calibri" w:cs="Calibri"/>
+                <w:sz w:val="20"/>
+                <w:szCs w:val="20"/>
+              </w:rPr>
+              <w:t xml:space="preserve"> desde la configuración para determinar cuándo existe una pausa.</w:t>
             </w:r>
           </w:p>
         </w:tc>
@@ -6306,7 +8053,25 @@
                 <w:sz w:val="20"/>
                 <w:szCs w:val="20"/>
               </w:rPr>
-              <w:t>Almacenar la pausa en breaks, asociada a la sesión en curso.</w:t>
+              <w:t xml:space="preserve">Almacenar la pausa en </w:t>
+            </w:r>
+            <w:proofErr w:type="spellStart"/>
+            <w:r>
+              <w:rPr>
+                <w:rFonts w:ascii="Calibri" w:hAnsi="Calibri" w:cs="Calibri"/>
+                <w:sz w:val="20"/>
+                <w:szCs w:val="20"/>
+              </w:rPr>
+              <w:t>breaks</w:t>
+            </w:r>
+            <w:proofErr w:type="spellEnd"/>
+            <w:r>
+              <w:rPr>
+                <w:rFonts w:ascii="Calibri" w:hAnsi="Calibri" w:cs="Calibri"/>
+                <w:sz w:val="20"/>
+                <w:szCs w:val="20"/>
+              </w:rPr>
+              <w:t>, asociada a la sesión en curso.</w:t>
             </w:r>
           </w:p>
         </w:tc>
@@ -6357,6 +8122,7 @@
                 <w:sz w:val="20"/>
                 <w:szCs w:val="20"/>
               </w:rPr>
+              <w:lastRenderedPageBreak/>
               <w:t>SB02-T20</w:t>
             </w:r>
           </w:p>
@@ -6403,7 +8169,7 @@
                 <w:sz w:val="20"/>
                 <w:szCs w:val="20"/>
               </w:rPr>
-              <w:t>Separar pausa y aviso</w:t>
+              <w:t>Reiniciar período tras la pausa</w:t>
             </w:r>
           </w:p>
         </w:tc>
@@ -6426,7 +8192,7 @@
                 <w:sz w:val="20"/>
                 <w:szCs w:val="20"/>
               </w:rPr>
-              <w:t>Verificar que el registro de pausas no altere el límite de 60 minutos del aviso.</w:t>
+              <w:t>Reiniciar el período de aviso de 60 minutos al retomar la actividad después de una pausa registrada.</w:t>
             </w:r>
           </w:p>
         </w:tc>
@@ -6620,7 +8386,7 @@
                 <w:sz w:val="20"/>
                 <w:szCs w:val="20"/>
               </w:rPr>
-              <w:t>PB-32–PB-35</w:t>
+              <w:t>PB-49</w:t>
             </w:r>
           </w:p>
         </w:tc>
@@ -6643,7 +8409,7 @@
                 <w:sz w:val="20"/>
                 <w:szCs w:val="20"/>
               </w:rPr>
-              <w:t>Integrar persistencia con el monitoreo</w:t>
+              <w:t>Definir la API del servidor</w:t>
             </w:r>
           </w:p>
         </w:tc>
@@ -6666,7 +8432,7 @@
                 <w:sz w:val="20"/>
                 <w:szCs w:val="20"/>
               </w:rPr>
-              <w:t>Conectar el monitoreo del Sprint 01 con el registro de sesiones y pausas.</w:t>
+              <w:t>Establecer los servicios de registro, inicio de sesión y almacenamiento, y el formato de sus solicitudes y respuestas.</w:t>
             </w:r>
           </w:p>
         </w:tc>
@@ -6740,7 +8506,7 @@
                 <w:sz w:val="20"/>
                 <w:szCs w:val="20"/>
               </w:rPr>
-              <w:t>PB-32–PB-35</w:t>
+              <w:t>PB-49</w:t>
             </w:r>
           </w:p>
         </w:tc>
@@ -6757,13 +8523,23 @@
                 <w:szCs w:val="20"/>
               </w:rPr>
             </w:pPr>
-            <w:r>
-              <w:rPr>
-                <w:rFonts w:ascii="Calibri" w:hAnsi="Calibri" w:cs="Calibri"/>
-                <w:sz w:val="20"/>
-                <w:szCs w:val="20"/>
-              </w:rPr>
-              <w:t>Realizar pruebas integrales</w:t>
+            <w:proofErr w:type="spellStart"/>
+            <w:r>
+              <w:rPr>
+                <w:rFonts w:ascii="Calibri" w:hAnsi="Calibri" w:cs="Calibri"/>
+                <w:sz w:val="20"/>
+                <w:szCs w:val="20"/>
+              </w:rPr>
+              <w:t>Contenerizar</w:t>
+            </w:r>
+            <w:proofErr w:type="spellEnd"/>
+            <w:r>
+              <w:rPr>
+                <w:rFonts w:ascii="Calibri" w:hAnsi="Calibri" w:cs="Calibri"/>
+                <w:sz w:val="20"/>
+                <w:szCs w:val="20"/>
+              </w:rPr>
+              <w:t xml:space="preserve"> el servidor</w:t>
             </w:r>
           </w:p>
         </w:tc>
@@ -6786,7 +8562,7 @@
                 <w:sz w:val="20"/>
                 <w:szCs w:val="20"/>
               </w:rPr>
-              <w:t>Comprobar el flujo completo, incluyendo el cierre y la reapertura de la aplicación.</w:t>
+              <w:t>Preparar los contenedores Docker de la API y de PostgreSQL para levantarlos con un único comando.</w:t>
             </w:r>
           </w:p>
         </w:tc>
@@ -6860,7 +8636,727 @@
                 <w:sz w:val="20"/>
                 <w:szCs w:val="20"/>
               </w:rPr>
-              <w:t>PB-32–PB-35</w:t>
+              <w:t>PB-49</w:t>
+            </w:r>
+          </w:p>
+        </w:tc>
+        <w:tc>
+          <w:tcPr>
+            <w:tcW w:w="2200" w:type="dxa"/>
+          </w:tcPr>
+          <w:p>
+            <w:pPr>
+              <w:spacing w:after="40"/>
+              <w:rPr>
+                <w:rFonts w:ascii="Calibri" w:hAnsi="Calibri" w:cs="Calibri"/>
+                <w:sz w:val="20"/>
+                <w:szCs w:val="20"/>
+              </w:rPr>
+            </w:pPr>
+            <w:r>
+              <w:rPr>
+                <w:rFonts w:ascii="Calibri" w:hAnsi="Calibri" w:cs="Calibri"/>
+                <w:sz w:val="20"/>
+                <w:szCs w:val="20"/>
+              </w:rPr>
+              <w:t>Implementar autenticación por token</w:t>
+            </w:r>
+          </w:p>
+        </w:tc>
+        <w:tc>
+          <w:tcPr>
+            <w:tcW w:w="3238" w:type="dxa"/>
+          </w:tcPr>
+          <w:p>
+            <w:pPr>
+              <w:spacing w:after="40"/>
+              <w:rPr>
+                <w:rFonts w:ascii="Calibri" w:hAnsi="Calibri" w:cs="Calibri"/>
+                <w:sz w:val="20"/>
+                <w:szCs w:val="20"/>
+              </w:rPr>
+            </w:pPr>
+            <w:r>
+              <w:rPr>
+                <w:rFonts w:ascii="Calibri" w:hAnsi="Calibri" w:cs="Calibri"/>
+                <w:sz w:val="20"/>
+                <w:szCs w:val="20"/>
+              </w:rPr>
+              <w:t>Emitir tokens de acceso con vencimiento y rechazar las solicitudes sin un token válido.</w:t>
+            </w:r>
+          </w:p>
+        </w:tc>
+        <w:tc>
+          <w:tcPr>
+            <w:tcW w:w="1100" w:type="dxa"/>
+          </w:tcPr>
+          <w:p>
+            <w:pPr>
+              <w:spacing w:after="40"/>
+              <w:rPr>
+                <w:rFonts w:ascii="Calibri" w:hAnsi="Calibri" w:cs="Calibri"/>
+                <w:sz w:val="20"/>
+                <w:szCs w:val="20"/>
+              </w:rPr>
+            </w:pPr>
+            <w:r>
+              <w:rPr>
+                <w:rFonts w:ascii="Calibri" w:hAnsi="Calibri" w:cs="Calibri"/>
+                <w:sz w:val="20"/>
+                <w:szCs w:val="20"/>
+              </w:rPr>
+              <w:t>Alta</w:t>
+            </w:r>
+          </w:p>
+        </w:tc>
+      </w:tr>
+      <w:tr>
+        <w:trPr>
+          <w:cantSplit/>
+        </w:trPr>
+        <w:tc>
+          <w:tcPr>
+            <w:tcW w:w="1050" w:type="dxa"/>
+          </w:tcPr>
+          <w:p>
+            <w:pPr>
+              <w:spacing w:after="40"/>
+              <w:rPr>
+                <w:rFonts w:ascii="Calibri" w:hAnsi="Calibri" w:cs="Calibri"/>
+                <w:sz w:val="20"/>
+                <w:szCs w:val="20"/>
+              </w:rPr>
+            </w:pPr>
+            <w:r>
+              <w:rPr>
+                <w:rFonts w:ascii="Calibri" w:hAnsi="Calibri" w:cs="Calibri"/>
+                <w:sz w:val="20"/>
+                <w:szCs w:val="20"/>
+              </w:rPr>
+              <w:t>SB02-T25</w:t>
+            </w:r>
+          </w:p>
+        </w:tc>
+        <w:tc>
+          <w:tcPr>
+            <w:tcW w:w="1250" w:type="dxa"/>
+          </w:tcPr>
+          <w:p>
+            <w:pPr>
+              <w:spacing w:after="40"/>
+              <w:rPr>
+                <w:rFonts w:ascii="Calibri" w:hAnsi="Calibri" w:cs="Calibri"/>
+                <w:sz w:val="20"/>
+                <w:szCs w:val="20"/>
+              </w:rPr>
+            </w:pPr>
+            <w:r>
+              <w:rPr>
+                <w:rFonts w:ascii="Calibri" w:hAnsi="Calibri" w:cs="Calibri"/>
+                <w:sz w:val="20"/>
+                <w:szCs w:val="20"/>
+              </w:rPr>
+              <w:t>PB-48</w:t>
+            </w:r>
+          </w:p>
+        </w:tc>
+        <w:tc>
+          <w:tcPr>
+            <w:tcW w:w="2200" w:type="dxa"/>
+          </w:tcPr>
+          <w:p>
+            <w:pPr>
+              <w:spacing w:after="40"/>
+              <w:rPr>
+                <w:rFonts w:ascii="Calibri" w:hAnsi="Calibri" w:cs="Calibri"/>
+                <w:sz w:val="20"/>
+                <w:szCs w:val="20"/>
+              </w:rPr>
+            </w:pPr>
+            <w:r>
+              <w:rPr>
+                <w:rFonts w:ascii="Calibri" w:hAnsi="Calibri" w:cs="Calibri"/>
+                <w:sz w:val="20"/>
+                <w:szCs w:val="20"/>
+              </w:rPr>
+              <w:t>Implementar inicio y cierre de sesión</w:t>
+            </w:r>
+          </w:p>
+        </w:tc>
+        <w:tc>
+          <w:tcPr>
+            <w:tcW w:w="3238" w:type="dxa"/>
+          </w:tcPr>
+          <w:p>
+            <w:pPr>
+              <w:spacing w:after="40"/>
+              <w:rPr>
+                <w:rFonts w:ascii="Calibri" w:hAnsi="Calibri" w:cs="Calibri"/>
+                <w:sz w:val="20"/>
+                <w:szCs w:val="20"/>
+              </w:rPr>
+            </w:pPr>
+            <w:r>
+              <w:rPr>
+                <w:rFonts w:ascii="Calibri" w:hAnsi="Calibri" w:cs="Calibri"/>
+                <w:sz w:val="20"/>
+                <w:szCs w:val="20"/>
+              </w:rPr>
+              <w:t>Autenticar al usuario, almacenar el token de forma protegida y eliminarlo al cerrar sesión.</w:t>
+            </w:r>
+          </w:p>
+        </w:tc>
+        <w:tc>
+          <w:tcPr>
+            <w:tcW w:w="1100" w:type="dxa"/>
+          </w:tcPr>
+          <w:p>
+            <w:pPr>
+              <w:spacing w:after="40"/>
+              <w:rPr>
+                <w:rFonts w:ascii="Calibri" w:hAnsi="Calibri" w:cs="Calibri"/>
+                <w:sz w:val="20"/>
+                <w:szCs w:val="20"/>
+              </w:rPr>
+            </w:pPr>
+            <w:r>
+              <w:rPr>
+                <w:rFonts w:ascii="Calibri" w:hAnsi="Calibri" w:cs="Calibri"/>
+                <w:sz w:val="20"/>
+                <w:szCs w:val="20"/>
+              </w:rPr>
+              <w:t>Alta</w:t>
+            </w:r>
+          </w:p>
+        </w:tc>
+      </w:tr>
+      <w:tr>
+        <w:trPr>
+          <w:cantSplit/>
+        </w:trPr>
+        <w:tc>
+          <w:tcPr>
+            <w:tcW w:w="1050" w:type="dxa"/>
+          </w:tcPr>
+          <w:p>
+            <w:pPr>
+              <w:spacing w:after="40"/>
+              <w:rPr>
+                <w:rFonts w:ascii="Calibri" w:hAnsi="Calibri" w:cs="Calibri"/>
+                <w:sz w:val="20"/>
+                <w:szCs w:val="20"/>
+              </w:rPr>
+            </w:pPr>
+            <w:r>
+              <w:rPr>
+                <w:rFonts w:ascii="Calibri" w:hAnsi="Calibri" w:cs="Calibri"/>
+                <w:sz w:val="20"/>
+                <w:szCs w:val="20"/>
+              </w:rPr>
+              <w:t>SB02-T26</w:t>
+            </w:r>
+          </w:p>
+        </w:tc>
+        <w:tc>
+          <w:tcPr>
+            <w:tcW w:w="1250" w:type="dxa"/>
+          </w:tcPr>
+          <w:p>
+            <w:pPr>
+              <w:spacing w:after="40"/>
+              <w:rPr>
+                <w:rFonts w:ascii="Calibri" w:hAnsi="Calibri" w:cs="Calibri"/>
+                <w:sz w:val="20"/>
+                <w:szCs w:val="20"/>
+              </w:rPr>
+            </w:pPr>
+            <w:r>
+              <w:rPr>
+                <w:rFonts w:ascii="Calibri" w:hAnsi="Calibri" w:cs="Calibri"/>
+                <w:sz w:val="20"/>
+                <w:szCs w:val="20"/>
+              </w:rPr>
+              <w:t>PB-48</w:t>
+            </w:r>
+          </w:p>
+        </w:tc>
+        <w:tc>
+          <w:tcPr>
+            <w:tcW w:w="2200" w:type="dxa"/>
+          </w:tcPr>
+          <w:p>
+            <w:pPr>
+              <w:spacing w:after="40"/>
+              <w:rPr>
+                <w:rFonts w:ascii="Calibri" w:hAnsi="Calibri" w:cs="Calibri"/>
+                <w:sz w:val="20"/>
+                <w:szCs w:val="20"/>
+              </w:rPr>
+            </w:pPr>
+            <w:r>
+              <w:rPr>
+                <w:rFonts w:ascii="Calibri" w:hAnsi="Calibri" w:cs="Calibri"/>
+                <w:sz w:val="20"/>
+                <w:szCs w:val="20"/>
+              </w:rPr>
+              <w:t>Crear ventana de inicio de sesión</w:t>
+            </w:r>
+          </w:p>
+        </w:tc>
+        <w:tc>
+          <w:tcPr>
+            <w:tcW w:w="3238" w:type="dxa"/>
+          </w:tcPr>
+          <w:p>
+            <w:pPr>
+              <w:spacing w:after="40"/>
+              <w:rPr>
+                <w:rFonts w:ascii="Calibri" w:hAnsi="Calibri" w:cs="Calibri"/>
+                <w:sz w:val="20"/>
+                <w:szCs w:val="20"/>
+              </w:rPr>
+            </w:pPr>
+            <w:r>
+              <w:rPr>
+                <w:rFonts w:ascii="Calibri" w:hAnsi="Calibri" w:cs="Calibri"/>
+                <w:sz w:val="20"/>
+                <w:szCs w:val="20"/>
+              </w:rPr>
+              <w:t>Desarrollar una ventana básica para ingresar correo electrónico y contraseña.</w:t>
+            </w:r>
+          </w:p>
+        </w:tc>
+        <w:tc>
+          <w:tcPr>
+            <w:tcW w:w="1100" w:type="dxa"/>
+          </w:tcPr>
+          <w:p>
+            <w:pPr>
+              <w:spacing w:after="40"/>
+              <w:rPr>
+                <w:rFonts w:ascii="Calibri" w:hAnsi="Calibri" w:cs="Calibri"/>
+                <w:sz w:val="20"/>
+                <w:szCs w:val="20"/>
+              </w:rPr>
+            </w:pPr>
+            <w:r>
+              <w:rPr>
+                <w:rFonts w:ascii="Calibri" w:hAnsi="Calibri" w:cs="Calibri"/>
+                <w:sz w:val="20"/>
+                <w:szCs w:val="20"/>
+              </w:rPr>
+              <w:t>Alta</w:t>
+            </w:r>
+          </w:p>
+        </w:tc>
+      </w:tr>
+      <w:tr>
+        <w:trPr>
+          <w:cantSplit/>
+        </w:trPr>
+        <w:tc>
+          <w:tcPr>
+            <w:tcW w:w="1050" w:type="dxa"/>
+          </w:tcPr>
+          <w:p>
+            <w:pPr>
+              <w:spacing w:after="40"/>
+              <w:rPr>
+                <w:rFonts w:ascii="Calibri" w:hAnsi="Calibri" w:cs="Calibri"/>
+                <w:sz w:val="20"/>
+                <w:szCs w:val="20"/>
+              </w:rPr>
+            </w:pPr>
+            <w:r>
+              <w:rPr>
+                <w:rFonts w:ascii="Calibri" w:hAnsi="Calibri" w:cs="Calibri"/>
+                <w:sz w:val="20"/>
+                <w:szCs w:val="20"/>
+              </w:rPr>
+              <w:t>SB02-T27</w:t>
+            </w:r>
+          </w:p>
+        </w:tc>
+        <w:tc>
+          <w:tcPr>
+            <w:tcW w:w="1250" w:type="dxa"/>
+          </w:tcPr>
+          <w:p>
+            <w:pPr>
+              <w:spacing w:after="40"/>
+              <w:rPr>
+                <w:rFonts w:ascii="Calibri" w:hAnsi="Calibri" w:cs="Calibri"/>
+                <w:sz w:val="20"/>
+                <w:szCs w:val="20"/>
+              </w:rPr>
+            </w:pPr>
+            <w:r>
+              <w:rPr>
+                <w:rFonts w:ascii="Calibri" w:hAnsi="Calibri" w:cs="Calibri"/>
+                <w:sz w:val="20"/>
+                <w:szCs w:val="20"/>
+              </w:rPr>
+              <w:t>PB-48, PB-49</w:t>
+            </w:r>
+          </w:p>
+        </w:tc>
+        <w:tc>
+          <w:tcPr>
+            <w:tcW w:w="2200" w:type="dxa"/>
+          </w:tcPr>
+          <w:p>
+            <w:pPr>
+              <w:spacing w:after="40"/>
+              <w:rPr>
+                <w:rFonts w:ascii="Calibri" w:hAnsi="Calibri" w:cs="Calibri"/>
+                <w:sz w:val="20"/>
+                <w:szCs w:val="20"/>
+              </w:rPr>
+            </w:pPr>
+            <w:r>
+              <w:rPr>
+                <w:rFonts w:ascii="Calibri" w:hAnsi="Calibri" w:cs="Calibri"/>
+                <w:sz w:val="20"/>
+                <w:szCs w:val="20"/>
+              </w:rPr>
+              <w:t>Validar autenticación y acceso</w:t>
+            </w:r>
+          </w:p>
+        </w:tc>
+        <w:tc>
+          <w:tcPr>
+            <w:tcW w:w="3238" w:type="dxa"/>
+          </w:tcPr>
+          <w:p>
+            <w:pPr>
+              <w:spacing w:after="40"/>
+              <w:rPr>
+                <w:rFonts w:ascii="Calibri" w:hAnsi="Calibri" w:cs="Calibri"/>
+                <w:sz w:val="20"/>
+                <w:szCs w:val="20"/>
+              </w:rPr>
+            </w:pPr>
+            <w:r>
+              <w:rPr>
+                <w:rFonts w:ascii="Calibri" w:hAnsi="Calibri" w:cs="Calibri"/>
+                <w:sz w:val="20"/>
+                <w:szCs w:val="20"/>
+              </w:rPr>
+              <w:t>Comprobar el inicio y cierre de sesión, el acceso desde otro computador y el rechazo de solicitudes sin token.</w:t>
+            </w:r>
+          </w:p>
+        </w:tc>
+        <w:tc>
+          <w:tcPr>
+            <w:tcW w:w="1100" w:type="dxa"/>
+          </w:tcPr>
+          <w:p>
+            <w:pPr>
+              <w:spacing w:after="40"/>
+              <w:rPr>
+                <w:rFonts w:ascii="Calibri" w:hAnsi="Calibri" w:cs="Calibri"/>
+                <w:sz w:val="20"/>
+                <w:szCs w:val="20"/>
+              </w:rPr>
+            </w:pPr>
+            <w:r>
+              <w:rPr>
+                <w:rFonts w:ascii="Calibri" w:hAnsi="Calibri" w:cs="Calibri"/>
+                <w:sz w:val="20"/>
+                <w:szCs w:val="20"/>
+              </w:rPr>
+              <w:t>Alta</w:t>
+            </w:r>
+          </w:p>
+        </w:tc>
+      </w:tr>
+      <w:tr>
+        <w:trPr>
+          <w:cantSplit/>
+        </w:trPr>
+        <w:tc>
+          <w:tcPr>
+            <w:tcW w:w="1050" w:type="dxa"/>
+          </w:tcPr>
+          <w:p>
+            <w:pPr>
+              <w:spacing w:after="40"/>
+              <w:rPr>
+                <w:rFonts w:ascii="Calibri" w:hAnsi="Calibri" w:cs="Calibri"/>
+                <w:sz w:val="20"/>
+                <w:szCs w:val="20"/>
+              </w:rPr>
+            </w:pPr>
+            <w:r>
+              <w:rPr>
+                <w:rFonts w:ascii="Calibri" w:hAnsi="Calibri" w:cs="Calibri"/>
+                <w:sz w:val="20"/>
+                <w:szCs w:val="20"/>
+              </w:rPr>
+              <w:t>SB02-T28</w:t>
+            </w:r>
+          </w:p>
+        </w:tc>
+        <w:tc>
+          <w:tcPr>
+            <w:tcW w:w="1250" w:type="dxa"/>
+          </w:tcPr>
+          <w:p>
+            <w:pPr>
+              <w:spacing w:after="40"/>
+              <w:rPr>
+                <w:rFonts w:ascii="Calibri" w:hAnsi="Calibri" w:cs="Calibri"/>
+                <w:sz w:val="20"/>
+                <w:szCs w:val="20"/>
+              </w:rPr>
+            </w:pPr>
+            <w:r>
+              <w:rPr>
+                <w:rFonts w:ascii="Calibri" w:hAnsi="Calibri" w:cs="Calibri"/>
+                <w:sz w:val="20"/>
+                <w:szCs w:val="20"/>
+              </w:rPr>
+              <w:t>PB-32–PB-35, PB-48, PB-49</w:t>
+            </w:r>
+          </w:p>
+        </w:tc>
+        <w:tc>
+          <w:tcPr>
+            <w:tcW w:w="2200" w:type="dxa"/>
+          </w:tcPr>
+          <w:p>
+            <w:pPr>
+              <w:spacing w:after="40"/>
+              <w:rPr>
+                <w:rFonts w:ascii="Calibri" w:hAnsi="Calibri" w:cs="Calibri"/>
+                <w:sz w:val="20"/>
+                <w:szCs w:val="20"/>
+              </w:rPr>
+            </w:pPr>
+            <w:r>
+              <w:rPr>
+                <w:rFonts w:ascii="Calibri" w:hAnsi="Calibri" w:cs="Calibri"/>
+                <w:sz w:val="20"/>
+                <w:szCs w:val="20"/>
+              </w:rPr>
+              <w:t>Integrar persistencia con el monitoreo</w:t>
+            </w:r>
+          </w:p>
+        </w:tc>
+        <w:tc>
+          <w:tcPr>
+            <w:tcW w:w="3238" w:type="dxa"/>
+          </w:tcPr>
+          <w:p>
+            <w:pPr>
+              <w:spacing w:after="40"/>
+              <w:rPr>
+                <w:rFonts w:ascii="Calibri" w:hAnsi="Calibri" w:cs="Calibri"/>
+                <w:sz w:val="20"/>
+                <w:szCs w:val="20"/>
+              </w:rPr>
+            </w:pPr>
+            <w:r>
+              <w:rPr>
+                <w:rFonts w:ascii="Calibri" w:hAnsi="Calibri" w:cs="Calibri"/>
+                <w:sz w:val="20"/>
+                <w:szCs w:val="20"/>
+              </w:rPr>
+              <w:t>Conectar el monitoreo del Sprint 01 con el registro de sesiones y pausas a través de la API.</w:t>
+            </w:r>
+          </w:p>
+        </w:tc>
+        <w:tc>
+          <w:tcPr>
+            <w:tcW w:w="1100" w:type="dxa"/>
+          </w:tcPr>
+          <w:p>
+            <w:pPr>
+              <w:spacing w:after="40"/>
+              <w:rPr>
+                <w:rFonts w:ascii="Calibri" w:hAnsi="Calibri" w:cs="Calibri"/>
+                <w:sz w:val="20"/>
+                <w:szCs w:val="20"/>
+              </w:rPr>
+            </w:pPr>
+            <w:r>
+              <w:rPr>
+                <w:rFonts w:ascii="Calibri" w:hAnsi="Calibri" w:cs="Calibri"/>
+                <w:sz w:val="20"/>
+                <w:szCs w:val="20"/>
+              </w:rPr>
+              <w:t>Alta</w:t>
+            </w:r>
+          </w:p>
+        </w:tc>
+      </w:tr>
+      <w:tr>
+        <w:trPr>
+          <w:cantSplit/>
+        </w:trPr>
+        <w:tc>
+          <w:tcPr>
+            <w:tcW w:w="1050" w:type="dxa"/>
+          </w:tcPr>
+          <w:p>
+            <w:pPr>
+              <w:spacing w:after="40"/>
+              <w:rPr>
+                <w:rFonts w:ascii="Calibri" w:hAnsi="Calibri" w:cs="Calibri"/>
+                <w:sz w:val="20"/>
+                <w:szCs w:val="20"/>
+              </w:rPr>
+            </w:pPr>
+            <w:r>
+              <w:rPr>
+                <w:rFonts w:ascii="Calibri" w:hAnsi="Calibri" w:cs="Calibri"/>
+                <w:sz w:val="20"/>
+                <w:szCs w:val="20"/>
+              </w:rPr>
+              <w:t>SB02-T29</w:t>
+            </w:r>
+          </w:p>
+        </w:tc>
+        <w:tc>
+          <w:tcPr>
+            <w:tcW w:w="1250" w:type="dxa"/>
+          </w:tcPr>
+          <w:p>
+            <w:pPr>
+              <w:spacing w:after="40"/>
+              <w:rPr>
+                <w:rFonts w:ascii="Calibri" w:hAnsi="Calibri" w:cs="Calibri"/>
+                <w:sz w:val="20"/>
+                <w:szCs w:val="20"/>
+              </w:rPr>
+            </w:pPr>
+            <w:r>
+              <w:rPr>
+                <w:rFonts w:ascii="Calibri" w:hAnsi="Calibri" w:cs="Calibri"/>
+                <w:sz w:val="20"/>
+                <w:szCs w:val="20"/>
+              </w:rPr>
+              <w:t>PB-32–PB-35, PB-48, PB-49</w:t>
+            </w:r>
+          </w:p>
+        </w:tc>
+        <w:tc>
+          <w:tcPr>
+            <w:tcW w:w="2200" w:type="dxa"/>
+          </w:tcPr>
+          <w:p>
+            <w:pPr>
+              <w:spacing w:after="40"/>
+              <w:rPr>
+                <w:rFonts w:ascii="Calibri" w:hAnsi="Calibri" w:cs="Calibri"/>
+                <w:sz w:val="20"/>
+                <w:szCs w:val="20"/>
+              </w:rPr>
+            </w:pPr>
+            <w:r>
+              <w:rPr>
+                <w:rFonts w:ascii="Calibri" w:hAnsi="Calibri" w:cs="Calibri"/>
+                <w:sz w:val="20"/>
+                <w:szCs w:val="20"/>
+              </w:rPr>
+              <w:t>Realizar pruebas integrales</w:t>
+            </w:r>
+          </w:p>
+        </w:tc>
+        <w:tc>
+          <w:tcPr>
+            <w:tcW w:w="3238" w:type="dxa"/>
+          </w:tcPr>
+          <w:p>
+            <w:pPr>
+              <w:spacing w:after="40"/>
+              <w:rPr>
+                <w:rFonts w:ascii="Calibri" w:hAnsi="Calibri" w:cs="Calibri"/>
+                <w:sz w:val="20"/>
+                <w:szCs w:val="20"/>
+              </w:rPr>
+            </w:pPr>
+            <w:r>
+              <w:rPr>
+                <w:rFonts w:ascii="Calibri" w:hAnsi="Calibri" w:cs="Calibri"/>
+                <w:sz w:val="20"/>
+                <w:szCs w:val="20"/>
+              </w:rPr>
+              <w:t>Comprobar el flujo completo, incluyendo el cierre y la reapertura de la aplicación.</w:t>
+            </w:r>
+          </w:p>
+        </w:tc>
+        <w:tc>
+          <w:tcPr>
+            <w:tcW w:w="1100" w:type="dxa"/>
+          </w:tcPr>
+          <w:p>
+            <w:pPr>
+              <w:spacing w:after="40"/>
+              <w:rPr>
+                <w:rFonts w:ascii="Calibri" w:hAnsi="Calibri" w:cs="Calibri"/>
+                <w:sz w:val="20"/>
+                <w:szCs w:val="20"/>
+              </w:rPr>
+            </w:pPr>
+            <w:r>
+              <w:rPr>
+                <w:rFonts w:ascii="Calibri" w:hAnsi="Calibri" w:cs="Calibri"/>
+                <w:sz w:val="20"/>
+                <w:szCs w:val="20"/>
+              </w:rPr>
+              <w:t>Alta</w:t>
+            </w:r>
+          </w:p>
+        </w:tc>
+      </w:tr>
+      <w:tr>
+        <w:trPr>
+          <w:cantSplit/>
+        </w:trPr>
+        <w:tc>
+          <w:tcPr>
+            <w:tcW w:w="1050" w:type="dxa"/>
+          </w:tcPr>
+          <w:p>
+            <w:pPr>
+              <w:spacing w:after="40"/>
+              <w:rPr>
+                <w:rFonts w:ascii="Calibri" w:hAnsi="Calibri" w:cs="Calibri"/>
+                <w:sz w:val="20"/>
+                <w:szCs w:val="20"/>
+              </w:rPr>
+            </w:pPr>
+            <w:r>
+              <w:rPr>
+                <w:rFonts w:ascii="Calibri" w:hAnsi="Calibri" w:cs="Calibri"/>
+                <w:sz w:val="20"/>
+                <w:szCs w:val="20"/>
+              </w:rPr>
+              <w:t>SB02-T30</w:t>
+            </w:r>
+          </w:p>
+        </w:tc>
+        <w:tc>
+          <w:tcPr>
+            <w:tcW w:w="1250" w:type="dxa"/>
+          </w:tcPr>
+          <w:p>
+            <w:pPr>
+              <w:spacing w:after="40"/>
+              <w:rPr>
+                <w:rFonts w:ascii="Calibri" w:hAnsi="Calibri" w:cs="Calibri"/>
+                <w:sz w:val="20"/>
+                <w:szCs w:val="20"/>
+              </w:rPr>
+            </w:pPr>
+            <w:r>
+              <w:rPr>
+                <w:rFonts w:ascii="Calibri" w:hAnsi="Calibri" w:cs="Calibri"/>
+                <w:sz w:val="20"/>
+                <w:szCs w:val="20"/>
+              </w:rPr>
+              <w:t>PB-32–PB-35, PB-48, PB-49</w:t>
             </w:r>
           </w:p>
         </w:tc>
@@ -6947,7 +9443,7 @@
     </w:p>
     <w:p>
       <w:pPr>
-        <w:pStyle w:val="Ttulo1"/>
+        <w:pStyle w:val="Heading1"/>
         <w:jc w:val="both"/>
         <w:rPr>
           <w:rFonts w:ascii="Calibri" w:hAnsi="Calibri" w:cs="Calibri"/>
@@ -6958,6 +9454,7 @@
         <w:rPr>
           <w:rFonts w:ascii="Calibri" w:hAnsi="Calibri" w:cs="Calibri"/>
         </w:rPr>
+        <w:lastRenderedPageBreak/>
         <w:t>7. Dependencias y secuencia de implementación</w:t>
       </w:r>
       <w:bookmarkEnd w:id="10"/>
@@ -6998,43 +9495,79 @@
           <w:sz w:val="20"/>
           <w:szCs w:val="20"/>
         </w:rPr>
-        <w:t>Todos los elementos del Sprint dependen de PB-32, ya que el perfil, las sesiones y las pausas necesitan una estructura de almacenamiento disponible.</w:t>
-      </w:r>
-    </w:p>
-    <w:p>
-      <w:pPr>
-        <w:jc w:val="both"/>
-        <w:rPr>
-          <w:rFonts w:ascii="Calibri" w:hAnsi="Calibri" w:cs="Calibri"/>
-          <w:sz w:val="20"/>
-          <w:szCs w:val="20"/>
-        </w:rPr>
-      </w:pPr>
-      <w:r>
-        <w:rPr>
-          <w:rFonts w:ascii="Calibri" w:hAnsi="Calibri" w:cs="Calibri"/>
-          <w:sz w:val="20"/>
-          <w:szCs w:val="20"/>
-        </w:rPr>
-        <w:t>El registro de sesiones (PB-34) depende del perfil (PB-33), porque cada sesión debe asociarse a un usuario. Del mismo modo, las pausas (PB-35) dependen de que exista una sesión en curso a la cual asociarlas.</w:t>
-      </w:r>
-    </w:p>
-    <w:p>
-      <w:pPr>
-        <w:jc w:val="both"/>
-        <w:rPr>
-          <w:rFonts w:ascii="Calibri" w:hAnsi="Calibri" w:cs="Calibri"/>
-          <w:sz w:val="20"/>
-          <w:szCs w:val="20"/>
-        </w:rPr>
-      </w:pPr>
-      <w:r>
-        <w:rPr>
-          <w:rFonts w:ascii="Calibri" w:hAnsi="Calibri" w:cs="Calibri"/>
-          <w:sz w:val="20"/>
-          <w:szCs w:val="20"/>
-        </w:rPr>
-        <w:t>El registro de pausas depende además del monitoreo desarrollado en el Sprint 01, que entrega la actividad de teclado y mouse, y del tiempo de inactividad almacenado en la configuración que se crea junto con el perfil. Por este motivo, PB-35 puede desarrollarse en este Sprint sin esperar a PB-36, que permitirá modificar la configuración en el Sprint 03.</w:t>
+        <w:t>Todos los elementos del Sprint dependen de PB-32, ya que la cuenta, las sesiones y las pausas necesitan una estructura de almacenamiento disponible.</w:t>
+      </w:r>
+    </w:p>
+    <w:p>
+      <w:pPr>
+        <w:jc w:val="both"/>
+        <w:rPr>
+          <w:rFonts w:ascii="Calibri" w:hAnsi="Calibri" w:cs="Calibri"/>
+          <w:sz w:val="20"/>
+          <w:szCs w:val="20"/>
+        </w:rPr>
+      </w:pPr>
+      <w:r>
+        <w:rPr>
+          <w:rFonts w:ascii="Calibri" w:hAnsi="Calibri" w:cs="Calibri"/>
+          <w:sz w:val="20"/>
+          <w:szCs w:val="20"/>
+        </w:rPr>
+        <w:t>El registro de sesiones (PB-34) depende de la cuenta (PB-33), porque cada sesión debe asociarse a un usuario. Del mismo modo, las pausas (PB-35) dependen de que exista una sesión en curso a la cual asociarlas.</w:t>
+      </w:r>
+    </w:p>
+    <w:p>
+      <w:pPr>
+        <w:jc w:val="both"/>
+        <w:rPr>
+          <w:rFonts w:ascii="Calibri" w:hAnsi="Calibri" w:cs="Calibri"/>
+          <w:sz w:val="20"/>
+          <w:szCs w:val="20"/>
+        </w:rPr>
+      </w:pPr>
+      <w:r>
+        <w:rPr>
+          <w:rFonts w:ascii="Calibri" w:hAnsi="Calibri" w:cs="Calibri"/>
+          <w:sz w:val="20"/>
+          <w:szCs w:val="20"/>
+        </w:rPr>
+        <w:t xml:space="preserve">El registro de pausas depende además del monitoreo desarrollado en el Sprint 01, que entrega la actividad de teclado y </w:t>
+      </w:r>
+      <w:proofErr w:type="gramStart"/>
+      <w:r>
+        <w:rPr>
+          <w:rFonts w:ascii="Calibri" w:hAnsi="Calibri" w:cs="Calibri"/>
+          <w:sz w:val="20"/>
+          <w:szCs w:val="20"/>
+        </w:rPr>
+        <w:t>mouse</w:t>
+      </w:r>
+      <w:proofErr w:type="gramEnd"/>
+      <w:r>
+        <w:rPr>
+          <w:rFonts w:ascii="Calibri" w:hAnsi="Calibri" w:cs="Calibri"/>
+          <w:sz w:val="20"/>
+          <w:szCs w:val="20"/>
+        </w:rPr>
+        <w:t>, y del tiempo de inactividad almacenado en la configuración que se crea junto con la cuenta. Por este motivo, PB-35 puede desarrollarse en este Sprint sin esperar a PB-36, que permitirá modificar la configuración en el Sprint 03.</w:t>
+      </w:r>
+    </w:p>
+    <w:p>
+      <w:pPr>
+        <w:jc w:val="both"/>
+        <w:rPr>
+          <w:rFonts w:ascii="Calibri" w:hAnsi="Calibri" w:cs="Calibri"/>
+          <w:sz w:val="20"/>
+          <w:szCs w:val="20"/>
+        </w:rPr>
+      </w:pPr>
+      <w:r>
+        <w:rPr>
+          <w:rFonts w:ascii="Calibri" w:hAnsi="Calibri" w:cs="Calibri"/>
+          <w:sz w:val="20"/>
+          <w:szCs w:val="20"/>
+        </w:rPr>
+        <w:t>A su vez, la base de datos (PB-32), la creación de cuentas (PB-33) y el inicio de sesión (PB-48) dependen del servidor (PB-49), ya que la aplicación solo accede a la información a través de la API.</w:t>
       </w:r>
     </w:p>
     <w:p>
@@ -7094,43 +9627,61 @@
           <w:sz w:val="20"/>
           <w:szCs w:val="20"/>
         </w:rPr>
-        <w:t>Primera etapa: preparación del modelo de datos</w:t>
-      </w:r>
-    </w:p>
-    <w:p>
-      <w:pPr>
-        <w:jc w:val="both"/>
-        <w:rPr>
-          <w:rFonts w:ascii="Calibri" w:hAnsi="Calibri" w:cs="Calibri"/>
-          <w:sz w:val="20"/>
-          <w:szCs w:val="20"/>
-        </w:rPr>
-      </w:pPr>
-      <w:r>
-        <w:rPr>
-          <w:rFonts w:ascii="Calibri" w:hAnsi="Calibri" w:cs="Calibri"/>
-          <w:sz w:val="20"/>
-          <w:szCs w:val="20"/>
-        </w:rPr>
-        <w:t>Se revisará el modelo definido en el Product Backlog y se establecerá la ubicación de la base de datos local.</w:t>
-      </w:r>
-    </w:p>
-    <w:p>
-      <w:pPr>
-        <w:jc w:val="both"/>
-        <w:rPr>
-          <w:rFonts w:ascii="Calibri" w:hAnsi="Calibri" w:cs="Calibri"/>
-          <w:sz w:val="20"/>
-          <w:szCs w:val="20"/>
-        </w:rPr>
-      </w:pPr>
-      <w:r>
-        <w:rPr>
-          <w:rFonts w:ascii="Calibri" w:hAnsi="Calibri" w:cs="Calibri"/>
-          <w:sz w:val="20"/>
-          <w:szCs w:val="20"/>
-        </w:rPr>
-        <w:t>PB asociado: PB-32.</w:t>
+        <w:t>Primera etapa: servidor y modelo de datos</w:t>
+      </w:r>
+    </w:p>
+    <w:p>
+      <w:pPr>
+        <w:jc w:val="both"/>
+        <w:rPr>
+          <w:rFonts w:ascii="Calibri" w:hAnsi="Calibri" w:cs="Calibri"/>
+          <w:sz w:val="20"/>
+          <w:szCs w:val="20"/>
+        </w:rPr>
+      </w:pPr>
+      <w:r>
+        <w:rPr>
+          <w:rFonts w:ascii="Calibri" w:hAnsi="Calibri" w:cs="Calibri"/>
+          <w:sz w:val="20"/>
+          <w:szCs w:val="20"/>
+        </w:rPr>
+        <w:t xml:space="preserve">Se revisará el modelo definido en el </w:t>
+      </w:r>
+      <w:proofErr w:type="spellStart"/>
+      <w:r>
+        <w:rPr>
+          <w:rFonts w:ascii="Calibri" w:hAnsi="Calibri" w:cs="Calibri"/>
+          <w:sz w:val="20"/>
+          <w:szCs w:val="20"/>
+        </w:rPr>
+        <w:t>Product</w:t>
+      </w:r>
+      <w:proofErr w:type="spellEnd"/>
+      <w:r>
+        <w:rPr>
+          <w:rFonts w:ascii="Calibri" w:hAnsi="Calibri" w:cs="Calibri"/>
+          <w:sz w:val="20"/>
+          <w:szCs w:val="20"/>
+        </w:rPr>
+        <w:t xml:space="preserve"> Backlog y se preparará el servidor, con su API y la base de datos PostgreSQL en contenedores Docker.</w:t>
+      </w:r>
+    </w:p>
+    <w:p>
+      <w:pPr>
+        <w:jc w:val="both"/>
+        <w:rPr>
+          <w:rFonts w:ascii="Calibri" w:hAnsi="Calibri" w:cs="Calibri"/>
+          <w:sz w:val="20"/>
+          <w:szCs w:val="20"/>
+        </w:rPr>
+      </w:pPr>
+      <w:r>
+        <w:rPr>
+          <w:rFonts w:ascii="Calibri" w:hAnsi="Calibri" w:cs="Calibri"/>
+          <w:sz w:val="20"/>
+          <w:szCs w:val="20"/>
+        </w:rPr>
+        <w:t>PB asociados: PB-32 y PB-49.</w:t>
       </w:r>
     </w:p>
     <w:p>
@@ -7208,43 +9759,43 @@
           <w:sz w:val="20"/>
           <w:szCs w:val="20"/>
         </w:rPr>
-        <w:t>Tercera etapa: perfil y configuración por defecto</w:t>
-      </w:r>
-    </w:p>
-    <w:p>
-      <w:pPr>
-        <w:jc w:val="both"/>
-        <w:rPr>
-          <w:rFonts w:ascii="Calibri" w:hAnsi="Calibri" w:cs="Calibri"/>
-          <w:sz w:val="20"/>
-          <w:szCs w:val="20"/>
-        </w:rPr>
-      </w:pPr>
-      <w:r>
-        <w:rPr>
-          <w:rFonts w:ascii="Calibri" w:hAnsi="Calibri" w:cs="Calibri"/>
-          <w:sz w:val="20"/>
-          <w:szCs w:val="20"/>
-        </w:rPr>
-        <w:t>Se implementará el registro del perfil y la creación automática de su configuración inicial.</w:t>
-      </w:r>
-    </w:p>
-    <w:p>
-      <w:pPr>
-        <w:jc w:val="both"/>
-        <w:rPr>
-          <w:rFonts w:ascii="Calibri" w:hAnsi="Calibri" w:cs="Calibri"/>
-          <w:sz w:val="20"/>
-          <w:szCs w:val="20"/>
-        </w:rPr>
-      </w:pPr>
-      <w:r>
-        <w:rPr>
-          <w:rFonts w:ascii="Calibri" w:hAnsi="Calibri" w:cs="Calibri"/>
-          <w:sz w:val="20"/>
-          <w:szCs w:val="20"/>
-        </w:rPr>
-        <w:t>PB asociado: PB-33.</w:t>
+        <w:t>Tercera etapa: cuentas, inicio de sesión y configuración por defecto</w:t>
+      </w:r>
+    </w:p>
+    <w:p>
+      <w:pPr>
+        <w:jc w:val="both"/>
+        <w:rPr>
+          <w:rFonts w:ascii="Calibri" w:hAnsi="Calibri" w:cs="Calibri"/>
+          <w:sz w:val="20"/>
+          <w:szCs w:val="20"/>
+        </w:rPr>
+      </w:pPr>
+      <w:r>
+        <w:rPr>
+          <w:rFonts w:ascii="Calibri" w:hAnsi="Calibri" w:cs="Calibri"/>
+          <w:sz w:val="20"/>
+          <w:szCs w:val="20"/>
+        </w:rPr>
+        <w:t>Se implementarán la creación de cuentas, el inicio y cierre de sesión mediante token y la creación automática de la configuración inicial.</w:t>
+      </w:r>
+    </w:p>
+    <w:p>
+      <w:pPr>
+        <w:jc w:val="both"/>
+        <w:rPr>
+          <w:rFonts w:ascii="Calibri" w:hAnsi="Calibri" w:cs="Calibri"/>
+          <w:sz w:val="20"/>
+          <w:szCs w:val="20"/>
+        </w:rPr>
+      </w:pPr>
+      <w:r>
+        <w:rPr>
+          <w:rFonts w:ascii="Calibri" w:hAnsi="Calibri" w:cs="Calibri"/>
+          <w:sz w:val="20"/>
+          <w:szCs w:val="20"/>
+        </w:rPr>
+        <w:t>PB asociados: PB-33 y PB-48.</w:t>
       </w:r>
     </w:p>
     <w:p>
@@ -7358,6 +9909,7 @@
           <w:sz w:val="20"/>
           <w:szCs w:val="20"/>
         </w:rPr>
+        <w:lastRenderedPageBreak/>
         <w:t>PB asociado: PB-35.</w:t>
       </w:r>
     </w:p>
@@ -7415,22 +9967,22 @@
           <w:sz w:val="20"/>
           <w:szCs w:val="20"/>
         </w:rPr>
-        <w:t>PB asociados: PB-32 a PB-35.</w:t>
-      </w:r>
-    </w:p>
-    <w:p>
-      <w:pPr>
-        <w:jc w:val="both"/>
-        <w:rPr>
-          <w:rFonts w:ascii="Calibri" w:hAnsi="Calibri" w:cs="Calibri"/>
-          <w:sz w:val="20"/>
-          <w:szCs w:val="20"/>
-        </w:rPr>
-      </w:pPr>
-    </w:p>
-    <w:p>
-      <w:pPr>
-        <w:pStyle w:val="Ttulo1"/>
+        <w:t>PB asociados: PB-32 a PB-35, PB-48 y PB-49.</w:t>
+      </w:r>
+    </w:p>
+    <w:p>
+      <w:pPr>
+        <w:jc w:val="both"/>
+        <w:rPr>
+          <w:rFonts w:ascii="Calibri" w:hAnsi="Calibri" w:cs="Calibri"/>
+          <w:sz w:val="20"/>
+          <w:szCs w:val="20"/>
+        </w:rPr>
+      </w:pPr>
+    </w:p>
+    <w:p>
+      <w:pPr>
+        <w:pStyle w:val="Heading1"/>
         <w:jc w:val="both"/>
         <w:rPr>
           <w:rFonts w:ascii="Calibri" w:hAnsi="Calibri" w:cs="Calibri"/>
@@ -7636,7 +10188,7 @@
                 <w:sz w:val="20"/>
                 <w:szCs w:val="20"/>
               </w:rPr>
-              <w:t>En el primer inicio se crean las ocho tablas del modelo.</w:t>
+              <w:t>Al levantar el servidor por primera vez se crean las ocho tablas del modelo.</w:t>
             </w:r>
           </w:p>
         </w:tc>
@@ -7710,7 +10262,25 @@
                 <w:sz w:val="20"/>
                 <w:szCs w:val="20"/>
               </w:rPr>
-              <w:t>Las claves foráneas, la unicidad de settings.user_id y los valores por defecto funcionan según el modelo.</w:t>
+              <w:t xml:space="preserve">Las claves foráneas, la unicidad de </w:t>
+            </w:r>
+            <w:proofErr w:type="spellStart"/>
+            <w:r>
+              <w:rPr>
+                <w:rFonts w:ascii="Calibri" w:hAnsi="Calibri" w:cs="Calibri"/>
+                <w:sz w:val="20"/>
+                <w:szCs w:val="20"/>
+              </w:rPr>
+              <w:t>settings.user_id</w:t>
+            </w:r>
+            <w:proofErr w:type="spellEnd"/>
+            <w:r>
+              <w:rPr>
+                <w:rFonts w:ascii="Calibri" w:hAnsi="Calibri" w:cs="Calibri"/>
+                <w:sz w:val="20"/>
+                <w:szCs w:val="20"/>
+              </w:rPr>
+              <w:t xml:space="preserve"> y los valores por defecto funcionan según el modelo.</w:t>
             </w:r>
           </w:p>
         </w:tc>
@@ -7812,7 +10382,7 @@
                 <w:sz w:val="20"/>
                 <w:szCs w:val="20"/>
               </w:rPr>
-              <w:t>Registro del perfil</w:t>
+              <w:t>Creación de cuenta</w:t>
             </w:r>
           </w:p>
         </w:tc>
@@ -7858,7 +10428,7 @@
                 <w:sz w:val="20"/>
                 <w:szCs w:val="20"/>
               </w:rPr>
-              <w:t>Se almacenan el nombre del usuario y la fecha de creación.</w:t>
+              <w:t>Se almacenan el nombre, el correo y la fecha de creación, y la contraseña queda guardada solo como hash.</w:t>
             </w:r>
           </w:p>
         </w:tc>
@@ -7932,7 +10502,7 @@
                 <w:sz w:val="20"/>
                 <w:szCs w:val="20"/>
               </w:rPr>
-              <w:t>Se crea una única configuración con 15 minutos de inactividad y voz y gestos activados.</w:t>
+              <w:t>Se crea una única configuración con 10 minutos de inactividad y voz y gestos activados.</w:t>
             </w:r>
           </w:p>
         </w:tc>
@@ -8302,7 +10872,7 @@
                 <w:sz w:val="20"/>
                 <w:szCs w:val="20"/>
               </w:rPr>
-              <w:t>Una inactividad menor al tiempo configurado no genera una pausa.</w:t>
+              <w:t>Una inactividad menor al tiempo configurado no genera una pausa ni reinicia el período de aviso.</w:t>
             </w:r>
           </w:p>
         </w:tc>
@@ -8330,7 +10900,7 @@
                 <w:sz w:val="20"/>
                 <w:szCs w:val="20"/>
               </w:rPr>
-              <w:t>Independencia del aviso</w:t>
+              <w:t>Reinicio del período tras pausa</w:t>
             </w:r>
           </w:p>
         </w:tc>
@@ -8376,7 +10946,7 @@
                 <w:sz w:val="20"/>
                 <w:szCs w:val="20"/>
               </w:rPr>
-              <w:t>El registro de pausas no modifica el límite de 60 minutos del aviso.</w:t>
+              <w:t>Al retomar la actividad después de una pausa registrada, el período de aviso de 60 minutos comienza desde cero.</w:t>
             </w:r>
           </w:p>
         </w:tc>
@@ -8404,6 +10974,451 @@
                 <w:sz w:val="20"/>
                 <w:szCs w:val="20"/>
               </w:rPr>
+              <w:t>Correo duplicado</w:t>
+            </w:r>
+          </w:p>
+        </w:tc>
+        <w:tc>
+          <w:tcPr>
+            <w:tcW w:w="1700" w:type="dxa"/>
+          </w:tcPr>
+          <w:p>
+            <w:pPr>
+              <w:spacing w:after="40"/>
+              <w:rPr>
+                <w:rFonts w:ascii="Calibri" w:hAnsi="Calibri" w:cs="Calibri"/>
+                <w:sz w:val="20"/>
+                <w:szCs w:val="20"/>
+              </w:rPr>
+            </w:pPr>
+            <w:r>
+              <w:rPr>
+                <w:rFonts w:ascii="Calibri" w:hAnsi="Calibri" w:cs="Calibri"/>
+                <w:sz w:val="20"/>
+                <w:szCs w:val="20"/>
+              </w:rPr>
+              <w:t>PB-33</w:t>
+            </w:r>
+          </w:p>
+        </w:tc>
+        <w:tc>
+          <w:tcPr>
+            <w:tcW w:w="4838" w:type="dxa"/>
+          </w:tcPr>
+          <w:p>
+            <w:pPr>
+              <w:spacing w:after="40"/>
+              <w:rPr>
+                <w:rFonts w:ascii="Calibri" w:hAnsi="Calibri" w:cs="Calibri"/>
+                <w:sz w:val="20"/>
+                <w:szCs w:val="20"/>
+              </w:rPr>
+            </w:pPr>
+            <w:r>
+              <w:rPr>
+                <w:rFonts w:ascii="Calibri" w:hAnsi="Calibri" w:cs="Calibri"/>
+                <w:sz w:val="20"/>
+                <w:szCs w:val="20"/>
+              </w:rPr>
+              <w:t>No se permite crear una cuenta con un correo ya utilizado.</w:t>
+            </w:r>
+          </w:p>
+        </w:tc>
+      </w:tr>
+      <w:tr>
+        <w:trPr>
+          <w:cantSplit/>
+        </w:trPr>
+        <w:tc>
+          <w:tcPr>
+            <w:tcW w:w="2300" w:type="dxa"/>
+          </w:tcPr>
+          <w:p>
+            <w:pPr>
+              <w:spacing w:after="40"/>
+              <w:rPr>
+                <w:rFonts w:ascii="Calibri" w:hAnsi="Calibri" w:cs="Calibri"/>
+                <w:sz w:val="20"/>
+                <w:szCs w:val="20"/>
+              </w:rPr>
+            </w:pPr>
+            <w:r>
+              <w:rPr>
+                <w:rFonts w:ascii="Calibri" w:hAnsi="Calibri" w:cs="Calibri"/>
+                <w:sz w:val="20"/>
+                <w:szCs w:val="20"/>
+              </w:rPr>
+              <w:t>Inicio de sesión</w:t>
+            </w:r>
+          </w:p>
+        </w:tc>
+        <w:tc>
+          <w:tcPr>
+            <w:tcW w:w="1700" w:type="dxa"/>
+          </w:tcPr>
+          <w:p>
+            <w:pPr>
+              <w:spacing w:after="40"/>
+              <w:rPr>
+                <w:rFonts w:ascii="Calibri" w:hAnsi="Calibri" w:cs="Calibri"/>
+                <w:sz w:val="20"/>
+                <w:szCs w:val="20"/>
+              </w:rPr>
+            </w:pPr>
+            <w:r>
+              <w:rPr>
+                <w:rFonts w:ascii="Calibri" w:hAnsi="Calibri" w:cs="Calibri"/>
+                <w:sz w:val="20"/>
+                <w:szCs w:val="20"/>
+              </w:rPr>
+              <w:t>PB-48</w:t>
+            </w:r>
+          </w:p>
+        </w:tc>
+        <w:tc>
+          <w:tcPr>
+            <w:tcW w:w="4838" w:type="dxa"/>
+          </w:tcPr>
+          <w:p>
+            <w:pPr>
+              <w:spacing w:after="40"/>
+              <w:rPr>
+                <w:rFonts w:ascii="Calibri" w:hAnsi="Calibri" w:cs="Calibri"/>
+                <w:sz w:val="20"/>
+                <w:szCs w:val="20"/>
+              </w:rPr>
+            </w:pPr>
+            <w:r>
+              <w:rPr>
+                <w:rFonts w:ascii="Calibri" w:hAnsi="Calibri" w:cs="Calibri"/>
+                <w:sz w:val="20"/>
+                <w:szCs w:val="20"/>
+              </w:rPr>
+              <w:t>Con credenciales válidas se inicia sesión y se carga la configuración de la cuenta.</w:t>
+            </w:r>
+          </w:p>
+        </w:tc>
+      </w:tr>
+      <w:tr>
+        <w:trPr>
+          <w:cantSplit/>
+        </w:trPr>
+        <w:tc>
+          <w:tcPr>
+            <w:tcW w:w="2300" w:type="dxa"/>
+          </w:tcPr>
+          <w:p>
+            <w:pPr>
+              <w:spacing w:after="40"/>
+              <w:rPr>
+                <w:rFonts w:ascii="Calibri" w:hAnsi="Calibri" w:cs="Calibri"/>
+                <w:sz w:val="20"/>
+                <w:szCs w:val="20"/>
+              </w:rPr>
+            </w:pPr>
+            <w:r>
+              <w:rPr>
+                <w:rFonts w:ascii="Calibri" w:hAnsi="Calibri" w:cs="Calibri"/>
+                <w:sz w:val="20"/>
+                <w:szCs w:val="20"/>
+              </w:rPr>
+              <w:t>Credenciales inválidas</w:t>
+            </w:r>
+          </w:p>
+        </w:tc>
+        <w:tc>
+          <w:tcPr>
+            <w:tcW w:w="1700" w:type="dxa"/>
+          </w:tcPr>
+          <w:p>
+            <w:pPr>
+              <w:spacing w:after="40"/>
+              <w:rPr>
+                <w:rFonts w:ascii="Calibri" w:hAnsi="Calibri" w:cs="Calibri"/>
+                <w:sz w:val="20"/>
+                <w:szCs w:val="20"/>
+              </w:rPr>
+            </w:pPr>
+            <w:r>
+              <w:rPr>
+                <w:rFonts w:ascii="Calibri" w:hAnsi="Calibri" w:cs="Calibri"/>
+                <w:sz w:val="20"/>
+                <w:szCs w:val="20"/>
+              </w:rPr>
+              <w:t>PB-48</w:t>
+            </w:r>
+          </w:p>
+        </w:tc>
+        <w:tc>
+          <w:tcPr>
+            <w:tcW w:w="4838" w:type="dxa"/>
+          </w:tcPr>
+          <w:p>
+            <w:pPr>
+              <w:spacing w:after="40"/>
+              <w:rPr>
+                <w:rFonts w:ascii="Calibri" w:hAnsi="Calibri" w:cs="Calibri"/>
+                <w:sz w:val="20"/>
+                <w:szCs w:val="20"/>
+              </w:rPr>
+            </w:pPr>
+            <w:r>
+              <w:rPr>
+                <w:rFonts w:ascii="Calibri" w:hAnsi="Calibri" w:cs="Calibri"/>
+                <w:sz w:val="20"/>
+                <w:szCs w:val="20"/>
+              </w:rPr>
+              <w:t>Se informa el error y no se inicia sesión.</w:t>
+            </w:r>
+          </w:p>
+        </w:tc>
+      </w:tr>
+      <w:tr>
+        <w:trPr>
+          <w:cantSplit/>
+        </w:trPr>
+        <w:tc>
+          <w:tcPr>
+            <w:tcW w:w="2300" w:type="dxa"/>
+          </w:tcPr>
+          <w:p>
+            <w:pPr>
+              <w:spacing w:after="40"/>
+              <w:rPr>
+                <w:rFonts w:ascii="Calibri" w:hAnsi="Calibri" w:cs="Calibri"/>
+                <w:sz w:val="20"/>
+                <w:szCs w:val="20"/>
+              </w:rPr>
+            </w:pPr>
+            <w:r>
+              <w:rPr>
+                <w:rFonts w:ascii="Calibri" w:hAnsi="Calibri" w:cs="Calibri"/>
+                <w:sz w:val="20"/>
+                <w:szCs w:val="20"/>
+              </w:rPr>
+              <w:lastRenderedPageBreak/>
+              <w:t>Acceso desde otro computador</w:t>
+            </w:r>
+          </w:p>
+        </w:tc>
+        <w:tc>
+          <w:tcPr>
+            <w:tcW w:w="1700" w:type="dxa"/>
+          </w:tcPr>
+          <w:p>
+            <w:pPr>
+              <w:spacing w:after="40"/>
+              <w:rPr>
+                <w:rFonts w:ascii="Calibri" w:hAnsi="Calibri" w:cs="Calibri"/>
+                <w:sz w:val="20"/>
+                <w:szCs w:val="20"/>
+              </w:rPr>
+            </w:pPr>
+            <w:r>
+              <w:rPr>
+                <w:rFonts w:ascii="Calibri" w:hAnsi="Calibri" w:cs="Calibri"/>
+                <w:sz w:val="20"/>
+                <w:szCs w:val="20"/>
+              </w:rPr>
+              <w:t>PB-48</w:t>
+            </w:r>
+          </w:p>
+        </w:tc>
+        <w:tc>
+          <w:tcPr>
+            <w:tcW w:w="4838" w:type="dxa"/>
+          </w:tcPr>
+          <w:p>
+            <w:pPr>
+              <w:spacing w:after="40"/>
+              <w:rPr>
+                <w:rFonts w:ascii="Calibri" w:hAnsi="Calibri" w:cs="Calibri"/>
+                <w:sz w:val="20"/>
+                <w:szCs w:val="20"/>
+              </w:rPr>
+            </w:pPr>
+            <w:r>
+              <w:rPr>
+                <w:rFonts w:ascii="Calibri" w:hAnsi="Calibri" w:cs="Calibri"/>
+                <w:sz w:val="20"/>
+                <w:szCs w:val="20"/>
+              </w:rPr>
+              <w:t>Al iniciar sesión en otro computador se accede a la misma información de la cuenta.</w:t>
+            </w:r>
+          </w:p>
+        </w:tc>
+      </w:tr>
+      <w:tr>
+        <w:trPr>
+          <w:cantSplit/>
+        </w:trPr>
+        <w:tc>
+          <w:tcPr>
+            <w:tcW w:w="2300" w:type="dxa"/>
+          </w:tcPr>
+          <w:p>
+            <w:pPr>
+              <w:spacing w:after="40"/>
+              <w:rPr>
+                <w:rFonts w:ascii="Calibri" w:hAnsi="Calibri" w:cs="Calibri"/>
+                <w:sz w:val="20"/>
+                <w:szCs w:val="20"/>
+              </w:rPr>
+            </w:pPr>
+            <w:r>
+              <w:rPr>
+                <w:rFonts w:ascii="Calibri" w:hAnsi="Calibri" w:cs="Calibri"/>
+                <w:sz w:val="20"/>
+                <w:szCs w:val="20"/>
+              </w:rPr>
+              <w:t>Servidor en Docker</w:t>
+            </w:r>
+          </w:p>
+        </w:tc>
+        <w:tc>
+          <w:tcPr>
+            <w:tcW w:w="1700" w:type="dxa"/>
+          </w:tcPr>
+          <w:p>
+            <w:pPr>
+              <w:spacing w:after="40"/>
+              <w:rPr>
+                <w:rFonts w:ascii="Calibri" w:hAnsi="Calibri" w:cs="Calibri"/>
+                <w:sz w:val="20"/>
+                <w:szCs w:val="20"/>
+              </w:rPr>
+            </w:pPr>
+            <w:r>
+              <w:rPr>
+                <w:rFonts w:ascii="Calibri" w:hAnsi="Calibri" w:cs="Calibri"/>
+                <w:sz w:val="20"/>
+                <w:szCs w:val="20"/>
+              </w:rPr>
+              <w:t>PB-49</w:t>
+            </w:r>
+          </w:p>
+        </w:tc>
+        <w:tc>
+          <w:tcPr>
+            <w:tcW w:w="4838" w:type="dxa"/>
+          </w:tcPr>
+          <w:p>
+            <w:pPr>
+              <w:spacing w:after="40"/>
+              <w:rPr>
+                <w:rFonts w:ascii="Calibri" w:hAnsi="Calibri" w:cs="Calibri"/>
+                <w:sz w:val="20"/>
+                <w:szCs w:val="20"/>
+              </w:rPr>
+            </w:pPr>
+            <w:r>
+              <w:rPr>
+                <w:rFonts w:ascii="Calibri" w:hAnsi="Calibri" w:cs="Calibri"/>
+                <w:sz w:val="20"/>
+                <w:szCs w:val="20"/>
+              </w:rPr>
+              <w:t>La API y la base de datos se levantan con un único comando.</w:t>
+            </w:r>
+          </w:p>
+        </w:tc>
+      </w:tr>
+      <w:tr>
+        <w:trPr>
+          <w:cantSplit/>
+        </w:trPr>
+        <w:tc>
+          <w:tcPr>
+            <w:tcW w:w="2300" w:type="dxa"/>
+          </w:tcPr>
+          <w:p>
+            <w:pPr>
+              <w:spacing w:after="40"/>
+              <w:rPr>
+                <w:rFonts w:ascii="Calibri" w:hAnsi="Calibri" w:cs="Calibri"/>
+                <w:sz w:val="20"/>
+                <w:szCs w:val="20"/>
+              </w:rPr>
+            </w:pPr>
+            <w:r>
+              <w:rPr>
+                <w:rFonts w:ascii="Calibri" w:hAnsi="Calibri" w:cs="Calibri"/>
+                <w:sz w:val="20"/>
+                <w:szCs w:val="20"/>
+              </w:rPr>
+              <w:t>Acceso sin token</w:t>
+            </w:r>
+          </w:p>
+        </w:tc>
+        <w:tc>
+          <w:tcPr>
+            <w:tcW w:w="1700" w:type="dxa"/>
+          </w:tcPr>
+          <w:p>
+            <w:pPr>
+              <w:spacing w:after="40"/>
+              <w:rPr>
+                <w:rFonts w:ascii="Calibri" w:hAnsi="Calibri" w:cs="Calibri"/>
+                <w:sz w:val="20"/>
+                <w:szCs w:val="20"/>
+              </w:rPr>
+            </w:pPr>
+            <w:r>
+              <w:rPr>
+                <w:rFonts w:ascii="Calibri" w:hAnsi="Calibri" w:cs="Calibri"/>
+                <w:sz w:val="20"/>
+                <w:szCs w:val="20"/>
+              </w:rPr>
+              <w:t>PB-49</w:t>
+            </w:r>
+          </w:p>
+        </w:tc>
+        <w:tc>
+          <w:tcPr>
+            <w:tcW w:w="4838" w:type="dxa"/>
+          </w:tcPr>
+          <w:p>
+            <w:pPr>
+              <w:spacing w:after="40"/>
+              <w:rPr>
+                <w:rFonts w:ascii="Calibri" w:hAnsi="Calibri" w:cs="Calibri"/>
+                <w:sz w:val="20"/>
+                <w:szCs w:val="20"/>
+              </w:rPr>
+            </w:pPr>
+            <w:r>
+              <w:rPr>
+                <w:rFonts w:ascii="Calibri" w:hAnsi="Calibri" w:cs="Calibri"/>
+                <w:sz w:val="20"/>
+                <w:szCs w:val="20"/>
+              </w:rPr>
+              <w:t>La API rechaza las solicitudes sin token o con token vencido, y no permite acceder a datos de otra cuenta.</w:t>
+            </w:r>
+          </w:p>
+        </w:tc>
+      </w:tr>
+      <w:tr>
+        <w:trPr>
+          <w:cantSplit/>
+        </w:trPr>
+        <w:tc>
+          <w:tcPr>
+            <w:tcW w:w="2300" w:type="dxa"/>
+          </w:tcPr>
+          <w:p>
+            <w:pPr>
+              <w:spacing w:after="40"/>
+              <w:rPr>
+                <w:rFonts w:ascii="Calibri" w:hAnsi="Calibri" w:cs="Calibri"/>
+                <w:sz w:val="20"/>
+                <w:szCs w:val="20"/>
+              </w:rPr>
+            </w:pPr>
+            <w:r>
+              <w:rPr>
+                <w:rFonts w:ascii="Calibri" w:hAnsi="Calibri" w:cs="Calibri"/>
+                <w:sz w:val="20"/>
+                <w:szCs w:val="20"/>
+              </w:rPr>
               <w:t>Flujo completo</w:t>
             </w:r>
           </w:p>
@@ -8427,7 +11442,7 @@
                 <w:sz w:val="20"/>
                 <w:szCs w:val="20"/>
               </w:rPr>
-              <w:t>PB-32 a PB-35</w:t>
+              <w:t>PB-32 a PB-35, PB-48 y PB-49</w:t>
             </w:r>
           </w:p>
         </w:tc>
@@ -8450,7 +11465,7 @@
                 <w:sz w:val="20"/>
                 <w:szCs w:val="20"/>
               </w:rPr>
-              <w:t>Perfil → sesión → actividad → pausa → cierre → reapertura funciona correctamente.</w:t>
+              <w:t>Cuenta → inicio de sesión → sesión de uso → actividad → pausa → cierre → nuevo inicio de sesión con la información conservada.</w:t>
             </w:r>
           </w:p>
         </w:tc>
@@ -8492,33 +11507,51 @@
           <w:sz w:val="20"/>
           <w:szCs w:val="20"/>
         </w:rPr>
-        <w:t>Para comprobar el registro de pausas sin esperar 15 minutos en cada prueba, podrá utilizarse temporalmente un tiempo de inactividad reducido. Esto corresponde solo a una estrategia de prueba y no modifica el valor por defecto definido para el producto.</w:t>
-      </w:r>
-    </w:p>
-    <w:p>
-      <w:pPr>
-        <w:jc w:val="both"/>
-        <w:rPr>
-          <w:rFonts w:ascii="Calibri" w:hAnsi="Calibri" w:cs="Calibri"/>
-          <w:sz w:val="20"/>
-          <w:szCs w:val="20"/>
-        </w:rPr>
-      </w:pPr>
-    </w:p>
-    <w:p>
-      <w:pPr>
-        <w:pStyle w:val="Ttulo1"/>
-        <w:jc w:val="both"/>
-        <w:rPr>
-          <w:rFonts w:ascii="Calibri" w:hAnsi="Calibri" w:cs="Calibri"/>
+        <w:t>Para comprobar el registro de pausas sin esperar 10 minutos en cada prueba, podrá utilizarse temporalmente un tiempo de inactividad reducido. Esto corresponde solo a una estrategia de prueba y no modifica el valor por defecto definido para el producto.</w:t>
+      </w:r>
+    </w:p>
+    <w:p>
+      <w:pPr>
+        <w:jc w:val="both"/>
+        <w:rPr>
+          <w:rFonts w:ascii="Calibri" w:hAnsi="Calibri" w:cs="Calibri"/>
+          <w:sz w:val="20"/>
+          <w:szCs w:val="20"/>
+        </w:rPr>
+      </w:pPr>
+    </w:p>
+    <w:p>
+      <w:pPr>
+        <w:pStyle w:val="Heading1"/>
+        <w:jc w:val="both"/>
+        <w:rPr>
+          <w:rFonts w:ascii="Calibri" w:hAnsi="Calibri" w:cs="Calibri"/>
+          <w:lang w:val="en-US"/>
         </w:rPr>
       </w:pPr>
       <w:bookmarkStart w:id="12" w:name="_Toc241875793"/>
       <w:r>
         <w:rPr>
           <w:rFonts w:ascii="Calibri" w:hAnsi="Calibri" w:cs="Calibri"/>
-        </w:rPr>
-        <w:t>9. Eventos Scrum del Sprint</w:t>
+          <w:lang w:val="en-US"/>
+        </w:rPr>
+        <w:t xml:space="preserve">9. </w:t>
+      </w:r>
+      <w:proofErr w:type="spellStart"/>
+      <w:r>
+        <w:rPr>
+          <w:rFonts w:ascii="Calibri" w:hAnsi="Calibri" w:cs="Calibri"/>
+          <w:lang w:val="en-US"/>
+        </w:rPr>
+        <w:t>Eventos</w:t>
+      </w:r>
+      <w:proofErr w:type="spellEnd"/>
+      <w:r>
+        <w:rPr>
+          <w:rFonts w:ascii="Calibri" w:hAnsi="Calibri" w:cs="Calibri"/>
+          <w:lang w:val="en-US"/>
+        </w:rPr>
+        <w:t xml:space="preserve"> Scrum del Sprint</w:t>
       </w:r>
       <w:bookmarkEnd w:id="12"/>
     </w:p>
@@ -8530,6 +11563,7 @@
           <w:rFonts w:ascii="Calibri" w:hAnsi="Calibri" w:cs="Calibri"/>
           <w:sz w:val="20"/>
           <w:szCs w:val="20"/>
+          <w:lang w:val="en-US"/>
         </w:rPr>
       </w:pPr>
       <w:r>
@@ -8539,6 +11573,7 @@
           <w:bCs/>
           <w:sz w:val="20"/>
           <w:szCs w:val="20"/>
+          <w:lang w:val="en-US"/>
         </w:rPr>
         <w:t>Sprint Planning</w:t>
       </w:r>
@@ -8558,25 +11593,97 @@
           <w:sz w:val="20"/>
           <w:szCs w:val="20"/>
         </w:rPr>
-        <w:t>Durante la Sprint Planning se seleccionarán los elementos PB-32 a PB-35 y se definirá como Sprint Goal la disponibilidad de la persistencia local.</w:t>
-      </w:r>
-    </w:p>
-    <w:p>
-      <w:pPr>
-        <w:jc w:val="both"/>
-        <w:rPr>
-          <w:rFonts w:ascii="Calibri" w:hAnsi="Calibri" w:cs="Calibri"/>
-          <w:sz w:val="20"/>
-          <w:szCs w:val="20"/>
-        </w:rPr>
-      </w:pPr>
-      <w:r>
-        <w:rPr>
-          <w:rFonts w:ascii="Calibri" w:hAnsi="Calibri" w:cs="Calibri"/>
-          <w:sz w:val="20"/>
-          <w:szCs w:val="20"/>
-        </w:rPr>
-        <w:t>También se revisará en conjunto el modelo de datos del Product Backlog, ya que será utilizado por todos los Sprints siguientes y cualquier ajuste resulta más sencillo en esta etapa.</w:t>
+        <w:t xml:space="preserve">Durante la Sprint </w:t>
+      </w:r>
+      <w:proofErr w:type="spellStart"/>
+      <w:r>
+        <w:rPr>
+          <w:rFonts w:ascii="Calibri" w:hAnsi="Calibri" w:cs="Calibri"/>
+          <w:sz w:val="20"/>
+          <w:szCs w:val="20"/>
+        </w:rPr>
+        <w:t>Planning</w:t>
+      </w:r>
+      <w:proofErr w:type="spellEnd"/>
+      <w:r>
+        <w:rPr>
+          <w:rFonts w:ascii="Calibri" w:hAnsi="Calibri" w:cs="Calibri"/>
+          <w:sz w:val="20"/>
+          <w:szCs w:val="20"/>
+        </w:rPr>
+        <w:t xml:space="preserve"> se seleccionarán los elementos PB-32 a PB-35, PB-48 y PB-49, y se definirá como Sprint </w:t>
+      </w:r>
+      <w:proofErr w:type="spellStart"/>
+      <w:r>
+        <w:rPr>
+          <w:rFonts w:ascii="Calibri" w:hAnsi="Calibri" w:cs="Calibri"/>
+          <w:sz w:val="20"/>
+          <w:szCs w:val="20"/>
+        </w:rPr>
+        <w:t>Goal</w:t>
+      </w:r>
+      <w:proofErr w:type="spellEnd"/>
+      <w:r>
+        <w:rPr>
+          <w:rFonts w:ascii="Calibri" w:hAnsi="Calibri" w:cs="Calibri"/>
+          <w:sz w:val="20"/>
+          <w:szCs w:val="20"/>
+        </w:rPr>
+        <w:t xml:space="preserve"> la disponibilidad del servidor, las cuentas de usuario y la persistencia de la información.</w:t>
+      </w:r>
+    </w:p>
+    <w:p>
+      <w:pPr>
+        <w:jc w:val="both"/>
+        <w:rPr>
+          <w:rFonts w:ascii="Calibri" w:hAnsi="Calibri" w:cs="Calibri"/>
+          <w:sz w:val="20"/>
+          <w:szCs w:val="20"/>
+        </w:rPr>
+      </w:pPr>
+      <w:r>
+        <w:rPr>
+          <w:rFonts w:ascii="Calibri" w:hAnsi="Calibri" w:cs="Calibri"/>
+          <w:sz w:val="20"/>
+          <w:szCs w:val="20"/>
+        </w:rPr>
+        <w:t xml:space="preserve">También se revisará en conjunto el modelo de datos del </w:t>
+      </w:r>
+      <w:proofErr w:type="spellStart"/>
+      <w:r>
+        <w:rPr>
+          <w:rFonts w:ascii="Calibri" w:hAnsi="Calibri" w:cs="Calibri"/>
+          <w:sz w:val="20"/>
+          <w:szCs w:val="20"/>
+        </w:rPr>
+        <w:t>Product</w:t>
+      </w:r>
+      <w:proofErr w:type="spellEnd"/>
+      <w:r>
+        <w:rPr>
+          <w:rFonts w:ascii="Calibri" w:hAnsi="Calibri" w:cs="Calibri"/>
+          <w:sz w:val="20"/>
+          <w:szCs w:val="20"/>
+        </w:rPr>
+        <w:t xml:space="preserve"> Backlog, ya que será utilizado por todos los </w:t>
+      </w:r>
+      <w:proofErr w:type="spellStart"/>
+      <w:r>
+        <w:rPr>
+          <w:rFonts w:ascii="Calibri" w:hAnsi="Calibri" w:cs="Calibri"/>
+          <w:sz w:val="20"/>
+          <w:szCs w:val="20"/>
+        </w:rPr>
+        <w:t>Sprints</w:t>
+      </w:r>
+      <w:proofErr w:type="spellEnd"/>
+      <w:r>
+        <w:rPr>
+          <w:rFonts w:ascii="Calibri" w:hAnsi="Calibri" w:cs="Calibri"/>
+          <w:sz w:val="20"/>
+          <w:szCs w:val="20"/>
+        </w:rPr>
+        <w:t xml:space="preserve"> siguientes y cualquier ajuste resulta más sencillo en esta etapa.</w:t>
       </w:r>
     </w:p>
     <w:p>
@@ -8615,7 +11722,25 @@
           <w:sz w:val="20"/>
           <w:szCs w:val="20"/>
         </w:rPr>
-        <w:t>El Daily Scrum permitirá revisar el avance de las tareas, detectar impedimentos —por ejemplo, ajustes necesarios en las relaciones entre tablas— y reorganizar el trabajo para cumplir el Sprint Goal.</w:t>
+        <w:t xml:space="preserve">El Daily Scrum permitirá revisar el avance de las tareas, detectar impedimentos —por ejemplo, ajustes necesarios en las relaciones entre tablas— y reorganizar el trabajo para cumplir el Sprint </w:t>
+      </w:r>
+      <w:proofErr w:type="spellStart"/>
+      <w:r>
+        <w:rPr>
+          <w:rFonts w:ascii="Calibri" w:hAnsi="Calibri" w:cs="Calibri"/>
+          <w:sz w:val="20"/>
+          <w:szCs w:val="20"/>
+        </w:rPr>
+        <w:t>Goal</w:t>
+      </w:r>
+      <w:proofErr w:type="spellEnd"/>
+      <w:r>
+        <w:rPr>
+          <w:rFonts w:ascii="Calibri" w:hAnsi="Calibri" w:cs="Calibri"/>
+          <w:sz w:val="20"/>
+          <w:szCs w:val="20"/>
+        </w:rPr>
+        <w:t>.</w:t>
       </w:r>
     </w:p>
     <w:p>
@@ -8636,25 +11761,55 @@
           <w:sz w:val="20"/>
           <w:szCs w:val="20"/>
         </w:rPr>
-        <w:t>Sprint Review</w:t>
-      </w:r>
-    </w:p>
-    <w:p>
-      <w:pPr>
-        <w:jc w:val="both"/>
-        <w:rPr>
-          <w:rFonts w:ascii="Calibri" w:hAnsi="Calibri" w:cs="Calibri"/>
-          <w:sz w:val="20"/>
-          <w:szCs w:val="20"/>
-        </w:rPr>
-      </w:pPr>
-      <w:r>
-        <w:rPr>
-          <w:rFonts w:ascii="Calibri" w:hAnsi="Calibri" w:cs="Calibri"/>
-          <w:sz w:val="20"/>
-          <w:szCs w:val="20"/>
-        </w:rPr>
-        <w:t>Durante la Sprint Review se espera demostrar:</w:t>
+        <w:t xml:space="preserve">Sprint </w:t>
+      </w:r>
+      <w:proofErr w:type="spellStart"/>
+      <w:r>
+        <w:rPr>
+          <w:rFonts w:ascii="Calibri" w:hAnsi="Calibri" w:cs="Calibri"/>
+          <w:b/>
+          <w:bCs/>
+          <w:sz w:val="20"/>
+          <w:szCs w:val="20"/>
+        </w:rPr>
+        <w:t>Review</w:t>
+      </w:r>
+      <w:proofErr w:type="spellEnd"/>
+    </w:p>
+    <w:p>
+      <w:pPr>
+        <w:jc w:val="both"/>
+        <w:rPr>
+          <w:rFonts w:ascii="Calibri" w:hAnsi="Calibri" w:cs="Calibri"/>
+          <w:sz w:val="20"/>
+          <w:szCs w:val="20"/>
+        </w:rPr>
+      </w:pPr>
+      <w:r>
+        <w:rPr>
+          <w:rFonts w:ascii="Calibri" w:hAnsi="Calibri" w:cs="Calibri"/>
+          <w:sz w:val="20"/>
+          <w:szCs w:val="20"/>
+        </w:rPr>
+        <w:t xml:space="preserve">Durante la Sprint </w:t>
+      </w:r>
+      <w:proofErr w:type="spellStart"/>
+      <w:r>
+        <w:rPr>
+          <w:rFonts w:ascii="Calibri" w:hAnsi="Calibri" w:cs="Calibri"/>
+          <w:sz w:val="20"/>
+          <w:szCs w:val="20"/>
+        </w:rPr>
+        <w:t>Review</w:t>
+      </w:r>
+      <w:proofErr w:type="spellEnd"/>
+      <w:r>
+        <w:rPr>
+          <w:rFonts w:ascii="Calibri" w:hAnsi="Calibri" w:cs="Calibri"/>
+          <w:sz w:val="20"/>
+          <w:szCs w:val="20"/>
+        </w:rPr>
+        <w:t xml:space="preserve"> se espera demostrar:</w:t>
       </w:r>
     </w:p>
     <w:p>
@@ -8676,7 +11831,7 @@
           <w:sz w:val="20"/>
           <w:szCs w:val="20"/>
         </w:rPr>
-        <w:t>La creación de la base de datos en el primer inicio.</w:t>
+        <w:t>El servidor ejecutándose en Docker y la creación de la base de datos.</w:t>
       </w:r>
     </w:p>
     <w:p>
@@ -8698,7 +11853,7 @@
           <w:sz w:val="20"/>
           <w:szCs w:val="20"/>
         </w:rPr>
-        <w:t>El registro del perfil y su configuración por defecto.</w:t>
+        <w:t>La creación de una cuenta con su configuración por defecto, y el inicio y cierre de sesión.</w:t>
       </w:r>
     </w:p>
     <w:p>
@@ -8782,7 +11937,25 @@
           <w:sz w:val="20"/>
           <w:szCs w:val="20"/>
         </w:rPr>
-        <w:t>La revisión permitirá comprobar el cumplimiento de los criterios de aceptación y confirmar que el modelo de datos es adecuado para los Sprints siguientes.</w:t>
+        <w:t xml:space="preserve">La revisión permitirá comprobar el cumplimiento de los criterios de aceptación y confirmar que el modelo de datos es adecuado para los </w:t>
+      </w:r>
+      <w:proofErr w:type="spellStart"/>
+      <w:r>
+        <w:rPr>
+          <w:rFonts w:ascii="Calibri" w:hAnsi="Calibri" w:cs="Calibri"/>
+          <w:sz w:val="20"/>
+          <w:szCs w:val="20"/>
+        </w:rPr>
+        <w:t>Sprints</w:t>
+      </w:r>
+      <w:proofErr w:type="spellEnd"/>
+      <w:r>
+        <w:rPr>
+          <w:rFonts w:ascii="Calibri" w:hAnsi="Calibri" w:cs="Calibri"/>
+          <w:sz w:val="20"/>
+          <w:szCs w:val="20"/>
+        </w:rPr>
+        <w:t xml:space="preserve"> siguientes.</w:t>
       </w:r>
     </w:p>
     <w:p>
@@ -8803,6 +11976,7 @@
           <w:sz w:val="20"/>
           <w:szCs w:val="20"/>
         </w:rPr>
+        <w:lastRenderedPageBreak/>
         <w:t>Sprint Retrospective</w:t>
       </w:r>
     </w:p>
@@ -8821,7 +11995,7 @@
           <w:sz w:val="20"/>
           <w:szCs w:val="20"/>
         </w:rPr>
-        <w:t>En la Sprint Retrospective se analizarán la claridad del modelo de datos, la forma de probar comportamientos que dependen del tiempo de inactividad y la coordinación entre el monitoreo y la persistencia.</w:t>
+        <w:t>En la Sprint Retrospective se analizarán la claridad del modelo de datos, la forma de probar comportamientos que dependen del tiempo de inactividad la coordinación entre el monitoreo y la persistencia, y la puesta en marcha del servidor.</w:t>
       </w:r>
     </w:p>
     <w:p>
@@ -8854,7 +12028,7 @@
     </w:p>
     <w:p>
       <w:pPr>
-        <w:pStyle w:val="Ttulo1"/>
+        <w:pStyle w:val="Heading1"/>
         <w:jc w:val="both"/>
         <w:rPr>
           <w:rFonts w:ascii="Calibri" w:hAnsi="Calibri" w:cs="Calibri"/>
@@ -8865,7 +12039,35 @@
         <w:rPr>
           <w:rFonts w:ascii="Calibri" w:hAnsi="Calibri" w:cs="Calibri"/>
         </w:rPr>
-        <w:t>10. Definition of Done</w:t>
+        <w:t xml:space="preserve">10. </w:t>
+      </w:r>
+      <w:proofErr w:type="spellStart"/>
+      <w:r>
+        <w:rPr>
+          <w:rFonts w:ascii="Calibri" w:hAnsi="Calibri" w:cs="Calibri"/>
+        </w:rPr>
+        <w:t>Definition</w:t>
+      </w:r>
+      <w:proofErr w:type="spellEnd"/>
+      <w:r>
+        <w:rPr>
+          <w:rFonts w:ascii="Calibri" w:hAnsi="Calibri" w:cs="Calibri"/>
+        </w:rPr>
+        <w:t xml:space="preserve"> </w:t>
+      </w:r>
+      <w:proofErr w:type="spellStart"/>
+      <w:r>
+        <w:rPr>
+          <w:rFonts w:ascii="Calibri" w:hAnsi="Calibri" w:cs="Calibri"/>
+        </w:rPr>
+        <w:t>of</w:t>
+      </w:r>
+      <w:proofErr w:type="spellEnd"/>
+      <w:r>
+        <w:rPr>
+          <w:rFonts w:ascii="Calibri" w:hAnsi="Calibri" w:cs="Calibri"/>
+        </w:rPr>
+        <w:t xml:space="preserve"> Done</w:t>
       </w:r>
       <w:bookmarkEnd w:id="13"/>
     </w:p>
@@ -8884,7 +12086,79 @@
           <w:sz w:val="20"/>
           <w:szCs w:val="20"/>
         </w:rPr>
-        <w:t>La Definition of Done es común a todos los Sprints de ErgoSense. Un elemento del Sprint Backlog será considerado terminado cuando:</w:t>
+        <w:t xml:space="preserve">La </w:t>
+      </w:r>
+      <w:proofErr w:type="spellStart"/>
+      <w:r>
+        <w:rPr>
+          <w:rFonts w:ascii="Calibri" w:hAnsi="Calibri" w:cs="Calibri"/>
+          <w:sz w:val="20"/>
+          <w:szCs w:val="20"/>
+        </w:rPr>
+        <w:t>Definition</w:t>
+      </w:r>
+      <w:proofErr w:type="spellEnd"/>
+      <w:r>
+        <w:rPr>
+          <w:rFonts w:ascii="Calibri" w:hAnsi="Calibri" w:cs="Calibri"/>
+          <w:sz w:val="20"/>
+          <w:szCs w:val="20"/>
+        </w:rPr>
+        <w:t xml:space="preserve"> </w:t>
+      </w:r>
+      <w:proofErr w:type="spellStart"/>
+      <w:r>
+        <w:rPr>
+          <w:rFonts w:ascii="Calibri" w:hAnsi="Calibri" w:cs="Calibri"/>
+          <w:sz w:val="20"/>
+          <w:szCs w:val="20"/>
+        </w:rPr>
+        <w:t>of</w:t>
+      </w:r>
+      <w:proofErr w:type="spellEnd"/>
+      <w:r>
+        <w:rPr>
+          <w:rFonts w:ascii="Calibri" w:hAnsi="Calibri" w:cs="Calibri"/>
+          <w:sz w:val="20"/>
+          <w:szCs w:val="20"/>
+        </w:rPr>
+        <w:t xml:space="preserve"> Done es común a todos los </w:t>
+      </w:r>
+      <w:proofErr w:type="spellStart"/>
+      <w:r>
+        <w:rPr>
+          <w:rFonts w:ascii="Calibri" w:hAnsi="Calibri" w:cs="Calibri"/>
+          <w:sz w:val="20"/>
+          <w:szCs w:val="20"/>
+        </w:rPr>
+        <w:t>Sprints</w:t>
+      </w:r>
+      <w:proofErr w:type="spellEnd"/>
+      <w:r>
+        <w:rPr>
+          <w:rFonts w:ascii="Calibri" w:hAnsi="Calibri" w:cs="Calibri"/>
+          <w:sz w:val="20"/>
+          <w:szCs w:val="20"/>
+        </w:rPr>
+        <w:t xml:space="preserve"> de </w:t>
+      </w:r>
+      <w:proofErr w:type="spellStart"/>
+      <w:r>
+        <w:rPr>
+          <w:rFonts w:ascii="Calibri" w:hAnsi="Calibri" w:cs="Calibri"/>
+          <w:sz w:val="20"/>
+          <w:szCs w:val="20"/>
+        </w:rPr>
+        <w:t>ErgoSense</w:t>
+      </w:r>
+      <w:proofErr w:type="spellEnd"/>
+      <w:r>
+        <w:rPr>
+          <w:rFonts w:ascii="Calibri" w:hAnsi="Calibri" w:cs="Calibri"/>
+          <w:sz w:val="20"/>
+          <w:szCs w:val="20"/>
+        </w:rPr>
+        <w:t>. Un elemento del Sprint Backlog será considerado terminado cuando:</w:t>
       </w:r>
     </w:p>
     <w:p>
@@ -8928,7 +12202,25 @@
           <w:sz w:val="20"/>
           <w:szCs w:val="20"/>
         </w:rPr>
-        <w:t>Cumpla los criterios de aceptación definidos en el Product Backlog y en este documento.</w:t>
+        <w:t xml:space="preserve">Cumpla los criterios de aceptación definidos en el </w:t>
+      </w:r>
+      <w:proofErr w:type="spellStart"/>
+      <w:r>
+        <w:rPr>
+          <w:rFonts w:ascii="Calibri" w:hAnsi="Calibri" w:cs="Calibri"/>
+          <w:sz w:val="20"/>
+          <w:szCs w:val="20"/>
+        </w:rPr>
+        <w:t>Product</w:t>
+      </w:r>
+      <w:proofErr w:type="spellEnd"/>
+      <w:r>
+        <w:rPr>
+          <w:rFonts w:ascii="Calibri" w:hAnsi="Calibri" w:cs="Calibri"/>
+          <w:sz w:val="20"/>
+          <w:szCs w:val="20"/>
+        </w:rPr>
+        <w:t xml:space="preserve"> Backlog y en este documento.</w:t>
       </w:r>
     </w:p>
     <w:p>
@@ -9038,7 +12330,25 @@
           <w:sz w:val="20"/>
           <w:szCs w:val="20"/>
         </w:rPr>
-        <w:t>Pueda ser demostrado durante la Sprint Review.</w:t>
+        <w:t xml:space="preserve">Pueda ser demostrado durante la Sprint </w:t>
+      </w:r>
+      <w:proofErr w:type="spellStart"/>
+      <w:r>
+        <w:rPr>
+          <w:rFonts w:ascii="Calibri" w:hAnsi="Calibri" w:cs="Calibri"/>
+          <w:sz w:val="20"/>
+          <w:szCs w:val="20"/>
+        </w:rPr>
+        <w:t>Review</w:t>
+      </w:r>
+      <w:proofErr w:type="spellEnd"/>
+      <w:r>
+        <w:rPr>
+          <w:rFonts w:ascii="Calibri" w:hAnsi="Calibri" w:cs="Calibri"/>
+          <w:sz w:val="20"/>
+          <w:szCs w:val="20"/>
+        </w:rPr>
+        <w:t>.</w:t>
       </w:r>
     </w:p>
     <w:p>
@@ -9096,22 +12406,22 @@
           <w:sz w:val="20"/>
           <w:szCs w:val="20"/>
         </w:rPr>
-        <w:t>El Sprint se considerará cumplido cuando el perfil, la configuración por defecto, las sesiones de uso y las pausas por inactividad se registren correctamente y se conserven al reiniciar la aplicación.</w:t>
-      </w:r>
-    </w:p>
-    <w:p>
-      <w:pPr>
-        <w:jc w:val="both"/>
-        <w:rPr>
-          <w:rFonts w:ascii="Calibri" w:hAnsi="Calibri" w:cs="Calibri"/>
-          <w:sz w:val="20"/>
-          <w:szCs w:val="20"/>
-        </w:rPr>
-      </w:pPr>
-    </w:p>
-    <w:p>
-      <w:pPr>
-        <w:pStyle w:val="Ttulo1"/>
+        <w:t>El Sprint se considerará cumplido cuando la cuenta, la configuración por defecto, las sesiones de uso y las pausas por inactividad se registren correctamente en el servidor y se conserven al reiniciar la aplicación, y cuando el usuario pueda iniciar sesión desde cualquier computador.</w:t>
+      </w:r>
+    </w:p>
+    <w:p>
+      <w:pPr>
+        <w:jc w:val="both"/>
+        <w:rPr>
+          <w:rFonts w:ascii="Calibri" w:hAnsi="Calibri" w:cs="Calibri"/>
+          <w:sz w:val="20"/>
+          <w:szCs w:val="20"/>
+        </w:rPr>
+      </w:pPr>
+    </w:p>
+    <w:p>
+      <w:pPr>
+        <w:pStyle w:val="Heading1"/>
         <w:jc w:val="both"/>
         <w:rPr>
           <w:rFonts w:ascii="Calibri" w:hAnsi="Calibri" w:cs="Calibri"/>
@@ -9141,7 +12451,43 @@
           <w:sz w:val="20"/>
           <w:szCs w:val="20"/>
         </w:rPr>
-        <w:t>El incremento esperado corresponde a una versión de ErgoSense que, además de monitorear la actividad y generar el aviso de 60 minutos, conserva la información de uso en una base de datos local. Antes de este Sprint, todo lo registrado se perdía al cerrar la aplicación; al finalizarlo, deberá ser posible el siguiente flujo:</w:t>
+        <w:t xml:space="preserve">El incremento esperado corresponde a una versión de </w:t>
+      </w:r>
+      <w:proofErr w:type="spellStart"/>
+      <w:r>
+        <w:rPr>
+          <w:rFonts w:ascii="Calibri" w:hAnsi="Calibri" w:cs="Calibri"/>
+          <w:sz w:val="20"/>
+          <w:szCs w:val="20"/>
+        </w:rPr>
+        <w:t>ErgoSense</w:t>
+      </w:r>
+      <w:proofErr w:type="spellEnd"/>
+      <w:r>
+        <w:rPr>
+          <w:rFonts w:ascii="Calibri" w:hAnsi="Calibri" w:cs="Calibri"/>
+          <w:sz w:val="20"/>
+          <w:szCs w:val="20"/>
+        </w:rPr>
+        <w:t xml:space="preserve"> que, además de monitorear la actividad y generar el aviso de 60 minutos, conserva la información de uso en el servidor de </w:t>
+      </w:r>
+      <w:proofErr w:type="spellStart"/>
+      <w:r>
+        <w:rPr>
+          <w:rFonts w:ascii="Calibri" w:hAnsi="Calibri" w:cs="Calibri"/>
+          <w:sz w:val="20"/>
+          <w:szCs w:val="20"/>
+        </w:rPr>
+        <w:t>ErgoSense</w:t>
+      </w:r>
+      <w:proofErr w:type="spellEnd"/>
+      <w:r>
+        <w:rPr>
+          <w:rFonts w:ascii="Calibri" w:hAnsi="Calibri" w:cs="Calibri"/>
+          <w:sz w:val="20"/>
+          <w:szCs w:val="20"/>
+        </w:rPr>
+        <w:t>, asociada a la cuenta del usuario. Antes de este Sprint, todo lo registrado se perdía al cerrar la aplicación; al finalizarlo, deberá ser posible el siguiente flujo:</w:t>
       </w:r>
     </w:p>
     <w:p>
@@ -9161,40 +12507,59 @@
           <w:sz w:val="20"/>
           <w:szCs w:val="20"/>
         </w:rPr>
-        <w:t>Inicio de la aplicación → perfil del usuario → inicio de sesión de uso → monitoreo → detección de inactividad → registro de pausa → cierre de sesión → información conservada.</w:t>
-      </w:r>
-    </w:p>
-    <w:p>
-      <w:pPr>
-        <w:jc w:val="both"/>
-        <w:rPr>
-          <w:rFonts w:ascii="Calibri" w:hAnsi="Calibri" w:cs="Calibri"/>
-          <w:sz w:val="20"/>
-          <w:szCs w:val="20"/>
-        </w:rPr>
-      </w:pPr>
-      <w:r>
-        <w:rPr>
-          <w:rFonts w:ascii="Calibri" w:hAnsi="Calibri" w:cs="Calibri"/>
-          <w:sz w:val="20"/>
-          <w:szCs w:val="20"/>
-        </w:rPr>
-        <w:t>La base de datos quedará preparada además para la configuración y las macros que se desarrollarán en los Sprints siguientes.</w:t>
-      </w:r>
-    </w:p>
-    <w:p>
-      <w:pPr>
-        <w:jc w:val="both"/>
-        <w:rPr>
-          <w:rFonts w:ascii="Calibri" w:hAnsi="Calibri" w:cs="Calibri"/>
-          <w:sz w:val="20"/>
-          <w:szCs w:val="20"/>
-        </w:rPr>
-      </w:pPr>
-    </w:p>
-    <w:p>
-      <w:pPr>
-        <w:pStyle w:val="Ttulo1"/>
+        <w:t>Inicio de la aplicación → inicio de sesión con la cuenta → inicio de sesión de uso → monitoreo → detección de inactividad → registro de pausa → cierre de sesión → información conservada en el servidor.</w:t>
+      </w:r>
+    </w:p>
+    <w:p>
+      <w:pPr>
+        <w:jc w:val="both"/>
+        <w:rPr>
+          <w:rFonts w:ascii="Calibri" w:hAnsi="Calibri" w:cs="Calibri"/>
+          <w:sz w:val="20"/>
+          <w:szCs w:val="20"/>
+        </w:rPr>
+      </w:pPr>
+      <w:r>
+        <w:rPr>
+          <w:rFonts w:ascii="Calibri" w:hAnsi="Calibri" w:cs="Calibri"/>
+          <w:sz w:val="20"/>
+          <w:szCs w:val="20"/>
+        </w:rPr>
+        <w:lastRenderedPageBreak/>
+        <w:t xml:space="preserve">La base de datos quedará preparada además para la configuración y las macros que se desarrollarán en los </w:t>
+      </w:r>
+      <w:proofErr w:type="spellStart"/>
+      <w:r>
+        <w:rPr>
+          <w:rFonts w:ascii="Calibri" w:hAnsi="Calibri" w:cs="Calibri"/>
+          <w:sz w:val="20"/>
+          <w:szCs w:val="20"/>
+        </w:rPr>
+        <w:t>Sprints</w:t>
+      </w:r>
+      <w:proofErr w:type="spellEnd"/>
+      <w:r>
+        <w:rPr>
+          <w:rFonts w:ascii="Calibri" w:hAnsi="Calibri" w:cs="Calibri"/>
+          <w:sz w:val="20"/>
+          <w:szCs w:val="20"/>
+        </w:rPr>
+        <w:t xml:space="preserve"> siguientes.</w:t>
+      </w:r>
+    </w:p>
+    <w:p>
+      <w:pPr>
+        <w:jc w:val="both"/>
+        <w:rPr>
+          <w:rFonts w:ascii="Calibri" w:hAnsi="Calibri" w:cs="Calibri"/>
+          <w:sz w:val="20"/>
+          <w:szCs w:val="20"/>
+        </w:rPr>
+      </w:pPr>
+    </w:p>
+    <w:p>
+      <w:pPr>
+        <w:pStyle w:val="Heading1"/>
         <w:jc w:val="both"/>
         <w:rPr>
           <w:rFonts w:ascii="Calibri" w:hAnsi="Calibri" w:cs="Calibri"/>
@@ -9356,7 +12721,7 @@
           <w:sz w:val="20"/>
           <w:szCs w:val="20"/>
         </w:rPr>
-        <w:t>Creación de cuentas en línea, autenticación o sincronización en la nube.</w:t>
+        <w:t>Gestión de la pérdida de conexión con el servidor (Sprint 05).</w:t>
       </w:r>
     </w:p>
     <w:p>
@@ -9378,7 +12743,7 @@
           <w:sz w:val="20"/>
           <w:szCs w:val="20"/>
         </w:rPr>
-        <w:t>Configuración del período de aviso de 60 minutos.</w:t>
+        <w:t>Funcionamiento sin conexión a internet, recuperación de contraseña por correo electrónico y uso de servicios en la nube o de autenticación de terceros.</w:t>
       </w:r>
     </w:p>
     <w:p>
@@ -9400,6 +12765,28 @@
           <w:sz w:val="20"/>
           <w:szCs w:val="20"/>
         </w:rPr>
+        <w:t>Configuración del período de aviso de 60 minutos.</w:t>
+      </w:r>
+    </w:p>
+    <w:p>
+      <w:pPr>
+        <w:numPr>
+          <w:ilvl w:val="0"/>
+          <w:numId w:val="1"/>
+        </w:numPr>
+        <w:jc w:val="both"/>
+        <w:rPr>
+          <w:rFonts w:ascii="Calibri" w:hAnsi="Calibri" w:cs="Calibri"/>
+          <w:sz w:val="20"/>
+          <w:szCs w:val="20"/>
+        </w:rPr>
+      </w:pPr>
+      <w:r>
+        <w:rPr>
+          <w:rFonts w:ascii="Calibri" w:hAnsi="Calibri" w:cs="Calibri"/>
+          <w:sz w:val="20"/>
+          <w:szCs w:val="20"/>
+        </w:rPr>
         <w:t>Detección o medición de fatiga física, diagnóstico médico o evaluación clínica.</w:t>
       </w:r>
     </w:p>
@@ -9433,7 +12820,7 @@
     </w:p>
     <w:p>
       <w:pPr>
-        <w:pStyle w:val="Ttulo1"/>
+        <w:pStyle w:val="Heading1"/>
         <w:jc w:val="both"/>
         <w:rPr>
           <w:rFonts w:ascii="Calibri" w:hAnsi="Calibri" w:cs="Calibri"/>
@@ -9544,13 +12931,23 @@
                 <w:szCs w:val="20"/>
               </w:rPr>
             </w:pPr>
-            <w:r>
-              <w:rPr>
-                <w:rFonts w:ascii="Calibri" w:hAnsi="Calibri" w:cs="Calibri"/>
-                <w:sz w:val="20"/>
-                <w:szCs w:val="20"/>
-              </w:rPr>
-              <w:t>Product Vision</w:t>
+            <w:proofErr w:type="spellStart"/>
+            <w:r>
+              <w:rPr>
+                <w:rFonts w:ascii="Calibri" w:hAnsi="Calibri" w:cs="Calibri"/>
+                <w:sz w:val="20"/>
+                <w:szCs w:val="20"/>
+              </w:rPr>
+              <w:t>Product</w:t>
+            </w:r>
+            <w:proofErr w:type="spellEnd"/>
+            <w:r>
+              <w:rPr>
+                <w:rFonts w:ascii="Calibri" w:hAnsi="Calibri" w:cs="Calibri"/>
+                <w:sz w:val="20"/>
+                <w:szCs w:val="20"/>
+              </w:rPr>
+              <w:t xml:space="preserve"> Vision</w:t>
             </w:r>
           </w:p>
         </w:tc>
@@ -9574,7 +12971,7 @@
                 <w:sz w:val="20"/>
                 <w:szCs w:val="20"/>
               </w:rPr>
-              <w:t>Almacenar localmente la configuración y la información de uso del usuario, incluidas sus sesiones y pausas.</w:t>
+              <w:t>Almacenar en un servidor propio la configuración y la información de uso del usuario, incluidas sus sesiones y pausas, accesibles mediante su cuenta.</w:t>
             </w:r>
           </w:p>
         </w:tc>
@@ -9597,13 +12994,23 @@
                 <w:szCs w:val="20"/>
               </w:rPr>
             </w:pPr>
-            <w:r>
-              <w:rPr>
-                <w:rFonts w:ascii="Calibri" w:hAnsi="Calibri" w:cs="Calibri"/>
-                <w:sz w:val="20"/>
-                <w:szCs w:val="20"/>
-              </w:rPr>
-              <w:t>Product Backlog</w:t>
+            <w:proofErr w:type="spellStart"/>
+            <w:r>
+              <w:rPr>
+                <w:rFonts w:ascii="Calibri" w:hAnsi="Calibri" w:cs="Calibri"/>
+                <w:sz w:val="20"/>
+                <w:szCs w:val="20"/>
+              </w:rPr>
+              <w:t>Product</w:t>
+            </w:r>
+            <w:proofErr w:type="spellEnd"/>
+            <w:r>
+              <w:rPr>
+                <w:rFonts w:ascii="Calibri" w:hAnsi="Calibri" w:cs="Calibri"/>
+                <w:sz w:val="20"/>
+                <w:szCs w:val="20"/>
+              </w:rPr>
+              <w:t xml:space="preserve"> Backlog</w:t>
             </w:r>
           </w:p>
         </w:tc>
@@ -9627,7 +13034,7 @@
                 <w:sz w:val="20"/>
                 <w:szCs w:val="20"/>
               </w:rPr>
-              <w:t>PB-32, PB-33, PB-34 y PB-35.</w:t>
+              <w:t>PB-32, PB-33, PB-34, PB-35, PB-48 y PB-49.</w:t>
             </w:r>
           </w:p>
         </w:tc>
@@ -9656,8 +13063,18 @@
                 <w:sz w:val="20"/>
                 <w:szCs w:val="20"/>
               </w:rPr>
-              <w:t>Sprint Goal</w:t>
-            </w:r>
+              <w:t xml:space="preserve">Sprint </w:t>
+            </w:r>
+            <w:proofErr w:type="spellStart"/>
+            <w:r>
+              <w:rPr>
+                <w:rFonts w:ascii="Calibri" w:hAnsi="Calibri" w:cs="Calibri"/>
+                <w:sz w:val="20"/>
+                <w:szCs w:val="20"/>
+              </w:rPr>
+              <w:t>Goal</w:t>
+            </w:r>
+            <w:proofErr w:type="spellEnd"/>
           </w:p>
         </w:tc>
         <w:tc>
@@ -9680,7 +13097,7 @@
                 <w:sz w:val="20"/>
                 <w:szCs w:val="20"/>
               </w:rPr>
-              <w:t>Disponer de una base de datos local operativa con perfil, configuración por defecto, sesiones de uso y pausas por inactividad.</w:t>
+              <w:t>Disponer de un servidor propio con base de datos PostgreSQL, cuentas de usuario, configuración por defecto, sesiones de uso y pausas por inactividad.</w:t>
             </w:r>
           </w:p>
         </w:tc>
@@ -9733,7 +13150,7 @@
                 <w:sz w:val="20"/>
                 <w:szCs w:val="20"/>
               </w:rPr>
-              <w:t>SB02-T01 a SB02-T24.</w:t>
+              <w:t>SB02-T01 a SB02-T30.</w:t>
             </w:r>
           </w:p>
         </w:tc>
@@ -9784,7 +13201,7 @@
                 <w:sz w:val="20"/>
                 <w:szCs w:val="20"/>
               </w:rPr>
-              <w:t>Persistencia local funcional integrada con el monitoreo de actividad.</w:t>
+              <w:t>Servidor en Docker con cuentas de usuario y persistencia integrada con el monitoreo de actividad.</w:t>
             </w:r>
           </w:p>
         </w:tc>
@@ -9805,22 +13222,40 @@
           <w:sz w:val="20"/>
           <w:szCs w:val="20"/>
         </w:rPr>
-        <w:t>La trazabilidad muestra cómo la persistencia se apoya en el monitoreo del Sprint 01 y cómo prepara el trabajo de los Sprints siguientes.</w:t>
-      </w:r>
-    </w:p>
-    <w:p>
-      <w:pPr>
-        <w:jc w:val="both"/>
-        <w:rPr>
-          <w:rFonts w:ascii="Calibri" w:hAnsi="Calibri" w:cs="Calibri"/>
-          <w:sz w:val="20"/>
-          <w:szCs w:val="20"/>
-        </w:rPr>
-      </w:pPr>
-    </w:p>
-    <w:p>
-      <w:pPr>
-        <w:pStyle w:val="Ttulo1"/>
+        <w:t xml:space="preserve">La trazabilidad muestra cómo la persistencia se apoya en el monitoreo del Sprint 01 y cómo prepara el trabajo de los </w:t>
+      </w:r>
+      <w:proofErr w:type="spellStart"/>
+      <w:r>
+        <w:rPr>
+          <w:rFonts w:ascii="Calibri" w:hAnsi="Calibri" w:cs="Calibri"/>
+          <w:sz w:val="20"/>
+          <w:szCs w:val="20"/>
+        </w:rPr>
+        <w:t>Sprints</w:t>
+      </w:r>
+      <w:proofErr w:type="spellEnd"/>
+      <w:r>
+        <w:rPr>
+          <w:rFonts w:ascii="Calibri" w:hAnsi="Calibri" w:cs="Calibri"/>
+          <w:sz w:val="20"/>
+          <w:szCs w:val="20"/>
+        </w:rPr>
+        <w:t xml:space="preserve"> siguientes.</w:t>
+      </w:r>
+    </w:p>
+    <w:p>
+      <w:pPr>
+        <w:jc w:val="both"/>
+        <w:rPr>
+          <w:rFonts w:ascii="Calibri" w:hAnsi="Calibri" w:cs="Calibri"/>
+          <w:sz w:val="20"/>
+          <w:szCs w:val="20"/>
+        </w:rPr>
+      </w:pPr>
+    </w:p>
+    <w:p>
+      <w:pPr>
+        <w:pStyle w:val="Heading1"/>
         <w:jc w:val="both"/>
         <w:rPr>
           <w:rFonts w:ascii="Calibri" w:hAnsi="Calibri" w:cs="Calibri"/>
@@ -9831,6 +13266,7 @@
         <w:rPr>
           <w:rFonts w:ascii="Calibri" w:hAnsi="Calibri" w:cs="Calibri"/>
         </w:rPr>
+        <w:lastRenderedPageBreak/>
         <w:t>14. Resultado esperado del Sprint</w:t>
       </w:r>
       <w:bookmarkEnd w:id="17"/>
@@ -9850,7 +13286,25 @@
           <w:sz w:val="20"/>
           <w:szCs w:val="20"/>
         </w:rPr>
-        <w:t>Al finalizar el Sprint 02 deberá ser posible comprobar que ErgoSense:</w:t>
+        <w:t xml:space="preserve">Al finalizar el Sprint 02 deberá ser posible comprobar que </w:t>
+      </w:r>
+      <w:proofErr w:type="spellStart"/>
+      <w:r>
+        <w:rPr>
+          <w:rFonts w:ascii="Calibri" w:hAnsi="Calibri" w:cs="Calibri"/>
+          <w:sz w:val="20"/>
+          <w:szCs w:val="20"/>
+        </w:rPr>
+        <w:t>ErgoSense</w:t>
+      </w:r>
+      <w:proofErr w:type="spellEnd"/>
+      <w:r>
+        <w:rPr>
+          <w:rFonts w:ascii="Calibri" w:hAnsi="Calibri" w:cs="Calibri"/>
+          <w:sz w:val="20"/>
+          <w:szCs w:val="20"/>
+        </w:rPr>
+        <w:t>:</w:t>
       </w:r>
     </w:p>
     <w:p>
@@ -9872,7 +13326,7 @@
           <w:sz w:val="20"/>
           <w:szCs w:val="20"/>
         </w:rPr>
-        <w:t>Crea su base de datos local en el primer inicio, con todas las tablas y relaciones del modelo.</w:t>
+        <w:t>Cuenta con un servidor en Docker cuya base de datos PostgreSQL contiene todas las tablas y relaciones del modelo.</w:t>
       </w:r>
     </w:p>
     <w:p>
@@ -9894,7 +13348,7 @@
           <w:sz w:val="20"/>
           <w:szCs w:val="20"/>
         </w:rPr>
-        <w:t>Registra un perfil de usuario con su configuración por defecto.</w:t>
+        <w:t>Permite crear una cuenta, con su configuración por defecto, e iniciar y cerrar sesión desde cualquier computador.</w:t>
       </w:r>
     </w:p>
     <w:p>
@@ -9938,7 +13392,7 @@
           <w:sz w:val="20"/>
           <w:szCs w:val="20"/>
         </w:rPr>
-        <w:t>Registra como pausa los períodos sin actividad iguales o superiores a 15 minutos, o al tiempo configurado.</w:t>
+        <w:t>Registra como pausa los períodos sin actividad iguales o superiores a 10 minutos, o al tiempo configurado.</w:t>
       </w:r>
     </w:p>
     <w:p>
@@ -9960,22 +13414,22 @@
           <w:sz w:val="20"/>
           <w:szCs w:val="20"/>
         </w:rPr>
-        <w:t>Conserva el perfil, la configuración, las sesiones y las pausas al cerrar y volver a abrir la aplicación.</w:t>
-      </w:r>
-    </w:p>
-    <w:p>
-      <w:pPr>
-        <w:jc w:val="both"/>
-        <w:rPr>
-          <w:rFonts w:ascii="Calibri" w:hAnsi="Calibri" w:cs="Calibri"/>
-          <w:sz w:val="20"/>
-          <w:szCs w:val="20"/>
-        </w:rPr>
-      </w:pPr>
-    </w:p>
-    <w:p>
-      <w:pPr>
-        <w:pStyle w:val="Ttulo1"/>
+        <w:t>Conserva la cuenta, la configuración, las sesiones y las pausas al cerrar y volver a abrir la aplicación.</w:t>
+      </w:r>
+    </w:p>
+    <w:p>
+      <w:pPr>
+        <w:jc w:val="both"/>
+        <w:rPr>
+          <w:rFonts w:ascii="Calibri" w:hAnsi="Calibri" w:cs="Calibri"/>
+          <w:sz w:val="20"/>
+          <w:szCs w:val="20"/>
+        </w:rPr>
+      </w:pPr>
+    </w:p>
+    <w:p>
+      <w:pPr>
+        <w:pStyle w:val="Heading1"/>
         <w:jc w:val="both"/>
         <w:rPr>
           <w:rFonts w:ascii="Calibri" w:hAnsi="Calibri" w:cs="Calibri"/>
@@ -10005,25 +13459,43 @@
           <w:sz w:val="20"/>
           <w:szCs w:val="20"/>
         </w:rPr>
-        <w:t>El Sprint 02 entrega la base de datos sobre la cual se construirán las siguientes funcionalidades. Con este incremento, la información de uso deja de ser temporal y el modelo de datos queda disponible para todo el proyecto.</w:t>
-      </w:r>
-    </w:p>
-    <w:p>
-      <w:pPr>
-        <w:jc w:val="both"/>
-        <w:rPr>
-          <w:rFonts w:ascii="Calibri" w:hAnsi="Calibri" w:cs="Calibri"/>
-          <w:sz w:val="20"/>
-          <w:szCs w:val="20"/>
-        </w:rPr>
-      </w:pPr>
-      <w:r>
-        <w:rPr>
-          <w:rFonts w:ascii="Calibri" w:hAnsi="Calibri" w:cs="Calibri"/>
-          <w:sz w:val="20"/>
-          <w:szCs w:val="20"/>
-        </w:rPr>
-        <w:t>Al contar con la tabla settings y con una configuración por defecto, el Sprint 03 podrá enfocarse en que el usuario modifique y conserve sus preferencias, al mismo tiempo que incorpora el control mediante gestos.</w:t>
+        <w:t>El Sprint 02 entrega la base de datos sobre la cual se construirán las siguientes funcionalidades. Con este incremento, la información de uso deja de ser temporal el modelo de datos queda disponible para todo el proyecto y el usuario puede acceder a su información desde cualquier computador.</w:t>
+      </w:r>
+    </w:p>
+    <w:p>
+      <w:pPr>
+        <w:jc w:val="both"/>
+        <w:rPr>
+          <w:rFonts w:ascii="Calibri" w:hAnsi="Calibri" w:cs="Calibri"/>
+          <w:sz w:val="20"/>
+          <w:szCs w:val="20"/>
+        </w:rPr>
+      </w:pPr>
+      <w:r>
+        <w:rPr>
+          <w:rFonts w:ascii="Calibri" w:hAnsi="Calibri" w:cs="Calibri"/>
+          <w:sz w:val="20"/>
+          <w:szCs w:val="20"/>
+        </w:rPr>
+        <w:t xml:space="preserve">Al contar con la tabla </w:t>
+      </w:r>
+      <w:proofErr w:type="spellStart"/>
+      <w:r>
+        <w:rPr>
+          <w:rFonts w:ascii="Calibri" w:hAnsi="Calibri" w:cs="Calibri"/>
+          <w:sz w:val="20"/>
+          <w:szCs w:val="20"/>
+        </w:rPr>
+        <w:t>settings</w:t>
+      </w:r>
+      <w:proofErr w:type="spellEnd"/>
+      <w:r>
+        <w:rPr>
+          <w:rFonts w:ascii="Calibri" w:hAnsi="Calibri" w:cs="Calibri"/>
+          <w:sz w:val="20"/>
+          <w:szCs w:val="20"/>
+        </w:rPr>
+        <w:t xml:space="preserve"> y con una configuración por defecto, el Sprint 03 podrá enfocarse en que el usuario modifique y conserve sus preferencias, al mismo tiempo que incorpora el control mediante gestos.</w:t>
       </w:r>
     </w:p>
     <w:sectPr>
@@ -10091,7 +13563,7 @@
 <w:hdr xmlns:wpc="http://schemas.microsoft.com/office/word/2010/wordprocessingCanvas" xmlns:cx="http://schemas.microsoft.com/office/drawing/2014/chartex" xmlns:cx1="http://schemas.microsoft.com/office/drawing/2015/9/8/chartex" xmlns:cx2="http://schemas.microsoft.com/office/drawing/2015/10/21/chartex" xmlns:cx3="http://schemas.microsoft.com/office/drawing/2016/5/9/chartex" xmlns:cx4="http://schemas.microsoft.com/office/drawing/2016/5/10/chartex" xmlns:cx5="http://schemas.microsoft.com/office/drawing/2016/5/11/chartex" xmlns:cx6="http://schemas.microsoft.com/office/drawing/2016/5/12/chartex" xmlns:cx7="http://schemas.microsoft.com/office/drawing/2016/5/13/chartex" xmlns:cx8="http://schemas.microsoft.com/office/drawing/2016/5/14/chartex" xmlns:mc="http://schemas.openxmlformats.org/markup-compatibility/2006" xmlns:aink="http://schemas.microsoft.com/office/drawing/2016/ink" xmlns:am3d="http://schemas.microsoft.com/office/drawing/2017/model3d" xmlns:o="urn:schemas-microsoft-com:office:office" xmlns:oel="http://schemas.microsoft.com/office/2019/extlst" xmlns:r="http://schemas.openxmlformats.org/officeDocument/2006/relationships" xmlns:m="http://schemas.openxmlformats.org/officeDocument/2006/math" xmlns:v="urn:schemas-microsoft-com:vml" xmlns:wp14="http://schemas.microsoft.com/office/word/2010/wordprocessingDrawing" xmlns:wp="http://schemas.openxmlformats.org/drawingml/2006/wordprocessingDrawing" xmlns:w10="urn:schemas-microsoft-com:office:word" xmlns:w="http://schemas.openxmlformats.org/wordprocessingml/2006/main" xmlns:w14="http://schemas.microsoft.com/office/word/2010/wordml" xmlns:w15="http://schemas.microsoft.com/office/word/2012/wordml" xmlns:w16cex="http://schemas.microsoft.com/office/word/2018/wordml/cex" xmlns:w16cid="http://schemas.microsoft.com/office/word/2016/wordml/cid" xmlns:w16="http://schemas.microsoft.com/office/word/2018/wordml" xmlns:w16du="http://schemas.microsoft.com/office/word/2023/wordml/word16du" xmlns:w16sdtdh="http://schemas.microsoft.com/office/word/2020/wordml/sdtdatahash" xmlns:w16sdtfl="http://schemas.microsoft.com/office/word/2024/wordml/sdtformatlock" xmlns:w16se="http://schemas.microsoft.com/office/word/2015/wordml/symex" xmlns:wpg="http://schemas.microsoft.com/office/word/2010/wordprocessingGroup" xmlns:wpi="http://schemas.microsoft.com/office/word/2010/wordprocessingInk" xmlns:wne="http://schemas.microsoft.com/office/word/2006/wordml" xmlns:wps="http://schemas.microsoft.com/office/word/2010/wordprocessingShape" mc:Ignorable="w14 w15 w16se w16cid w16 w16cex w16sdtdh w16sdtfl w16du wp14">
   <w:p>
     <w:pPr>
-      <w:pStyle w:val="Encabezado"/>
+      <w:pStyle w:val="Header"/>
     </w:pPr>
     <w:r>
       <w:rPr>
@@ -12083,11 +15555,11 @@
     <w:name w:val="Normal"/>
     <w:qFormat/>
   </w:style>
-  <w:style w:type="paragraph" w:styleId="Ttulo1">
+  <w:style w:type="paragraph" w:styleId="Heading1">
     <w:name w:val="heading 1"/>
     <w:basedOn w:val="Normal"/>
     <w:next w:val="Normal"/>
-    <w:link w:val="Ttulo1Car"/>
+    <w:link w:val="Heading1Char"/>
     <w:uiPriority w:val="9"/>
     <w:qFormat/>
     <w:rsid w:val="00FE79DE"/>
@@ -12104,11 +15576,11 @@
       <w:szCs w:val="40"/>
     </w:rPr>
   </w:style>
-  <w:style w:type="paragraph" w:styleId="Ttulo2">
+  <w:style w:type="paragraph" w:styleId="Heading2">
     <w:name w:val="heading 2"/>
     <w:basedOn w:val="Normal"/>
     <w:next w:val="Normal"/>
-    <w:link w:val="Ttulo2Car"/>
+    <w:link w:val="Heading2Char"/>
     <w:uiPriority w:val="9"/>
     <w:unhideWhenUsed/>
     <w:qFormat/>
@@ -12126,11 +15598,11 @@
       <w:szCs w:val="32"/>
     </w:rPr>
   </w:style>
-  <w:style w:type="paragraph" w:styleId="Ttulo3">
+  <w:style w:type="paragraph" w:styleId="Heading3">
     <w:name w:val="heading 3"/>
     <w:basedOn w:val="Normal"/>
     <w:next w:val="Normal"/>
-    <w:link w:val="Ttulo3Car"/>
+    <w:link w:val="Heading3Char"/>
     <w:uiPriority w:val="9"/>
     <w:semiHidden/>
     <w:unhideWhenUsed/>
@@ -12149,11 +15621,11 @@
       <w:szCs w:val="28"/>
     </w:rPr>
   </w:style>
-  <w:style w:type="paragraph" w:styleId="Ttulo4">
+  <w:style w:type="paragraph" w:styleId="Heading4">
     <w:name w:val="heading 4"/>
     <w:basedOn w:val="Normal"/>
     <w:next w:val="Normal"/>
-    <w:link w:val="Ttulo4Car"/>
+    <w:link w:val="Heading4Char"/>
     <w:uiPriority w:val="9"/>
     <w:semiHidden/>
     <w:unhideWhenUsed/>
@@ -12172,11 +15644,11 @@
       <w:color w:val="0F4761" w:themeColor="accent1" w:themeShade="BF"/>
     </w:rPr>
   </w:style>
-  <w:style w:type="paragraph" w:styleId="Ttulo5">
+  <w:style w:type="paragraph" w:styleId="Heading5">
     <w:name w:val="heading 5"/>
     <w:basedOn w:val="Normal"/>
     <w:next w:val="Normal"/>
-    <w:link w:val="Ttulo5Car"/>
+    <w:link w:val="Heading5Char"/>
     <w:uiPriority w:val="9"/>
     <w:semiHidden/>
     <w:unhideWhenUsed/>
@@ -12193,11 +15665,11 @@
       <w:color w:val="0F4761" w:themeColor="accent1" w:themeShade="BF"/>
     </w:rPr>
   </w:style>
-  <w:style w:type="paragraph" w:styleId="Ttulo6">
+  <w:style w:type="paragraph" w:styleId="Heading6">
     <w:name w:val="heading 6"/>
     <w:basedOn w:val="Normal"/>
     <w:next w:val="Normal"/>
-    <w:link w:val="Ttulo6Car"/>
+    <w:link w:val="Heading6Char"/>
     <w:uiPriority w:val="9"/>
     <w:semiHidden/>
     <w:unhideWhenUsed/>
@@ -12216,11 +15688,11 @@
       <w:color w:val="595959" w:themeColor="text1" w:themeTint="A6"/>
     </w:rPr>
   </w:style>
-  <w:style w:type="paragraph" w:styleId="Ttulo7">
+  <w:style w:type="paragraph" w:styleId="Heading7">
     <w:name w:val="heading 7"/>
     <w:basedOn w:val="Normal"/>
     <w:next w:val="Normal"/>
-    <w:link w:val="Ttulo7Car"/>
+    <w:link w:val="Heading7Char"/>
     <w:uiPriority w:val="9"/>
     <w:semiHidden/>
     <w:unhideWhenUsed/>
@@ -12237,11 +15709,11 @@
       <w:color w:val="595959" w:themeColor="text1" w:themeTint="A6"/>
     </w:rPr>
   </w:style>
-  <w:style w:type="paragraph" w:styleId="Ttulo8">
+  <w:style w:type="paragraph" w:styleId="Heading8">
     <w:name w:val="heading 8"/>
     <w:basedOn w:val="Normal"/>
     <w:next w:val="Normal"/>
-    <w:link w:val="Ttulo8Car"/>
+    <w:link w:val="Heading8Char"/>
     <w:uiPriority w:val="9"/>
     <w:semiHidden/>
     <w:unhideWhenUsed/>
@@ -12260,11 +15732,11 @@
       <w:color w:val="272727" w:themeColor="text1" w:themeTint="D8"/>
     </w:rPr>
   </w:style>
-  <w:style w:type="paragraph" w:styleId="Ttulo9">
+  <w:style w:type="paragraph" w:styleId="Heading9">
     <w:name w:val="heading 9"/>
     <w:basedOn w:val="Normal"/>
     <w:next w:val="Normal"/>
-    <w:link w:val="Ttulo9Car"/>
+    <w:link w:val="Heading9Char"/>
     <w:uiPriority w:val="9"/>
     <w:semiHidden/>
     <w:unhideWhenUsed/>
@@ -12281,13 +15753,13 @@
       <w:color w:val="272727" w:themeColor="text1" w:themeTint="D8"/>
     </w:rPr>
   </w:style>
-  <w:style w:type="character" w:default="1" w:styleId="Fuentedeprrafopredeter">
+  <w:style w:type="character" w:default="1" w:styleId="DefaultParagraphFont">
     <w:name w:val="Default Paragraph Font"/>
     <w:uiPriority w:val="1"/>
     <w:semiHidden/>
     <w:unhideWhenUsed/>
   </w:style>
-  <w:style w:type="table" w:default="1" w:styleId="Tablanormal">
+  <w:style w:type="table" w:default="1" w:styleId="TableNormal">
     <w:name w:val="Normal Table"/>
     <w:uiPriority w:val="99"/>
     <w:semiHidden/>
@@ -12302,16 +15774,16 @@
       </w:tblCellMar>
     </w:tblPr>
   </w:style>
-  <w:style w:type="numbering" w:default="1" w:styleId="Sinlista">
+  <w:style w:type="numbering" w:default="1" w:styleId="NoList">
     <w:name w:val="No List"/>
     <w:uiPriority w:val="99"/>
     <w:semiHidden/>
     <w:unhideWhenUsed/>
   </w:style>
-  <w:style w:type="character" w:customStyle="1" w:styleId="Ttulo1Car">
-    <w:name w:val="Título 1 Car"/>
-    <w:basedOn w:val="Fuentedeprrafopredeter"/>
-    <w:link w:val="Ttulo1"/>
+  <w:style w:type="character" w:customStyle="1" w:styleId="Heading1Char">
+    <w:name w:val="Heading 1 Char"/>
+    <w:basedOn w:val="DefaultParagraphFont"/>
+    <w:link w:val="Heading1"/>
     <w:uiPriority w:val="9"/>
     <w:rsid w:val="00FE79DE"/>
     <w:rPr>
@@ -12321,10 +15793,10 @@
       <w:szCs w:val="40"/>
     </w:rPr>
   </w:style>
-  <w:style w:type="character" w:customStyle="1" w:styleId="Ttulo2Car">
-    <w:name w:val="Título 2 Car"/>
-    <w:basedOn w:val="Fuentedeprrafopredeter"/>
-    <w:link w:val="Ttulo2"/>
+  <w:style w:type="character" w:customStyle="1" w:styleId="Heading2Char">
+    <w:name w:val="Heading 2 Char"/>
+    <w:basedOn w:val="DefaultParagraphFont"/>
+    <w:link w:val="Heading2"/>
     <w:uiPriority w:val="9"/>
     <w:rsid w:val="00FE79DE"/>
     <w:rPr>
@@ -12334,10 +15806,10 @@
       <w:szCs w:val="32"/>
     </w:rPr>
   </w:style>
-  <w:style w:type="character" w:customStyle="1" w:styleId="Ttulo3Car">
-    <w:name w:val="Título 3 Car"/>
-    <w:basedOn w:val="Fuentedeprrafopredeter"/>
-    <w:link w:val="Ttulo3"/>
+  <w:style w:type="character" w:customStyle="1" w:styleId="Heading3Char">
+    <w:name w:val="Heading 3 Char"/>
+    <w:basedOn w:val="DefaultParagraphFont"/>
+    <w:link w:val="Heading3"/>
     <w:uiPriority w:val="9"/>
     <w:semiHidden/>
     <w:rsid w:val="00FE79DE"/>
@@ -12348,10 +15820,10 @@
       <w:szCs w:val="28"/>
     </w:rPr>
   </w:style>
-  <w:style w:type="character" w:customStyle="1" w:styleId="Ttulo4Car">
-    <w:name w:val="Título 4 Car"/>
-    <w:basedOn w:val="Fuentedeprrafopredeter"/>
-    <w:link w:val="Ttulo4"/>
+  <w:style w:type="character" w:customStyle="1" w:styleId="Heading4Char">
+    <w:name w:val="Heading 4 Char"/>
+    <w:basedOn w:val="DefaultParagraphFont"/>
+    <w:link w:val="Heading4"/>
     <w:uiPriority w:val="9"/>
     <w:semiHidden/>
     <w:rsid w:val="00FE79DE"/>
@@ -12362,10 +15834,10 @@
       <w:color w:val="0F4761" w:themeColor="accent1" w:themeShade="BF"/>
     </w:rPr>
   </w:style>
-  <w:style w:type="character" w:customStyle="1" w:styleId="Ttulo5Car">
-    <w:name w:val="Título 5 Car"/>
-    <w:basedOn w:val="Fuentedeprrafopredeter"/>
-    <w:link w:val="Ttulo5"/>
+  <w:style w:type="character" w:customStyle="1" w:styleId="Heading5Char">
+    <w:name w:val="Heading 5 Char"/>
+    <w:basedOn w:val="DefaultParagraphFont"/>
+    <w:link w:val="Heading5"/>
     <w:uiPriority w:val="9"/>
     <w:semiHidden/>
     <w:rsid w:val="00FE79DE"/>
@@ -12374,10 +15846,10 @@
       <w:color w:val="0F4761" w:themeColor="accent1" w:themeShade="BF"/>
     </w:rPr>
   </w:style>
-  <w:style w:type="character" w:customStyle="1" w:styleId="Ttulo6Car">
-    <w:name w:val="Título 6 Car"/>
-    <w:basedOn w:val="Fuentedeprrafopredeter"/>
-    <w:link w:val="Ttulo6"/>
+  <w:style w:type="character" w:customStyle="1" w:styleId="Heading6Char">
+    <w:name w:val="Heading 6 Char"/>
+    <w:basedOn w:val="DefaultParagraphFont"/>
+    <w:link w:val="Heading6"/>
     <w:uiPriority w:val="9"/>
     <w:semiHidden/>
     <w:rsid w:val="00FE79DE"/>
@@ -12388,10 +15860,10 @@
       <w:color w:val="595959" w:themeColor="text1" w:themeTint="A6"/>
     </w:rPr>
   </w:style>
-  <w:style w:type="character" w:customStyle="1" w:styleId="Ttulo7Car">
-    <w:name w:val="Título 7 Car"/>
-    <w:basedOn w:val="Fuentedeprrafopredeter"/>
-    <w:link w:val="Ttulo7"/>
+  <w:style w:type="character" w:customStyle="1" w:styleId="Heading7Char">
+    <w:name w:val="Heading 7 Char"/>
+    <w:basedOn w:val="DefaultParagraphFont"/>
+    <w:link w:val="Heading7"/>
     <w:uiPriority w:val="9"/>
     <w:semiHidden/>
     <w:rsid w:val="00FE79DE"/>
@@ -12400,10 +15872,10 @@
       <w:color w:val="595959" w:themeColor="text1" w:themeTint="A6"/>
     </w:rPr>
   </w:style>
-  <w:style w:type="character" w:customStyle="1" w:styleId="Ttulo8Car">
-    <w:name w:val="Título 8 Car"/>
-    <w:basedOn w:val="Fuentedeprrafopredeter"/>
-    <w:link w:val="Ttulo8"/>
+  <w:style w:type="character" w:customStyle="1" w:styleId="Heading8Char">
+    <w:name w:val="Heading 8 Char"/>
+    <w:basedOn w:val="DefaultParagraphFont"/>
+    <w:link w:val="Heading8"/>
     <w:uiPriority w:val="9"/>
     <w:semiHidden/>
     <w:rsid w:val="00FE79DE"/>
@@ -12414,10 +15886,10 @@
       <w:color w:val="272727" w:themeColor="text1" w:themeTint="D8"/>
     </w:rPr>
   </w:style>
-  <w:style w:type="character" w:customStyle="1" w:styleId="Ttulo9Car">
-    <w:name w:val="Título 9 Car"/>
-    <w:basedOn w:val="Fuentedeprrafopredeter"/>
-    <w:link w:val="Ttulo9"/>
+  <w:style w:type="character" w:customStyle="1" w:styleId="Heading9Char">
+    <w:name w:val="Heading 9 Char"/>
+    <w:basedOn w:val="DefaultParagraphFont"/>
+    <w:link w:val="Heading9"/>
     <w:uiPriority w:val="9"/>
     <w:semiHidden/>
     <w:rsid w:val="00FE79DE"/>
@@ -12426,11 +15898,11 @@
       <w:color w:val="272727" w:themeColor="text1" w:themeTint="D8"/>
     </w:rPr>
   </w:style>
-  <w:style w:type="paragraph" w:styleId="Ttulo">
+  <w:style w:type="paragraph" w:styleId="Title">
     <w:name w:val="Title"/>
     <w:basedOn w:val="Normal"/>
     <w:next w:val="Normal"/>
-    <w:link w:val="TtuloCar"/>
+    <w:link w:val="TitleChar"/>
     <w:uiPriority w:val="10"/>
     <w:qFormat/>
     <w:rsid w:val="00FE79DE"/>
@@ -12446,10 +15918,10 @@
       <w:szCs w:val="56"/>
     </w:rPr>
   </w:style>
-  <w:style w:type="character" w:customStyle="1" w:styleId="TtuloCar">
-    <w:name w:val="Título Car"/>
-    <w:basedOn w:val="Fuentedeprrafopredeter"/>
-    <w:link w:val="Ttulo"/>
+  <w:style w:type="character" w:customStyle="1" w:styleId="TitleChar">
+    <w:name w:val="Title Char"/>
+    <w:basedOn w:val="DefaultParagraphFont"/>
+    <w:link w:val="Title"/>
     <w:uiPriority w:val="10"/>
     <w:rsid w:val="00FE79DE"/>
     <w:rPr>
@@ -12460,11 +15932,11 @@
       <w:szCs w:val="56"/>
     </w:rPr>
   </w:style>
-  <w:style w:type="paragraph" w:styleId="Subttulo">
+  <w:style w:type="paragraph" w:styleId="Subtitle">
     <w:name w:val="Subtitle"/>
     <w:basedOn w:val="Normal"/>
     <w:next w:val="Normal"/>
-    <w:link w:val="SubttuloCar"/>
+    <w:link w:val="SubtitleChar"/>
     <w:uiPriority w:val="11"/>
     <w:qFormat/>
     <w:rsid w:val="00FE79DE"/>
@@ -12481,10 +15953,10 @@
       <w:szCs w:val="28"/>
     </w:rPr>
   </w:style>
-  <w:style w:type="character" w:customStyle="1" w:styleId="SubttuloCar">
-    <w:name w:val="Subtítulo Car"/>
-    <w:basedOn w:val="Fuentedeprrafopredeter"/>
-    <w:link w:val="Subttulo"/>
+  <w:style w:type="character" w:customStyle="1" w:styleId="SubtitleChar">
+    <w:name w:val="Subtitle Char"/>
+    <w:basedOn w:val="DefaultParagraphFont"/>
+    <w:link w:val="Subtitle"/>
     <w:uiPriority w:val="11"/>
     <w:rsid w:val="00FE79DE"/>
     <w:rPr>
@@ -12495,11 +15967,11 @@
       <w:szCs w:val="28"/>
     </w:rPr>
   </w:style>
-  <w:style w:type="paragraph" w:styleId="Cita">
+  <w:style w:type="paragraph" w:styleId="Quote">
     <w:name w:val="Quote"/>
     <w:basedOn w:val="Normal"/>
     <w:next w:val="Normal"/>
-    <w:link w:val="CitaCar"/>
+    <w:link w:val="QuoteChar"/>
     <w:uiPriority w:val="29"/>
     <w:qFormat/>
     <w:rsid w:val="00FE79DE"/>
@@ -12513,10 +15985,10 @@
       <w:color w:val="404040" w:themeColor="text1" w:themeTint="BF"/>
     </w:rPr>
   </w:style>
-  <w:style w:type="character" w:customStyle="1" w:styleId="CitaCar">
-    <w:name w:val="Cita Car"/>
-    <w:basedOn w:val="Fuentedeprrafopredeter"/>
-    <w:link w:val="Cita"/>
+  <w:style w:type="character" w:customStyle="1" w:styleId="QuoteChar">
+    <w:name w:val="Quote Char"/>
+    <w:basedOn w:val="DefaultParagraphFont"/>
+    <w:link w:val="Quote"/>
     <w:uiPriority w:val="29"/>
     <w:rsid w:val="00FE79DE"/>
     <w:rPr>
@@ -12525,7 +15997,7 @@
       <w:color w:val="404040" w:themeColor="text1" w:themeTint="BF"/>
     </w:rPr>
   </w:style>
-  <w:style w:type="paragraph" w:styleId="Prrafodelista">
+  <w:style w:type="paragraph" w:styleId="ListParagraph">
     <w:name w:val="List Paragraph"/>
     <w:basedOn w:val="Normal"/>
     <w:uiPriority w:val="34"/>
@@ -12536,9 +16008,9 @@
       <w:contextualSpacing/>
     </w:pPr>
   </w:style>
-  <w:style w:type="character" w:styleId="nfasisintenso">
+  <w:style w:type="character" w:styleId="IntenseEmphasis">
     <w:name w:val="Intense Emphasis"/>
-    <w:basedOn w:val="Fuentedeprrafopredeter"/>
+    <w:basedOn w:val="DefaultParagraphFont"/>
     <w:uiPriority w:val="21"/>
     <w:qFormat/>
     <w:rsid w:val="00FE79DE"/>
@@ -12548,11 +16020,11 @@
       <w:color w:val="0F4761" w:themeColor="accent1" w:themeShade="BF"/>
     </w:rPr>
   </w:style>
-  <w:style w:type="paragraph" w:styleId="Citadestacada">
+  <w:style w:type="paragraph" w:styleId="IntenseQuote">
     <w:name w:val="Intense Quote"/>
     <w:basedOn w:val="Normal"/>
     <w:next w:val="Normal"/>
-    <w:link w:val="CitadestacadaCar"/>
+    <w:link w:val="IntenseQuoteChar"/>
     <w:uiPriority w:val="30"/>
     <w:qFormat/>
     <w:rsid w:val="00FE79DE"/>
@@ -12571,10 +16043,10 @@
       <w:color w:val="0F4761" w:themeColor="accent1" w:themeShade="BF"/>
     </w:rPr>
   </w:style>
-  <w:style w:type="character" w:customStyle="1" w:styleId="CitadestacadaCar">
-    <w:name w:val="Cita destacada Car"/>
-    <w:basedOn w:val="Fuentedeprrafopredeter"/>
-    <w:link w:val="Citadestacada"/>
+  <w:style w:type="character" w:customStyle="1" w:styleId="IntenseQuoteChar">
+    <w:name w:val="Intense Quote Char"/>
+    <w:basedOn w:val="DefaultParagraphFont"/>
+    <w:link w:val="IntenseQuote"/>
     <w:uiPriority w:val="30"/>
     <w:rsid w:val="00FE79DE"/>
     <w:rPr>
@@ -12583,9 +16055,9 @@
       <w:color w:val="0F4761" w:themeColor="accent1" w:themeShade="BF"/>
     </w:rPr>
   </w:style>
-  <w:style w:type="character" w:styleId="Referenciaintensa">
+  <w:style w:type="character" w:styleId="IntenseReference">
     <w:name w:val="Intense Reference"/>
-    <w:basedOn w:val="Fuentedeprrafopredeter"/>
+    <w:basedOn w:val="DefaultParagraphFont"/>
     <w:uiPriority w:val="32"/>
     <w:qFormat/>
     <w:rsid w:val="00FE79DE"/>
@@ -12597,9 +16069,9 @@
       <w:spacing w:val="5"/>
     </w:rPr>
   </w:style>
-  <w:style w:type="paragraph" w:styleId="TtuloTDC">
+  <w:style w:type="paragraph" w:styleId="TOCHeading">
     <w:name w:val="TOC Heading"/>
-    <w:basedOn w:val="Ttulo1"/>
+    <w:basedOn w:val="Heading1"/>
     <w:next w:val="Normal"/>
     <w:uiPriority w:val="39"/>
     <w:unhideWhenUsed/>
@@ -12617,7 +16089,7 @@
       <w14:ligatures w14:val="none"/>
     </w:rPr>
   </w:style>
-  <w:style w:type="paragraph" w:styleId="TDC1">
+  <w:style w:type="paragraph" w:styleId="TOC1">
     <w:name w:val="toc 1"/>
     <w:basedOn w:val="Normal"/>
     <w:next w:val="Normal"/>
@@ -12629,7 +16101,7 @@
       <w:spacing w:after="100"/>
     </w:pPr>
   </w:style>
-  <w:style w:type="paragraph" w:styleId="TDC2">
+  <w:style w:type="paragraph" w:styleId="TOC2">
     <w:name w:val="toc 2"/>
     <w:basedOn w:val="Normal"/>
     <w:next w:val="Normal"/>
@@ -12642,9 +16114,9 @@
       <w:ind w:left="240"/>
     </w:pPr>
   </w:style>
-  <w:style w:type="character" w:styleId="Hipervnculo">
+  <w:style w:type="character" w:styleId="Hyperlink">
     <w:name w:val="Hyperlink"/>
-    <w:basedOn w:val="Fuentedeprrafopredeter"/>
+    <w:basedOn w:val="DefaultParagraphFont"/>
     <w:uiPriority w:val="99"/>
     <w:unhideWhenUsed/>
     <w:rsid w:val="00610EEE"/>
@@ -12653,10 +16125,10 @@
       <w:u w:val="single"/>
     </w:rPr>
   </w:style>
-  <w:style w:type="paragraph" w:styleId="Encabezado">
+  <w:style w:type="paragraph" w:styleId="Header">
     <w:name w:val="header"/>
     <w:basedOn w:val="Normal"/>
-    <w:link w:val="EncabezadoCar"/>
+    <w:link w:val="HeaderChar"/>
     <w:uiPriority w:val="99"/>
     <w:unhideWhenUsed/>
     <w:rsid w:val="00610EEE"/>
@@ -12668,17 +16140,17 @@
       <w:spacing w:after="0" w:line="240" w:lineRule="auto"/>
     </w:pPr>
   </w:style>
-  <w:style w:type="character" w:customStyle="1" w:styleId="EncabezadoCar">
-    <w:name w:val="Encabezado Car"/>
-    <w:basedOn w:val="Fuentedeprrafopredeter"/>
-    <w:link w:val="Encabezado"/>
+  <w:style w:type="character" w:customStyle="1" w:styleId="HeaderChar">
+    <w:name w:val="Header Char"/>
+    <w:basedOn w:val="DefaultParagraphFont"/>
+    <w:link w:val="Header"/>
     <w:uiPriority w:val="99"/>
     <w:rsid w:val="00610EEE"/>
   </w:style>
-  <w:style w:type="paragraph" w:styleId="Piedepgina">
+  <w:style w:type="paragraph" w:styleId="Footer">
     <w:name w:val="footer"/>
     <w:basedOn w:val="Normal"/>
-    <w:link w:val="PiedepginaCar"/>
+    <w:link w:val="FooterChar"/>
     <w:uiPriority w:val="99"/>
     <w:unhideWhenUsed/>
     <w:rsid w:val="00610EEE"/>
@@ -12690,10 +16162,10 @@
       <w:spacing w:after="0" w:line="240" w:lineRule="auto"/>
     </w:pPr>
   </w:style>
-  <w:style w:type="character" w:customStyle="1" w:styleId="PiedepginaCar">
-    <w:name w:val="Pie de página Car"/>
-    <w:basedOn w:val="Fuentedeprrafopredeter"/>
-    <w:link w:val="Piedepgina"/>
+  <w:style w:type="character" w:customStyle="1" w:styleId="FooterChar">
+    <w:name w:val="Footer Char"/>
+    <w:basedOn w:val="DefaultParagraphFont"/>
+    <w:link w:val="Footer"/>
     <w:uiPriority w:val="99"/>
     <w:rsid w:val="00610EEE"/>
   </w:style>

--- a/FASE 2/Evidencias Proyecto/Documentacion/Spring backlogs/Sprint Backlog 02 Persistencia de datos perfil y sesiones.docx
+++ b/FASE 2/Evidencias Proyecto/Documentacion/Spring backlogs/Sprint Backlog 02 Persistencia de datos perfil y sesiones.docx
@@ -180,57 +180,13 @@
           <w:rFonts w:ascii="Calibri" w:hAnsi="Calibri" w:cs="Calibri"/>
         </w:rPr>
         <w:t>Integrantes: Alejandro Silva</w:t>
-      </w:r>
-      <w:r>
-        <w:rPr>
-          <w:rFonts w:ascii="Calibri" w:hAnsi="Calibri" w:cs="Calibri"/>
-        </w:rPr>
         <w:tab/>
-      </w:r>
-      <w:r>
-        <w:rPr>
-          <w:rFonts w:ascii="Calibri" w:hAnsi="Calibri" w:cs="Calibri"/>
-        </w:rPr>
         <w:tab/>
-      </w:r>
-      <w:r>
-        <w:rPr>
-          <w:rFonts w:ascii="Calibri" w:hAnsi="Calibri" w:cs="Calibri"/>
-        </w:rPr>
         <w:tab/>
-      </w:r>
-      <w:r>
-        <w:rPr>
-          <w:rFonts w:ascii="Calibri" w:hAnsi="Calibri" w:cs="Calibri"/>
-        </w:rPr>
         <w:tab/>
-      </w:r>
-      <w:r>
-        <w:rPr>
-          <w:rFonts w:ascii="Calibri" w:hAnsi="Calibri" w:cs="Calibri"/>
-        </w:rPr>
         <w:tab/>
-      </w:r>
-      <w:r>
-        <w:rPr>
-          <w:rFonts w:ascii="Calibri" w:hAnsi="Calibri" w:cs="Calibri"/>
-        </w:rPr>
         <w:tab/>
-        <w:t xml:space="preserve">Docente: </w:t>
-      </w:r>
-      <w:proofErr w:type="spellStart"/>
-      <w:r>
-        <w:rPr>
-          <w:rFonts w:ascii="Calibri" w:hAnsi="Calibri" w:cs="Calibri"/>
-        </w:rPr>
-        <w:t>Maria</w:t>
-      </w:r>
-      <w:proofErr w:type="spellEnd"/>
-      <w:r>
-        <w:rPr>
-          <w:rFonts w:ascii="Calibri" w:hAnsi="Calibri" w:cs="Calibri"/>
-        </w:rPr>
-        <w:t xml:space="preserve"> Cobo</w:t>
+        <w:t xml:space="preserve">Docente: Maria Cobo</w:t>
       </w:r>
     </w:p>
     <w:p>
@@ -309,11 +265,7 @@
           </w:pPr>
           <w:r>
             <w:fldChar w:fldCharType="begin"/>
-          </w:r>
-          <w:r>
             <w:instrText xml:space="preserve"> TOC \o "1-3" \h \z \u </w:instrText>
-          </w:r>
-          <w:r>
             <w:fldChar w:fldCharType="separate"/>
           </w:r>
           <w:hyperlink w:anchor="_Toc241875781" w:history="1">
@@ -331,46 +283,10 @@
                 <w:webHidden/>
               </w:rPr>
               <w:tab/>
-            </w:r>
-            <w:r>
-              <w:rPr>
-                <w:noProof/>
-                <w:webHidden/>
-              </w:rPr>
               <w:fldChar w:fldCharType="begin"/>
-            </w:r>
-            <w:r>
-              <w:rPr>
-                <w:noProof/>
-                <w:webHidden/>
-              </w:rPr>
               <w:instrText xml:space="preserve"> PAGEREF _Toc241875781 \h </w:instrText>
-            </w:r>
-            <w:r>
-              <w:rPr>
-                <w:noProof/>
-                <w:webHidden/>
-              </w:rPr>
-            </w:r>
-            <w:r>
-              <w:rPr>
-                <w:noProof/>
-                <w:webHidden/>
-              </w:rPr>
               <w:fldChar w:fldCharType="separate"/>
-            </w:r>
-            <w:r>
-              <w:rPr>
-                <w:noProof/>
-                <w:webHidden/>
-              </w:rPr>
               <w:t>3</w:t>
-            </w:r>
-            <w:r>
-              <w:rPr>
-                <w:noProof/>
-                <w:webHidden/>
-              </w:rPr>
               <w:fldChar w:fldCharType="end"/>
             </w:r>
           </w:hyperlink>
@@ -402,46 +318,10 @@
                 <w:webHidden/>
               </w:rPr>
               <w:tab/>
-            </w:r>
-            <w:r>
-              <w:rPr>
-                <w:noProof/>
-                <w:webHidden/>
-              </w:rPr>
               <w:fldChar w:fldCharType="begin"/>
-            </w:r>
-            <w:r>
-              <w:rPr>
-                <w:noProof/>
-                <w:webHidden/>
-              </w:rPr>
               <w:instrText xml:space="preserve"> PAGEREF _Toc241875782 \h </w:instrText>
-            </w:r>
-            <w:r>
-              <w:rPr>
-                <w:noProof/>
-                <w:webHidden/>
-              </w:rPr>
-            </w:r>
-            <w:r>
-              <w:rPr>
-                <w:noProof/>
-                <w:webHidden/>
-              </w:rPr>
               <w:fldChar w:fldCharType="separate"/>
-            </w:r>
-            <w:r>
-              <w:rPr>
-                <w:noProof/>
-                <w:webHidden/>
-              </w:rPr>
               <w:t>3</w:t>
-            </w:r>
-            <w:r>
-              <w:rPr>
-                <w:noProof/>
-                <w:webHidden/>
-              </w:rPr>
               <w:fldChar w:fldCharType="end"/>
             </w:r>
           </w:hyperlink>
@@ -473,46 +353,10 @@
                 <w:webHidden/>
               </w:rPr>
               <w:tab/>
-            </w:r>
-            <w:r>
-              <w:rPr>
-                <w:noProof/>
-                <w:webHidden/>
-              </w:rPr>
               <w:fldChar w:fldCharType="begin"/>
-            </w:r>
-            <w:r>
-              <w:rPr>
-                <w:noProof/>
-                <w:webHidden/>
-              </w:rPr>
               <w:instrText xml:space="preserve"> PAGEREF _Toc241875783 \h </w:instrText>
-            </w:r>
-            <w:r>
-              <w:rPr>
-                <w:noProof/>
-                <w:webHidden/>
-              </w:rPr>
-            </w:r>
-            <w:r>
-              <w:rPr>
-                <w:noProof/>
-                <w:webHidden/>
-              </w:rPr>
               <w:fldChar w:fldCharType="separate"/>
-            </w:r>
-            <w:r>
-              <w:rPr>
-                <w:noProof/>
-                <w:webHidden/>
-              </w:rPr>
               <w:t>4</w:t>
-            </w:r>
-            <w:r>
-              <w:rPr>
-                <w:noProof/>
-                <w:webHidden/>
-              </w:rPr>
               <w:fldChar w:fldCharType="end"/>
             </w:r>
           </w:hyperlink>
@@ -544,46 +388,10 @@
                 <w:webHidden/>
               </w:rPr>
               <w:tab/>
-            </w:r>
-            <w:r>
-              <w:rPr>
-                <w:noProof/>
-                <w:webHidden/>
-              </w:rPr>
               <w:fldChar w:fldCharType="begin"/>
-            </w:r>
-            <w:r>
-              <w:rPr>
-                <w:noProof/>
-                <w:webHidden/>
-              </w:rPr>
               <w:instrText xml:space="preserve"> PAGEREF _Toc241875784 \h </w:instrText>
-            </w:r>
-            <w:r>
-              <w:rPr>
-                <w:noProof/>
-                <w:webHidden/>
-              </w:rPr>
-            </w:r>
-            <w:r>
-              <w:rPr>
-                <w:noProof/>
-                <w:webHidden/>
-              </w:rPr>
               <w:fldChar w:fldCharType="separate"/>
-            </w:r>
-            <w:r>
-              <w:rPr>
-                <w:noProof/>
-                <w:webHidden/>
-              </w:rPr>
               <w:t>4</w:t>
-            </w:r>
-            <w:r>
-              <w:rPr>
-                <w:noProof/>
-                <w:webHidden/>
-              </w:rPr>
               <w:fldChar w:fldCharType="end"/>
             </w:r>
           </w:hyperlink>
@@ -615,46 +423,10 @@
                 <w:webHidden/>
               </w:rPr>
               <w:tab/>
-            </w:r>
-            <w:r>
-              <w:rPr>
-                <w:noProof/>
-                <w:webHidden/>
-              </w:rPr>
               <w:fldChar w:fldCharType="begin"/>
-            </w:r>
-            <w:r>
-              <w:rPr>
-                <w:noProof/>
-                <w:webHidden/>
-              </w:rPr>
               <w:instrText xml:space="preserve"> PAGEREF _Toc241875785 \h </w:instrText>
-            </w:r>
-            <w:r>
-              <w:rPr>
-                <w:noProof/>
-                <w:webHidden/>
-              </w:rPr>
-            </w:r>
-            <w:r>
-              <w:rPr>
-                <w:noProof/>
-                <w:webHidden/>
-              </w:rPr>
               <w:fldChar w:fldCharType="separate"/>
-            </w:r>
-            <w:r>
-              <w:rPr>
-                <w:noProof/>
-                <w:webHidden/>
-              </w:rPr>
               <w:t>5</w:t>
-            </w:r>
-            <w:r>
-              <w:rPr>
-                <w:noProof/>
-                <w:webHidden/>
-              </w:rPr>
               <w:fldChar w:fldCharType="end"/>
             </w:r>
           </w:hyperlink>
@@ -686,46 +458,10 @@
                 <w:webHidden/>
               </w:rPr>
               <w:tab/>
-            </w:r>
-            <w:r>
-              <w:rPr>
-                <w:noProof/>
-                <w:webHidden/>
-              </w:rPr>
               <w:fldChar w:fldCharType="begin"/>
-            </w:r>
-            <w:r>
-              <w:rPr>
-                <w:noProof/>
-                <w:webHidden/>
-              </w:rPr>
               <w:instrText xml:space="preserve"> PAGEREF _Toc241875786 \h </w:instrText>
-            </w:r>
-            <w:r>
-              <w:rPr>
-                <w:noProof/>
-                <w:webHidden/>
-              </w:rPr>
-            </w:r>
-            <w:r>
-              <w:rPr>
-                <w:noProof/>
-                <w:webHidden/>
-              </w:rPr>
               <w:fldChar w:fldCharType="separate"/>
-            </w:r>
-            <w:r>
-              <w:rPr>
-                <w:noProof/>
-                <w:webHidden/>
-              </w:rPr>
               <w:t>5</w:t>
-            </w:r>
-            <w:r>
-              <w:rPr>
-                <w:noProof/>
-                <w:webHidden/>
-              </w:rPr>
               <w:fldChar w:fldCharType="end"/>
             </w:r>
           </w:hyperlink>
@@ -757,46 +493,10 @@
                 <w:webHidden/>
               </w:rPr>
               <w:tab/>
-            </w:r>
-            <w:r>
-              <w:rPr>
-                <w:noProof/>
-                <w:webHidden/>
-              </w:rPr>
               <w:fldChar w:fldCharType="begin"/>
-            </w:r>
-            <w:r>
-              <w:rPr>
-                <w:noProof/>
-                <w:webHidden/>
-              </w:rPr>
               <w:instrText xml:space="preserve"> PAGEREF _Toc241875787 \h </w:instrText>
-            </w:r>
-            <w:r>
-              <w:rPr>
-                <w:noProof/>
-                <w:webHidden/>
-              </w:rPr>
-            </w:r>
-            <w:r>
-              <w:rPr>
-                <w:noProof/>
-                <w:webHidden/>
-              </w:rPr>
               <w:fldChar w:fldCharType="separate"/>
-            </w:r>
-            <w:r>
-              <w:rPr>
-                <w:noProof/>
-                <w:webHidden/>
-              </w:rPr>
               <w:t>5</w:t>
-            </w:r>
-            <w:r>
-              <w:rPr>
-                <w:noProof/>
-                <w:webHidden/>
-              </w:rPr>
               <w:fldChar w:fldCharType="end"/>
             </w:r>
           </w:hyperlink>
@@ -828,46 +528,10 @@
                 <w:webHidden/>
               </w:rPr>
               <w:tab/>
-            </w:r>
-            <w:r>
-              <w:rPr>
-                <w:noProof/>
-                <w:webHidden/>
-              </w:rPr>
               <w:fldChar w:fldCharType="begin"/>
-            </w:r>
-            <w:r>
-              <w:rPr>
-                <w:noProof/>
-                <w:webHidden/>
-              </w:rPr>
               <w:instrText xml:space="preserve"> PAGEREF _Toc241875788 \h </w:instrText>
-            </w:r>
-            <w:r>
-              <w:rPr>
-                <w:noProof/>
-                <w:webHidden/>
-              </w:rPr>
-            </w:r>
-            <w:r>
-              <w:rPr>
-                <w:noProof/>
-                <w:webHidden/>
-              </w:rPr>
               <w:fldChar w:fldCharType="separate"/>
-            </w:r>
-            <w:r>
-              <w:rPr>
-                <w:noProof/>
-                <w:webHidden/>
-              </w:rPr>
               <w:t>6</w:t>
-            </w:r>
-            <w:r>
-              <w:rPr>
-                <w:noProof/>
-                <w:webHidden/>
-              </w:rPr>
               <w:fldChar w:fldCharType="end"/>
             </w:r>
           </w:hyperlink>
@@ -899,46 +563,10 @@
                 <w:webHidden/>
               </w:rPr>
               <w:tab/>
-            </w:r>
-            <w:r>
-              <w:rPr>
-                <w:noProof/>
-                <w:webHidden/>
-              </w:rPr>
               <w:fldChar w:fldCharType="begin"/>
-            </w:r>
-            <w:r>
-              <w:rPr>
-                <w:noProof/>
-                <w:webHidden/>
-              </w:rPr>
               <w:instrText xml:space="preserve"> PAGEREF _Toc241875789 \h </w:instrText>
-            </w:r>
-            <w:r>
-              <w:rPr>
-                <w:noProof/>
-                <w:webHidden/>
-              </w:rPr>
-            </w:r>
-            <w:r>
-              <w:rPr>
-                <w:noProof/>
-                <w:webHidden/>
-              </w:rPr>
               <w:fldChar w:fldCharType="separate"/>
-            </w:r>
-            <w:r>
-              <w:rPr>
-                <w:noProof/>
-                <w:webHidden/>
-              </w:rPr>
               <w:t>6</w:t>
-            </w:r>
-            <w:r>
-              <w:rPr>
-                <w:noProof/>
-                <w:webHidden/>
-              </w:rPr>
               <w:fldChar w:fldCharType="end"/>
             </w:r>
           </w:hyperlink>
@@ -970,46 +598,10 @@
                 <w:webHidden/>
               </w:rPr>
               <w:tab/>
-            </w:r>
-            <w:r>
-              <w:rPr>
-                <w:noProof/>
-                <w:webHidden/>
-              </w:rPr>
               <w:fldChar w:fldCharType="begin"/>
-            </w:r>
-            <w:r>
-              <w:rPr>
-                <w:noProof/>
-                <w:webHidden/>
-              </w:rPr>
               <w:instrText xml:space="preserve"> PAGEREF _Toc241875790 \h </w:instrText>
-            </w:r>
-            <w:r>
-              <w:rPr>
-                <w:noProof/>
-                <w:webHidden/>
-              </w:rPr>
-            </w:r>
-            <w:r>
-              <w:rPr>
-                <w:noProof/>
-                <w:webHidden/>
-              </w:rPr>
               <w:fldChar w:fldCharType="separate"/>
-            </w:r>
-            <w:r>
-              <w:rPr>
-                <w:noProof/>
-                <w:webHidden/>
-              </w:rPr>
               <w:t>7</w:t>
-            </w:r>
-            <w:r>
-              <w:rPr>
-                <w:noProof/>
-                <w:webHidden/>
-              </w:rPr>
               <w:fldChar w:fldCharType="end"/>
             </w:r>
           </w:hyperlink>
@@ -1041,46 +633,10 @@
                 <w:webHidden/>
               </w:rPr>
               <w:tab/>
-            </w:r>
-            <w:r>
-              <w:rPr>
-                <w:noProof/>
-                <w:webHidden/>
-              </w:rPr>
               <w:fldChar w:fldCharType="begin"/>
-            </w:r>
-            <w:r>
-              <w:rPr>
-                <w:noProof/>
-                <w:webHidden/>
-              </w:rPr>
               <w:instrText xml:space="preserve"> PAGEREF _Toc241875791 \h </w:instrText>
-            </w:r>
-            <w:r>
-              <w:rPr>
-                <w:noProof/>
-                <w:webHidden/>
-              </w:rPr>
-            </w:r>
-            <w:r>
-              <w:rPr>
-                <w:noProof/>
-                <w:webHidden/>
-              </w:rPr>
               <w:fldChar w:fldCharType="separate"/>
-            </w:r>
-            <w:r>
-              <w:rPr>
-                <w:noProof/>
-                <w:webHidden/>
-              </w:rPr>
               <w:t>9</w:t>
-            </w:r>
-            <w:r>
-              <w:rPr>
-                <w:noProof/>
-                <w:webHidden/>
-              </w:rPr>
               <w:fldChar w:fldCharType="end"/>
             </w:r>
           </w:hyperlink>
@@ -1112,46 +668,10 @@
                 <w:webHidden/>
               </w:rPr>
               <w:tab/>
-            </w:r>
-            <w:r>
-              <w:rPr>
-                <w:noProof/>
-                <w:webHidden/>
-              </w:rPr>
               <w:fldChar w:fldCharType="begin"/>
-            </w:r>
-            <w:r>
-              <w:rPr>
-                <w:noProof/>
-                <w:webHidden/>
-              </w:rPr>
               <w:instrText xml:space="preserve"> PAGEREF _Toc241875792 \h </w:instrText>
-            </w:r>
-            <w:r>
-              <w:rPr>
-                <w:noProof/>
-                <w:webHidden/>
-              </w:rPr>
-            </w:r>
-            <w:r>
-              <w:rPr>
-                <w:noProof/>
-                <w:webHidden/>
-              </w:rPr>
               <w:fldChar w:fldCharType="separate"/>
-            </w:r>
-            <w:r>
-              <w:rPr>
-                <w:noProof/>
-                <w:webHidden/>
-              </w:rPr>
               <w:t>10</w:t>
-            </w:r>
-            <w:r>
-              <w:rPr>
-                <w:noProof/>
-                <w:webHidden/>
-              </w:rPr>
               <w:fldChar w:fldCharType="end"/>
             </w:r>
           </w:hyperlink>
@@ -1183,46 +703,10 @@
                 <w:webHidden/>
               </w:rPr>
               <w:tab/>
-            </w:r>
-            <w:r>
-              <w:rPr>
-                <w:noProof/>
-                <w:webHidden/>
-              </w:rPr>
               <w:fldChar w:fldCharType="begin"/>
-            </w:r>
-            <w:r>
-              <w:rPr>
-                <w:noProof/>
-                <w:webHidden/>
-              </w:rPr>
               <w:instrText xml:space="preserve"> PAGEREF _Toc241875793 \h </w:instrText>
-            </w:r>
-            <w:r>
-              <w:rPr>
-                <w:noProof/>
-                <w:webHidden/>
-              </w:rPr>
-            </w:r>
-            <w:r>
-              <w:rPr>
-                <w:noProof/>
-                <w:webHidden/>
-              </w:rPr>
               <w:fldChar w:fldCharType="separate"/>
-            </w:r>
-            <w:r>
-              <w:rPr>
-                <w:noProof/>
-                <w:webHidden/>
-              </w:rPr>
               <w:t>11</w:t>
-            </w:r>
-            <w:r>
-              <w:rPr>
-                <w:noProof/>
-                <w:webHidden/>
-              </w:rPr>
               <w:fldChar w:fldCharType="end"/>
             </w:r>
           </w:hyperlink>
@@ -1254,46 +738,10 @@
                 <w:webHidden/>
               </w:rPr>
               <w:tab/>
-            </w:r>
-            <w:r>
-              <w:rPr>
-                <w:noProof/>
-                <w:webHidden/>
-              </w:rPr>
               <w:fldChar w:fldCharType="begin"/>
-            </w:r>
-            <w:r>
-              <w:rPr>
-                <w:noProof/>
-                <w:webHidden/>
-              </w:rPr>
               <w:instrText xml:space="preserve"> PAGEREF _Toc241875794 \h </w:instrText>
-            </w:r>
-            <w:r>
-              <w:rPr>
-                <w:noProof/>
-                <w:webHidden/>
-              </w:rPr>
-            </w:r>
-            <w:r>
-              <w:rPr>
-                <w:noProof/>
-                <w:webHidden/>
-              </w:rPr>
               <w:fldChar w:fldCharType="separate"/>
-            </w:r>
-            <w:r>
-              <w:rPr>
-                <w:noProof/>
-                <w:webHidden/>
-              </w:rPr>
               <w:t>12</w:t>
-            </w:r>
-            <w:r>
-              <w:rPr>
-                <w:noProof/>
-                <w:webHidden/>
-              </w:rPr>
               <w:fldChar w:fldCharType="end"/>
             </w:r>
           </w:hyperlink>
@@ -1325,46 +773,10 @@
                 <w:webHidden/>
               </w:rPr>
               <w:tab/>
-            </w:r>
-            <w:r>
-              <w:rPr>
-                <w:noProof/>
-                <w:webHidden/>
-              </w:rPr>
               <w:fldChar w:fldCharType="begin"/>
-            </w:r>
-            <w:r>
-              <w:rPr>
-                <w:noProof/>
-                <w:webHidden/>
-              </w:rPr>
               <w:instrText xml:space="preserve"> PAGEREF _Toc241875795 \h </w:instrText>
-            </w:r>
-            <w:r>
-              <w:rPr>
-                <w:noProof/>
-                <w:webHidden/>
-              </w:rPr>
-            </w:r>
-            <w:r>
-              <w:rPr>
-                <w:noProof/>
-                <w:webHidden/>
-              </w:rPr>
               <w:fldChar w:fldCharType="separate"/>
-            </w:r>
-            <w:r>
-              <w:rPr>
-                <w:noProof/>
-                <w:webHidden/>
-              </w:rPr>
               <w:t>12</w:t>
-            </w:r>
-            <w:r>
-              <w:rPr>
-                <w:noProof/>
-                <w:webHidden/>
-              </w:rPr>
               <w:fldChar w:fldCharType="end"/>
             </w:r>
           </w:hyperlink>
@@ -1396,46 +808,10 @@
                 <w:webHidden/>
               </w:rPr>
               <w:tab/>
-            </w:r>
-            <w:r>
-              <w:rPr>
-                <w:noProof/>
-                <w:webHidden/>
-              </w:rPr>
               <w:fldChar w:fldCharType="begin"/>
-            </w:r>
-            <w:r>
-              <w:rPr>
-                <w:noProof/>
-                <w:webHidden/>
-              </w:rPr>
               <w:instrText xml:space="preserve"> PAGEREF _Toc241875796 \h </w:instrText>
-            </w:r>
-            <w:r>
-              <w:rPr>
-                <w:noProof/>
-                <w:webHidden/>
-              </w:rPr>
-            </w:r>
-            <w:r>
-              <w:rPr>
-                <w:noProof/>
-                <w:webHidden/>
-              </w:rPr>
               <w:fldChar w:fldCharType="separate"/>
-            </w:r>
-            <w:r>
-              <w:rPr>
-                <w:noProof/>
-                <w:webHidden/>
-              </w:rPr>
               <w:t>12</w:t>
-            </w:r>
-            <w:r>
-              <w:rPr>
-                <w:noProof/>
-                <w:webHidden/>
-              </w:rPr>
               <w:fldChar w:fldCharType="end"/>
             </w:r>
           </w:hyperlink>
@@ -1467,46 +843,10 @@
                 <w:webHidden/>
               </w:rPr>
               <w:tab/>
-            </w:r>
-            <w:r>
-              <w:rPr>
-                <w:noProof/>
-                <w:webHidden/>
-              </w:rPr>
               <w:fldChar w:fldCharType="begin"/>
-            </w:r>
-            <w:r>
-              <w:rPr>
-                <w:noProof/>
-                <w:webHidden/>
-              </w:rPr>
               <w:instrText xml:space="preserve"> PAGEREF _Toc241875797 \h </w:instrText>
-            </w:r>
-            <w:r>
-              <w:rPr>
-                <w:noProof/>
-                <w:webHidden/>
-              </w:rPr>
-            </w:r>
-            <w:r>
-              <w:rPr>
-                <w:noProof/>
-                <w:webHidden/>
-              </w:rPr>
               <w:fldChar w:fldCharType="separate"/>
-            </w:r>
-            <w:r>
-              <w:rPr>
-                <w:noProof/>
-                <w:webHidden/>
-              </w:rPr>
               <w:t>13</w:t>
-            </w:r>
-            <w:r>
-              <w:rPr>
-                <w:noProof/>
-                <w:webHidden/>
-              </w:rPr>
               <w:fldChar w:fldCharType="end"/>
             </w:r>
           </w:hyperlink>
@@ -1538,46 +878,10 @@
                 <w:webHidden/>
               </w:rPr>
               <w:tab/>
-            </w:r>
-            <w:r>
-              <w:rPr>
-                <w:noProof/>
-                <w:webHidden/>
-              </w:rPr>
               <w:fldChar w:fldCharType="begin"/>
-            </w:r>
-            <w:r>
-              <w:rPr>
-                <w:noProof/>
-                <w:webHidden/>
-              </w:rPr>
               <w:instrText xml:space="preserve"> PAGEREF _Toc241875798 \h </w:instrText>
-            </w:r>
-            <w:r>
-              <w:rPr>
-                <w:noProof/>
-                <w:webHidden/>
-              </w:rPr>
-            </w:r>
-            <w:r>
-              <w:rPr>
-                <w:noProof/>
-                <w:webHidden/>
-              </w:rPr>
               <w:fldChar w:fldCharType="separate"/>
-            </w:r>
-            <w:r>
-              <w:rPr>
-                <w:noProof/>
-                <w:webHidden/>
-              </w:rPr>
               <w:t>13</w:t>
-            </w:r>
-            <w:r>
-              <w:rPr>
-                <w:noProof/>
-                <w:webHidden/>
-              </w:rPr>
               <w:fldChar w:fldCharType="end"/>
             </w:r>
           </w:hyperlink>
@@ -1609,46 +913,10 @@
                 <w:webHidden/>
               </w:rPr>
               <w:tab/>
-            </w:r>
-            <w:r>
-              <w:rPr>
-                <w:noProof/>
-                <w:webHidden/>
-              </w:rPr>
               <w:fldChar w:fldCharType="begin"/>
-            </w:r>
-            <w:r>
-              <w:rPr>
-                <w:noProof/>
-                <w:webHidden/>
-              </w:rPr>
               <w:instrText xml:space="preserve"> PAGEREF _Toc241875799 \h </w:instrText>
-            </w:r>
-            <w:r>
-              <w:rPr>
-                <w:noProof/>
-                <w:webHidden/>
-              </w:rPr>
-            </w:r>
-            <w:r>
-              <w:rPr>
-                <w:noProof/>
-                <w:webHidden/>
-              </w:rPr>
               <w:fldChar w:fldCharType="separate"/>
-            </w:r>
-            <w:r>
-              <w:rPr>
-                <w:noProof/>
-                <w:webHidden/>
-              </w:rPr>
               <w:t>14</w:t>
-            </w:r>
-            <w:r>
-              <w:rPr>
-                <w:noProof/>
-                <w:webHidden/>
-              </w:rPr>
               <w:fldChar w:fldCharType="end"/>
             </w:r>
           </w:hyperlink>
@@ -1704,7 +972,6 @@
         </w:rPr>
         <w:t xml:space="preserve">Proyecto: </w:t>
       </w:r>
-      <w:proofErr w:type="spellStart"/>
       <w:r>
         <w:rPr>
           <w:rFonts w:ascii="Calibri" w:hAnsi="Calibri" w:cs="Calibri"/>
@@ -1713,7 +980,6 @@
         </w:rPr>
         <w:t>ErgoSense</w:t>
       </w:r>
-      <w:proofErr w:type="spellEnd"/>
       <w:r>
         <w:br/>
       </w:r>
@@ -1801,7 +1067,6 @@
       <w:r>
         <w:br/>
       </w:r>
-      <w:proofErr w:type="spellStart"/>
       <w:r>
         <w:rPr>
           <w:rFonts w:ascii="Calibri" w:hAnsi="Calibri" w:cs="Calibri"/>
@@ -1810,40 +1075,7 @@
           <w:sz w:val="20"/>
           <w:szCs w:val="20"/>
         </w:rPr>
-        <w:t>Product</w:t>
-      </w:r>
-      <w:proofErr w:type="spellEnd"/>
-      <w:r>
-        <w:rPr>
-          <w:rFonts w:ascii="Calibri" w:hAnsi="Calibri" w:cs="Calibri"/>
-          <w:b/>
-          <w:bCs/>
-          <w:sz w:val="20"/>
-          <w:szCs w:val="20"/>
-        </w:rPr>
-        <w:t xml:space="preserve"> Backlog </w:t>
-      </w:r>
-      <w:proofErr w:type="spellStart"/>
-      <w:r>
-        <w:rPr>
-          <w:rFonts w:ascii="Calibri" w:hAnsi="Calibri" w:cs="Calibri"/>
-          <w:b/>
-          <w:bCs/>
-          <w:sz w:val="20"/>
-          <w:szCs w:val="20"/>
-        </w:rPr>
-        <w:t>Items</w:t>
-      </w:r>
-      <w:proofErr w:type="spellEnd"/>
-      <w:r>
-        <w:rPr>
-          <w:rFonts w:ascii="Calibri" w:hAnsi="Calibri" w:cs="Calibri"/>
-          <w:b/>
-          <w:bCs/>
-          <w:sz w:val="20"/>
-          <w:szCs w:val="20"/>
-        </w:rPr>
-        <w:t xml:space="preserve"> asociados: </w:t>
+        <w:t xml:space="preserve">Product Backlog Items asociados: </w:t>
       </w:r>
       <w:r>
         <w:rPr>
@@ -1896,115 +1128,43 @@
           <w:sz w:val="20"/>
           <w:szCs w:val="20"/>
         </w:rPr>
-        <w:t xml:space="preserve">Con el monitoreo de actividad disponible, el segundo Sprint tiene como propósito incorporar la capa de persistencia de </w:t>
-      </w:r>
-      <w:proofErr w:type="spellStart"/>
-      <w:r>
-        <w:rPr>
-          <w:rFonts w:ascii="Calibri" w:hAnsi="Calibri" w:cs="Calibri"/>
-          <w:sz w:val="20"/>
-          <w:szCs w:val="20"/>
-        </w:rPr>
-        <w:t>ErgoSense</w:t>
-      </w:r>
-      <w:proofErr w:type="spellEnd"/>
-      <w:r>
-        <w:rPr>
-          <w:rFonts w:ascii="Calibri" w:hAnsi="Calibri" w:cs="Calibri"/>
-          <w:sz w:val="20"/>
-          <w:szCs w:val="20"/>
-        </w:rPr>
-        <w:t>. Hasta este punto, la información generada por la aplicación existe solo mientras se encuentra en ejecución: al cerrarla, se pierde el registro del uso realizado.</w:t>
-      </w:r>
-    </w:p>
-    <w:p>
-      <w:pPr>
-        <w:jc w:val="both"/>
-        <w:rPr>
-          <w:rFonts w:ascii="Calibri" w:hAnsi="Calibri" w:cs="Calibri"/>
-          <w:sz w:val="20"/>
-          <w:szCs w:val="20"/>
-        </w:rPr>
-      </w:pPr>
-      <w:r>
-        <w:rPr>
-          <w:rFonts w:ascii="Calibri" w:hAnsi="Calibri" w:cs="Calibri"/>
-          <w:sz w:val="20"/>
-          <w:szCs w:val="20"/>
-        </w:rPr>
-        <w:t xml:space="preserve">Para resolverlo, el equipo desarrollará el servidor de </w:t>
-      </w:r>
-      <w:proofErr w:type="spellStart"/>
-      <w:r>
-        <w:rPr>
-          <w:rFonts w:ascii="Calibri" w:hAnsi="Calibri" w:cs="Calibri"/>
-          <w:sz w:val="20"/>
-          <w:szCs w:val="20"/>
-        </w:rPr>
-        <w:t>ErgoSense</w:t>
-      </w:r>
-      <w:proofErr w:type="spellEnd"/>
-      <w:r>
-        <w:rPr>
-          <w:rFonts w:ascii="Calibri" w:hAnsi="Calibri" w:cs="Calibri"/>
-          <w:sz w:val="20"/>
-          <w:szCs w:val="20"/>
-        </w:rPr>
-        <w:t xml:space="preserve">, compuesto por una API REST y una base de datos PostgreSQL ejecutadas en contenedores Docker, según el modelo de datos definido en el </w:t>
-      </w:r>
-      <w:proofErr w:type="spellStart"/>
-      <w:r>
-        <w:rPr>
-          <w:rFonts w:ascii="Calibri" w:hAnsi="Calibri" w:cs="Calibri"/>
-          <w:sz w:val="20"/>
-          <w:szCs w:val="20"/>
-        </w:rPr>
-        <w:t>Product</w:t>
-      </w:r>
-      <w:proofErr w:type="spellEnd"/>
-      <w:r>
-        <w:rPr>
-          <w:rFonts w:ascii="Calibri" w:hAnsi="Calibri" w:cs="Calibri"/>
-          <w:sz w:val="20"/>
-          <w:szCs w:val="20"/>
-        </w:rPr>
-        <w:t xml:space="preserve"> Backlog. Sobre este servidor se implementarán las cuentas de usuario, con su configuración por defecto, el inicio y cierre de sesión, y el almacenamiento de las sesiones de uso y las pausas detectadas por inactividad.</w:t>
-      </w:r>
-    </w:p>
-    <w:p>
-      <w:pPr>
-        <w:jc w:val="both"/>
-        <w:rPr>
-          <w:rFonts w:ascii="Calibri" w:hAnsi="Calibri" w:cs="Calibri"/>
-          <w:sz w:val="20"/>
-          <w:szCs w:val="20"/>
-        </w:rPr>
-      </w:pPr>
-      <w:r>
-        <w:rPr>
-          <w:rFonts w:ascii="Calibri" w:hAnsi="Calibri" w:cs="Calibri"/>
-          <w:sz w:val="20"/>
-          <w:szCs w:val="20"/>
-        </w:rPr>
-        <w:t xml:space="preserve">La base de datos se creará completa desde este Sprint, incluyendo las tablas que la configuración y las macros utilizarán más adelante. De esta forma, los </w:t>
-      </w:r>
-      <w:proofErr w:type="spellStart"/>
-      <w:r>
-        <w:rPr>
-          <w:rFonts w:ascii="Calibri" w:hAnsi="Calibri" w:cs="Calibri"/>
-          <w:sz w:val="20"/>
-          <w:szCs w:val="20"/>
-        </w:rPr>
-        <w:t>Sprints</w:t>
-      </w:r>
-      <w:proofErr w:type="spellEnd"/>
-      <w:r>
-        <w:rPr>
-          <w:rFonts w:ascii="Calibri" w:hAnsi="Calibri" w:cs="Calibri"/>
-          <w:sz w:val="20"/>
-          <w:szCs w:val="20"/>
-        </w:rPr>
-        <w:t xml:space="preserve"> siguientes podrán apoyarse en una estructura estable, sin necesidad de modificar el modelo cada vez que se incorpora una funcionalidad.</w:t>
+        <w:t xml:space="preserve">Con el monitoreo de actividad disponible, el segundo Sprint tiene como propósito incorporar la capa de persistencia de ErgoSense. Hasta este punto, la información generada por la aplicación existe solo mientras se encuentra en ejecución: al cerrarla, se pierde el registro del uso realizado.</w:t>
+      </w:r>
+    </w:p>
+    <w:p>
+      <w:pPr>
+        <w:jc w:val="both"/>
+        <w:rPr>
+          <w:rFonts w:ascii="Calibri" w:hAnsi="Calibri" w:cs="Calibri"/>
+          <w:sz w:val="20"/>
+          <w:szCs w:val="20"/>
+        </w:rPr>
+      </w:pPr>
+      <w:r>
+        <w:rPr>
+          <w:rFonts w:ascii="Calibri" w:hAnsi="Calibri" w:cs="Calibri"/>
+          <w:sz w:val="20"/>
+          <w:szCs w:val="20"/>
+        </w:rPr>
+        <w:t xml:space="preserve">Para resolverlo, el equipo desarrollará el servidor de ErgoSense, compuesto por una API REST y una base de datos PostgreSQL ejecutadas en contenedores Docker, según el modelo de datos definido en el Product Backlog. Sobre este servidor se implementarán las cuentas de usuario, con su configuración por defecto, el inicio y cierre de sesión, y el almacenamiento de las sesiones de uso y las pausas detectadas por inactividad.</w:t>
+      </w:r>
+    </w:p>
+    <w:p>
+      <w:pPr>
+        <w:jc w:val="both"/>
+        <w:rPr>
+          <w:rFonts w:ascii="Calibri" w:hAnsi="Calibri" w:cs="Calibri"/>
+          <w:sz w:val="20"/>
+          <w:szCs w:val="20"/>
+        </w:rPr>
+      </w:pPr>
+      <w:r>
+        <w:rPr>
+          <w:rFonts w:ascii="Calibri" w:hAnsi="Calibri" w:cs="Calibri"/>
+          <w:sz w:val="20"/>
+          <w:szCs w:val="20"/>
+        </w:rPr>
+        <w:t xml:space="preserve">La base de datos se creará completa desde este Sprint, incluyendo las tablas que la configuración y las macros utilizarán más adelante. De esta forma, los Sprints siguientes podrán apoyarse en una estructura estable, sin necesidad de modificar el modelo cada vez que se incorpora una funcionalidad.</w:t>
       </w:r>
     </w:p>
     <w:p>
@@ -2023,127 +1183,7 @@
           <w:szCs w:val="20"/>
           <w:lang w:val="en-US"/>
         </w:rPr>
-        <w:t xml:space="preserve">El </w:t>
-      </w:r>
-      <w:proofErr w:type="spellStart"/>
-      <w:r>
-        <w:rPr>
-          <w:rFonts w:ascii="Calibri" w:hAnsi="Calibri" w:cs="Calibri"/>
-          <w:sz w:val="20"/>
-          <w:szCs w:val="20"/>
-          <w:lang w:val="en-US"/>
-        </w:rPr>
-        <w:t>modelo</w:t>
-      </w:r>
-      <w:proofErr w:type="spellEnd"/>
-      <w:r>
-        <w:rPr>
-          <w:rFonts w:ascii="Calibri" w:hAnsi="Calibri" w:cs="Calibri"/>
-          <w:sz w:val="20"/>
-          <w:szCs w:val="20"/>
-          <w:lang w:val="en-US"/>
-        </w:rPr>
-        <w:t xml:space="preserve"> </w:t>
-      </w:r>
-      <w:proofErr w:type="spellStart"/>
-      <w:r>
-        <w:rPr>
-          <w:rFonts w:ascii="Calibri" w:hAnsi="Calibri" w:cs="Calibri"/>
-          <w:sz w:val="20"/>
-          <w:szCs w:val="20"/>
-          <w:lang w:val="en-US"/>
-        </w:rPr>
-        <w:t>considera</w:t>
-      </w:r>
-      <w:proofErr w:type="spellEnd"/>
-      <w:r>
-        <w:rPr>
-          <w:rFonts w:ascii="Calibri" w:hAnsi="Calibri" w:cs="Calibri"/>
-          <w:sz w:val="20"/>
-          <w:szCs w:val="20"/>
-          <w:lang w:val="en-US"/>
-        </w:rPr>
-        <w:t xml:space="preserve"> las </w:t>
-      </w:r>
-      <w:proofErr w:type="spellStart"/>
-      <w:r>
-        <w:rPr>
-          <w:rFonts w:ascii="Calibri" w:hAnsi="Calibri" w:cs="Calibri"/>
-          <w:sz w:val="20"/>
-          <w:szCs w:val="20"/>
-          <w:lang w:val="en-US"/>
-        </w:rPr>
-        <w:t>tablas</w:t>
-      </w:r>
-      <w:proofErr w:type="spellEnd"/>
-      <w:r>
-        <w:rPr>
-          <w:rFonts w:ascii="Calibri" w:hAnsi="Calibri" w:cs="Calibri"/>
-          <w:sz w:val="20"/>
-          <w:szCs w:val="20"/>
-          <w:lang w:val="en-US"/>
-        </w:rPr>
-        <w:t xml:space="preserve"> users, settings, </w:t>
-      </w:r>
-      <w:proofErr w:type="spellStart"/>
-      <w:r>
-        <w:rPr>
-          <w:rFonts w:ascii="Calibri" w:hAnsi="Calibri" w:cs="Calibri"/>
-          <w:sz w:val="20"/>
-          <w:szCs w:val="20"/>
-          <w:lang w:val="en-US"/>
-        </w:rPr>
-        <w:t>usage_sessions</w:t>
-      </w:r>
-      <w:proofErr w:type="spellEnd"/>
-      <w:r>
-        <w:rPr>
-          <w:rFonts w:ascii="Calibri" w:hAnsi="Calibri" w:cs="Calibri"/>
-          <w:sz w:val="20"/>
-          <w:szCs w:val="20"/>
-          <w:lang w:val="en-US"/>
-        </w:rPr>
-        <w:t xml:space="preserve">, breaks, macros, </w:t>
-      </w:r>
-      <w:proofErr w:type="spellStart"/>
-      <w:r>
-        <w:rPr>
-          <w:rFonts w:ascii="Calibri" w:hAnsi="Calibri" w:cs="Calibri"/>
-          <w:sz w:val="20"/>
-          <w:szCs w:val="20"/>
-          <w:lang w:val="en-US"/>
-        </w:rPr>
-        <w:t>macro_triggers</w:t>
-      </w:r>
-      <w:proofErr w:type="spellEnd"/>
-      <w:r>
-        <w:rPr>
-          <w:rFonts w:ascii="Calibri" w:hAnsi="Calibri" w:cs="Calibri"/>
-          <w:sz w:val="20"/>
-          <w:szCs w:val="20"/>
-          <w:lang w:val="en-US"/>
-        </w:rPr>
-        <w:t xml:space="preserve">, </w:t>
-      </w:r>
-      <w:proofErr w:type="spellStart"/>
-      <w:r>
-        <w:rPr>
-          <w:rFonts w:ascii="Calibri" w:hAnsi="Calibri" w:cs="Calibri"/>
-          <w:sz w:val="20"/>
-          <w:szCs w:val="20"/>
-          <w:lang w:val="en-US"/>
-        </w:rPr>
-        <w:t>macro_actions</w:t>
-      </w:r>
-      <w:proofErr w:type="spellEnd"/>
-      <w:r>
-        <w:rPr>
-          <w:rFonts w:ascii="Calibri" w:hAnsi="Calibri" w:cs="Calibri"/>
-          <w:sz w:val="20"/>
-          <w:szCs w:val="20"/>
-          <w:lang w:val="en-US"/>
-        </w:rPr>
-        <w:t xml:space="preserve"> y applications. </w:t>
+        <w:t xml:space="preserve">El modelo considera las tablas users, settings, usage_sessions, breaks, macros, macro_triggers, macro_actions y applications. </w:t>
       </w:r>
       <w:r>
         <w:rPr>
@@ -2228,25 +1268,7 @@
           <w:sz w:val="20"/>
           <w:szCs w:val="20"/>
         </w:rPr>
-        <w:t xml:space="preserve">Figura 1. Modelo de datos de </w:t>
-      </w:r>
-      <w:proofErr w:type="spellStart"/>
-      <w:r>
-        <w:rPr>
-          <w:rFonts w:ascii="Calibri" w:hAnsi="Calibri" w:cs="Calibri"/>
-          <w:sz w:val="20"/>
-          <w:szCs w:val="20"/>
-        </w:rPr>
-        <w:t>ErgoSense</w:t>
-      </w:r>
-      <w:proofErr w:type="spellEnd"/>
-      <w:r>
-        <w:rPr>
-          <w:rFonts w:ascii="Calibri" w:hAnsi="Calibri" w:cs="Calibri"/>
-          <w:sz w:val="20"/>
-          <w:szCs w:val="20"/>
-        </w:rPr>
-        <w:t>.</w:t>
+        <w:t xml:space="preserve">Figura 1. Modelo de datos de ErgoSense.</w:t>
       </w:r>
     </w:p>
     <w:p>
@@ -2273,17 +1295,9 @@
           <w:rFonts w:ascii="Calibri" w:hAnsi="Calibri" w:cs="Calibri"/>
         </w:rPr>
         <w:lastRenderedPageBreak/>
-        <w:t xml:space="preserve">3. Sprint </w:t>
-      </w:r>
-      <w:proofErr w:type="spellStart"/>
-      <w:r>
-        <w:rPr>
-          <w:rFonts w:ascii="Calibri" w:hAnsi="Calibri" w:cs="Calibri"/>
-        </w:rPr>
-        <w:t>Goal</w:t>
+        <w:t xml:space="preserve">3. Sprint Goal</w:t>
       </w:r>
       <w:bookmarkEnd w:id="2"/>
-      <w:proofErr w:type="spellEnd"/>
     </w:p>
     <w:p>
       <w:pPr>
@@ -2320,43 +1334,7 @@
           <w:sz w:val="20"/>
           <w:szCs w:val="20"/>
         </w:rPr>
-        <w:t xml:space="preserve">Con este incremento, </w:t>
-      </w:r>
-      <w:proofErr w:type="spellStart"/>
-      <w:r>
-        <w:rPr>
-          <w:rFonts w:ascii="Calibri" w:hAnsi="Calibri" w:cs="Calibri"/>
-          <w:sz w:val="20"/>
-          <w:szCs w:val="20"/>
-        </w:rPr>
-        <w:t>ErgoSense</w:t>
-      </w:r>
-      <w:proofErr w:type="spellEnd"/>
-      <w:r>
-        <w:rPr>
-          <w:rFonts w:ascii="Calibri" w:hAnsi="Calibri" w:cs="Calibri"/>
-          <w:sz w:val="20"/>
-          <w:szCs w:val="20"/>
-        </w:rPr>
-        <w:t xml:space="preserve"> dejará de depender únicamente de la información en memoria y contará con la base necesaria para la configuración, las macros y la integración de los </w:t>
-      </w:r>
-      <w:proofErr w:type="spellStart"/>
-      <w:r>
-        <w:rPr>
-          <w:rFonts w:ascii="Calibri" w:hAnsi="Calibri" w:cs="Calibri"/>
-          <w:sz w:val="20"/>
-          <w:szCs w:val="20"/>
-        </w:rPr>
-        <w:t>Sprints</w:t>
-      </w:r>
-      <w:proofErr w:type="spellEnd"/>
-      <w:r>
-        <w:rPr>
-          <w:rFonts w:ascii="Calibri" w:hAnsi="Calibri" w:cs="Calibri"/>
-          <w:sz w:val="20"/>
-          <w:szCs w:val="20"/>
-        </w:rPr>
-        <w:t xml:space="preserve"> siguientes.</w:t>
+        <w:t xml:space="preserve">Con este incremento, ErgoSense dejará de depender únicamente de la información en memoria y contará con la base necesaria para la configuración, las macros y la integración de los Sprints siguientes.</w:t>
       </w:r>
     </w:p>
     <w:p>
@@ -2384,23 +1362,7 @@
           <w:rFonts w:ascii="Calibri" w:hAnsi="Calibri" w:cs="Calibri"/>
           <w:lang w:val="en-US"/>
         </w:rPr>
-        <w:t xml:space="preserve">4. </w:t>
-      </w:r>
-      <w:proofErr w:type="spellStart"/>
-      <w:r>
-        <w:rPr>
-          <w:rFonts w:ascii="Calibri" w:hAnsi="Calibri" w:cs="Calibri"/>
-          <w:lang w:val="en-US"/>
-        </w:rPr>
-        <w:t>Alcance</w:t>
-      </w:r>
-      <w:proofErr w:type="spellEnd"/>
-      <w:r>
-        <w:rPr>
-          <w:rFonts w:ascii="Calibri" w:hAnsi="Calibri" w:cs="Calibri"/>
-          <w:lang w:val="en-US"/>
-        </w:rPr>
-        <w:t xml:space="preserve"> del Sprint</w:t>
+        <w:t xml:space="preserve">4. Alcance del Sprint</w:t>
       </w:r>
       <w:bookmarkEnd w:id="3"/>
     </w:p>
@@ -2424,21 +1386,8 @@
           <w:szCs w:val="20"/>
           <w:lang w:val="en-US"/>
         </w:rPr>
-        <w:t xml:space="preserve">Product Backlog Items </w:t>
-      </w:r>
-      <w:proofErr w:type="spellStart"/>
-      <w:r>
-        <w:rPr>
-          <w:rFonts w:ascii="Calibri" w:hAnsi="Calibri" w:cs="Calibri"/>
-          <w:b/>
-          <w:bCs/>
-          <w:sz w:val="20"/>
-          <w:szCs w:val="20"/>
-          <w:lang w:val="en-US"/>
-        </w:rPr>
-        <w:t>incluidos</w:t>
-      </w:r>
-      <w:proofErr w:type="spellEnd"/>
+        <w:t xml:space="preserve">Product Backlog Items incluidos</w:t>
+      </w:r>
     </w:p>
     <w:p>
       <w:pPr>
@@ -2456,25 +1405,7 @@
           <w:sz w:val="20"/>
           <w:szCs w:val="20"/>
         </w:rPr>
-        <w:t xml:space="preserve">Durante este Sprint se trabajarán los siguientes elementos del </w:t>
-      </w:r>
-      <w:proofErr w:type="spellStart"/>
-      <w:r>
-        <w:rPr>
-          <w:rFonts w:ascii="Calibri" w:hAnsi="Calibri" w:cs="Calibri"/>
-          <w:sz w:val="20"/>
-          <w:szCs w:val="20"/>
-        </w:rPr>
-        <w:t>Product</w:t>
-      </w:r>
-      <w:proofErr w:type="spellEnd"/>
-      <w:r>
-        <w:rPr>
-          <w:rFonts w:ascii="Calibri" w:hAnsi="Calibri" w:cs="Calibri"/>
-          <w:sz w:val="20"/>
-          <w:szCs w:val="20"/>
-        </w:rPr>
-        <w:t xml:space="preserve"> Backlog:</w:t>
+        <w:t xml:space="preserve">Durante este Sprint se trabajarán los siguientes elementos del Product Backlog:</w:t>
       </w:r>
     </w:p>
     <w:tbl>
@@ -3184,18 +2115,8 @@
                 <w:sz w:val="20"/>
                 <w:szCs w:val="20"/>
               </w:rPr>
-              <w:t xml:space="preserve">Implementar servidor de </w:t>
-            </w:r>
-            <w:proofErr w:type="spellStart"/>
-            <w:r>
-              <w:rPr>
-                <w:rFonts w:ascii="Calibri" w:hAnsi="Calibri" w:cs="Calibri"/>
-                <w:sz w:val="20"/>
-                <w:szCs w:val="20"/>
-              </w:rPr>
-              <w:t>ErgoSense</w:t>
-            </w:r>
-            <w:proofErr w:type="spellEnd"/>
+              <w:t xml:space="preserve">Implementar servidor de ErgoSense</w:t>
+            </w:r>
           </w:p>
         </w:tc>
         <w:tc>
@@ -3274,25 +2195,7 @@
           <w:sz w:val="20"/>
           <w:szCs w:val="20"/>
         </w:rPr>
-        <w:t xml:space="preserve">Servidor de </w:t>
-      </w:r>
-      <w:proofErr w:type="spellStart"/>
-      <w:r>
-        <w:rPr>
-          <w:rFonts w:ascii="Calibri" w:hAnsi="Calibri" w:cs="Calibri"/>
-          <w:sz w:val="20"/>
-          <w:szCs w:val="20"/>
-        </w:rPr>
-        <w:t>ErgoSense</w:t>
-      </w:r>
-      <w:proofErr w:type="spellEnd"/>
-      <w:r>
-        <w:rPr>
-          <w:rFonts w:ascii="Calibri" w:hAnsi="Calibri" w:cs="Calibri"/>
-          <w:sz w:val="20"/>
-          <w:szCs w:val="20"/>
-        </w:rPr>
-        <w:t xml:space="preserve"> con API REST y base de datos PostgreSQL con las ocho tablas del modelo, ejecutados en contenedores Docker.</w:t>
+        <w:t xml:space="preserve">Servidor de ErgoSense con API REST y base de datos PostgreSQL con las ocho tablas del modelo, ejecutados en contenedores Docker.</w:t>
       </w:r>
     </w:p>
     <w:p>
@@ -3504,35 +2407,7 @@
         <w:rPr>
           <w:rFonts w:ascii="Calibri" w:hAnsi="Calibri" w:cs="Calibri"/>
         </w:rPr>
-        <w:t xml:space="preserve">5. </w:t>
-      </w:r>
-      <w:proofErr w:type="spellStart"/>
-      <w:r>
-        <w:rPr>
-          <w:rFonts w:ascii="Calibri" w:hAnsi="Calibri" w:cs="Calibri"/>
-        </w:rPr>
-        <w:t>Product</w:t>
-      </w:r>
-      <w:proofErr w:type="spellEnd"/>
-      <w:r>
-        <w:rPr>
-          <w:rFonts w:ascii="Calibri" w:hAnsi="Calibri" w:cs="Calibri"/>
-        </w:rPr>
-        <w:t xml:space="preserve"> Backlog </w:t>
-      </w:r>
-      <w:proofErr w:type="spellStart"/>
-      <w:r>
-        <w:rPr>
-          <w:rFonts w:ascii="Calibri" w:hAnsi="Calibri" w:cs="Calibri"/>
-        </w:rPr>
-        <w:t>Items</w:t>
-      </w:r>
-      <w:proofErr w:type="spellEnd"/>
-      <w:r>
-        <w:rPr>
-          <w:rFonts w:ascii="Calibri" w:hAnsi="Calibri" w:cs="Calibri"/>
-        </w:rPr>
-        <w:t xml:space="preserve"> seleccionados</w:t>
+        <w:t xml:space="preserve">5. Product Backlog Items seleccionados</w:t>
       </w:r>
       <w:bookmarkEnd w:id="4"/>
     </w:p>
@@ -3589,43 +2464,7 @@
           <w:sz w:val="20"/>
           <w:szCs w:val="20"/>
         </w:rPr>
-        <w:t xml:space="preserve">El sistema deberá contar con una base de datos PostgreSQL, alojada en el servidor de </w:t>
-      </w:r>
-      <w:proofErr w:type="spellStart"/>
-      <w:r>
-        <w:rPr>
-          <w:rFonts w:ascii="Calibri" w:hAnsi="Calibri" w:cs="Calibri"/>
-          <w:sz w:val="20"/>
-          <w:szCs w:val="20"/>
-        </w:rPr>
-        <w:t>ErgoSense</w:t>
-      </w:r>
-      <w:proofErr w:type="spellEnd"/>
-      <w:r>
-        <w:rPr>
-          <w:rFonts w:ascii="Calibri" w:hAnsi="Calibri" w:cs="Calibri"/>
-          <w:sz w:val="20"/>
-          <w:szCs w:val="20"/>
-        </w:rPr>
-        <w:t xml:space="preserve">, que almacene la información según el modelo de datos definido en el </w:t>
-      </w:r>
-      <w:proofErr w:type="spellStart"/>
-      <w:r>
-        <w:rPr>
-          <w:rFonts w:ascii="Calibri" w:hAnsi="Calibri" w:cs="Calibri"/>
-          <w:sz w:val="20"/>
-          <w:szCs w:val="20"/>
-        </w:rPr>
-        <w:t>Product</w:t>
-      </w:r>
-      <w:proofErr w:type="spellEnd"/>
-      <w:r>
-        <w:rPr>
-          <w:rFonts w:ascii="Calibri" w:hAnsi="Calibri" w:cs="Calibri"/>
-          <w:sz w:val="20"/>
-          <w:szCs w:val="20"/>
-        </w:rPr>
-        <w:t xml:space="preserve"> Backlog.</w:t>
+        <w:t xml:space="preserve">El sistema deberá contar con una base de datos PostgreSQL, alojada en el servidor de ErgoSense, que almacene la información según el modelo de datos definido en el Product Backlog.</w:t>
       </w:r>
     </w:p>
     <w:p>
@@ -3749,127 +2588,7 @@
           <w:szCs w:val="20"/>
           <w:lang w:val="en-US"/>
         </w:rPr>
-        <w:t xml:space="preserve">Se </w:t>
-      </w:r>
-      <w:proofErr w:type="spellStart"/>
-      <w:r>
-        <w:rPr>
-          <w:rFonts w:ascii="Calibri" w:hAnsi="Calibri" w:cs="Calibri"/>
-          <w:sz w:val="20"/>
-          <w:szCs w:val="20"/>
-          <w:lang w:val="en-US"/>
-        </w:rPr>
-        <w:t>crean</w:t>
-      </w:r>
-      <w:proofErr w:type="spellEnd"/>
-      <w:r>
-        <w:rPr>
-          <w:rFonts w:ascii="Calibri" w:hAnsi="Calibri" w:cs="Calibri"/>
-          <w:sz w:val="20"/>
-          <w:szCs w:val="20"/>
-          <w:lang w:val="en-US"/>
-        </w:rPr>
-        <w:t xml:space="preserve"> las </w:t>
-      </w:r>
-      <w:proofErr w:type="spellStart"/>
-      <w:r>
-        <w:rPr>
-          <w:rFonts w:ascii="Calibri" w:hAnsi="Calibri" w:cs="Calibri"/>
-          <w:sz w:val="20"/>
-          <w:szCs w:val="20"/>
-          <w:lang w:val="en-US"/>
-        </w:rPr>
-        <w:t>tablas</w:t>
-      </w:r>
-      <w:proofErr w:type="spellEnd"/>
-      <w:r>
-        <w:rPr>
-          <w:rFonts w:ascii="Calibri" w:hAnsi="Calibri" w:cs="Calibri"/>
-          <w:sz w:val="20"/>
-          <w:szCs w:val="20"/>
-          <w:lang w:val="en-US"/>
-        </w:rPr>
-        <w:t xml:space="preserve"> users, settings, </w:t>
-      </w:r>
-      <w:proofErr w:type="spellStart"/>
-      <w:r>
-        <w:rPr>
-          <w:rFonts w:ascii="Calibri" w:hAnsi="Calibri" w:cs="Calibri"/>
-          <w:sz w:val="20"/>
-          <w:szCs w:val="20"/>
-          <w:lang w:val="en-US"/>
-        </w:rPr>
-        <w:t>usage_sessions</w:t>
-      </w:r>
-      <w:proofErr w:type="spellEnd"/>
-      <w:r>
-        <w:rPr>
-          <w:rFonts w:ascii="Calibri" w:hAnsi="Calibri" w:cs="Calibri"/>
-          <w:sz w:val="20"/>
-          <w:szCs w:val="20"/>
-          <w:lang w:val="en-US"/>
-        </w:rPr>
-        <w:t xml:space="preserve">, </w:t>
-      </w:r>
-      <w:proofErr w:type="gramStart"/>
-      <w:r>
-        <w:rPr>
-          <w:rFonts w:ascii="Calibri" w:hAnsi="Calibri" w:cs="Calibri"/>
-          <w:sz w:val="20"/>
-          <w:szCs w:val="20"/>
-          <w:lang w:val="en-US"/>
-        </w:rPr>
-        <w:t>breaks, macros</w:t>
-      </w:r>
-      <w:proofErr w:type="gramEnd"/>
-      <w:r>
-        <w:rPr>
-          <w:rFonts w:ascii="Calibri" w:hAnsi="Calibri" w:cs="Calibri"/>
-          <w:sz w:val="20"/>
-          <w:szCs w:val="20"/>
-          <w:lang w:val="en-US"/>
-        </w:rPr>
-        <w:t xml:space="preserve">, </w:t>
-      </w:r>
-      <w:proofErr w:type="spellStart"/>
-      <w:r>
-        <w:rPr>
-          <w:rFonts w:ascii="Calibri" w:hAnsi="Calibri" w:cs="Calibri"/>
-          <w:sz w:val="20"/>
-          <w:szCs w:val="20"/>
-          <w:lang w:val="en-US"/>
-        </w:rPr>
-        <w:t>macro_triggers</w:t>
-      </w:r>
-      <w:proofErr w:type="spellEnd"/>
-      <w:r>
-        <w:rPr>
-          <w:rFonts w:ascii="Calibri" w:hAnsi="Calibri" w:cs="Calibri"/>
-          <w:sz w:val="20"/>
-          <w:szCs w:val="20"/>
-          <w:lang w:val="en-US"/>
-        </w:rPr>
-        <w:t xml:space="preserve">, </w:t>
-      </w:r>
-      <w:proofErr w:type="spellStart"/>
-      <w:r>
-        <w:rPr>
-          <w:rFonts w:ascii="Calibri" w:hAnsi="Calibri" w:cs="Calibri"/>
-          <w:sz w:val="20"/>
-          <w:szCs w:val="20"/>
-          <w:lang w:val="en-US"/>
-        </w:rPr>
-        <w:t>macro_actions</w:t>
-      </w:r>
-      <w:proofErr w:type="spellEnd"/>
-      <w:r>
-        <w:rPr>
-          <w:rFonts w:ascii="Calibri" w:hAnsi="Calibri" w:cs="Calibri"/>
-          <w:sz w:val="20"/>
-          <w:szCs w:val="20"/>
-          <w:lang w:val="en-US"/>
-        </w:rPr>
-        <w:t xml:space="preserve"> y applications.</w:t>
+        <w:t xml:space="preserve">Se crean las tablas users, settings, usage_sessions, breaks, macros, macro_triggers, macro_actions y applications.</w:t>
       </w:r>
     </w:p>
     <w:p>
@@ -3913,25 +2632,7 @@
           <w:sz w:val="20"/>
           <w:szCs w:val="20"/>
         </w:rPr>
-        <w:t xml:space="preserve">La restricción de unicidad sobre </w:t>
-      </w:r>
-      <w:proofErr w:type="spellStart"/>
-      <w:r>
-        <w:rPr>
-          <w:rFonts w:ascii="Calibri" w:hAnsi="Calibri" w:cs="Calibri"/>
-          <w:sz w:val="20"/>
-          <w:szCs w:val="20"/>
-        </w:rPr>
-        <w:t>settings.user_id</w:t>
-      </w:r>
-      <w:proofErr w:type="spellEnd"/>
-      <w:r>
-        <w:rPr>
-          <w:rFonts w:ascii="Calibri" w:hAnsi="Calibri" w:cs="Calibri"/>
-          <w:sz w:val="20"/>
-          <w:szCs w:val="20"/>
-        </w:rPr>
-        <w:t xml:space="preserve"> asegura una única configuración por usuario.</w:t>
+        <w:t xml:space="preserve">La restricción de unicidad sobre settings.user_id asegura una única configuración por usuario.</w:t>
       </w:r>
     </w:p>
     <w:p>
@@ -4032,25 +2733,7 @@
           <w:sz w:val="20"/>
           <w:szCs w:val="20"/>
         </w:rPr>
-        <w:t xml:space="preserve">El usuario deberá poder crear una cuenta indicando su nombre, correo electrónico y contraseña. La cuenta se registrará en el servidor de </w:t>
-      </w:r>
-      <w:proofErr w:type="spellStart"/>
-      <w:r>
-        <w:rPr>
-          <w:rFonts w:ascii="Calibri" w:hAnsi="Calibri" w:cs="Calibri"/>
-          <w:sz w:val="20"/>
-          <w:szCs w:val="20"/>
-        </w:rPr>
-        <w:t>ErgoSense</w:t>
-      </w:r>
-      <w:proofErr w:type="spellEnd"/>
-      <w:r>
-        <w:rPr>
-          <w:rFonts w:ascii="Calibri" w:hAnsi="Calibri" w:cs="Calibri"/>
-          <w:sz w:val="20"/>
-          <w:szCs w:val="20"/>
-        </w:rPr>
-        <w:t xml:space="preserve"> y a ella se asociarán su configuración, sesiones de uso, macros y aplicaciones.</w:t>
+        <w:t xml:space="preserve">El usuario deberá poder crear una cuenta indicando su nombre, correo electrónico y contraseña. La cuenta se registrará en el servidor de ErgoSense y a ella se asociarán su configuración, sesiones de uso, macros y aplicaciones.</w:t>
       </w:r>
     </w:p>
     <w:p>
@@ -4107,43 +2790,7 @@
           <w:sz w:val="20"/>
           <w:szCs w:val="20"/>
         </w:rPr>
-        <w:t xml:space="preserve">El usuario podrá crear su cuenta desde una ventana básica de registro, y esta quedará almacenada en la tabla </w:t>
-      </w:r>
-      <w:proofErr w:type="spellStart"/>
-      <w:r>
-        <w:rPr>
-          <w:rFonts w:ascii="Calibri" w:hAnsi="Calibri" w:cs="Calibri"/>
-          <w:sz w:val="20"/>
-          <w:szCs w:val="20"/>
-        </w:rPr>
-        <w:t>users</w:t>
-      </w:r>
-      <w:proofErr w:type="spellEnd"/>
-      <w:r>
-        <w:rPr>
-          <w:rFonts w:ascii="Calibri" w:hAnsi="Calibri" w:cs="Calibri"/>
-          <w:sz w:val="20"/>
-          <w:szCs w:val="20"/>
-        </w:rPr>
-        <w:t xml:space="preserve">, con su configuración inicial en la tabla </w:t>
-      </w:r>
-      <w:proofErr w:type="spellStart"/>
-      <w:r>
-        <w:rPr>
-          <w:rFonts w:ascii="Calibri" w:hAnsi="Calibri" w:cs="Calibri"/>
-          <w:sz w:val="20"/>
-          <w:szCs w:val="20"/>
-        </w:rPr>
-        <w:t>settings</w:t>
-      </w:r>
-      <w:proofErr w:type="spellEnd"/>
-      <w:r>
-        <w:rPr>
-          <w:rFonts w:ascii="Calibri" w:hAnsi="Calibri" w:cs="Calibri"/>
-          <w:sz w:val="20"/>
-          <w:szCs w:val="20"/>
-        </w:rPr>
-        <w:t>.</w:t>
+        <w:t xml:space="preserve">El usuario podrá crear su cuenta desde una ventana básica de registro, y esta quedará almacenada en la tabla users, con su configuración inicial en la tabla settings.</w:t>
       </w:r>
     </w:p>
     <w:p>
@@ -4387,25 +3034,7 @@
           <w:sz w:val="20"/>
           <w:szCs w:val="20"/>
         </w:rPr>
-        <w:t xml:space="preserve">Cada vez que se inicie el monitoreo se creará un registro en </w:t>
-      </w:r>
-      <w:proofErr w:type="spellStart"/>
-      <w:r>
-        <w:rPr>
-          <w:rFonts w:ascii="Calibri" w:hAnsi="Calibri" w:cs="Calibri"/>
-          <w:sz w:val="20"/>
-          <w:szCs w:val="20"/>
-        </w:rPr>
-        <w:t>usage_sessions</w:t>
-      </w:r>
-      <w:proofErr w:type="spellEnd"/>
-      <w:r>
-        <w:rPr>
-          <w:rFonts w:ascii="Calibri" w:hAnsi="Calibri" w:cs="Calibri"/>
-          <w:sz w:val="20"/>
-          <w:szCs w:val="20"/>
-        </w:rPr>
-        <w:t>, que se completará con su hora de término al finalizar el monitoreo o cerrar la aplicación.</w:t>
+        <w:t xml:space="preserve">Cada vez que se inicie el monitoreo se creará un registro en usage_sessions, que se completará con su hora de término al finalizar el monitoreo o cerrar la aplicación.</w:t>
       </w:r>
     </w:p>
     <w:p>
@@ -4470,25 +3099,7 @@
           <w:sz w:val="20"/>
           <w:szCs w:val="20"/>
         </w:rPr>
-        <w:t xml:space="preserve">Cada sesión queda asociada al usuario mediante </w:t>
-      </w:r>
-      <w:proofErr w:type="spellStart"/>
-      <w:r>
-        <w:rPr>
-          <w:rFonts w:ascii="Calibri" w:hAnsi="Calibri" w:cs="Calibri"/>
-          <w:sz w:val="20"/>
-          <w:szCs w:val="20"/>
-        </w:rPr>
-        <w:t>user_id</w:t>
-      </w:r>
-      <w:proofErr w:type="spellEnd"/>
-      <w:r>
-        <w:rPr>
-          <w:rFonts w:ascii="Calibri" w:hAnsi="Calibri" w:cs="Calibri"/>
-          <w:sz w:val="20"/>
-          <w:szCs w:val="20"/>
-        </w:rPr>
-        <w:t>.</w:t>
+        <w:t xml:space="preserve">Cada sesión queda asociada al usuario mediante user_id.</w:t>
       </w:r>
     </w:p>
     <w:p>
@@ -4646,61 +3257,7 @@
           <w:sz w:val="20"/>
           <w:szCs w:val="20"/>
         </w:rPr>
-        <w:t xml:space="preserve">Cuando el usuario deje de interactuar con el teclado y el </w:t>
-      </w:r>
-      <w:proofErr w:type="gramStart"/>
-      <w:r>
-        <w:rPr>
-          <w:rFonts w:ascii="Calibri" w:hAnsi="Calibri" w:cs="Calibri"/>
-          <w:sz w:val="20"/>
-          <w:szCs w:val="20"/>
-        </w:rPr>
-        <w:t>mouse</w:t>
-      </w:r>
-      <w:proofErr w:type="gramEnd"/>
-      <w:r>
-        <w:rPr>
-          <w:rFonts w:ascii="Calibri" w:hAnsi="Calibri" w:cs="Calibri"/>
-          <w:sz w:val="20"/>
-          <w:szCs w:val="20"/>
-        </w:rPr>
-        <w:t xml:space="preserve"> durante el tiempo configurado, </w:t>
-      </w:r>
-      <w:proofErr w:type="spellStart"/>
-      <w:r>
-        <w:rPr>
-          <w:rFonts w:ascii="Calibri" w:hAnsi="Calibri" w:cs="Calibri"/>
-          <w:sz w:val="20"/>
-          <w:szCs w:val="20"/>
-        </w:rPr>
-        <w:t>ErgoSense</w:t>
-      </w:r>
-      <w:proofErr w:type="spellEnd"/>
-      <w:r>
-        <w:rPr>
-          <w:rFonts w:ascii="Calibri" w:hAnsi="Calibri" w:cs="Calibri"/>
-          <w:sz w:val="20"/>
-          <w:szCs w:val="20"/>
-        </w:rPr>
-        <w:t xml:space="preserve"> registrará una pausa en la tabla </w:t>
-      </w:r>
-      <w:proofErr w:type="spellStart"/>
-      <w:r>
-        <w:rPr>
-          <w:rFonts w:ascii="Calibri" w:hAnsi="Calibri" w:cs="Calibri"/>
-          <w:sz w:val="20"/>
-          <w:szCs w:val="20"/>
-        </w:rPr>
-        <w:t>breaks</w:t>
-      </w:r>
-      <w:proofErr w:type="spellEnd"/>
-      <w:r>
-        <w:rPr>
-          <w:rFonts w:ascii="Calibri" w:hAnsi="Calibri" w:cs="Calibri"/>
-          <w:sz w:val="20"/>
-          <w:szCs w:val="20"/>
-        </w:rPr>
-        <w:t>, asociada a la sesión en curso, con su hora de inicio y, al retomar la actividad, con su hora de término.</w:t>
+        <w:t xml:space="preserve">Cuando el usuario deje de interactuar con el teclado y el mouse durante el tiempo configurado, ErgoSense registrará una pausa en la tabla breaks, asociada a la sesión en curso, con su hora de inicio y, al retomar la actividad, con su hora de término.</w:t>
       </w:r>
     </w:p>
     <w:p>
@@ -4765,25 +3322,7 @@
           <w:sz w:val="20"/>
           <w:szCs w:val="20"/>
         </w:rPr>
-        <w:t>El tiempo de inactividad se obtiene de la configuración del usuario (</w:t>
-      </w:r>
-      <w:proofErr w:type="spellStart"/>
-      <w:r>
-        <w:rPr>
-          <w:rFonts w:ascii="Calibri" w:hAnsi="Calibri" w:cs="Calibri"/>
-          <w:sz w:val="20"/>
-          <w:szCs w:val="20"/>
-        </w:rPr>
-        <w:t>inactivity_break_minutes</w:t>
-      </w:r>
-      <w:proofErr w:type="spellEnd"/>
-      <w:r>
-        <w:rPr>
-          <w:rFonts w:ascii="Calibri" w:hAnsi="Calibri" w:cs="Calibri"/>
-          <w:sz w:val="20"/>
-          <w:szCs w:val="20"/>
-        </w:rPr>
-        <w:t>), cuyo valor por defecto es de 10 minutos.</w:t>
+        <w:t>El tiempo de inactividad se obtiene de la configuración del usuario (inactivity_break_minutes), cuyo valor por defecto es de 10 minutos.</w:t>
       </w:r>
     </w:p>
     <w:p>
@@ -5089,16 +3628,8 @@
         <w:rPr>
           <w:rFonts w:ascii="Calibri" w:hAnsi="Calibri" w:cs="Calibri"/>
         </w:rPr>
-        <w:t xml:space="preserve">PB-49 – Implementar servidor de </w:t>
-      </w:r>
-      <w:proofErr w:type="spellStart"/>
-      <w:r>
-        <w:rPr>
-          <w:rFonts w:ascii="Calibri" w:hAnsi="Calibri" w:cs="Calibri"/>
-        </w:rPr>
-        <w:t>ErgoSense</w:t>
-      </w:r>
-      <w:proofErr w:type="spellEnd"/>
+        <w:t xml:space="preserve">PB-49 – Implementar servidor de ErgoSense</w:t>
+      </w:r>
     </w:p>
     <w:p>
       <w:pPr>
@@ -5136,25 +3667,7 @@
           <w:sz w:val="20"/>
           <w:szCs w:val="20"/>
         </w:rPr>
-        <w:t xml:space="preserve">Se deberá desarrollar el servidor de </w:t>
-      </w:r>
-      <w:proofErr w:type="spellStart"/>
-      <w:r>
-        <w:rPr>
-          <w:rFonts w:ascii="Calibri" w:hAnsi="Calibri" w:cs="Calibri"/>
-          <w:sz w:val="20"/>
-          <w:szCs w:val="20"/>
-        </w:rPr>
-        <w:t>ErgoSense</w:t>
-      </w:r>
-      <w:proofErr w:type="spellEnd"/>
-      <w:r>
-        <w:rPr>
-          <w:rFonts w:ascii="Calibri" w:hAnsi="Calibri" w:cs="Calibri"/>
-          <w:sz w:val="20"/>
-          <w:szCs w:val="20"/>
-        </w:rPr>
-        <w:t>, compuesto por una API REST propia y la base de datos PostgreSQL, ambos ejecutados en contenedores Docker. La aplicación de escritorio almacenará y consultará toda su información a través de la API.</w:t>
+        <w:t xml:space="preserve">Se deberá desarrollar el servidor de ErgoSense, compuesto por una API REST propia y la base de datos PostgreSQL, ambos ejecutados en contenedores Docker. La aplicación de escritorio almacenará y consultará toda su información a través de la API.</w:t>
       </w:r>
     </w:p>
     <w:p>
@@ -5193,25 +3706,7 @@
           <w:sz w:val="20"/>
           <w:szCs w:val="20"/>
         </w:rPr>
-        <w:t xml:space="preserve">El servidor podrá levantarse mediante Docker y expondrá los servicios de registro, inicio de sesión y almacenamiento de la información de </w:t>
-      </w:r>
-      <w:proofErr w:type="spellStart"/>
-      <w:r>
-        <w:rPr>
-          <w:rFonts w:ascii="Calibri" w:hAnsi="Calibri" w:cs="Calibri"/>
-          <w:sz w:val="20"/>
-          <w:szCs w:val="20"/>
-        </w:rPr>
-        <w:t>ErgoSense</w:t>
-      </w:r>
-      <w:proofErr w:type="spellEnd"/>
-      <w:r>
-        <w:rPr>
-          <w:rFonts w:ascii="Calibri" w:hAnsi="Calibri" w:cs="Calibri"/>
-          <w:sz w:val="20"/>
-          <w:szCs w:val="20"/>
-        </w:rPr>
-        <w:t>.</w:t>
+        <w:t xml:space="preserve">El servidor podrá levantarse mediante Docker y expondrá los servicios de registro, inicio de sesión y almacenamiento de la información de ErgoSense.</w:t>
       </w:r>
     </w:p>
     <w:p>
@@ -5388,43 +3883,7 @@
           <w:sz w:val="20"/>
           <w:szCs w:val="20"/>
         </w:rPr>
-        <w:t xml:space="preserve">Los </w:t>
-      </w:r>
-      <w:proofErr w:type="spellStart"/>
-      <w:r>
-        <w:rPr>
-          <w:rFonts w:ascii="Calibri" w:hAnsi="Calibri" w:cs="Calibri"/>
-          <w:sz w:val="20"/>
-          <w:szCs w:val="20"/>
-        </w:rPr>
-        <w:t>Product</w:t>
-      </w:r>
-      <w:proofErr w:type="spellEnd"/>
-      <w:r>
-        <w:rPr>
-          <w:rFonts w:ascii="Calibri" w:hAnsi="Calibri" w:cs="Calibri"/>
-          <w:sz w:val="20"/>
-          <w:szCs w:val="20"/>
-        </w:rPr>
-        <w:t xml:space="preserve"> Backlog </w:t>
-      </w:r>
-      <w:proofErr w:type="spellStart"/>
-      <w:r>
-        <w:rPr>
-          <w:rFonts w:ascii="Calibri" w:hAnsi="Calibri" w:cs="Calibri"/>
-          <w:sz w:val="20"/>
-          <w:szCs w:val="20"/>
-        </w:rPr>
-        <w:t>Items</w:t>
-      </w:r>
-      <w:proofErr w:type="spellEnd"/>
-      <w:r>
-        <w:rPr>
-          <w:rFonts w:ascii="Calibri" w:hAnsi="Calibri" w:cs="Calibri"/>
-          <w:sz w:val="20"/>
-          <w:szCs w:val="20"/>
-        </w:rPr>
-        <w:t xml:space="preserve"> seleccionados se descomponen en las siguientes tareas:</w:t>
+        <w:t xml:space="preserve">Los Product Backlog Items seleccionados se descomponen en las siguientes tareas:</w:t>
       </w:r>
     </w:p>
     <w:tbl>
@@ -5676,25 +4135,7 @@
                 <w:sz w:val="20"/>
                 <w:szCs w:val="20"/>
               </w:rPr>
-              <w:t xml:space="preserve">Revisar las tablas, campos, restricciones y relaciones definidas en el </w:t>
-            </w:r>
-            <w:proofErr w:type="spellStart"/>
-            <w:r>
-              <w:rPr>
-                <w:rFonts w:ascii="Calibri" w:hAnsi="Calibri" w:cs="Calibri"/>
-                <w:sz w:val="20"/>
-                <w:szCs w:val="20"/>
-              </w:rPr>
-              <w:t>Product</w:t>
-            </w:r>
-            <w:proofErr w:type="spellEnd"/>
-            <w:r>
-              <w:rPr>
-                <w:rFonts w:ascii="Calibri" w:hAnsi="Calibri" w:cs="Calibri"/>
-                <w:sz w:val="20"/>
-                <w:szCs w:val="20"/>
-              </w:rPr>
-              <w:t xml:space="preserve"> Backlog.</w:t>
+              <w:t xml:space="preserve">Revisar las tablas, campos, restricciones y relaciones definidas en el Product Backlog.</w:t>
             </w:r>
           </w:p>
         </w:tc>
@@ -5814,25 +4255,7 @@
                 <w:sz w:val="20"/>
                 <w:szCs w:val="20"/>
               </w:rPr>
-              <w:t xml:space="preserve">Configurar PostgreSQL en un contenedor Docker para el servidor de </w:t>
-            </w:r>
-            <w:proofErr w:type="spellStart"/>
-            <w:r>
-              <w:rPr>
-                <w:rFonts w:ascii="Calibri" w:hAnsi="Calibri" w:cs="Calibri"/>
-                <w:sz w:val="20"/>
-                <w:szCs w:val="20"/>
-              </w:rPr>
-              <w:t>ErgoSense</w:t>
-            </w:r>
-            <w:proofErr w:type="spellEnd"/>
-            <w:r>
-              <w:rPr>
-                <w:rFonts w:ascii="Calibri" w:hAnsi="Calibri" w:cs="Calibri"/>
-                <w:sz w:val="20"/>
-                <w:szCs w:val="20"/>
-              </w:rPr>
-              <w:t>.</w:t>
+              <w:t xml:space="preserve">Configurar PostgreSQL en un contenedor Docker para el servidor de ErgoSense.</w:t>
             </w:r>
           </w:p>
         </w:tc>
@@ -5952,43 +4375,7 @@
                 <w:sz w:val="20"/>
                 <w:szCs w:val="20"/>
               </w:rPr>
-              <w:t xml:space="preserve">Implementar </w:t>
-            </w:r>
-            <w:proofErr w:type="spellStart"/>
-            <w:r>
-              <w:rPr>
-                <w:rFonts w:ascii="Calibri" w:hAnsi="Calibri" w:cs="Calibri"/>
-                <w:sz w:val="20"/>
-                <w:szCs w:val="20"/>
-              </w:rPr>
-              <w:t>users</w:t>
-            </w:r>
-            <w:proofErr w:type="spellEnd"/>
-            <w:r>
-              <w:rPr>
-                <w:rFonts w:ascii="Calibri" w:hAnsi="Calibri" w:cs="Calibri"/>
-                <w:sz w:val="20"/>
-                <w:szCs w:val="20"/>
-              </w:rPr>
-              <w:t xml:space="preserve"> y </w:t>
-            </w:r>
-            <w:proofErr w:type="spellStart"/>
-            <w:r>
-              <w:rPr>
-                <w:rFonts w:ascii="Calibri" w:hAnsi="Calibri" w:cs="Calibri"/>
-                <w:sz w:val="20"/>
-                <w:szCs w:val="20"/>
-              </w:rPr>
-              <w:t>settings</w:t>
-            </w:r>
-            <w:proofErr w:type="spellEnd"/>
-            <w:r>
-              <w:rPr>
-                <w:rFonts w:ascii="Calibri" w:hAnsi="Calibri" w:cs="Calibri"/>
-                <w:sz w:val="20"/>
-                <w:szCs w:val="20"/>
-              </w:rPr>
-              <w:t xml:space="preserve"> con sus restricciones y valores por defecto.</w:t>
+              <w:t xml:space="preserve">Implementar users y settings con sus restricciones y valores por defecto.</w:t>
             </w:r>
           </w:p>
         </w:tc>
@@ -6108,43 +4495,7 @@
                 <w:sz w:val="20"/>
                 <w:szCs w:val="20"/>
               </w:rPr>
-              <w:t xml:space="preserve">Implementar </w:t>
-            </w:r>
-            <w:proofErr w:type="spellStart"/>
-            <w:r>
-              <w:rPr>
-                <w:rFonts w:ascii="Calibri" w:hAnsi="Calibri" w:cs="Calibri"/>
-                <w:sz w:val="20"/>
-                <w:szCs w:val="20"/>
-              </w:rPr>
-              <w:t>usage_sessions</w:t>
-            </w:r>
-            <w:proofErr w:type="spellEnd"/>
-            <w:r>
-              <w:rPr>
-                <w:rFonts w:ascii="Calibri" w:hAnsi="Calibri" w:cs="Calibri"/>
-                <w:sz w:val="20"/>
-                <w:szCs w:val="20"/>
-              </w:rPr>
-              <w:t xml:space="preserve"> y </w:t>
-            </w:r>
-            <w:proofErr w:type="spellStart"/>
-            <w:r>
-              <w:rPr>
-                <w:rFonts w:ascii="Calibri" w:hAnsi="Calibri" w:cs="Calibri"/>
-                <w:sz w:val="20"/>
-                <w:szCs w:val="20"/>
-              </w:rPr>
-              <w:t>breaks</w:t>
-            </w:r>
-            <w:proofErr w:type="spellEnd"/>
-            <w:r>
-              <w:rPr>
-                <w:rFonts w:ascii="Calibri" w:hAnsi="Calibri" w:cs="Calibri"/>
-                <w:sz w:val="20"/>
-                <w:szCs w:val="20"/>
-              </w:rPr>
-              <w:t xml:space="preserve"> con sus claves foráneas.</w:t>
+              <w:t xml:space="preserve">Implementar usage_sessions y breaks con sus claves foráneas.</w:t>
             </w:r>
           </w:p>
         </w:tc>
@@ -6264,61 +4615,7 @@
                 <w:sz w:val="20"/>
                 <w:szCs w:val="20"/>
               </w:rPr>
-              <w:t xml:space="preserve">Implementar macros, </w:t>
-            </w:r>
-            <w:proofErr w:type="spellStart"/>
-            <w:r>
-              <w:rPr>
-                <w:rFonts w:ascii="Calibri" w:hAnsi="Calibri" w:cs="Calibri"/>
-                <w:sz w:val="20"/>
-                <w:szCs w:val="20"/>
-              </w:rPr>
-              <w:t>macro_triggers</w:t>
-            </w:r>
-            <w:proofErr w:type="spellEnd"/>
-            <w:r>
-              <w:rPr>
-                <w:rFonts w:ascii="Calibri" w:hAnsi="Calibri" w:cs="Calibri"/>
-                <w:sz w:val="20"/>
-                <w:szCs w:val="20"/>
-              </w:rPr>
-              <w:t xml:space="preserve">, </w:t>
-            </w:r>
-            <w:proofErr w:type="spellStart"/>
-            <w:r>
-              <w:rPr>
-                <w:rFonts w:ascii="Calibri" w:hAnsi="Calibri" w:cs="Calibri"/>
-                <w:sz w:val="20"/>
-                <w:szCs w:val="20"/>
-              </w:rPr>
-              <w:t>macro_actions</w:t>
-            </w:r>
-            <w:proofErr w:type="spellEnd"/>
-            <w:r>
-              <w:rPr>
-                <w:rFonts w:ascii="Calibri" w:hAnsi="Calibri" w:cs="Calibri"/>
-                <w:sz w:val="20"/>
-                <w:szCs w:val="20"/>
-              </w:rPr>
-              <w:t xml:space="preserve"> y </w:t>
-            </w:r>
-            <w:proofErr w:type="spellStart"/>
-            <w:r>
-              <w:rPr>
-                <w:rFonts w:ascii="Calibri" w:hAnsi="Calibri" w:cs="Calibri"/>
-                <w:sz w:val="20"/>
-                <w:szCs w:val="20"/>
-              </w:rPr>
-              <w:t>applications</w:t>
-            </w:r>
-            <w:proofErr w:type="spellEnd"/>
-            <w:r>
-              <w:rPr>
-                <w:rFonts w:ascii="Calibri" w:hAnsi="Calibri" w:cs="Calibri"/>
-                <w:sz w:val="20"/>
-                <w:szCs w:val="20"/>
-              </w:rPr>
-              <w:t xml:space="preserve"> para dejar el modelo completo.</w:t>
+              <w:t xml:space="preserve">Implementar macros, macro_triggers, macro_actions y applications para dejar el modelo completo.</w:t>
             </w:r>
           </w:p>
         </w:tc>
@@ -6559,25 +4856,7 @@
                 <w:sz w:val="20"/>
                 <w:szCs w:val="20"/>
               </w:rPr>
-              <w:t xml:space="preserve">Desarrollar las operaciones de lectura y escritura que expondrá la API para los módulos de </w:t>
-            </w:r>
-            <w:proofErr w:type="spellStart"/>
-            <w:r>
-              <w:rPr>
-                <w:rFonts w:ascii="Calibri" w:hAnsi="Calibri" w:cs="Calibri"/>
-                <w:sz w:val="20"/>
-                <w:szCs w:val="20"/>
-              </w:rPr>
-              <w:t>ErgoSense</w:t>
-            </w:r>
-            <w:proofErr w:type="spellEnd"/>
-            <w:r>
-              <w:rPr>
-                <w:rFonts w:ascii="Calibri" w:hAnsi="Calibri" w:cs="Calibri"/>
-                <w:sz w:val="20"/>
-                <w:szCs w:val="20"/>
-              </w:rPr>
-              <w:t>.</w:t>
+              <w:t xml:space="preserve">Desarrollar las operaciones de lectura y escritura que expondrá la API para los módulos de ErgoSense.</w:t>
             </w:r>
           </w:p>
         </w:tc>
@@ -7777,25 +6056,7 @@
                 <w:sz w:val="20"/>
                 <w:szCs w:val="20"/>
               </w:rPr>
-              <w:t xml:space="preserve">Utilizar la actividad de teclado y </w:t>
-            </w:r>
-            <w:proofErr w:type="gramStart"/>
-            <w:r>
-              <w:rPr>
-                <w:rFonts w:ascii="Calibri" w:hAnsi="Calibri" w:cs="Calibri"/>
-                <w:sz w:val="20"/>
-                <w:szCs w:val="20"/>
-              </w:rPr>
-              <w:t>mouse</w:t>
-            </w:r>
-            <w:proofErr w:type="gramEnd"/>
-            <w:r>
-              <w:rPr>
-                <w:rFonts w:ascii="Calibri" w:hAnsi="Calibri" w:cs="Calibri"/>
-                <w:sz w:val="20"/>
-                <w:szCs w:val="20"/>
-              </w:rPr>
-              <w:t xml:space="preserve"> del Sprint 01 para identificar períodos sin interacción.</w:t>
+              <w:t xml:space="preserve">Utilizar la actividad de teclado y mouse del Sprint 01 para identificar períodos sin interacción.</w:t>
             </w:r>
           </w:p>
         </w:tc>
@@ -7915,25 +6176,7 @@
                 <w:sz w:val="20"/>
                 <w:szCs w:val="20"/>
               </w:rPr>
-              <w:t xml:space="preserve">Leer </w:t>
-            </w:r>
-            <w:proofErr w:type="spellStart"/>
-            <w:r>
-              <w:rPr>
-                <w:rFonts w:ascii="Calibri" w:hAnsi="Calibri" w:cs="Calibri"/>
-                <w:sz w:val="20"/>
-                <w:szCs w:val="20"/>
-              </w:rPr>
-              <w:t>inactivity_break_minutes</w:t>
-            </w:r>
-            <w:proofErr w:type="spellEnd"/>
-            <w:r>
-              <w:rPr>
-                <w:rFonts w:ascii="Calibri" w:hAnsi="Calibri" w:cs="Calibri"/>
-                <w:sz w:val="20"/>
-                <w:szCs w:val="20"/>
-              </w:rPr>
-              <w:t xml:space="preserve"> desde la configuración para determinar cuándo existe una pausa.</w:t>
+              <w:t xml:space="preserve">Leer inactivity_break_minutes desde la configuración para determinar cuándo existe una pausa.</w:t>
             </w:r>
           </w:p>
         </w:tc>
@@ -8053,25 +6296,7 @@
                 <w:sz w:val="20"/>
                 <w:szCs w:val="20"/>
               </w:rPr>
-              <w:t xml:space="preserve">Almacenar la pausa en </w:t>
-            </w:r>
-            <w:proofErr w:type="spellStart"/>
-            <w:r>
-              <w:rPr>
-                <w:rFonts w:ascii="Calibri" w:hAnsi="Calibri" w:cs="Calibri"/>
-                <w:sz w:val="20"/>
-                <w:szCs w:val="20"/>
-              </w:rPr>
-              <w:t>breaks</w:t>
-            </w:r>
-            <w:proofErr w:type="spellEnd"/>
-            <w:r>
-              <w:rPr>
-                <w:rFonts w:ascii="Calibri" w:hAnsi="Calibri" w:cs="Calibri"/>
-                <w:sz w:val="20"/>
-                <w:szCs w:val="20"/>
-              </w:rPr>
-              <w:t>, asociada a la sesión en curso.</w:t>
+              <w:t xml:space="preserve">Almacenar la pausa en breaks, asociada a la sesión en curso.</w:t>
             </w:r>
           </w:p>
         </w:tc>
@@ -8523,23 +6748,13 @@
                 <w:szCs w:val="20"/>
               </w:rPr>
             </w:pPr>
-            <w:proofErr w:type="spellStart"/>
-            <w:r>
-              <w:rPr>
-                <w:rFonts w:ascii="Calibri" w:hAnsi="Calibri" w:cs="Calibri"/>
-                <w:sz w:val="20"/>
-                <w:szCs w:val="20"/>
-              </w:rPr>
-              <w:t>Contenerizar</w:t>
-            </w:r>
-            <w:proofErr w:type="spellEnd"/>
-            <w:r>
-              <w:rPr>
-                <w:rFonts w:ascii="Calibri" w:hAnsi="Calibri" w:cs="Calibri"/>
-                <w:sz w:val="20"/>
-                <w:szCs w:val="20"/>
-              </w:rPr>
-              <w:t xml:space="preserve"> el servidor</w:t>
+            <w:r>
+              <w:rPr>
+                <w:rFonts w:ascii="Calibri" w:hAnsi="Calibri" w:cs="Calibri"/>
+                <w:sz w:val="20"/>
+                <w:szCs w:val="20"/>
+              </w:rPr>
+              <w:t xml:space="preserve">Contenerizar el servidor</w:t>
             </w:r>
           </w:p>
         </w:tc>
@@ -9531,25 +7746,7 @@
           <w:sz w:val="20"/>
           <w:szCs w:val="20"/>
         </w:rPr>
-        <w:t xml:space="preserve">El registro de pausas depende además del monitoreo desarrollado en el Sprint 01, que entrega la actividad de teclado y </w:t>
-      </w:r>
-      <w:proofErr w:type="gramStart"/>
-      <w:r>
-        <w:rPr>
-          <w:rFonts w:ascii="Calibri" w:hAnsi="Calibri" w:cs="Calibri"/>
-          <w:sz w:val="20"/>
-          <w:szCs w:val="20"/>
-        </w:rPr>
-        <w:t>mouse</w:t>
-      </w:r>
-      <w:proofErr w:type="gramEnd"/>
-      <w:r>
-        <w:rPr>
-          <w:rFonts w:ascii="Calibri" w:hAnsi="Calibri" w:cs="Calibri"/>
-          <w:sz w:val="20"/>
-          <w:szCs w:val="20"/>
-        </w:rPr>
-        <w:t>, y del tiempo de inactividad almacenado en la configuración que se crea junto con la cuenta. Por este motivo, PB-35 puede desarrollarse en este Sprint sin esperar a PB-36, que permitirá modificar la configuración en el Sprint 03.</w:t>
+        <w:t xml:space="preserve">El registro de pausas depende además del monitoreo desarrollado en el Sprint 01, que entrega la actividad de teclado y mouse, y del tiempo de inactividad almacenado en la configuración que se crea junto con la cuenta. Por este motivo, PB-35 puede desarrollarse en este Sprint sin esperar a PB-36, que permitirá modificar la configuración en el Sprint 03.</w:t>
       </w:r>
     </w:p>
     <w:p>
@@ -9645,25 +7842,7 @@
           <w:sz w:val="20"/>
           <w:szCs w:val="20"/>
         </w:rPr>
-        <w:t xml:space="preserve">Se revisará el modelo definido en el </w:t>
-      </w:r>
-      <w:proofErr w:type="spellStart"/>
-      <w:r>
-        <w:rPr>
-          <w:rFonts w:ascii="Calibri" w:hAnsi="Calibri" w:cs="Calibri"/>
-          <w:sz w:val="20"/>
-          <w:szCs w:val="20"/>
-        </w:rPr>
-        <w:t>Product</w:t>
-      </w:r>
-      <w:proofErr w:type="spellEnd"/>
-      <w:r>
-        <w:rPr>
-          <w:rFonts w:ascii="Calibri" w:hAnsi="Calibri" w:cs="Calibri"/>
-          <w:sz w:val="20"/>
-          <w:szCs w:val="20"/>
-        </w:rPr>
-        <w:t xml:space="preserve"> Backlog y se preparará el servidor, con su API y la base de datos PostgreSQL en contenedores Docker.</w:t>
+        <w:t xml:space="preserve">Se revisará el modelo definido en el Product Backlog y se preparará el servidor, con su API y la base de datos PostgreSQL en contenedores Docker.</w:t>
       </w:r>
     </w:p>
     <w:p>
@@ -10262,25 +8441,7 @@
                 <w:sz w:val="20"/>
                 <w:szCs w:val="20"/>
               </w:rPr>
-              <w:t xml:space="preserve">Las claves foráneas, la unicidad de </w:t>
-            </w:r>
-            <w:proofErr w:type="spellStart"/>
-            <w:r>
-              <w:rPr>
-                <w:rFonts w:ascii="Calibri" w:hAnsi="Calibri" w:cs="Calibri"/>
-                <w:sz w:val="20"/>
-                <w:szCs w:val="20"/>
-              </w:rPr>
-              <w:t>settings.user_id</w:t>
-            </w:r>
-            <w:proofErr w:type="spellEnd"/>
-            <w:r>
-              <w:rPr>
-                <w:rFonts w:ascii="Calibri" w:hAnsi="Calibri" w:cs="Calibri"/>
-                <w:sz w:val="20"/>
-                <w:szCs w:val="20"/>
-              </w:rPr>
-              <w:t xml:space="preserve"> y los valores por defecto funcionan según el modelo.</w:t>
+              <w:t xml:space="preserve">Las claves foráneas, la unicidad de settings.user_id y los valores por defecto funcionan según el modelo.</w:t>
             </w:r>
           </w:p>
         </w:tc>
@@ -11535,23 +9696,7 @@
           <w:rFonts w:ascii="Calibri" w:hAnsi="Calibri" w:cs="Calibri"/>
           <w:lang w:val="en-US"/>
         </w:rPr>
-        <w:t xml:space="preserve">9. </w:t>
-      </w:r>
-      <w:proofErr w:type="spellStart"/>
-      <w:r>
-        <w:rPr>
-          <w:rFonts w:ascii="Calibri" w:hAnsi="Calibri" w:cs="Calibri"/>
-          <w:lang w:val="en-US"/>
-        </w:rPr>
-        <w:t>Eventos</w:t>
-      </w:r>
-      <w:proofErr w:type="spellEnd"/>
-      <w:r>
-        <w:rPr>
-          <w:rFonts w:ascii="Calibri" w:hAnsi="Calibri" w:cs="Calibri"/>
-          <w:lang w:val="en-US"/>
-        </w:rPr>
-        <w:t xml:space="preserve"> Scrum del Sprint</w:t>
+        <w:t xml:space="preserve">9. Eventos Scrum del Sprint</w:t>
       </w:r>
       <w:bookmarkEnd w:id="12"/>
     </w:p>
@@ -11593,97 +9738,25 @@
           <w:sz w:val="20"/>
           <w:szCs w:val="20"/>
         </w:rPr>
-        <w:t xml:space="preserve">Durante la Sprint </w:t>
-      </w:r>
-      <w:proofErr w:type="spellStart"/>
-      <w:r>
-        <w:rPr>
-          <w:rFonts w:ascii="Calibri" w:hAnsi="Calibri" w:cs="Calibri"/>
-          <w:sz w:val="20"/>
-          <w:szCs w:val="20"/>
-        </w:rPr>
-        <w:t>Planning</w:t>
-      </w:r>
-      <w:proofErr w:type="spellEnd"/>
-      <w:r>
-        <w:rPr>
-          <w:rFonts w:ascii="Calibri" w:hAnsi="Calibri" w:cs="Calibri"/>
-          <w:sz w:val="20"/>
-          <w:szCs w:val="20"/>
-        </w:rPr>
-        <w:t xml:space="preserve"> se seleccionarán los elementos PB-32 a PB-35, PB-48 y PB-49, y se definirá como Sprint </w:t>
-      </w:r>
-      <w:proofErr w:type="spellStart"/>
-      <w:r>
-        <w:rPr>
-          <w:rFonts w:ascii="Calibri" w:hAnsi="Calibri" w:cs="Calibri"/>
-          <w:sz w:val="20"/>
-          <w:szCs w:val="20"/>
-        </w:rPr>
-        <w:t>Goal</w:t>
-      </w:r>
-      <w:proofErr w:type="spellEnd"/>
-      <w:r>
-        <w:rPr>
-          <w:rFonts w:ascii="Calibri" w:hAnsi="Calibri" w:cs="Calibri"/>
-          <w:sz w:val="20"/>
-          <w:szCs w:val="20"/>
-        </w:rPr>
-        <w:t xml:space="preserve"> la disponibilidad del servidor, las cuentas de usuario y la persistencia de la información.</w:t>
-      </w:r>
-    </w:p>
-    <w:p>
-      <w:pPr>
-        <w:jc w:val="both"/>
-        <w:rPr>
-          <w:rFonts w:ascii="Calibri" w:hAnsi="Calibri" w:cs="Calibri"/>
-          <w:sz w:val="20"/>
-          <w:szCs w:val="20"/>
-        </w:rPr>
-      </w:pPr>
-      <w:r>
-        <w:rPr>
-          <w:rFonts w:ascii="Calibri" w:hAnsi="Calibri" w:cs="Calibri"/>
-          <w:sz w:val="20"/>
-          <w:szCs w:val="20"/>
-        </w:rPr>
-        <w:t xml:space="preserve">También se revisará en conjunto el modelo de datos del </w:t>
-      </w:r>
-      <w:proofErr w:type="spellStart"/>
-      <w:r>
-        <w:rPr>
-          <w:rFonts w:ascii="Calibri" w:hAnsi="Calibri" w:cs="Calibri"/>
-          <w:sz w:val="20"/>
-          <w:szCs w:val="20"/>
-        </w:rPr>
-        <w:t>Product</w:t>
-      </w:r>
-      <w:proofErr w:type="spellEnd"/>
-      <w:r>
-        <w:rPr>
-          <w:rFonts w:ascii="Calibri" w:hAnsi="Calibri" w:cs="Calibri"/>
-          <w:sz w:val="20"/>
-          <w:szCs w:val="20"/>
-        </w:rPr>
-        <w:t xml:space="preserve"> Backlog, ya que será utilizado por todos los </w:t>
-      </w:r>
-      <w:proofErr w:type="spellStart"/>
-      <w:r>
-        <w:rPr>
-          <w:rFonts w:ascii="Calibri" w:hAnsi="Calibri" w:cs="Calibri"/>
-          <w:sz w:val="20"/>
-          <w:szCs w:val="20"/>
-        </w:rPr>
-        <w:t>Sprints</w:t>
-      </w:r>
-      <w:proofErr w:type="spellEnd"/>
-      <w:r>
-        <w:rPr>
-          <w:rFonts w:ascii="Calibri" w:hAnsi="Calibri" w:cs="Calibri"/>
-          <w:sz w:val="20"/>
-          <w:szCs w:val="20"/>
-        </w:rPr>
-        <w:t xml:space="preserve"> siguientes y cualquier ajuste resulta más sencillo en esta etapa.</w:t>
+        <w:t xml:space="preserve">Durante la Sprint Planning se seleccionarán los elementos PB-32 a PB-35, PB-48 y PB-49, y se definirá como Sprint Goal la disponibilidad del servidor, las cuentas de usuario y la persistencia de la información.</w:t>
+      </w:r>
+    </w:p>
+    <w:p>
+      <w:pPr>
+        <w:jc w:val="both"/>
+        <w:rPr>
+          <w:rFonts w:ascii="Calibri" w:hAnsi="Calibri" w:cs="Calibri"/>
+          <w:sz w:val="20"/>
+          <w:szCs w:val="20"/>
+        </w:rPr>
+      </w:pPr>
+      <w:r>
+        <w:rPr>
+          <w:rFonts w:ascii="Calibri" w:hAnsi="Calibri" w:cs="Calibri"/>
+          <w:sz w:val="20"/>
+          <w:szCs w:val="20"/>
+        </w:rPr>
+        <w:t xml:space="preserve">También se revisará en conjunto el modelo de datos del Product Backlog, ya que será utilizado por todos los Sprints siguientes y cualquier ajuste resulta más sencillo en esta etapa.</w:t>
       </w:r>
     </w:p>
     <w:p>
@@ -11722,25 +9795,7 @@
           <w:sz w:val="20"/>
           <w:szCs w:val="20"/>
         </w:rPr>
-        <w:t xml:space="preserve">El Daily Scrum permitirá revisar el avance de las tareas, detectar impedimentos —por ejemplo, ajustes necesarios en las relaciones entre tablas— y reorganizar el trabajo para cumplir el Sprint </w:t>
-      </w:r>
-      <w:proofErr w:type="spellStart"/>
-      <w:r>
-        <w:rPr>
-          <w:rFonts w:ascii="Calibri" w:hAnsi="Calibri" w:cs="Calibri"/>
-          <w:sz w:val="20"/>
-          <w:szCs w:val="20"/>
-        </w:rPr>
-        <w:t>Goal</w:t>
-      </w:r>
-      <w:proofErr w:type="spellEnd"/>
-      <w:r>
-        <w:rPr>
-          <w:rFonts w:ascii="Calibri" w:hAnsi="Calibri" w:cs="Calibri"/>
-          <w:sz w:val="20"/>
-          <w:szCs w:val="20"/>
-        </w:rPr>
-        <w:t>.</w:t>
+        <w:t xml:space="preserve">El Daily Scrum permitirá revisar el avance de las tareas, detectar impedimentos —por ejemplo, ajustes necesarios en las relaciones entre tablas— y reorganizar el trabajo para cumplir el Sprint Goal.</w:t>
       </w:r>
     </w:p>
     <w:p>
@@ -11761,55 +9816,25 @@
           <w:sz w:val="20"/>
           <w:szCs w:val="20"/>
         </w:rPr>
-        <w:t xml:space="preserve">Sprint </w:t>
-      </w:r>
-      <w:proofErr w:type="spellStart"/>
-      <w:r>
-        <w:rPr>
-          <w:rFonts w:ascii="Calibri" w:hAnsi="Calibri" w:cs="Calibri"/>
-          <w:b/>
-          <w:bCs/>
-          <w:sz w:val="20"/>
-          <w:szCs w:val="20"/>
-        </w:rPr>
-        <w:t>Review</w:t>
-      </w:r>
-      <w:proofErr w:type="spellEnd"/>
-    </w:p>
-    <w:p>
-      <w:pPr>
-        <w:jc w:val="both"/>
-        <w:rPr>
-          <w:rFonts w:ascii="Calibri" w:hAnsi="Calibri" w:cs="Calibri"/>
-          <w:sz w:val="20"/>
-          <w:szCs w:val="20"/>
-        </w:rPr>
-      </w:pPr>
-      <w:r>
-        <w:rPr>
-          <w:rFonts w:ascii="Calibri" w:hAnsi="Calibri" w:cs="Calibri"/>
-          <w:sz w:val="20"/>
-          <w:szCs w:val="20"/>
-        </w:rPr>
-        <w:t xml:space="preserve">Durante la Sprint </w:t>
-      </w:r>
-      <w:proofErr w:type="spellStart"/>
-      <w:r>
-        <w:rPr>
-          <w:rFonts w:ascii="Calibri" w:hAnsi="Calibri" w:cs="Calibri"/>
-          <w:sz w:val="20"/>
-          <w:szCs w:val="20"/>
-        </w:rPr>
-        <w:t>Review</w:t>
-      </w:r>
-      <w:proofErr w:type="spellEnd"/>
-      <w:r>
-        <w:rPr>
-          <w:rFonts w:ascii="Calibri" w:hAnsi="Calibri" w:cs="Calibri"/>
-          <w:sz w:val="20"/>
-          <w:szCs w:val="20"/>
-        </w:rPr>
-        <w:t xml:space="preserve"> se espera demostrar:</w:t>
+        <w:t xml:space="preserve">Sprint Review</w:t>
+      </w:r>
+    </w:p>
+    <w:p>
+      <w:pPr>
+        <w:jc w:val="both"/>
+        <w:rPr>
+          <w:rFonts w:ascii="Calibri" w:hAnsi="Calibri" w:cs="Calibri"/>
+          <w:sz w:val="20"/>
+          <w:szCs w:val="20"/>
+        </w:rPr>
+      </w:pPr>
+      <w:r>
+        <w:rPr>
+          <w:rFonts w:ascii="Calibri" w:hAnsi="Calibri" w:cs="Calibri"/>
+          <w:sz w:val="20"/>
+          <w:szCs w:val="20"/>
+        </w:rPr>
+        <w:t xml:space="preserve">Durante la Sprint Review se espera demostrar:</w:t>
       </w:r>
     </w:p>
     <w:p>
@@ -11937,25 +9962,7 @@
           <w:sz w:val="20"/>
           <w:szCs w:val="20"/>
         </w:rPr>
-        <w:t xml:space="preserve">La revisión permitirá comprobar el cumplimiento de los criterios de aceptación y confirmar que el modelo de datos es adecuado para los </w:t>
-      </w:r>
-      <w:proofErr w:type="spellStart"/>
-      <w:r>
-        <w:rPr>
-          <w:rFonts w:ascii="Calibri" w:hAnsi="Calibri" w:cs="Calibri"/>
-          <w:sz w:val="20"/>
-          <w:szCs w:val="20"/>
-        </w:rPr>
-        <w:t>Sprints</w:t>
-      </w:r>
-      <w:proofErr w:type="spellEnd"/>
-      <w:r>
-        <w:rPr>
-          <w:rFonts w:ascii="Calibri" w:hAnsi="Calibri" w:cs="Calibri"/>
-          <w:sz w:val="20"/>
-          <w:szCs w:val="20"/>
-        </w:rPr>
-        <w:t xml:space="preserve"> siguientes.</w:t>
+        <w:t xml:space="preserve">La revisión permitirá comprobar el cumplimiento de los criterios de aceptación y confirmar que el modelo de datos es adecuado para los Sprints siguientes.</w:t>
       </w:r>
     </w:p>
     <w:p>
@@ -12039,35 +10046,7 @@
         <w:rPr>
           <w:rFonts w:ascii="Calibri" w:hAnsi="Calibri" w:cs="Calibri"/>
         </w:rPr>
-        <w:t xml:space="preserve">10. </w:t>
-      </w:r>
-      <w:proofErr w:type="spellStart"/>
-      <w:r>
-        <w:rPr>
-          <w:rFonts w:ascii="Calibri" w:hAnsi="Calibri" w:cs="Calibri"/>
-        </w:rPr>
-        <w:t>Definition</w:t>
-      </w:r>
-      <w:proofErr w:type="spellEnd"/>
-      <w:r>
-        <w:rPr>
-          <w:rFonts w:ascii="Calibri" w:hAnsi="Calibri" w:cs="Calibri"/>
-        </w:rPr>
-        <w:t xml:space="preserve"> </w:t>
-      </w:r>
-      <w:proofErr w:type="spellStart"/>
-      <w:r>
-        <w:rPr>
-          <w:rFonts w:ascii="Calibri" w:hAnsi="Calibri" w:cs="Calibri"/>
-        </w:rPr>
-        <w:t>of</w:t>
-      </w:r>
-      <w:proofErr w:type="spellEnd"/>
-      <w:r>
-        <w:rPr>
-          <w:rFonts w:ascii="Calibri" w:hAnsi="Calibri" w:cs="Calibri"/>
-        </w:rPr>
-        <w:t xml:space="preserve"> Done</w:t>
+        <w:t xml:space="preserve">10. Definition of Done</w:t>
       </w:r>
       <w:bookmarkEnd w:id="13"/>
     </w:p>
@@ -12086,79 +10065,7 @@
           <w:sz w:val="20"/>
           <w:szCs w:val="20"/>
         </w:rPr>
-        <w:t xml:space="preserve">La </w:t>
-      </w:r>
-      <w:proofErr w:type="spellStart"/>
-      <w:r>
-        <w:rPr>
-          <w:rFonts w:ascii="Calibri" w:hAnsi="Calibri" w:cs="Calibri"/>
-          <w:sz w:val="20"/>
-          <w:szCs w:val="20"/>
-        </w:rPr>
-        <w:t>Definition</w:t>
-      </w:r>
-      <w:proofErr w:type="spellEnd"/>
-      <w:r>
-        <w:rPr>
-          <w:rFonts w:ascii="Calibri" w:hAnsi="Calibri" w:cs="Calibri"/>
-          <w:sz w:val="20"/>
-          <w:szCs w:val="20"/>
-        </w:rPr>
-        <w:t xml:space="preserve"> </w:t>
-      </w:r>
-      <w:proofErr w:type="spellStart"/>
-      <w:r>
-        <w:rPr>
-          <w:rFonts w:ascii="Calibri" w:hAnsi="Calibri" w:cs="Calibri"/>
-          <w:sz w:val="20"/>
-          <w:szCs w:val="20"/>
-        </w:rPr>
-        <w:t>of</w:t>
-      </w:r>
-      <w:proofErr w:type="spellEnd"/>
-      <w:r>
-        <w:rPr>
-          <w:rFonts w:ascii="Calibri" w:hAnsi="Calibri" w:cs="Calibri"/>
-          <w:sz w:val="20"/>
-          <w:szCs w:val="20"/>
-        </w:rPr>
-        <w:t xml:space="preserve"> Done es común a todos los </w:t>
-      </w:r>
-      <w:proofErr w:type="spellStart"/>
-      <w:r>
-        <w:rPr>
-          <w:rFonts w:ascii="Calibri" w:hAnsi="Calibri" w:cs="Calibri"/>
-          <w:sz w:val="20"/>
-          <w:szCs w:val="20"/>
-        </w:rPr>
-        <w:t>Sprints</w:t>
-      </w:r>
-      <w:proofErr w:type="spellEnd"/>
-      <w:r>
-        <w:rPr>
-          <w:rFonts w:ascii="Calibri" w:hAnsi="Calibri" w:cs="Calibri"/>
-          <w:sz w:val="20"/>
-          <w:szCs w:val="20"/>
-        </w:rPr>
-        <w:t xml:space="preserve"> de </w:t>
-      </w:r>
-      <w:proofErr w:type="spellStart"/>
-      <w:r>
-        <w:rPr>
-          <w:rFonts w:ascii="Calibri" w:hAnsi="Calibri" w:cs="Calibri"/>
-          <w:sz w:val="20"/>
-          <w:szCs w:val="20"/>
-        </w:rPr>
-        <w:t>ErgoSense</w:t>
-      </w:r>
-      <w:proofErr w:type="spellEnd"/>
-      <w:r>
-        <w:rPr>
-          <w:rFonts w:ascii="Calibri" w:hAnsi="Calibri" w:cs="Calibri"/>
-          <w:sz w:val="20"/>
-          <w:szCs w:val="20"/>
-        </w:rPr>
-        <w:t>. Un elemento del Sprint Backlog será considerado terminado cuando:</w:t>
+        <w:t xml:space="preserve">La Definition of Done es común a todos los Sprints de ErgoSense y se detalla, junto con sus evidencias, en el documento Definition of Done del proyecto. Un elemento del Sprint Backlog será considerado terminado cuando:</w:t>
       </w:r>
     </w:p>
     <w:p>
@@ -12202,25 +10109,7 @@
           <w:sz w:val="20"/>
           <w:szCs w:val="20"/>
         </w:rPr>
-        <w:t xml:space="preserve">Cumpla los criterios de aceptación definidos en el </w:t>
-      </w:r>
-      <w:proofErr w:type="spellStart"/>
-      <w:r>
-        <w:rPr>
-          <w:rFonts w:ascii="Calibri" w:hAnsi="Calibri" w:cs="Calibri"/>
-          <w:sz w:val="20"/>
-          <w:szCs w:val="20"/>
-        </w:rPr>
-        <w:t>Product</w:t>
-      </w:r>
-      <w:proofErr w:type="spellEnd"/>
-      <w:r>
-        <w:rPr>
-          <w:rFonts w:ascii="Calibri" w:hAnsi="Calibri" w:cs="Calibri"/>
-          <w:sz w:val="20"/>
-          <w:szCs w:val="20"/>
-        </w:rPr>
-        <w:t xml:space="preserve"> Backlog y en este documento.</w:t>
+        <w:t xml:space="preserve">Cumpla los criterios de aceptación definidos en el Product Backlog y en este documento.</w:t>
       </w:r>
     </w:p>
     <w:p>
@@ -12330,25 +10219,7 @@
           <w:sz w:val="20"/>
           <w:szCs w:val="20"/>
         </w:rPr>
-        <w:t xml:space="preserve">Pueda ser demostrado durante la Sprint </w:t>
-      </w:r>
-      <w:proofErr w:type="spellStart"/>
-      <w:r>
-        <w:rPr>
-          <w:rFonts w:ascii="Calibri" w:hAnsi="Calibri" w:cs="Calibri"/>
-          <w:sz w:val="20"/>
-          <w:szCs w:val="20"/>
-        </w:rPr>
-        <w:t>Review</w:t>
-      </w:r>
-      <w:proofErr w:type="spellEnd"/>
-      <w:r>
-        <w:rPr>
-          <w:rFonts w:ascii="Calibri" w:hAnsi="Calibri" w:cs="Calibri"/>
-          <w:sz w:val="20"/>
-          <w:szCs w:val="20"/>
-        </w:rPr>
-        <w:t>.</w:t>
+        <w:t xml:space="preserve">Pueda ser demostrado durante la Sprint Review.</w:t>
       </w:r>
     </w:p>
     <w:p>
@@ -12451,43 +10322,7 @@
           <w:sz w:val="20"/>
           <w:szCs w:val="20"/>
         </w:rPr>
-        <w:t xml:space="preserve">El incremento esperado corresponde a una versión de </w:t>
-      </w:r>
-      <w:proofErr w:type="spellStart"/>
-      <w:r>
-        <w:rPr>
-          <w:rFonts w:ascii="Calibri" w:hAnsi="Calibri" w:cs="Calibri"/>
-          <w:sz w:val="20"/>
-          <w:szCs w:val="20"/>
-        </w:rPr>
-        <w:t>ErgoSense</w:t>
-      </w:r>
-      <w:proofErr w:type="spellEnd"/>
-      <w:r>
-        <w:rPr>
-          <w:rFonts w:ascii="Calibri" w:hAnsi="Calibri" w:cs="Calibri"/>
-          <w:sz w:val="20"/>
-          <w:szCs w:val="20"/>
-        </w:rPr>
-        <w:t xml:space="preserve"> que, además de monitorear la actividad y generar el aviso de 60 minutos, conserva la información de uso en el servidor de </w:t>
-      </w:r>
-      <w:proofErr w:type="spellStart"/>
-      <w:r>
-        <w:rPr>
-          <w:rFonts w:ascii="Calibri" w:hAnsi="Calibri" w:cs="Calibri"/>
-          <w:sz w:val="20"/>
-          <w:szCs w:val="20"/>
-        </w:rPr>
-        <w:t>ErgoSense</w:t>
-      </w:r>
-      <w:proofErr w:type="spellEnd"/>
-      <w:r>
-        <w:rPr>
-          <w:rFonts w:ascii="Calibri" w:hAnsi="Calibri" w:cs="Calibri"/>
-          <w:sz w:val="20"/>
-          <w:szCs w:val="20"/>
-        </w:rPr>
-        <w:t>, asociada a la cuenta del usuario. Antes de este Sprint, todo lo registrado se perdía al cerrar la aplicación; al finalizarlo, deberá ser posible el siguiente flujo:</w:t>
+        <w:t xml:space="preserve">El incremento esperado corresponde a una versión de ErgoSense que, además de monitorear la actividad y generar el aviso de 60 minutos, conserva la información de uso en el servidor de ErgoSense, asociada a la cuenta del usuario. Antes de este Sprint, todo lo registrado se perdía al cerrar la aplicación; al finalizarlo, deberá ser posible el siguiente flujo:</w:t>
       </w:r>
     </w:p>
     <w:p>
@@ -12526,25 +10361,7 @@
           <w:szCs w:val="20"/>
         </w:rPr>
         <w:lastRenderedPageBreak/>
-        <w:t xml:space="preserve">La base de datos quedará preparada además para la configuración y las macros que se desarrollarán en los </w:t>
-      </w:r>
-      <w:proofErr w:type="spellStart"/>
-      <w:r>
-        <w:rPr>
-          <w:rFonts w:ascii="Calibri" w:hAnsi="Calibri" w:cs="Calibri"/>
-          <w:sz w:val="20"/>
-          <w:szCs w:val="20"/>
-        </w:rPr>
-        <w:t>Sprints</w:t>
-      </w:r>
-      <w:proofErr w:type="spellEnd"/>
-      <w:r>
-        <w:rPr>
-          <w:rFonts w:ascii="Calibri" w:hAnsi="Calibri" w:cs="Calibri"/>
-          <w:sz w:val="20"/>
-          <w:szCs w:val="20"/>
-        </w:rPr>
-        <w:t xml:space="preserve"> siguientes.</w:t>
+        <w:t xml:space="preserve">La base de datos quedará preparada además para la configuración y las macros que se desarrollarán en los Sprints siguientes.</w:t>
       </w:r>
     </w:p>
     <w:p>
@@ -12931,23 +10748,13 @@
                 <w:szCs w:val="20"/>
               </w:rPr>
             </w:pPr>
-            <w:proofErr w:type="spellStart"/>
-            <w:r>
-              <w:rPr>
-                <w:rFonts w:ascii="Calibri" w:hAnsi="Calibri" w:cs="Calibri"/>
-                <w:sz w:val="20"/>
-                <w:szCs w:val="20"/>
-              </w:rPr>
-              <w:t>Product</w:t>
-            </w:r>
-            <w:proofErr w:type="spellEnd"/>
-            <w:r>
-              <w:rPr>
-                <w:rFonts w:ascii="Calibri" w:hAnsi="Calibri" w:cs="Calibri"/>
-                <w:sz w:val="20"/>
-                <w:szCs w:val="20"/>
-              </w:rPr>
-              <w:t xml:space="preserve"> Vision</w:t>
+            <w:r>
+              <w:rPr>
+                <w:rFonts w:ascii="Calibri" w:hAnsi="Calibri" w:cs="Calibri"/>
+                <w:sz w:val="20"/>
+                <w:szCs w:val="20"/>
+              </w:rPr>
+              <w:t xml:space="preserve">Product Vision</w:t>
             </w:r>
           </w:p>
         </w:tc>
@@ -12994,23 +10801,13 @@
                 <w:szCs w:val="20"/>
               </w:rPr>
             </w:pPr>
-            <w:proofErr w:type="spellStart"/>
-            <w:r>
-              <w:rPr>
-                <w:rFonts w:ascii="Calibri" w:hAnsi="Calibri" w:cs="Calibri"/>
-                <w:sz w:val="20"/>
-                <w:szCs w:val="20"/>
-              </w:rPr>
-              <w:t>Product</w:t>
-            </w:r>
-            <w:proofErr w:type="spellEnd"/>
-            <w:r>
-              <w:rPr>
-                <w:rFonts w:ascii="Calibri" w:hAnsi="Calibri" w:cs="Calibri"/>
-                <w:sz w:val="20"/>
-                <w:szCs w:val="20"/>
-              </w:rPr>
-              <w:t xml:space="preserve"> Backlog</w:t>
+            <w:r>
+              <w:rPr>
+                <w:rFonts w:ascii="Calibri" w:hAnsi="Calibri" w:cs="Calibri"/>
+                <w:sz w:val="20"/>
+                <w:szCs w:val="20"/>
+              </w:rPr>
+              <w:t xml:space="preserve">Product Backlog</w:t>
             </w:r>
           </w:p>
         </w:tc>
@@ -13063,18 +10860,8 @@
                 <w:sz w:val="20"/>
                 <w:szCs w:val="20"/>
               </w:rPr>
-              <w:t xml:space="preserve">Sprint </w:t>
-            </w:r>
-            <w:proofErr w:type="spellStart"/>
-            <w:r>
-              <w:rPr>
-                <w:rFonts w:ascii="Calibri" w:hAnsi="Calibri" w:cs="Calibri"/>
-                <w:sz w:val="20"/>
-                <w:szCs w:val="20"/>
-              </w:rPr>
-              <w:t>Goal</w:t>
-            </w:r>
-            <w:proofErr w:type="spellEnd"/>
+              <w:t xml:space="preserve">Sprint Goal</w:t>
+            </w:r>
           </w:p>
         </w:tc>
         <w:tc>
@@ -13222,25 +11009,7 @@
           <w:sz w:val="20"/>
           <w:szCs w:val="20"/>
         </w:rPr>
-        <w:t xml:space="preserve">La trazabilidad muestra cómo la persistencia se apoya en el monitoreo del Sprint 01 y cómo prepara el trabajo de los </w:t>
-      </w:r>
-      <w:proofErr w:type="spellStart"/>
-      <w:r>
-        <w:rPr>
-          <w:rFonts w:ascii="Calibri" w:hAnsi="Calibri" w:cs="Calibri"/>
-          <w:sz w:val="20"/>
-          <w:szCs w:val="20"/>
-        </w:rPr>
-        <w:t>Sprints</w:t>
-      </w:r>
-      <w:proofErr w:type="spellEnd"/>
-      <w:r>
-        <w:rPr>
-          <w:rFonts w:ascii="Calibri" w:hAnsi="Calibri" w:cs="Calibri"/>
-          <w:sz w:val="20"/>
-          <w:szCs w:val="20"/>
-        </w:rPr>
-        <w:t xml:space="preserve"> siguientes.</w:t>
+        <w:t xml:space="preserve">La trazabilidad muestra cómo la persistencia se apoya en el monitoreo del Sprint 01 y cómo prepara el trabajo de los Sprints siguientes.</w:t>
       </w:r>
     </w:p>
     <w:p>
@@ -13286,25 +11055,7 @@
           <w:sz w:val="20"/>
           <w:szCs w:val="20"/>
         </w:rPr>
-        <w:t xml:space="preserve">Al finalizar el Sprint 02 deberá ser posible comprobar que </w:t>
-      </w:r>
-      <w:proofErr w:type="spellStart"/>
-      <w:r>
-        <w:rPr>
-          <w:rFonts w:ascii="Calibri" w:hAnsi="Calibri" w:cs="Calibri"/>
-          <w:sz w:val="20"/>
-          <w:szCs w:val="20"/>
-        </w:rPr>
-        <w:t>ErgoSense</w:t>
-      </w:r>
-      <w:proofErr w:type="spellEnd"/>
-      <w:r>
-        <w:rPr>
-          <w:rFonts w:ascii="Calibri" w:hAnsi="Calibri" w:cs="Calibri"/>
-          <w:sz w:val="20"/>
-          <w:szCs w:val="20"/>
-        </w:rPr>
-        <w:t>:</w:t>
+        <w:t xml:space="preserve">Al finalizar el Sprint 02 deberá ser posible comprobar que ErgoSense:</w:t>
       </w:r>
     </w:p>
     <w:p>
@@ -13477,25 +11228,7 @@
           <w:sz w:val="20"/>
           <w:szCs w:val="20"/>
         </w:rPr>
-        <w:t xml:space="preserve">Al contar con la tabla </w:t>
-      </w:r>
-      <w:proofErr w:type="spellStart"/>
-      <w:r>
-        <w:rPr>
-          <w:rFonts w:ascii="Calibri" w:hAnsi="Calibri" w:cs="Calibri"/>
-          <w:sz w:val="20"/>
-          <w:szCs w:val="20"/>
-        </w:rPr>
-        <w:t>settings</w:t>
-      </w:r>
-      <w:proofErr w:type="spellEnd"/>
-      <w:r>
-        <w:rPr>
-          <w:rFonts w:ascii="Calibri" w:hAnsi="Calibri" w:cs="Calibri"/>
-          <w:sz w:val="20"/>
-          <w:szCs w:val="20"/>
-        </w:rPr>
-        <w:t xml:space="preserve"> y con una configuración por defecto, el Sprint 03 podrá enfocarse en que el usuario modifique y conserve sus preferencias, al mismo tiempo que incorpora el control mediante gestos.</w:t>
+        <w:t xml:space="preserve">Al contar con la tabla settings y con una configuración por defecto, el Sprint 03 podrá enfocarse en que el usuario modifique y conserve sus preferencias, al mismo tiempo que incorpora el control mediante gestos.</w:t>
       </w:r>
     </w:p>
     <w:sectPr>

--- a/FASE 2/Evidencias Proyecto/Documentacion/Spring backlogs/Sprint Backlog 02 Persistencia de datos perfil y sesiones.docx
+++ b/FASE 2/Evidencias Proyecto/Documentacion/Spring backlogs/Sprint Backlog 02 Persistencia de datos perfil y sesiones.docx
@@ -11166,6 +11166,50 @@
           <w:szCs w:val="20"/>
         </w:rPr>
         <w:t>Conserva la cuenta, la configuración, las sesiones y las pausas al cerrar y volver a abrir la aplicación.</w:t>
+      </w:r>
+    </w:p>
+    <w:p>
+      <w:pPr>
+        <w:numPr>
+          <w:ilvl w:val="0"/>
+          <w:numId w:val="1"/>
+        </w:numPr>
+        <w:jc w:val="both"/>
+        <w:rPr>
+          <w:rFonts w:ascii="Calibri" w:hAnsi="Calibri" w:cs="Calibri"/>
+          <w:sz w:val="20"/>
+          <w:szCs w:val="20"/>
+        </w:rPr>
+      </w:pPr>
+      <w:r>
+        <w:rPr>
+          <w:rFonts w:ascii="Calibri" w:hAnsi="Calibri" w:cs="Calibri"/>
+          <w:sz w:val="20"/>
+          <w:szCs w:val="20"/>
+        </w:rPr>
+        <w:t xml:space="preserve">La contraseña debe tener al menos 8 caracteres e incluir letras y números; en caso contrario, se informa al usuario y la cuenta no se crea.</w:t>
+      </w:r>
+    </w:p>
+    <w:p>
+      <w:pPr>
+        <w:numPr>
+          <w:ilvl w:val="0"/>
+          <w:numId w:val="1"/>
+        </w:numPr>
+        <w:jc w:val="both"/>
+        <w:rPr>
+          <w:rFonts w:ascii="Calibri" w:hAnsi="Calibri" w:cs="Calibri"/>
+          <w:sz w:val="20"/>
+          <w:szCs w:val="20"/>
+        </w:rPr>
+      </w:pPr>
+      <w:r>
+        <w:rPr>
+          <w:rFonts w:ascii="Calibri" w:hAnsi="Calibri" w:cs="Calibri"/>
+          <w:sz w:val="20"/>
+          <w:szCs w:val="20"/>
+        </w:rPr>
+        <w:t xml:space="preserve">Tras 5 intentos fallidos consecutivos de inicio de sesión, la cuenta no permite nuevos intentos durante 5 minutos.</w:t>
       </w:r>
     </w:p>
     <w:p>
